--- a/docs/MCA_Hunt_Paper_Questionnaire.docx
+++ b/docs/MCA_Hunt_Paper_Questionnaire.docx
@@ -2888,7 +2888,7 @@
           <w:sz w:val="18"/>
           <w:szCs w:val="18"/>
         </w:rPr>
-        <w:t xml:space="preserve">Tick every tool EVER used for each animal (only tick what applies).</w:t>
+        <w:t xml:space="preserve">Fill ONLY the rows for animals marked "ever hunted = Yes" in Module B — leave the other animals’ rows blank. Tick every tool EVER used (only tick what applies).</w:t>
       </w:r>
     </w:p>
     <w:tbl>
@@ -7536,7 +7536,7 @@
           <w:sz w:val="18"/>
           <w:szCs w:val="18"/>
         </w:rPr>
-        <w:t xml:space="preserve">Tick the months each animal is EVER typically hunted (only tick what applies).</w:t>
+        <w:t xml:space="preserve">Fill ONLY the rows for animals marked "ever hunted = Yes" in Module B. Tick the months each is typically hunted (only tick what applies).</w:t>
       </w:r>
     </w:p>
     <w:tbl>
@@ -11579,7 +11579,7 @@
           <w:sz w:val="18"/>
           <w:szCs w:val="18"/>
         </w:rPr>
-        <w:t xml:space="preserve">Write one code per cell: M = more abundant then · S = same · F = fewer then · N = not sure · X = did not hunt then. Only ages up to the respondent’s own.</w:t>
+        <w:t xml:space="preserve">Fill ONLY the rows for animals marked "ever hunted = Yes" in Module B. Write one code per cell: M = more abundant then · S = same · F = fewer then · N = not sure · X = did not hunt then. Only ages up to the respondent’s own.</w:t>
       </w:r>
     </w:p>
     <w:tbl>

--- a/docs/MCA_Hunt_Paper_Questionnaire.docx
+++ b/docs/MCA_Hunt_Paper_Questionnaire.docx
@@ -2553,6 +2553,306 @@
                 <w:bCs/>
               </w:rPr>
               <w:t xml:space="preserve">Bushfowl</w:t>
+            </w:r>
+          </w:p>
+        </w:tc>
+        <w:tc>
+          <w:tcPr>
+            <w:tcW w:type="dxa" w:w="2600"/>
+            <w:tcMar>
+              <w:top w:type="dxa" w:w="40"/>
+              <w:left w:type="dxa" w:w="60"/>
+              <w:bottom w:type="dxa" w:w="40"/>
+              <w:right w:type="dxa" w:w="60"/>
+            </w:tcMar>
+            <w:vAlign w:val="center"/>
+          </w:tcPr>
+          <w:p>
+            <w:pPr>
+              <w:spacing w:after="60"/>
+            </w:pPr>
+            <w:r>
+              <w:rPr>
+                <w:sz w:val="18"/>
+                <w:szCs w:val="18"/>
+              </w:rPr>
+              <w:t xml:space="preserve">☐ Y  ☐ K  ☐ N  ☐ O</w:t>
+            </w:r>
+          </w:p>
+        </w:tc>
+        <w:tc>
+          <w:tcPr>
+            <w:tcW w:type="dxa" w:w="1300"/>
+            <w:tcMar>
+              <w:top w:type="dxa" w:w="40"/>
+              <w:left w:type="dxa" w:w="60"/>
+              <w:bottom w:type="dxa" w:w="40"/>
+              <w:right w:type="dxa" w:w="60"/>
+            </w:tcMar>
+            <w:vAlign w:val="center"/>
+          </w:tcPr>
+          <w:p>
+            <w:pPr>
+              <w:spacing w:after="60"/>
+            </w:pPr>
+            <w:r>
+              <w:t xml:space="preserve">☐</w:t>
+            </w:r>
+          </w:p>
+        </w:tc>
+        <w:tc>
+          <w:tcPr>
+            <w:tcW w:type="dxa" w:w="1300"/>
+            <w:tcMar>
+              <w:top w:type="dxa" w:w="40"/>
+              <w:left w:type="dxa" w:w="60"/>
+              <w:bottom w:type="dxa" w:w="40"/>
+              <w:right w:type="dxa" w:w="60"/>
+            </w:tcMar>
+            <w:vAlign w:val="center"/>
+          </w:tcPr>
+          <w:p>
+            <w:pPr>
+              <w:spacing w:after="60"/>
+            </w:pPr>
+            <w:r>
+              <w:t xml:space="preserve">☐</w:t>
+            </w:r>
+          </w:p>
+        </w:tc>
+        <w:tc>
+          <w:tcPr>
+            <w:tcW w:type="dxa" w:w="1300"/>
+            <w:tcMar>
+              <w:top w:type="dxa" w:w="40"/>
+              <w:left w:type="dxa" w:w="60"/>
+              <w:bottom w:type="dxa" w:w="40"/>
+              <w:right w:type="dxa" w:w="60"/>
+            </w:tcMar>
+            <w:vAlign w:val="center"/>
+          </w:tcPr>
+          <w:p>
+            <w:pPr>
+              <w:spacing w:after="60"/>
+            </w:pPr>
+            <w:r>
+              <w:t xml:space="preserve">☐</w:t>
+            </w:r>
+          </w:p>
+        </w:tc>
+        <w:tc>
+          <w:tcPr>
+            <w:tcW w:type="dxa" w:w="1300"/>
+            <w:tcMar>
+              <w:top w:type="dxa" w:w="40"/>
+              <w:left w:type="dxa" w:w="60"/>
+              <w:bottom w:type="dxa" w:w="40"/>
+              <w:right w:type="dxa" w:w="60"/>
+            </w:tcMar>
+            <w:vAlign w:val="center"/>
+          </w:tcPr>
+          <w:p>
+            <w:pPr>
+              <w:spacing w:after="60"/>
+            </w:pPr>
+            <w:r>
+              <w:t xml:space="preserve">☐</w:t>
+            </w:r>
+          </w:p>
+        </w:tc>
+        <w:tc>
+          <w:tcPr>
+            <w:tcW w:type="dxa" w:w="5898"/>
+            <w:tcMar>
+              <w:top w:type="dxa" w:w="40"/>
+              <w:left w:type="dxa" w:w="60"/>
+              <w:bottom w:type="dxa" w:w="40"/>
+              <w:right w:type="dxa" w:w="60"/>
+            </w:tcMar>
+            <w:vAlign w:val="center"/>
+          </w:tcPr>
+          <w:p>
+            <w:pPr>
+              <w:spacing w:after="60"/>
+            </w:pPr>
+            <w:r>
+              <w:t xml:space="preserve"/>
+            </w:r>
+          </w:p>
+        </w:tc>
+      </w:tr>
+      <w:tr>
+        <w:tc>
+          <w:tcPr>
+            <w:tcW w:type="dxa" w:w="1700"/>
+            <w:tcMar>
+              <w:top w:type="dxa" w:w="40"/>
+              <w:left w:type="dxa" w:w="60"/>
+              <w:bottom w:type="dxa" w:w="40"/>
+              <w:right w:type="dxa" w:w="60"/>
+            </w:tcMar>
+            <w:vAlign w:val="center"/>
+          </w:tcPr>
+          <w:p>
+            <w:pPr>
+              <w:spacing w:after="60"/>
+            </w:pPr>
+            <w:r>
+              <w:rPr>
+                <w:b/>
+                <w:bCs/>
+              </w:rPr>
+              <w:t xml:space="preserve">Cassowary</w:t>
+            </w:r>
+          </w:p>
+        </w:tc>
+        <w:tc>
+          <w:tcPr>
+            <w:tcW w:type="dxa" w:w="2600"/>
+            <w:tcMar>
+              <w:top w:type="dxa" w:w="40"/>
+              <w:left w:type="dxa" w:w="60"/>
+              <w:bottom w:type="dxa" w:w="40"/>
+              <w:right w:type="dxa" w:w="60"/>
+            </w:tcMar>
+            <w:vAlign w:val="center"/>
+          </w:tcPr>
+          <w:p>
+            <w:pPr>
+              <w:spacing w:after="60"/>
+            </w:pPr>
+            <w:r>
+              <w:rPr>
+                <w:sz w:val="18"/>
+                <w:szCs w:val="18"/>
+              </w:rPr>
+              <w:t xml:space="preserve">☐ Y  ☐ K  ☐ N  ☐ O</w:t>
+            </w:r>
+          </w:p>
+        </w:tc>
+        <w:tc>
+          <w:tcPr>
+            <w:tcW w:type="dxa" w:w="1300"/>
+            <w:tcMar>
+              <w:top w:type="dxa" w:w="40"/>
+              <w:left w:type="dxa" w:w="60"/>
+              <w:bottom w:type="dxa" w:w="40"/>
+              <w:right w:type="dxa" w:w="60"/>
+            </w:tcMar>
+            <w:vAlign w:val="center"/>
+          </w:tcPr>
+          <w:p>
+            <w:pPr>
+              <w:spacing w:after="60"/>
+            </w:pPr>
+            <w:r>
+              <w:t xml:space="preserve">☐</w:t>
+            </w:r>
+          </w:p>
+        </w:tc>
+        <w:tc>
+          <w:tcPr>
+            <w:tcW w:type="dxa" w:w="1300"/>
+            <w:tcMar>
+              <w:top w:type="dxa" w:w="40"/>
+              <w:left w:type="dxa" w:w="60"/>
+              <w:bottom w:type="dxa" w:w="40"/>
+              <w:right w:type="dxa" w:w="60"/>
+            </w:tcMar>
+            <w:vAlign w:val="center"/>
+          </w:tcPr>
+          <w:p>
+            <w:pPr>
+              <w:spacing w:after="60"/>
+            </w:pPr>
+            <w:r>
+              <w:t xml:space="preserve">☐</w:t>
+            </w:r>
+          </w:p>
+        </w:tc>
+        <w:tc>
+          <w:tcPr>
+            <w:tcW w:type="dxa" w:w="1300"/>
+            <w:tcMar>
+              <w:top w:type="dxa" w:w="40"/>
+              <w:left w:type="dxa" w:w="60"/>
+              <w:bottom w:type="dxa" w:w="40"/>
+              <w:right w:type="dxa" w:w="60"/>
+            </w:tcMar>
+            <w:vAlign w:val="center"/>
+          </w:tcPr>
+          <w:p>
+            <w:pPr>
+              <w:spacing w:after="60"/>
+            </w:pPr>
+            <w:r>
+              <w:t xml:space="preserve">☐</w:t>
+            </w:r>
+          </w:p>
+        </w:tc>
+        <w:tc>
+          <w:tcPr>
+            <w:tcW w:type="dxa" w:w="1300"/>
+            <w:tcMar>
+              <w:top w:type="dxa" w:w="40"/>
+              <w:left w:type="dxa" w:w="60"/>
+              <w:bottom w:type="dxa" w:w="40"/>
+              <w:right w:type="dxa" w:w="60"/>
+            </w:tcMar>
+            <w:vAlign w:val="center"/>
+          </w:tcPr>
+          <w:p>
+            <w:pPr>
+              <w:spacing w:after="60"/>
+            </w:pPr>
+            <w:r>
+              <w:t xml:space="preserve">☐</w:t>
+            </w:r>
+          </w:p>
+        </w:tc>
+        <w:tc>
+          <w:tcPr>
+            <w:tcW w:type="dxa" w:w="5898"/>
+            <w:tcMar>
+              <w:top w:type="dxa" w:w="40"/>
+              <w:left w:type="dxa" w:w="60"/>
+              <w:bottom w:type="dxa" w:w="40"/>
+              <w:right w:type="dxa" w:w="60"/>
+            </w:tcMar>
+            <w:vAlign w:val="center"/>
+          </w:tcPr>
+          <w:p>
+            <w:pPr>
+              <w:spacing w:after="60"/>
+            </w:pPr>
+            <w:r>
+              <w:t xml:space="preserve"/>
+            </w:r>
+          </w:p>
+        </w:tc>
+      </w:tr>
+      <w:tr>
+        <w:tc>
+          <w:tcPr>
+            <w:tcW w:type="dxa" w:w="1700"/>
+            <w:tcMar>
+              <w:top w:type="dxa" w:w="40"/>
+              <w:left w:type="dxa" w:w="60"/>
+              <w:bottom w:type="dxa" w:w="40"/>
+              <w:right w:type="dxa" w:w="60"/>
+            </w:tcMar>
+            <w:vAlign w:val="center"/>
+          </w:tcPr>
+          <w:p>
+            <w:pPr>
+              <w:spacing w:after="60"/>
+            </w:pPr>
+            <w:r>
+              <w:rPr>
+                <w:b/>
+                <w:bCs/>
+              </w:rPr>
+              <w:t xml:space="preserve">Wild pig</w:t>
             </w:r>
           </w:p>
         </w:tc>
@@ -7159,7 +7459,796 @@
           </w:p>
         </w:tc>
       </w:tr>
+      <w:tr>
+        <w:tc>
+          <w:tcPr>
+            <w:tcW w:type="dxa" w:w="1700"/>
+            <w:tcMar>
+              <w:top w:type="dxa" w:w="40"/>
+              <w:left w:type="dxa" w:w="60"/>
+              <w:bottom w:type="dxa" w:w="40"/>
+              <w:right w:type="dxa" w:w="60"/>
+            </w:tcMar>
+            <w:vAlign w:val="center"/>
+          </w:tcPr>
+          <w:p>
+            <w:pPr>
+              <w:spacing w:after="60"/>
+            </w:pPr>
+            <w:r>
+              <w:rPr>
+                <w:b/>
+                <w:bCs/>
+              </w:rPr>
+              <w:t xml:space="preserve">Cassowary</w:t>
+            </w:r>
+          </w:p>
+        </w:tc>
+        <w:tc>
+          <w:tcPr>
+            <w:tcW w:type="dxa" w:w="761"/>
+            <w:tcMar>
+              <w:top w:type="dxa" w:w="40"/>
+              <w:left w:type="dxa" w:w="60"/>
+              <w:bottom w:type="dxa" w:w="40"/>
+              <w:right w:type="dxa" w:w="60"/>
+            </w:tcMar>
+            <w:vAlign w:val="center"/>
+          </w:tcPr>
+          <w:p>
+            <w:pPr>
+              <w:spacing w:after="60"/>
+            </w:pPr>
+            <w:r>
+              <w:t xml:space="preserve">☐</w:t>
+            </w:r>
+          </w:p>
+        </w:tc>
+        <w:tc>
+          <w:tcPr>
+            <w:tcW w:type="dxa" w:w="761"/>
+            <w:tcMar>
+              <w:top w:type="dxa" w:w="40"/>
+              <w:left w:type="dxa" w:w="60"/>
+              <w:bottom w:type="dxa" w:w="40"/>
+              <w:right w:type="dxa" w:w="60"/>
+            </w:tcMar>
+            <w:vAlign w:val="center"/>
+          </w:tcPr>
+          <w:p>
+            <w:pPr>
+              <w:spacing w:after="60"/>
+            </w:pPr>
+            <w:r>
+              <w:t xml:space="preserve">☐</w:t>
+            </w:r>
+          </w:p>
+        </w:tc>
+        <w:tc>
+          <w:tcPr>
+            <w:tcW w:type="dxa" w:w="761"/>
+            <w:tcMar>
+              <w:top w:type="dxa" w:w="40"/>
+              <w:left w:type="dxa" w:w="60"/>
+              <w:bottom w:type="dxa" w:w="40"/>
+              <w:right w:type="dxa" w:w="60"/>
+            </w:tcMar>
+            <w:vAlign w:val="center"/>
+          </w:tcPr>
+          <w:p>
+            <w:pPr>
+              <w:spacing w:after="60"/>
+            </w:pPr>
+            <w:r>
+              <w:t xml:space="preserve">☐</w:t>
+            </w:r>
+          </w:p>
+        </w:tc>
+        <w:tc>
+          <w:tcPr>
+            <w:tcW w:type="dxa" w:w="761"/>
+            <w:tcMar>
+              <w:top w:type="dxa" w:w="40"/>
+              <w:left w:type="dxa" w:w="60"/>
+              <w:bottom w:type="dxa" w:w="40"/>
+              <w:right w:type="dxa" w:w="60"/>
+            </w:tcMar>
+            <w:vAlign w:val="center"/>
+          </w:tcPr>
+          <w:p>
+            <w:pPr>
+              <w:spacing w:after="60"/>
+            </w:pPr>
+            <w:r>
+              <w:t xml:space="preserve">☐</w:t>
+            </w:r>
+          </w:p>
+        </w:tc>
+        <w:tc>
+          <w:tcPr>
+            <w:tcW w:type="dxa" w:w="761"/>
+            <w:tcMar>
+              <w:top w:type="dxa" w:w="40"/>
+              <w:left w:type="dxa" w:w="60"/>
+              <w:bottom w:type="dxa" w:w="40"/>
+              <w:right w:type="dxa" w:w="60"/>
+            </w:tcMar>
+            <w:vAlign w:val="center"/>
+          </w:tcPr>
+          <w:p>
+            <w:pPr>
+              <w:spacing w:after="60"/>
+            </w:pPr>
+            <w:r>
+              <w:t xml:space="preserve">☐</w:t>
+            </w:r>
+          </w:p>
+        </w:tc>
+        <w:tc>
+          <w:tcPr>
+            <w:tcW w:type="dxa" w:w="761"/>
+            <w:tcMar>
+              <w:top w:type="dxa" w:w="40"/>
+              <w:left w:type="dxa" w:w="60"/>
+              <w:bottom w:type="dxa" w:w="40"/>
+              <w:right w:type="dxa" w:w="60"/>
+            </w:tcMar>
+            <w:vAlign w:val="center"/>
+          </w:tcPr>
+          <w:p>
+            <w:pPr>
+              <w:spacing w:after="60"/>
+            </w:pPr>
+            <w:r>
+              <w:t xml:space="preserve">☐</w:t>
+            </w:r>
+          </w:p>
+        </w:tc>
+        <w:tc>
+          <w:tcPr>
+            <w:tcW w:type="dxa" w:w="761"/>
+            <w:tcMar>
+              <w:top w:type="dxa" w:w="40"/>
+              <w:left w:type="dxa" w:w="60"/>
+              <w:bottom w:type="dxa" w:w="40"/>
+              <w:right w:type="dxa" w:w="60"/>
+            </w:tcMar>
+            <w:vAlign w:val="center"/>
+          </w:tcPr>
+          <w:p>
+            <w:pPr>
+              <w:spacing w:after="60"/>
+            </w:pPr>
+            <w:r>
+              <w:t xml:space="preserve">☐</w:t>
+            </w:r>
+          </w:p>
+        </w:tc>
+        <w:tc>
+          <w:tcPr>
+            <w:tcW w:type="dxa" w:w="761"/>
+            <w:tcMar>
+              <w:top w:type="dxa" w:w="40"/>
+              <w:left w:type="dxa" w:w="60"/>
+              <w:bottom w:type="dxa" w:w="40"/>
+              <w:right w:type="dxa" w:w="60"/>
+            </w:tcMar>
+            <w:vAlign w:val="center"/>
+          </w:tcPr>
+          <w:p>
+            <w:pPr>
+              <w:spacing w:after="60"/>
+            </w:pPr>
+            <w:r>
+              <w:t xml:space="preserve">☐</w:t>
+            </w:r>
+          </w:p>
+        </w:tc>
+        <w:tc>
+          <w:tcPr>
+            <w:tcW w:type="dxa" w:w="761"/>
+            <w:tcMar>
+              <w:top w:type="dxa" w:w="40"/>
+              <w:left w:type="dxa" w:w="60"/>
+              <w:bottom w:type="dxa" w:w="40"/>
+              <w:right w:type="dxa" w:w="60"/>
+            </w:tcMar>
+            <w:vAlign w:val="center"/>
+          </w:tcPr>
+          <w:p>
+            <w:pPr>
+              <w:spacing w:after="60"/>
+            </w:pPr>
+            <w:r>
+              <w:t xml:space="preserve">☐</w:t>
+            </w:r>
+          </w:p>
+        </w:tc>
+        <w:tc>
+          <w:tcPr>
+            <w:tcW w:type="dxa" w:w="761"/>
+            <w:tcMar>
+              <w:top w:type="dxa" w:w="40"/>
+              <w:left w:type="dxa" w:w="60"/>
+              <w:bottom w:type="dxa" w:w="40"/>
+              <w:right w:type="dxa" w:w="60"/>
+            </w:tcMar>
+            <w:vAlign w:val="center"/>
+          </w:tcPr>
+          <w:p>
+            <w:pPr>
+              <w:spacing w:after="60"/>
+            </w:pPr>
+            <w:r>
+              <w:t xml:space="preserve">☐</w:t>
+            </w:r>
+          </w:p>
+        </w:tc>
+        <w:tc>
+          <w:tcPr>
+            <w:tcW w:type="dxa" w:w="761"/>
+            <w:tcMar>
+              <w:top w:type="dxa" w:w="40"/>
+              <w:left w:type="dxa" w:w="60"/>
+              <w:bottom w:type="dxa" w:w="40"/>
+              <w:right w:type="dxa" w:w="60"/>
+            </w:tcMar>
+            <w:vAlign w:val="center"/>
+          </w:tcPr>
+          <w:p>
+            <w:pPr>
+              <w:spacing w:after="60"/>
+            </w:pPr>
+            <w:r>
+              <w:t xml:space="preserve">☐</w:t>
+            </w:r>
+          </w:p>
+        </w:tc>
+        <w:tc>
+          <w:tcPr>
+            <w:tcW w:type="dxa" w:w="761"/>
+            <w:tcMar>
+              <w:top w:type="dxa" w:w="40"/>
+              <w:left w:type="dxa" w:w="60"/>
+              <w:bottom w:type="dxa" w:w="40"/>
+              <w:right w:type="dxa" w:w="60"/>
+            </w:tcMar>
+            <w:vAlign w:val="center"/>
+          </w:tcPr>
+          <w:p>
+            <w:pPr>
+              <w:spacing w:after="60"/>
+            </w:pPr>
+            <w:r>
+              <w:t xml:space="preserve">☐</w:t>
+            </w:r>
+          </w:p>
+        </w:tc>
+        <w:tc>
+          <w:tcPr>
+            <w:tcW w:type="dxa" w:w="761"/>
+            <w:tcMar>
+              <w:top w:type="dxa" w:w="40"/>
+              <w:left w:type="dxa" w:w="60"/>
+              <w:bottom w:type="dxa" w:w="40"/>
+              <w:right w:type="dxa" w:w="60"/>
+            </w:tcMar>
+            <w:vAlign w:val="center"/>
+          </w:tcPr>
+          <w:p>
+            <w:pPr>
+              <w:spacing w:after="60"/>
+            </w:pPr>
+            <w:r>
+              <w:t xml:space="preserve">☐</w:t>
+            </w:r>
+          </w:p>
+        </w:tc>
+        <w:tc>
+          <w:tcPr>
+            <w:tcW w:type="dxa" w:w="761"/>
+            <w:tcMar>
+              <w:top w:type="dxa" w:w="40"/>
+              <w:left w:type="dxa" w:w="60"/>
+              <w:bottom w:type="dxa" w:w="40"/>
+              <w:right w:type="dxa" w:w="60"/>
+            </w:tcMar>
+            <w:vAlign w:val="center"/>
+          </w:tcPr>
+          <w:p>
+            <w:pPr>
+              <w:spacing w:after="60"/>
+            </w:pPr>
+            <w:r>
+              <w:t xml:space="preserve">☐</w:t>
+            </w:r>
+          </w:p>
+        </w:tc>
+        <w:tc>
+          <w:tcPr>
+            <w:tcW w:type="dxa" w:w="761"/>
+            <w:tcMar>
+              <w:top w:type="dxa" w:w="40"/>
+              <w:left w:type="dxa" w:w="60"/>
+              <w:bottom w:type="dxa" w:w="40"/>
+              <w:right w:type="dxa" w:w="60"/>
+            </w:tcMar>
+            <w:vAlign w:val="center"/>
+          </w:tcPr>
+          <w:p>
+            <w:pPr>
+              <w:spacing w:after="60"/>
+            </w:pPr>
+            <w:r>
+              <w:t xml:space="preserve">☐</w:t>
+            </w:r>
+          </w:p>
+        </w:tc>
+        <w:tc>
+          <w:tcPr>
+            <w:tcW w:type="dxa" w:w="761"/>
+            <w:tcMar>
+              <w:top w:type="dxa" w:w="40"/>
+              <w:left w:type="dxa" w:w="60"/>
+              <w:bottom w:type="dxa" w:w="40"/>
+              <w:right w:type="dxa" w:w="60"/>
+            </w:tcMar>
+            <w:vAlign w:val="center"/>
+          </w:tcPr>
+          <w:p>
+            <w:pPr>
+              <w:spacing w:after="60"/>
+            </w:pPr>
+            <w:r>
+              <w:t xml:space="preserve">☐</w:t>
+            </w:r>
+          </w:p>
+        </w:tc>
+        <w:tc>
+          <w:tcPr>
+            <w:tcW w:type="dxa" w:w="761"/>
+            <w:tcMar>
+              <w:top w:type="dxa" w:w="40"/>
+              <w:left w:type="dxa" w:w="60"/>
+              <w:bottom w:type="dxa" w:w="40"/>
+              <w:right w:type="dxa" w:w="60"/>
+            </w:tcMar>
+            <w:vAlign w:val="center"/>
+          </w:tcPr>
+          <w:p>
+            <w:pPr>
+              <w:spacing w:after="60"/>
+            </w:pPr>
+            <w:r>
+              <w:t xml:space="preserve">☐</w:t>
+            </w:r>
+          </w:p>
+        </w:tc>
+        <w:tc>
+          <w:tcPr>
+            <w:tcW w:type="dxa" w:w="761"/>
+            <w:tcMar>
+              <w:top w:type="dxa" w:w="40"/>
+              <w:left w:type="dxa" w:w="60"/>
+              <w:bottom w:type="dxa" w:w="40"/>
+              <w:right w:type="dxa" w:w="60"/>
+            </w:tcMar>
+            <w:vAlign w:val="center"/>
+          </w:tcPr>
+          <w:p>
+            <w:pPr>
+              <w:spacing w:after="60"/>
+            </w:pPr>
+            <w:r>
+              <w:t xml:space="preserve">☐</w:t>
+            </w:r>
+          </w:p>
+        </w:tc>
+      </w:tr>
+      <w:tr>
+        <w:tc>
+          <w:tcPr>
+            <w:tcW w:type="dxa" w:w="1700"/>
+            <w:tcMar>
+              <w:top w:type="dxa" w:w="40"/>
+              <w:left w:type="dxa" w:w="60"/>
+              <w:bottom w:type="dxa" w:w="40"/>
+              <w:right w:type="dxa" w:w="60"/>
+            </w:tcMar>
+            <w:vAlign w:val="center"/>
+          </w:tcPr>
+          <w:p>
+            <w:pPr>
+              <w:spacing w:after="60"/>
+            </w:pPr>
+            <w:r>
+              <w:rPr>
+                <w:b/>
+                <w:bCs/>
+              </w:rPr>
+              <w:t xml:space="preserve">Wild pig</w:t>
+            </w:r>
+          </w:p>
+        </w:tc>
+        <w:tc>
+          <w:tcPr>
+            <w:tcW w:type="dxa" w:w="761"/>
+            <w:tcMar>
+              <w:top w:type="dxa" w:w="40"/>
+              <w:left w:type="dxa" w:w="60"/>
+              <w:bottom w:type="dxa" w:w="40"/>
+              <w:right w:type="dxa" w:w="60"/>
+            </w:tcMar>
+            <w:vAlign w:val="center"/>
+          </w:tcPr>
+          <w:p>
+            <w:pPr>
+              <w:spacing w:after="60"/>
+            </w:pPr>
+            <w:r>
+              <w:t xml:space="preserve">☐</w:t>
+            </w:r>
+          </w:p>
+        </w:tc>
+        <w:tc>
+          <w:tcPr>
+            <w:tcW w:type="dxa" w:w="761"/>
+            <w:tcMar>
+              <w:top w:type="dxa" w:w="40"/>
+              <w:left w:type="dxa" w:w="60"/>
+              <w:bottom w:type="dxa" w:w="40"/>
+              <w:right w:type="dxa" w:w="60"/>
+            </w:tcMar>
+            <w:vAlign w:val="center"/>
+          </w:tcPr>
+          <w:p>
+            <w:pPr>
+              <w:spacing w:after="60"/>
+            </w:pPr>
+            <w:r>
+              <w:t xml:space="preserve">☐</w:t>
+            </w:r>
+          </w:p>
+        </w:tc>
+        <w:tc>
+          <w:tcPr>
+            <w:tcW w:type="dxa" w:w="761"/>
+            <w:tcMar>
+              <w:top w:type="dxa" w:w="40"/>
+              <w:left w:type="dxa" w:w="60"/>
+              <w:bottom w:type="dxa" w:w="40"/>
+              <w:right w:type="dxa" w:w="60"/>
+            </w:tcMar>
+            <w:vAlign w:val="center"/>
+          </w:tcPr>
+          <w:p>
+            <w:pPr>
+              <w:spacing w:after="60"/>
+            </w:pPr>
+            <w:r>
+              <w:t xml:space="preserve">☐</w:t>
+            </w:r>
+          </w:p>
+        </w:tc>
+        <w:tc>
+          <w:tcPr>
+            <w:tcW w:type="dxa" w:w="761"/>
+            <w:tcMar>
+              <w:top w:type="dxa" w:w="40"/>
+              <w:left w:type="dxa" w:w="60"/>
+              <w:bottom w:type="dxa" w:w="40"/>
+              <w:right w:type="dxa" w:w="60"/>
+            </w:tcMar>
+            <w:vAlign w:val="center"/>
+          </w:tcPr>
+          <w:p>
+            <w:pPr>
+              <w:spacing w:after="60"/>
+            </w:pPr>
+            <w:r>
+              <w:t xml:space="preserve">☐</w:t>
+            </w:r>
+          </w:p>
+        </w:tc>
+        <w:tc>
+          <w:tcPr>
+            <w:tcW w:type="dxa" w:w="761"/>
+            <w:tcMar>
+              <w:top w:type="dxa" w:w="40"/>
+              <w:left w:type="dxa" w:w="60"/>
+              <w:bottom w:type="dxa" w:w="40"/>
+              <w:right w:type="dxa" w:w="60"/>
+            </w:tcMar>
+            <w:vAlign w:val="center"/>
+          </w:tcPr>
+          <w:p>
+            <w:pPr>
+              <w:spacing w:after="60"/>
+            </w:pPr>
+            <w:r>
+              <w:t xml:space="preserve">☐</w:t>
+            </w:r>
+          </w:p>
+        </w:tc>
+        <w:tc>
+          <w:tcPr>
+            <w:tcW w:type="dxa" w:w="761"/>
+            <w:tcMar>
+              <w:top w:type="dxa" w:w="40"/>
+              <w:left w:type="dxa" w:w="60"/>
+              <w:bottom w:type="dxa" w:w="40"/>
+              <w:right w:type="dxa" w:w="60"/>
+            </w:tcMar>
+            <w:vAlign w:val="center"/>
+          </w:tcPr>
+          <w:p>
+            <w:pPr>
+              <w:spacing w:after="60"/>
+            </w:pPr>
+            <w:r>
+              <w:t xml:space="preserve">☐</w:t>
+            </w:r>
+          </w:p>
+        </w:tc>
+        <w:tc>
+          <w:tcPr>
+            <w:tcW w:type="dxa" w:w="761"/>
+            <w:tcMar>
+              <w:top w:type="dxa" w:w="40"/>
+              <w:left w:type="dxa" w:w="60"/>
+              <w:bottom w:type="dxa" w:w="40"/>
+              <w:right w:type="dxa" w:w="60"/>
+            </w:tcMar>
+            <w:vAlign w:val="center"/>
+          </w:tcPr>
+          <w:p>
+            <w:pPr>
+              <w:spacing w:after="60"/>
+            </w:pPr>
+            <w:r>
+              <w:t xml:space="preserve">☐</w:t>
+            </w:r>
+          </w:p>
+        </w:tc>
+        <w:tc>
+          <w:tcPr>
+            <w:tcW w:type="dxa" w:w="761"/>
+            <w:tcMar>
+              <w:top w:type="dxa" w:w="40"/>
+              <w:left w:type="dxa" w:w="60"/>
+              <w:bottom w:type="dxa" w:w="40"/>
+              <w:right w:type="dxa" w:w="60"/>
+            </w:tcMar>
+            <w:vAlign w:val="center"/>
+          </w:tcPr>
+          <w:p>
+            <w:pPr>
+              <w:spacing w:after="60"/>
+            </w:pPr>
+            <w:r>
+              <w:t xml:space="preserve">☐</w:t>
+            </w:r>
+          </w:p>
+        </w:tc>
+        <w:tc>
+          <w:tcPr>
+            <w:tcW w:type="dxa" w:w="761"/>
+            <w:tcMar>
+              <w:top w:type="dxa" w:w="40"/>
+              <w:left w:type="dxa" w:w="60"/>
+              <w:bottom w:type="dxa" w:w="40"/>
+              <w:right w:type="dxa" w:w="60"/>
+            </w:tcMar>
+            <w:vAlign w:val="center"/>
+          </w:tcPr>
+          <w:p>
+            <w:pPr>
+              <w:spacing w:after="60"/>
+            </w:pPr>
+            <w:r>
+              <w:t xml:space="preserve">☐</w:t>
+            </w:r>
+          </w:p>
+        </w:tc>
+        <w:tc>
+          <w:tcPr>
+            <w:tcW w:type="dxa" w:w="761"/>
+            <w:tcMar>
+              <w:top w:type="dxa" w:w="40"/>
+              <w:left w:type="dxa" w:w="60"/>
+              <w:bottom w:type="dxa" w:w="40"/>
+              <w:right w:type="dxa" w:w="60"/>
+            </w:tcMar>
+            <w:vAlign w:val="center"/>
+          </w:tcPr>
+          <w:p>
+            <w:pPr>
+              <w:spacing w:after="60"/>
+            </w:pPr>
+            <w:r>
+              <w:t xml:space="preserve">☐</w:t>
+            </w:r>
+          </w:p>
+        </w:tc>
+        <w:tc>
+          <w:tcPr>
+            <w:tcW w:type="dxa" w:w="761"/>
+            <w:tcMar>
+              <w:top w:type="dxa" w:w="40"/>
+              <w:left w:type="dxa" w:w="60"/>
+              <w:bottom w:type="dxa" w:w="40"/>
+              <w:right w:type="dxa" w:w="60"/>
+            </w:tcMar>
+            <w:vAlign w:val="center"/>
+          </w:tcPr>
+          <w:p>
+            <w:pPr>
+              <w:spacing w:after="60"/>
+            </w:pPr>
+            <w:r>
+              <w:t xml:space="preserve">☐</w:t>
+            </w:r>
+          </w:p>
+        </w:tc>
+        <w:tc>
+          <w:tcPr>
+            <w:tcW w:type="dxa" w:w="761"/>
+            <w:tcMar>
+              <w:top w:type="dxa" w:w="40"/>
+              <w:left w:type="dxa" w:w="60"/>
+              <w:bottom w:type="dxa" w:w="40"/>
+              <w:right w:type="dxa" w:w="60"/>
+            </w:tcMar>
+            <w:vAlign w:val="center"/>
+          </w:tcPr>
+          <w:p>
+            <w:pPr>
+              <w:spacing w:after="60"/>
+            </w:pPr>
+            <w:r>
+              <w:t xml:space="preserve">☐</w:t>
+            </w:r>
+          </w:p>
+        </w:tc>
+        <w:tc>
+          <w:tcPr>
+            <w:tcW w:type="dxa" w:w="761"/>
+            <w:tcMar>
+              <w:top w:type="dxa" w:w="40"/>
+              <w:left w:type="dxa" w:w="60"/>
+              <w:bottom w:type="dxa" w:w="40"/>
+              <w:right w:type="dxa" w:w="60"/>
+            </w:tcMar>
+            <w:vAlign w:val="center"/>
+          </w:tcPr>
+          <w:p>
+            <w:pPr>
+              <w:spacing w:after="60"/>
+            </w:pPr>
+            <w:r>
+              <w:t xml:space="preserve">☐</w:t>
+            </w:r>
+          </w:p>
+        </w:tc>
+        <w:tc>
+          <w:tcPr>
+            <w:tcW w:type="dxa" w:w="761"/>
+            <w:tcMar>
+              <w:top w:type="dxa" w:w="40"/>
+              <w:left w:type="dxa" w:w="60"/>
+              <w:bottom w:type="dxa" w:w="40"/>
+              <w:right w:type="dxa" w:w="60"/>
+            </w:tcMar>
+            <w:vAlign w:val="center"/>
+          </w:tcPr>
+          <w:p>
+            <w:pPr>
+              <w:spacing w:after="60"/>
+            </w:pPr>
+            <w:r>
+              <w:t xml:space="preserve">☐</w:t>
+            </w:r>
+          </w:p>
+        </w:tc>
+        <w:tc>
+          <w:tcPr>
+            <w:tcW w:type="dxa" w:w="761"/>
+            <w:tcMar>
+              <w:top w:type="dxa" w:w="40"/>
+              <w:left w:type="dxa" w:w="60"/>
+              <w:bottom w:type="dxa" w:w="40"/>
+              <w:right w:type="dxa" w:w="60"/>
+            </w:tcMar>
+            <w:vAlign w:val="center"/>
+          </w:tcPr>
+          <w:p>
+            <w:pPr>
+              <w:spacing w:after="60"/>
+            </w:pPr>
+            <w:r>
+              <w:t xml:space="preserve">☐</w:t>
+            </w:r>
+          </w:p>
+        </w:tc>
+        <w:tc>
+          <w:tcPr>
+            <w:tcW w:type="dxa" w:w="761"/>
+            <w:tcMar>
+              <w:top w:type="dxa" w:w="40"/>
+              <w:left w:type="dxa" w:w="60"/>
+              <w:bottom w:type="dxa" w:w="40"/>
+              <w:right w:type="dxa" w:w="60"/>
+            </w:tcMar>
+            <w:vAlign w:val="center"/>
+          </w:tcPr>
+          <w:p>
+            <w:pPr>
+              <w:spacing w:after="60"/>
+            </w:pPr>
+            <w:r>
+              <w:t xml:space="preserve">☐</w:t>
+            </w:r>
+          </w:p>
+        </w:tc>
+        <w:tc>
+          <w:tcPr>
+            <w:tcW w:type="dxa" w:w="761"/>
+            <w:tcMar>
+              <w:top w:type="dxa" w:w="40"/>
+              <w:left w:type="dxa" w:w="60"/>
+              <w:bottom w:type="dxa" w:w="40"/>
+              <w:right w:type="dxa" w:w="60"/>
+            </w:tcMar>
+            <w:vAlign w:val="center"/>
+          </w:tcPr>
+          <w:p>
+            <w:pPr>
+              <w:spacing w:after="60"/>
+            </w:pPr>
+            <w:r>
+              <w:t xml:space="preserve">☐</w:t>
+            </w:r>
+          </w:p>
+        </w:tc>
+        <w:tc>
+          <w:tcPr>
+            <w:tcW w:type="dxa" w:w="761"/>
+            <w:tcMar>
+              <w:top w:type="dxa" w:w="40"/>
+              <w:left w:type="dxa" w:w="60"/>
+              <w:bottom w:type="dxa" w:w="40"/>
+              <w:right w:type="dxa" w:w="60"/>
+            </w:tcMar>
+            <w:vAlign w:val="center"/>
+          </w:tcPr>
+          <w:p>
+            <w:pPr>
+              <w:spacing w:after="60"/>
+            </w:pPr>
+            <w:r>
+              <w:t xml:space="preserve">☐</w:t>
+            </w:r>
+          </w:p>
+        </w:tc>
+      </w:tr>
     </w:tbl>
+    <w:p>
+      <w:pPr>
+        <w:pBdr>
+          <w:bottom w:val="single" w:color="BBBBBB" w:sz="4"/>
+        </w:pBdr>
+        <w:spacing w:after="90"/>
+      </w:pPr>
+      <w:r>
+        <w:rPr>
+          <w:b/>
+          <w:bCs/>
+          <w:sz w:val="20"/>
+          <w:szCs w:val="20"/>
+        </w:rPr>
+        <w:t xml:space="preserve">If "Other" (tool 18) ticked for any animal, specify which tool(s):  </w:t>
+      </w:r>
+    </w:p>
     <w:p>
       <w:pPr>
         <w:spacing w:after="60"/>
@@ -10582,6 +11671,538 @@
           </w:p>
         </w:tc>
       </w:tr>
+      <w:tr>
+        <w:tc>
+          <w:tcPr>
+            <w:tcW w:type="dxa" w:w="2200"/>
+            <w:tcMar>
+              <w:top w:type="dxa" w:w="40"/>
+              <w:left w:type="dxa" w:w="60"/>
+              <w:bottom w:type="dxa" w:w="40"/>
+              <w:right w:type="dxa" w:w="60"/>
+            </w:tcMar>
+            <w:vAlign w:val="center"/>
+          </w:tcPr>
+          <w:p>
+            <w:pPr>
+              <w:spacing w:after="60"/>
+            </w:pPr>
+            <w:r>
+              <w:rPr>
+                <w:b/>
+                <w:bCs/>
+              </w:rPr>
+              <w:t xml:space="preserve">Cassowary</w:t>
+            </w:r>
+          </w:p>
+        </w:tc>
+        <w:tc>
+          <w:tcPr>
+            <w:tcW w:type="dxa" w:w="1099"/>
+            <w:tcMar>
+              <w:top w:type="dxa" w:w="40"/>
+              <w:left w:type="dxa" w:w="60"/>
+              <w:bottom w:type="dxa" w:w="40"/>
+              <w:right w:type="dxa" w:w="60"/>
+            </w:tcMar>
+            <w:vAlign w:val="center"/>
+          </w:tcPr>
+          <w:p>
+            <w:pPr>
+              <w:spacing w:after="60"/>
+            </w:pPr>
+            <w:r>
+              <w:t xml:space="preserve">☐</w:t>
+            </w:r>
+          </w:p>
+        </w:tc>
+        <w:tc>
+          <w:tcPr>
+            <w:tcW w:type="dxa" w:w="1099"/>
+            <w:tcMar>
+              <w:top w:type="dxa" w:w="40"/>
+              <w:left w:type="dxa" w:w="60"/>
+              <w:bottom w:type="dxa" w:w="40"/>
+              <w:right w:type="dxa" w:w="60"/>
+            </w:tcMar>
+            <w:vAlign w:val="center"/>
+          </w:tcPr>
+          <w:p>
+            <w:pPr>
+              <w:spacing w:after="60"/>
+            </w:pPr>
+            <w:r>
+              <w:t xml:space="preserve">☐</w:t>
+            </w:r>
+          </w:p>
+        </w:tc>
+        <w:tc>
+          <w:tcPr>
+            <w:tcW w:type="dxa" w:w="1099"/>
+            <w:tcMar>
+              <w:top w:type="dxa" w:w="40"/>
+              <w:left w:type="dxa" w:w="60"/>
+              <w:bottom w:type="dxa" w:w="40"/>
+              <w:right w:type="dxa" w:w="60"/>
+            </w:tcMar>
+            <w:vAlign w:val="center"/>
+          </w:tcPr>
+          <w:p>
+            <w:pPr>
+              <w:spacing w:after="60"/>
+            </w:pPr>
+            <w:r>
+              <w:t xml:space="preserve">☐</w:t>
+            </w:r>
+          </w:p>
+        </w:tc>
+        <w:tc>
+          <w:tcPr>
+            <w:tcW w:type="dxa" w:w="1099"/>
+            <w:tcMar>
+              <w:top w:type="dxa" w:w="40"/>
+              <w:left w:type="dxa" w:w="60"/>
+              <w:bottom w:type="dxa" w:w="40"/>
+              <w:right w:type="dxa" w:w="60"/>
+            </w:tcMar>
+            <w:vAlign w:val="center"/>
+          </w:tcPr>
+          <w:p>
+            <w:pPr>
+              <w:spacing w:after="60"/>
+            </w:pPr>
+            <w:r>
+              <w:t xml:space="preserve">☐</w:t>
+            </w:r>
+          </w:p>
+        </w:tc>
+        <w:tc>
+          <w:tcPr>
+            <w:tcW w:type="dxa" w:w="1099"/>
+            <w:tcMar>
+              <w:top w:type="dxa" w:w="40"/>
+              <w:left w:type="dxa" w:w="60"/>
+              <w:bottom w:type="dxa" w:w="40"/>
+              <w:right w:type="dxa" w:w="60"/>
+            </w:tcMar>
+            <w:vAlign w:val="center"/>
+          </w:tcPr>
+          <w:p>
+            <w:pPr>
+              <w:spacing w:after="60"/>
+            </w:pPr>
+            <w:r>
+              <w:t xml:space="preserve">☐</w:t>
+            </w:r>
+          </w:p>
+        </w:tc>
+        <w:tc>
+          <w:tcPr>
+            <w:tcW w:type="dxa" w:w="1099"/>
+            <w:tcMar>
+              <w:top w:type="dxa" w:w="40"/>
+              <w:left w:type="dxa" w:w="60"/>
+              <w:bottom w:type="dxa" w:w="40"/>
+              <w:right w:type="dxa" w:w="60"/>
+            </w:tcMar>
+            <w:vAlign w:val="center"/>
+          </w:tcPr>
+          <w:p>
+            <w:pPr>
+              <w:spacing w:after="60"/>
+            </w:pPr>
+            <w:r>
+              <w:t xml:space="preserve">☐</w:t>
+            </w:r>
+          </w:p>
+        </w:tc>
+        <w:tc>
+          <w:tcPr>
+            <w:tcW w:type="dxa" w:w="1099"/>
+            <w:tcMar>
+              <w:top w:type="dxa" w:w="40"/>
+              <w:left w:type="dxa" w:w="60"/>
+              <w:bottom w:type="dxa" w:w="40"/>
+              <w:right w:type="dxa" w:w="60"/>
+            </w:tcMar>
+            <w:vAlign w:val="center"/>
+          </w:tcPr>
+          <w:p>
+            <w:pPr>
+              <w:spacing w:after="60"/>
+            </w:pPr>
+            <w:r>
+              <w:t xml:space="preserve">☐</w:t>
+            </w:r>
+          </w:p>
+        </w:tc>
+        <w:tc>
+          <w:tcPr>
+            <w:tcW w:type="dxa" w:w="1099"/>
+            <w:tcMar>
+              <w:top w:type="dxa" w:w="40"/>
+              <w:left w:type="dxa" w:w="60"/>
+              <w:bottom w:type="dxa" w:w="40"/>
+              <w:right w:type="dxa" w:w="60"/>
+            </w:tcMar>
+            <w:vAlign w:val="center"/>
+          </w:tcPr>
+          <w:p>
+            <w:pPr>
+              <w:spacing w:after="60"/>
+            </w:pPr>
+            <w:r>
+              <w:t xml:space="preserve">☐</w:t>
+            </w:r>
+          </w:p>
+        </w:tc>
+        <w:tc>
+          <w:tcPr>
+            <w:tcW w:type="dxa" w:w="1099"/>
+            <w:tcMar>
+              <w:top w:type="dxa" w:w="40"/>
+              <w:left w:type="dxa" w:w="60"/>
+              <w:bottom w:type="dxa" w:w="40"/>
+              <w:right w:type="dxa" w:w="60"/>
+            </w:tcMar>
+            <w:vAlign w:val="center"/>
+          </w:tcPr>
+          <w:p>
+            <w:pPr>
+              <w:spacing w:after="60"/>
+            </w:pPr>
+            <w:r>
+              <w:t xml:space="preserve">☐</w:t>
+            </w:r>
+          </w:p>
+        </w:tc>
+        <w:tc>
+          <w:tcPr>
+            <w:tcW w:type="dxa" w:w="1099"/>
+            <w:tcMar>
+              <w:top w:type="dxa" w:w="40"/>
+              <w:left w:type="dxa" w:w="60"/>
+              <w:bottom w:type="dxa" w:w="40"/>
+              <w:right w:type="dxa" w:w="60"/>
+            </w:tcMar>
+            <w:vAlign w:val="center"/>
+          </w:tcPr>
+          <w:p>
+            <w:pPr>
+              <w:spacing w:after="60"/>
+            </w:pPr>
+            <w:r>
+              <w:t xml:space="preserve">☐</w:t>
+            </w:r>
+          </w:p>
+        </w:tc>
+        <w:tc>
+          <w:tcPr>
+            <w:tcW w:type="dxa" w:w="1099"/>
+            <w:tcMar>
+              <w:top w:type="dxa" w:w="40"/>
+              <w:left w:type="dxa" w:w="60"/>
+              <w:bottom w:type="dxa" w:w="40"/>
+              <w:right w:type="dxa" w:w="60"/>
+            </w:tcMar>
+            <w:vAlign w:val="center"/>
+          </w:tcPr>
+          <w:p>
+            <w:pPr>
+              <w:spacing w:after="60"/>
+            </w:pPr>
+            <w:r>
+              <w:t xml:space="preserve">☐</w:t>
+            </w:r>
+          </w:p>
+        </w:tc>
+        <w:tc>
+          <w:tcPr>
+            <w:tcW w:type="dxa" w:w="1099"/>
+            <w:tcMar>
+              <w:top w:type="dxa" w:w="40"/>
+              <w:left w:type="dxa" w:w="60"/>
+              <w:bottom w:type="dxa" w:w="40"/>
+              <w:right w:type="dxa" w:w="60"/>
+            </w:tcMar>
+            <w:vAlign w:val="center"/>
+          </w:tcPr>
+          <w:p>
+            <w:pPr>
+              <w:spacing w:after="60"/>
+            </w:pPr>
+            <w:r>
+              <w:t xml:space="preserve">☐</w:t>
+            </w:r>
+          </w:p>
+        </w:tc>
+      </w:tr>
+      <w:tr>
+        <w:tc>
+          <w:tcPr>
+            <w:tcW w:type="dxa" w:w="2200"/>
+            <w:tcMar>
+              <w:top w:type="dxa" w:w="40"/>
+              <w:left w:type="dxa" w:w="60"/>
+              <w:bottom w:type="dxa" w:w="40"/>
+              <w:right w:type="dxa" w:w="60"/>
+            </w:tcMar>
+            <w:vAlign w:val="center"/>
+          </w:tcPr>
+          <w:p>
+            <w:pPr>
+              <w:spacing w:after="60"/>
+            </w:pPr>
+            <w:r>
+              <w:rPr>
+                <w:b/>
+                <w:bCs/>
+              </w:rPr>
+              <w:t xml:space="preserve">Wild pig</w:t>
+            </w:r>
+          </w:p>
+        </w:tc>
+        <w:tc>
+          <w:tcPr>
+            <w:tcW w:type="dxa" w:w="1099"/>
+            <w:tcMar>
+              <w:top w:type="dxa" w:w="40"/>
+              <w:left w:type="dxa" w:w="60"/>
+              <w:bottom w:type="dxa" w:w="40"/>
+              <w:right w:type="dxa" w:w="60"/>
+            </w:tcMar>
+            <w:vAlign w:val="center"/>
+          </w:tcPr>
+          <w:p>
+            <w:pPr>
+              <w:spacing w:after="60"/>
+            </w:pPr>
+            <w:r>
+              <w:t xml:space="preserve">☐</w:t>
+            </w:r>
+          </w:p>
+        </w:tc>
+        <w:tc>
+          <w:tcPr>
+            <w:tcW w:type="dxa" w:w="1099"/>
+            <w:tcMar>
+              <w:top w:type="dxa" w:w="40"/>
+              <w:left w:type="dxa" w:w="60"/>
+              <w:bottom w:type="dxa" w:w="40"/>
+              <w:right w:type="dxa" w:w="60"/>
+            </w:tcMar>
+            <w:vAlign w:val="center"/>
+          </w:tcPr>
+          <w:p>
+            <w:pPr>
+              <w:spacing w:after="60"/>
+            </w:pPr>
+            <w:r>
+              <w:t xml:space="preserve">☐</w:t>
+            </w:r>
+          </w:p>
+        </w:tc>
+        <w:tc>
+          <w:tcPr>
+            <w:tcW w:type="dxa" w:w="1099"/>
+            <w:tcMar>
+              <w:top w:type="dxa" w:w="40"/>
+              <w:left w:type="dxa" w:w="60"/>
+              <w:bottom w:type="dxa" w:w="40"/>
+              <w:right w:type="dxa" w:w="60"/>
+            </w:tcMar>
+            <w:vAlign w:val="center"/>
+          </w:tcPr>
+          <w:p>
+            <w:pPr>
+              <w:spacing w:after="60"/>
+            </w:pPr>
+            <w:r>
+              <w:t xml:space="preserve">☐</w:t>
+            </w:r>
+          </w:p>
+        </w:tc>
+        <w:tc>
+          <w:tcPr>
+            <w:tcW w:type="dxa" w:w="1099"/>
+            <w:tcMar>
+              <w:top w:type="dxa" w:w="40"/>
+              <w:left w:type="dxa" w:w="60"/>
+              <w:bottom w:type="dxa" w:w="40"/>
+              <w:right w:type="dxa" w:w="60"/>
+            </w:tcMar>
+            <w:vAlign w:val="center"/>
+          </w:tcPr>
+          <w:p>
+            <w:pPr>
+              <w:spacing w:after="60"/>
+            </w:pPr>
+            <w:r>
+              <w:t xml:space="preserve">☐</w:t>
+            </w:r>
+          </w:p>
+        </w:tc>
+        <w:tc>
+          <w:tcPr>
+            <w:tcW w:type="dxa" w:w="1099"/>
+            <w:tcMar>
+              <w:top w:type="dxa" w:w="40"/>
+              <w:left w:type="dxa" w:w="60"/>
+              <w:bottom w:type="dxa" w:w="40"/>
+              <w:right w:type="dxa" w:w="60"/>
+            </w:tcMar>
+            <w:vAlign w:val="center"/>
+          </w:tcPr>
+          <w:p>
+            <w:pPr>
+              <w:spacing w:after="60"/>
+            </w:pPr>
+            <w:r>
+              <w:t xml:space="preserve">☐</w:t>
+            </w:r>
+          </w:p>
+        </w:tc>
+        <w:tc>
+          <w:tcPr>
+            <w:tcW w:type="dxa" w:w="1099"/>
+            <w:tcMar>
+              <w:top w:type="dxa" w:w="40"/>
+              <w:left w:type="dxa" w:w="60"/>
+              <w:bottom w:type="dxa" w:w="40"/>
+              <w:right w:type="dxa" w:w="60"/>
+            </w:tcMar>
+            <w:vAlign w:val="center"/>
+          </w:tcPr>
+          <w:p>
+            <w:pPr>
+              <w:spacing w:after="60"/>
+            </w:pPr>
+            <w:r>
+              <w:t xml:space="preserve">☐</w:t>
+            </w:r>
+          </w:p>
+        </w:tc>
+        <w:tc>
+          <w:tcPr>
+            <w:tcW w:type="dxa" w:w="1099"/>
+            <w:tcMar>
+              <w:top w:type="dxa" w:w="40"/>
+              <w:left w:type="dxa" w:w="60"/>
+              <w:bottom w:type="dxa" w:w="40"/>
+              <w:right w:type="dxa" w:w="60"/>
+            </w:tcMar>
+            <w:vAlign w:val="center"/>
+          </w:tcPr>
+          <w:p>
+            <w:pPr>
+              <w:spacing w:after="60"/>
+            </w:pPr>
+            <w:r>
+              <w:t xml:space="preserve">☐</w:t>
+            </w:r>
+          </w:p>
+        </w:tc>
+        <w:tc>
+          <w:tcPr>
+            <w:tcW w:type="dxa" w:w="1099"/>
+            <w:tcMar>
+              <w:top w:type="dxa" w:w="40"/>
+              <w:left w:type="dxa" w:w="60"/>
+              <w:bottom w:type="dxa" w:w="40"/>
+              <w:right w:type="dxa" w:w="60"/>
+            </w:tcMar>
+            <w:vAlign w:val="center"/>
+          </w:tcPr>
+          <w:p>
+            <w:pPr>
+              <w:spacing w:after="60"/>
+            </w:pPr>
+            <w:r>
+              <w:t xml:space="preserve">☐</w:t>
+            </w:r>
+          </w:p>
+        </w:tc>
+        <w:tc>
+          <w:tcPr>
+            <w:tcW w:type="dxa" w:w="1099"/>
+            <w:tcMar>
+              <w:top w:type="dxa" w:w="40"/>
+              <w:left w:type="dxa" w:w="60"/>
+              <w:bottom w:type="dxa" w:w="40"/>
+              <w:right w:type="dxa" w:w="60"/>
+            </w:tcMar>
+            <w:vAlign w:val="center"/>
+          </w:tcPr>
+          <w:p>
+            <w:pPr>
+              <w:spacing w:after="60"/>
+            </w:pPr>
+            <w:r>
+              <w:t xml:space="preserve">☐</w:t>
+            </w:r>
+          </w:p>
+        </w:tc>
+        <w:tc>
+          <w:tcPr>
+            <w:tcW w:type="dxa" w:w="1099"/>
+            <w:tcMar>
+              <w:top w:type="dxa" w:w="40"/>
+              <w:left w:type="dxa" w:w="60"/>
+              <w:bottom w:type="dxa" w:w="40"/>
+              <w:right w:type="dxa" w:w="60"/>
+            </w:tcMar>
+            <w:vAlign w:val="center"/>
+          </w:tcPr>
+          <w:p>
+            <w:pPr>
+              <w:spacing w:after="60"/>
+            </w:pPr>
+            <w:r>
+              <w:t xml:space="preserve">☐</w:t>
+            </w:r>
+          </w:p>
+        </w:tc>
+        <w:tc>
+          <w:tcPr>
+            <w:tcW w:type="dxa" w:w="1099"/>
+            <w:tcMar>
+              <w:top w:type="dxa" w:w="40"/>
+              <w:left w:type="dxa" w:w="60"/>
+              <w:bottom w:type="dxa" w:w="40"/>
+              <w:right w:type="dxa" w:w="60"/>
+            </w:tcMar>
+            <w:vAlign w:val="center"/>
+          </w:tcPr>
+          <w:p>
+            <w:pPr>
+              <w:spacing w:after="60"/>
+            </w:pPr>
+            <w:r>
+              <w:t xml:space="preserve">☐</w:t>
+            </w:r>
+          </w:p>
+        </w:tc>
+        <w:tc>
+          <w:tcPr>
+            <w:tcW w:type="dxa" w:w="1099"/>
+            <w:tcMar>
+              <w:top w:type="dxa" w:w="40"/>
+              <w:left w:type="dxa" w:w="60"/>
+              <w:bottom w:type="dxa" w:w="40"/>
+              <w:right w:type="dxa" w:w="60"/>
+            </w:tcMar>
+            <w:vAlign w:val="center"/>
+          </w:tcPr>
+          <w:p>
+            <w:pPr>
+              <w:spacing w:after="60"/>
+            </w:pPr>
+            <w:r>
+              <w:t xml:space="preserve">☐</w:t>
+            </w:r>
+          </w:p>
+        </w:tc>
+      </w:tr>
     </w:tbl>
     <w:p>
       <w:pPr>
@@ -12801,6 +14422,218 @@
           </w:p>
         </w:tc>
       </w:tr>
+      <w:tr>
+        <w:tc>
+          <w:tcPr>
+            <w:tcW w:type="dxa" w:w="2600"/>
+            <w:tcMar>
+              <w:top w:type="dxa" w:w="40"/>
+              <w:left w:type="dxa" w:w="60"/>
+              <w:bottom w:type="dxa" w:w="40"/>
+              <w:right w:type="dxa" w:w="60"/>
+            </w:tcMar>
+            <w:vAlign w:val="center"/>
+          </w:tcPr>
+          <w:p>
+            <w:pPr>
+              <w:spacing w:after="60"/>
+            </w:pPr>
+            <w:r>
+              <w:rPr>
+                <w:b/>
+                <w:bCs/>
+              </w:rPr>
+              <w:t xml:space="preserve">Cassowary</w:t>
+            </w:r>
+          </w:p>
+        </w:tc>
+        <w:tc>
+          <w:tcPr>
+            <w:tcW w:type="dxa" w:w="1500"/>
+            <w:tcMar>
+              <w:top w:type="dxa" w:w="40"/>
+              <w:left w:type="dxa" w:w="60"/>
+              <w:bottom w:type="dxa" w:w="40"/>
+              <w:right w:type="dxa" w:w="60"/>
+            </w:tcMar>
+            <w:vAlign w:val="center"/>
+          </w:tcPr>
+          <w:p>
+            <w:pPr>
+              <w:spacing w:after="60"/>
+            </w:pPr>
+            <w:r>
+              <w:t xml:space="preserve"/>
+            </w:r>
+          </w:p>
+        </w:tc>
+        <w:tc>
+          <w:tcPr>
+            <w:tcW w:type="dxa" w:w="1500"/>
+            <w:tcMar>
+              <w:top w:type="dxa" w:w="40"/>
+              <w:left w:type="dxa" w:w="60"/>
+              <w:bottom w:type="dxa" w:w="40"/>
+              <w:right w:type="dxa" w:w="60"/>
+            </w:tcMar>
+            <w:vAlign w:val="center"/>
+          </w:tcPr>
+          <w:p>
+            <w:pPr>
+              <w:spacing w:after="60"/>
+            </w:pPr>
+            <w:r>
+              <w:t xml:space="preserve"/>
+            </w:r>
+          </w:p>
+        </w:tc>
+        <w:tc>
+          <w:tcPr>
+            <w:tcW w:type="dxa" w:w="1500"/>
+            <w:tcMar>
+              <w:top w:type="dxa" w:w="40"/>
+              <w:left w:type="dxa" w:w="60"/>
+              <w:bottom w:type="dxa" w:w="40"/>
+              <w:right w:type="dxa" w:w="60"/>
+            </w:tcMar>
+            <w:vAlign w:val="center"/>
+          </w:tcPr>
+          <w:p>
+            <w:pPr>
+              <w:spacing w:after="60"/>
+            </w:pPr>
+            <w:r>
+              <w:t xml:space="preserve"/>
+            </w:r>
+          </w:p>
+        </w:tc>
+        <w:tc>
+          <w:tcPr>
+            <w:tcW w:type="dxa" w:w="1500"/>
+            <w:tcMar>
+              <w:top w:type="dxa" w:w="40"/>
+              <w:left w:type="dxa" w:w="60"/>
+              <w:bottom w:type="dxa" w:w="40"/>
+              <w:right w:type="dxa" w:w="60"/>
+            </w:tcMar>
+            <w:vAlign w:val="center"/>
+          </w:tcPr>
+          <w:p>
+            <w:pPr>
+              <w:spacing w:after="60"/>
+            </w:pPr>
+            <w:r>
+              <w:t xml:space="preserve"/>
+            </w:r>
+          </w:p>
+        </w:tc>
+      </w:tr>
+      <w:tr>
+        <w:tc>
+          <w:tcPr>
+            <w:tcW w:type="dxa" w:w="2600"/>
+            <w:tcMar>
+              <w:top w:type="dxa" w:w="40"/>
+              <w:left w:type="dxa" w:w="60"/>
+              <w:bottom w:type="dxa" w:w="40"/>
+              <w:right w:type="dxa" w:w="60"/>
+            </w:tcMar>
+            <w:vAlign w:val="center"/>
+          </w:tcPr>
+          <w:p>
+            <w:pPr>
+              <w:spacing w:after="60"/>
+            </w:pPr>
+            <w:r>
+              <w:rPr>
+                <w:b/>
+                <w:bCs/>
+              </w:rPr>
+              <w:t xml:space="preserve">Wild pig</w:t>
+            </w:r>
+          </w:p>
+        </w:tc>
+        <w:tc>
+          <w:tcPr>
+            <w:tcW w:type="dxa" w:w="1500"/>
+            <w:tcMar>
+              <w:top w:type="dxa" w:w="40"/>
+              <w:left w:type="dxa" w:w="60"/>
+              <w:bottom w:type="dxa" w:w="40"/>
+              <w:right w:type="dxa" w:w="60"/>
+            </w:tcMar>
+            <w:vAlign w:val="center"/>
+          </w:tcPr>
+          <w:p>
+            <w:pPr>
+              <w:spacing w:after="60"/>
+            </w:pPr>
+            <w:r>
+              <w:t xml:space="preserve"/>
+            </w:r>
+          </w:p>
+        </w:tc>
+        <w:tc>
+          <w:tcPr>
+            <w:tcW w:type="dxa" w:w="1500"/>
+            <w:tcMar>
+              <w:top w:type="dxa" w:w="40"/>
+              <w:left w:type="dxa" w:w="60"/>
+              <w:bottom w:type="dxa" w:w="40"/>
+              <w:right w:type="dxa" w:w="60"/>
+            </w:tcMar>
+            <w:vAlign w:val="center"/>
+          </w:tcPr>
+          <w:p>
+            <w:pPr>
+              <w:spacing w:after="60"/>
+            </w:pPr>
+            <w:r>
+              <w:t xml:space="preserve"/>
+            </w:r>
+          </w:p>
+        </w:tc>
+        <w:tc>
+          <w:tcPr>
+            <w:tcW w:type="dxa" w:w="1500"/>
+            <w:tcMar>
+              <w:top w:type="dxa" w:w="40"/>
+              <w:left w:type="dxa" w:w="60"/>
+              <w:bottom w:type="dxa" w:w="40"/>
+              <w:right w:type="dxa" w:w="60"/>
+            </w:tcMar>
+            <w:vAlign w:val="center"/>
+          </w:tcPr>
+          <w:p>
+            <w:pPr>
+              <w:spacing w:after="60"/>
+            </w:pPr>
+            <w:r>
+              <w:t xml:space="preserve"/>
+            </w:r>
+          </w:p>
+        </w:tc>
+        <w:tc>
+          <w:tcPr>
+            <w:tcW w:type="dxa" w:w="1500"/>
+            <w:tcMar>
+              <w:top w:type="dxa" w:w="40"/>
+              <w:left w:type="dxa" w:w="60"/>
+              <w:bottom w:type="dxa" w:w="40"/>
+              <w:right w:type="dxa" w:w="60"/>
+            </w:tcMar>
+            <w:vAlign w:val="center"/>
+          </w:tcPr>
+          <w:p>
+            <w:pPr>
+              <w:spacing w:after="60"/>
+            </w:pPr>
+            <w:r>
+              <w:t xml:space="preserve"/>
+            </w:r>
+          </w:p>
+        </w:tc>
+      </w:tr>
     </w:tbl>
     <w:p>
       <w:pPr>
@@ -14041,6 +15874,218 @@
                 <w:bCs/>
               </w:rPr>
               <w:t xml:space="preserve">Bushfowl</w:t>
+            </w:r>
+          </w:p>
+        </w:tc>
+        <w:tc>
+          <w:tcPr>
+            <w:tcW w:type="dxa" w:w="1600"/>
+            <w:tcMar>
+              <w:top w:type="dxa" w:w="40"/>
+              <w:left w:type="dxa" w:w="60"/>
+              <w:bottom w:type="dxa" w:w="40"/>
+              <w:right w:type="dxa" w:w="60"/>
+            </w:tcMar>
+            <w:vAlign w:val="center"/>
+          </w:tcPr>
+          <w:p>
+            <w:pPr>
+              <w:spacing w:after="60"/>
+            </w:pPr>
+            <w:r>
+              <w:t xml:space="preserve"/>
+            </w:r>
+          </w:p>
+        </w:tc>
+        <w:tc>
+          <w:tcPr>
+            <w:tcW w:type="dxa" w:w="1600"/>
+            <w:tcMar>
+              <w:top w:type="dxa" w:w="40"/>
+              <w:left w:type="dxa" w:w="60"/>
+              <w:bottom w:type="dxa" w:w="40"/>
+              <w:right w:type="dxa" w:w="60"/>
+            </w:tcMar>
+            <w:vAlign w:val="center"/>
+          </w:tcPr>
+          <w:p>
+            <w:pPr>
+              <w:spacing w:after="60"/>
+            </w:pPr>
+            <w:r>
+              <w:t xml:space="preserve"/>
+            </w:r>
+          </w:p>
+        </w:tc>
+        <w:tc>
+          <w:tcPr>
+            <w:tcW w:type="dxa" w:w="1600"/>
+            <w:tcMar>
+              <w:top w:type="dxa" w:w="40"/>
+              <w:left w:type="dxa" w:w="60"/>
+              <w:bottom w:type="dxa" w:w="40"/>
+              <w:right w:type="dxa" w:w="60"/>
+            </w:tcMar>
+            <w:vAlign w:val="center"/>
+          </w:tcPr>
+          <w:p>
+            <w:pPr>
+              <w:spacing w:after="60"/>
+            </w:pPr>
+            <w:r>
+              <w:t xml:space="preserve"/>
+            </w:r>
+          </w:p>
+        </w:tc>
+        <w:tc>
+          <w:tcPr>
+            <w:tcW w:type="dxa" w:w="7998"/>
+            <w:tcMar>
+              <w:top w:type="dxa" w:w="40"/>
+              <w:left w:type="dxa" w:w="60"/>
+              <w:bottom w:type="dxa" w:w="40"/>
+              <w:right w:type="dxa" w:w="60"/>
+            </w:tcMar>
+            <w:vAlign w:val="center"/>
+          </w:tcPr>
+          <w:p>
+            <w:pPr>
+              <w:spacing w:after="60"/>
+            </w:pPr>
+            <w:r>
+              <w:t xml:space="preserve"/>
+            </w:r>
+          </w:p>
+        </w:tc>
+      </w:tr>
+      <w:tr>
+        <w:tc>
+          <w:tcPr>
+            <w:tcW w:type="dxa" w:w="2600"/>
+            <w:tcMar>
+              <w:top w:type="dxa" w:w="40"/>
+              <w:left w:type="dxa" w:w="60"/>
+              <w:bottom w:type="dxa" w:w="40"/>
+              <w:right w:type="dxa" w:w="60"/>
+            </w:tcMar>
+            <w:vAlign w:val="center"/>
+          </w:tcPr>
+          <w:p>
+            <w:pPr>
+              <w:spacing w:after="60"/>
+            </w:pPr>
+            <w:r>
+              <w:rPr>
+                <w:b/>
+                <w:bCs/>
+              </w:rPr>
+              <w:t xml:space="preserve">Cassowary</w:t>
+            </w:r>
+          </w:p>
+        </w:tc>
+        <w:tc>
+          <w:tcPr>
+            <w:tcW w:type="dxa" w:w="1600"/>
+            <w:tcMar>
+              <w:top w:type="dxa" w:w="40"/>
+              <w:left w:type="dxa" w:w="60"/>
+              <w:bottom w:type="dxa" w:w="40"/>
+              <w:right w:type="dxa" w:w="60"/>
+            </w:tcMar>
+            <w:vAlign w:val="center"/>
+          </w:tcPr>
+          <w:p>
+            <w:pPr>
+              <w:spacing w:after="60"/>
+            </w:pPr>
+            <w:r>
+              <w:t xml:space="preserve"/>
+            </w:r>
+          </w:p>
+        </w:tc>
+        <w:tc>
+          <w:tcPr>
+            <w:tcW w:type="dxa" w:w="1600"/>
+            <w:tcMar>
+              <w:top w:type="dxa" w:w="40"/>
+              <w:left w:type="dxa" w:w="60"/>
+              <w:bottom w:type="dxa" w:w="40"/>
+              <w:right w:type="dxa" w:w="60"/>
+            </w:tcMar>
+            <w:vAlign w:val="center"/>
+          </w:tcPr>
+          <w:p>
+            <w:pPr>
+              <w:spacing w:after="60"/>
+            </w:pPr>
+            <w:r>
+              <w:t xml:space="preserve"/>
+            </w:r>
+          </w:p>
+        </w:tc>
+        <w:tc>
+          <w:tcPr>
+            <w:tcW w:type="dxa" w:w="1600"/>
+            <w:tcMar>
+              <w:top w:type="dxa" w:w="40"/>
+              <w:left w:type="dxa" w:w="60"/>
+              <w:bottom w:type="dxa" w:w="40"/>
+              <w:right w:type="dxa" w:w="60"/>
+            </w:tcMar>
+            <w:vAlign w:val="center"/>
+          </w:tcPr>
+          <w:p>
+            <w:pPr>
+              <w:spacing w:after="60"/>
+            </w:pPr>
+            <w:r>
+              <w:t xml:space="preserve"/>
+            </w:r>
+          </w:p>
+        </w:tc>
+        <w:tc>
+          <w:tcPr>
+            <w:tcW w:type="dxa" w:w="7998"/>
+            <w:tcMar>
+              <w:top w:type="dxa" w:w="40"/>
+              <w:left w:type="dxa" w:w="60"/>
+              <w:bottom w:type="dxa" w:w="40"/>
+              <w:right w:type="dxa" w:w="60"/>
+            </w:tcMar>
+            <w:vAlign w:val="center"/>
+          </w:tcPr>
+          <w:p>
+            <w:pPr>
+              <w:spacing w:after="60"/>
+            </w:pPr>
+            <w:r>
+              <w:t xml:space="preserve"/>
+            </w:r>
+          </w:p>
+        </w:tc>
+      </w:tr>
+      <w:tr>
+        <w:tc>
+          <w:tcPr>
+            <w:tcW w:type="dxa" w:w="2600"/>
+            <w:tcMar>
+              <w:top w:type="dxa" w:w="40"/>
+              <w:left w:type="dxa" w:w="60"/>
+              <w:bottom w:type="dxa" w:w="40"/>
+              <w:right w:type="dxa" w:w="60"/>
+            </w:tcMar>
+            <w:vAlign w:val="center"/>
+          </w:tcPr>
+          <w:p>
+            <w:pPr>
+              <w:spacing w:after="60"/>
+            </w:pPr>
+            <w:r>
+              <w:rPr>
+                <w:b/>
+                <w:bCs/>
+              </w:rPr>
+              <w:t xml:space="preserve">Wild pig</w:t>
             </w:r>
           </w:p>
         </w:tc>

--- a/docs/MCA_Hunt_Paper_Questionnaire.docx
+++ b/docs/MCA_Hunt_Paper_Questionnaire.docx
@@ -3205,24 +3205,25 @@
       </w:tblPr>
       <w:tblGrid>
         <w:gridCol w:w="1700"/>
-        <w:gridCol w:w="761"/>
-        <w:gridCol w:w="761"/>
-        <w:gridCol w:w="761"/>
-        <w:gridCol w:w="761"/>
-        <w:gridCol w:w="761"/>
-        <w:gridCol w:w="761"/>
-        <w:gridCol w:w="761"/>
-        <w:gridCol w:w="761"/>
-        <w:gridCol w:w="761"/>
-        <w:gridCol w:w="761"/>
-        <w:gridCol w:w="761"/>
-        <w:gridCol w:w="761"/>
-        <w:gridCol w:w="761"/>
-        <w:gridCol w:w="761"/>
-        <w:gridCol w:w="761"/>
-        <w:gridCol w:w="761"/>
-        <w:gridCol w:w="761"/>
-        <w:gridCol w:w="761"/>
+        <w:gridCol w:w="720"/>
+        <w:gridCol w:w="720"/>
+        <w:gridCol w:w="720"/>
+        <w:gridCol w:w="720"/>
+        <w:gridCol w:w="720"/>
+        <w:gridCol w:w="720"/>
+        <w:gridCol w:w="720"/>
+        <w:gridCol w:w="720"/>
+        <w:gridCol w:w="720"/>
+        <w:gridCol w:w="720"/>
+        <w:gridCol w:w="720"/>
+        <w:gridCol w:w="720"/>
+        <w:gridCol w:w="720"/>
+        <w:gridCol w:w="720"/>
+        <w:gridCol w:w="720"/>
+        <w:gridCol w:w="720"/>
+        <w:gridCol w:w="720"/>
+        <w:gridCol w:w="720"/>
+        <w:gridCol w:w="720"/>
       </w:tblGrid>
       <w:tr>
         <w:trPr>
@@ -3258,7 +3259,7 @@
         </w:tc>
         <w:tc>
           <w:tcPr>
-            <w:tcW w:type="dxa" w:w="761"/>
+            <w:tcW w:type="dxa" w:w="720"/>
             <w:shd w:fill="EEF4EF" w:val="clear"/>
             <w:textDirection w:val="btLr"/>
             <w:vAlign w:val="bottom"/>
@@ -3277,7 +3278,7 @@
         </w:tc>
         <w:tc>
           <w:tcPr>
-            <w:tcW w:type="dxa" w:w="761"/>
+            <w:tcW w:type="dxa" w:w="720"/>
             <w:shd w:fill="EEF4EF" w:val="clear"/>
             <w:textDirection w:val="btLr"/>
             <w:vAlign w:val="bottom"/>
@@ -3296,7 +3297,7 @@
         </w:tc>
         <w:tc>
           <w:tcPr>
-            <w:tcW w:type="dxa" w:w="761"/>
+            <w:tcW w:type="dxa" w:w="720"/>
             <w:shd w:fill="EEF4EF" w:val="clear"/>
             <w:textDirection w:val="btLr"/>
             <w:vAlign w:val="bottom"/>
@@ -3315,7 +3316,7 @@
         </w:tc>
         <w:tc>
           <w:tcPr>
-            <w:tcW w:type="dxa" w:w="761"/>
+            <w:tcW w:type="dxa" w:w="720"/>
             <w:shd w:fill="EEF4EF" w:val="clear"/>
             <w:textDirection w:val="btLr"/>
             <w:vAlign w:val="bottom"/>
@@ -3334,7 +3335,7 @@
         </w:tc>
         <w:tc>
           <w:tcPr>
-            <w:tcW w:type="dxa" w:w="761"/>
+            <w:tcW w:type="dxa" w:w="720"/>
             <w:shd w:fill="EEF4EF" w:val="clear"/>
             <w:textDirection w:val="btLr"/>
             <w:vAlign w:val="bottom"/>
@@ -3353,7 +3354,7 @@
         </w:tc>
         <w:tc>
           <w:tcPr>
-            <w:tcW w:type="dxa" w:w="761"/>
+            <w:tcW w:type="dxa" w:w="720"/>
             <w:shd w:fill="EEF4EF" w:val="clear"/>
             <w:textDirection w:val="btLr"/>
             <w:vAlign w:val="bottom"/>
@@ -3372,7 +3373,7 @@
         </w:tc>
         <w:tc>
           <w:tcPr>
-            <w:tcW w:type="dxa" w:w="761"/>
+            <w:tcW w:type="dxa" w:w="720"/>
             <w:shd w:fill="EEF4EF" w:val="clear"/>
             <w:textDirection w:val="btLr"/>
             <w:vAlign w:val="bottom"/>
@@ -3391,7 +3392,7 @@
         </w:tc>
         <w:tc>
           <w:tcPr>
-            <w:tcW w:type="dxa" w:w="761"/>
+            <w:tcW w:type="dxa" w:w="720"/>
             <w:shd w:fill="EEF4EF" w:val="clear"/>
             <w:textDirection w:val="btLr"/>
             <w:vAlign w:val="bottom"/>
@@ -3410,7 +3411,7 @@
         </w:tc>
         <w:tc>
           <w:tcPr>
-            <w:tcW w:type="dxa" w:w="761"/>
+            <w:tcW w:type="dxa" w:w="720"/>
             <w:shd w:fill="EEF4EF" w:val="clear"/>
             <w:textDirection w:val="btLr"/>
             <w:vAlign w:val="bottom"/>
@@ -3429,7 +3430,7 @@
         </w:tc>
         <w:tc>
           <w:tcPr>
-            <w:tcW w:type="dxa" w:w="761"/>
+            <w:tcW w:type="dxa" w:w="720"/>
             <w:shd w:fill="EEF4EF" w:val="clear"/>
             <w:textDirection w:val="btLr"/>
             <w:vAlign w:val="bottom"/>
@@ -3448,7 +3449,7 @@
         </w:tc>
         <w:tc>
           <w:tcPr>
-            <w:tcW w:type="dxa" w:w="761"/>
+            <w:tcW w:type="dxa" w:w="720"/>
             <w:shd w:fill="EEF4EF" w:val="clear"/>
             <w:textDirection w:val="btLr"/>
             <w:vAlign w:val="bottom"/>
@@ -3467,7 +3468,7 @@
         </w:tc>
         <w:tc>
           <w:tcPr>
-            <w:tcW w:type="dxa" w:w="761"/>
+            <w:tcW w:type="dxa" w:w="720"/>
             <w:shd w:fill="EEF4EF" w:val="clear"/>
             <w:textDirection w:val="btLr"/>
             <w:vAlign w:val="bottom"/>
@@ -3486,7 +3487,7 @@
         </w:tc>
         <w:tc>
           <w:tcPr>
-            <w:tcW w:type="dxa" w:w="761"/>
+            <w:tcW w:type="dxa" w:w="720"/>
             <w:shd w:fill="EEF4EF" w:val="clear"/>
             <w:textDirection w:val="btLr"/>
             <w:vAlign w:val="bottom"/>
@@ -3505,7 +3506,7 @@
         </w:tc>
         <w:tc>
           <w:tcPr>
-            <w:tcW w:type="dxa" w:w="761"/>
+            <w:tcW w:type="dxa" w:w="720"/>
             <w:shd w:fill="EEF4EF" w:val="clear"/>
             <w:textDirection w:val="btLr"/>
             <w:vAlign w:val="bottom"/>
@@ -3524,7 +3525,7 @@
         </w:tc>
         <w:tc>
           <w:tcPr>
-            <w:tcW w:type="dxa" w:w="761"/>
+            <w:tcW w:type="dxa" w:w="720"/>
             <w:shd w:fill="EEF4EF" w:val="clear"/>
             <w:textDirection w:val="btLr"/>
             <w:vAlign w:val="bottom"/>
@@ -3543,7 +3544,7 @@
         </w:tc>
         <w:tc>
           <w:tcPr>
-            <w:tcW w:type="dxa" w:w="761"/>
+            <w:tcW w:type="dxa" w:w="720"/>
             <w:shd w:fill="EEF4EF" w:val="clear"/>
             <w:textDirection w:val="btLr"/>
             <w:vAlign w:val="bottom"/>
@@ -3562,7 +3563,7 @@
         </w:tc>
         <w:tc>
           <w:tcPr>
-            <w:tcW w:type="dxa" w:w="761"/>
+            <w:tcW w:type="dxa" w:w="720"/>
             <w:shd w:fill="EEF4EF" w:val="clear"/>
             <w:textDirection w:val="btLr"/>
             <w:vAlign w:val="bottom"/>
@@ -3581,7 +3582,7 @@
         </w:tc>
         <w:tc>
           <w:tcPr>
-            <w:tcW w:type="dxa" w:w="761"/>
+            <w:tcW w:type="dxa" w:w="720"/>
             <w:shd w:fill="EEF4EF" w:val="clear"/>
             <w:textDirection w:val="btLr"/>
             <w:vAlign w:val="bottom"/>
@@ -3594,7 +3595,26 @@
                 <w:sz w:val="16"/>
                 <w:szCs w:val="16"/>
               </w:rPr>
-              <w:t xml:space="preserve">18. Other (specify)</w:t>
+              <w:t xml:space="preserve">18. Pitfall trap</w:t>
+            </w:r>
+          </w:p>
+        </w:tc>
+        <w:tc>
+          <w:tcPr>
+            <w:tcW w:type="dxa" w:w="720"/>
+            <w:shd w:fill="EEF4EF" w:val="clear"/>
+            <w:textDirection w:val="btLr"/>
+            <w:vAlign w:val="bottom"/>
+          </w:tcPr>
+          <w:p>
+            <w:r>
+              <w:rPr>
+                <w:b/>
+                <w:bCs/>
+                <w:sz w:val="16"/>
+                <w:szCs w:val="16"/>
+              </w:rPr>
+              <w:t xml:space="preserve">19. Other (specify)</w:t>
             </w:r>
           </w:p>
         </w:tc>
@@ -3626,347 +3646,367 @@
         </w:tc>
         <w:tc>
           <w:tcPr>
-            <w:tcW w:type="dxa" w:w="761"/>
-            <w:tcMar>
-              <w:top w:type="dxa" w:w="40"/>
-              <w:left w:type="dxa" w:w="60"/>
-              <w:bottom w:type="dxa" w:w="40"/>
-              <w:right w:type="dxa" w:w="60"/>
-            </w:tcMar>
-            <w:vAlign w:val="center"/>
-          </w:tcPr>
-          <w:p>
-            <w:pPr>
-              <w:spacing w:after="60"/>
-            </w:pPr>
-            <w:r>
-              <w:t xml:space="preserve">☐</w:t>
-            </w:r>
-          </w:p>
-        </w:tc>
-        <w:tc>
-          <w:tcPr>
-            <w:tcW w:type="dxa" w:w="761"/>
-            <w:tcMar>
-              <w:top w:type="dxa" w:w="40"/>
-              <w:left w:type="dxa" w:w="60"/>
-              <w:bottom w:type="dxa" w:w="40"/>
-              <w:right w:type="dxa" w:w="60"/>
-            </w:tcMar>
-            <w:vAlign w:val="center"/>
-          </w:tcPr>
-          <w:p>
-            <w:pPr>
-              <w:spacing w:after="60"/>
-            </w:pPr>
-            <w:r>
-              <w:t xml:space="preserve">☐</w:t>
-            </w:r>
-          </w:p>
-        </w:tc>
-        <w:tc>
-          <w:tcPr>
-            <w:tcW w:type="dxa" w:w="761"/>
-            <w:tcMar>
-              <w:top w:type="dxa" w:w="40"/>
-              <w:left w:type="dxa" w:w="60"/>
-              <w:bottom w:type="dxa" w:w="40"/>
-              <w:right w:type="dxa" w:w="60"/>
-            </w:tcMar>
-            <w:vAlign w:val="center"/>
-          </w:tcPr>
-          <w:p>
-            <w:pPr>
-              <w:spacing w:after="60"/>
-            </w:pPr>
-            <w:r>
-              <w:t xml:space="preserve">☐</w:t>
-            </w:r>
-          </w:p>
-        </w:tc>
-        <w:tc>
-          <w:tcPr>
-            <w:tcW w:type="dxa" w:w="761"/>
-            <w:tcMar>
-              <w:top w:type="dxa" w:w="40"/>
-              <w:left w:type="dxa" w:w="60"/>
-              <w:bottom w:type="dxa" w:w="40"/>
-              <w:right w:type="dxa" w:w="60"/>
-            </w:tcMar>
-            <w:vAlign w:val="center"/>
-          </w:tcPr>
-          <w:p>
-            <w:pPr>
-              <w:spacing w:after="60"/>
-            </w:pPr>
-            <w:r>
-              <w:t xml:space="preserve">☐</w:t>
-            </w:r>
-          </w:p>
-        </w:tc>
-        <w:tc>
-          <w:tcPr>
-            <w:tcW w:type="dxa" w:w="761"/>
-            <w:tcMar>
-              <w:top w:type="dxa" w:w="40"/>
-              <w:left w:type="dxa" w:w="60"/>
-              <w:bottom w:type="dxa" w:w="40"/>
-              <w:right w:type="dxa" w:w="60"/>
-            </w:tcMar>
-            <w:vAlign w:val="center"/>
-          </w:tcPr>
-          <w:p>
-            <w:pPr>
-              <w:spacing w:after="60"/>
-            </w:pPr>
-            <w:r>
-              <w:t xml:space="preserve">☐</w:t>
-            </w:r>
-          </w:p>
-        </w:tc>
-        <w:tc>
-          <w:tcPr>
-            <w:tcW w:type="dxa" w:w="761"/>
-            <w:tcMar>
-              <w:top w:type="dxa" w:w="40"/>
-              <w:left w:type="dxa" w:w="60"/>
-              <w:bottom w:type="dxa" w:w="40"/>
-              <w:right w:type="dxa" w:w="60"/>
-            </w:tcMar>
-            <w:vAlign w:val="center"/>
-          </w:tcPr>
-          <w:p>
-            <w:pPr>
-              <w:spacing w:after="60"/>
-            </w:pPr>
-            <w:r>
-              <w:t xml:space="preserve">☐</w:t>
-            </w:r>
-          </w:p>
-        </w:tc>
-        <w:tc>
-          <w:tcPr>
-            <w:tcW w:type="dxa" w:w="761"/>
-            <w:tcMar>
-              <w:top w:type="dxa" w:w="40"/>
-              <w:left w:type="dxa" w:w="60"/>
-              <w:bottom w:type="dxa" w:w="40"/>
-              <w:right w:type="dxa" w:w="60"/>
-            </w:tcMar>
-            <w:vAlign w:val="center"/>
-          </w:tcPr>
-          <w:p>
-            <w:pPr>
-              <w:spacing w:after="60"/>
-            </w:pPr>
-            <w:r>
-              <w:t xml:space="preserve">☐</w:t>
-            </w:r>
-          </w:p>
-        </w:tc>
-        <w:tc>
-          <w:tcPr>
-            <w:tcW w:type="dxa" w:w="761"/>
-            <w:tcMar>
-              <w:top w:type="dxa" w:w="40"/>
-              <w:left w:type="dxa" w:w="60"/>
-              <w:bottom w:type="dxa" w:w="40"/>
-              <w:right w:type="dxa" w:w="60"/>
-            </w:tcMar>
-            <w:vAlign w:val="center"/>
-          </w:tcPr>
-          <w:p>
-            <w:pPr>
-              <w:spacing w:after="60"/>
-            </w:pPr>
-            <w:r>
-              <w:t xml:space="preserve">☐</w:t>
-            </w:r>
-          </w:p>
-        </w:tc>
-        <w:tc>
-          <w:tcPr>
-            <w:tcW w:type="dxa" w:w="761"/>
-            <w:tcMar>
-              <w:top w:type="dxa" w:w="40"/>
-              <w:left w:type="dxa" w:w="60"/>
-              <w:bottom w:type="dxa" w:w="40"/>
-              <w:right w:type="dxa" w:w="60"/>
-            </w:tcMar>
-            <w:vAlign w:val="center"/>
-          </w:tcPr>
-          <w:p>
-            <w:pPr>
-              <w:spacing w:after="60"/>
-            </w:pPr>
-            <w:r>
-              <w:t xml:space="preserve">☐</w:t>
-            </w:r>
-          </w:p>
-        </w:tc>
-        <w:tc>
-          <w:tcPr>
-            <w:tcW w:type="dxa" w:w="761"/>
-            <w:tcMar>
-              <w:top w:type="dxa" w:w="40"/>
-              <w:left w:type="dxa" w:w="60"/>
-              <w:bottom w:type="dxa" w:w="40"/>
-              <w:right w:type="dxa" w:w="60"/>
-            </w:tcMar>
-            <w:vAlign w:val="center"/>
-          </w:tcPr>
-          <w:p>
-            <w:pPr>
-              <w:spacing w:after="60"/>
-            </w:pPr>
-            <w:r>
-              <w:t xml:space="preserve">☐</w:t>
-            </w:r>
-          </w:p>
-        </w:tc>
-        <w:tc>
-          <w:tcPr>
-            <w:tcW w:type="dxa" w:w="761"/>
-            <w:tcMar>
-              <w:top w:type="dxa" w:w="40"/>
-              <w:left w:type="dxa" w:w="60"/>
-              <w:bottom w:type="dxa" w:w="40"/>
-              <w:right w:type="dxa" w:w="60"/>
-            </w:tcMar>
-            <w:vAlign w:val="center"/>
-          </w:tcPr>
-          <w:p>
-            <w:pPr>
-              <w:spacing w:after="60"/>
-            </w:pPr>
-            <w:r>
-              <w:t xml:space="preserve">☐</w:t>
-            </w:r>
-          </w:p>
-        </w:tc>
-        <w:tc>
-          <w:tcPr>
-            <w:tcW w:type="dxa" w:w="761"/>
-            <w:tcMar>
-              <w:top w:type="dxa" w:w="40"/>
-              <w:left w:type="dxa" w:w="60"/>
-              <w:bottom w:type="dxa" w:w="40"/>
-              <w:right w:type="dxa" w:w="60"/>
-            </w:tcMar>
-            <w:vAlign w:val="center"/>
-          </w:tcPr>
-          <w:p>
-            <w:pPr>
-              <w:spacing w:after="60"/>
-            </w:pPr>
-            <w:r>
-              <w:t xml:space="preserve">☐</w:t>
-            </w:r>
-          </w:p>
-        </w:tc>
-        <w:tc>
-          <w:tcPr>
-            <w:tcW w:type="dxa" w:w="761"/>
-            <w:tcMar>
-              <w:top w:type="dxa" w:w="40"/>
-              <w:left w:type="dxa" w:w="60"/>
-              <w:bottom w:type="dxa" w:w="40"/>
-              <w:right w:type="dxa" w:w="60"/>
-            </w:tcMar>
-            <w:vAlign w:val="center"/>
-          </w:tcPr>
-          <w:p>
-            <w:pPr>
-              <w:spacing w:after="60"/>
-            </w:pPr>
-            <w:r>
-              <w:t xml:space="preserve">☐</w:t>
-            </w:r>
-          </w:p>
-        </w:tc>
-        <w:tc>
-          <w:tcPr>
-            <w:tcW w:type="dxa" w:w="761"/>
-            <w:tcMar>
-              <w:top w:type="dxa" w:w="40"/>
-              <w:left w:type="dxa" w:w="60"/>
-              <w:bottom w:type="dxa" w:w="40"/>
-              <w:right w:type="dxa" w:w="60"/>
-            </w:tcMar>
-            <w:vAlign w:val="center"/>
-          </w:tcPr>
-          <w:p>
-            <w:pPr>
-              <w:spacing w:after="60"/>
-            </w:pPr>
-            <w:r>
-              <w:t xml:space="preserve">☐</w:t>
-            </w:r>
-          </w:p>
-        </w:tc>
-        <w:tc>
-          <w:tcPr>
-            <w:tcW w:type="dxa" w:w="761"/>
-            <w:tcMar>
-              <w:top w:type="dxa" w:w="40"/>
-              <w:left w:type="dxa" w:w="60"/>
-              <w:bottom w:type="dxa" w:w="40"/>
-              <w:right w:type="dxa" w:w="60"/>
-            </w:tcMar>
-            <w:vAlign w:val="center"/>
-          </w:tcPr>
-          <w:p>
-            <w:pPr>
-              <w:spacing w:after="60"/>
-            </w:pPr>
-            <w:r>
-              <w:t xml:space="preserve">☐</w:t>
-            </w:r>
-          </w:p>
-        </w:tc>
-        <w:tc>
-          <w:tcPr>
-            <w:tcW w:type="dxa" w:w="761"/>
-            <w:tcMar>
-              <w:top w:type="dxa" w:w="40"/>
-              <w:left w:type="dxa" w:w="60"/>
-              <w:bottom w:type="dxa" w:w="40"/>
-              <w:right w:type="dxa" w:w="60"/>
-            </w:tcMar>
-            <w:vAlign w:val="center"/>
-          </w:tcPr>
-          <w:p>
-            <w:pPr>
-              <w:spacing w:after="60"/>
-            </w:pPr>
-            <w:r>
-              <w:t xml:space="preserve">☐</w:t>
-            </w:r>
-          </w:p>
-        </w:tc>
-        <w:tc>
-          <w:tcPr>
-            <w:tcW w:type="dxa" w:w="761"/>
-            <w:tcMar>
-              <w:top w:type="dxa" w:w="40"/>
-              <w:left w:type="dxa" w:w="60"/>
-              <w:bottom w:type="dxa" w:w="40"/>
-              <w:right w:type="dxa" w:w="60"/>
-            </w:tcMar>
-            <w:vAlign w:val="center"/>
-          </w:tcPr>
-          <w:p>
-            <w:pPr>
-              <w:spacing w:after="60"/>
-            </w:pPr>
-            <w:r>
-              <w:t xml:space="preserve">☐</w:t>
-            </w:r>
-          </w:p>
-        </w:tc>
-        <w:tc>
-          <w:tcPr>
-            <w:tcW w:type="dxa" w:w="761"/>
+            <w:tcW w:type="dxa" w:w="720"/>
+            <w:tcMar>
+              <w:top w:type="dxa" w:w="40"/>
+              <w:left w:type="dxa" w:w="60"/>
+              <w:bottom w:type="dxa" w:w="40"/>
+              <w:right w:type="dxa" w:w="60"/>
+            </w:tcMar>
+            <w:vAlign w:val="center"/>
+          </w:tcPr>
+          <w:p>
+            <w:pPr>
+              <w:spacing w:after="60"/>
+            </w:pPr>
+            <w:r>
+              <w:t xml:space="preserve">☐</w:t>
+            </w:r>
+          </w:p>
+        </w:tc>
+        <w:tc>
+          <w:tcPr>
+            <w:tcW w:type="dxa" w:w="720"/>
+            <w:tcMar>
+              <w:top w:type="dxa" w:w="40"/>
+              <w:left w:type="dxa" w:w="60"/>
+              <w:bottom w:type="dxa" w:w="40"/>
+              <w:right w:type="dxa" w:w="60"/>
+            </w:tcMar>
+            <w:vAlign w:val="center"/>
+          </w:tcPr>
+          <w:p>
+            <w:pPr>
+              <w:spacing w:after="60"/>
+            </w:pPr>
+            <w:r>
+              <w:t xml:space="preserve">☐</w:t>
+            </w:r>
+          </w:p>
+        </w:tc>
+        <w:tc>
+          <w:tcPr>
+            <w:tcW w:type="dxa" w:w="720"/>
+            <w:tcMar>
+              <w:top w:type="dxa" w:w="40"/>
+              <w:left w:type="dxa" w:w="60"/>
+              <w:bottom w:type="dxa" w:w="40"/>
+              <w:right w:type="dxa" w:w="60"/>
+            </w:tcMar>
+            <w:vAlign w:val="center"/>
+          </w:tcPr>
+          <w:p>
+            <w:pPr>
+              <w:spacing w:after="60"/>
+            </w:pPr>
+            <w:r>
+              <w:t xml:space="preserve">☐</w:t>
+            </w:r>
+          </w:p>
+        </w:tc>
+        <w:tc>
+          <w:tcPr>
+            <w:tcW w:type="dxa" w:w="720"/>
+            <w:tcMar>
+              <w:top w:type="dxa" w:w="40"/>
+              <w:left w:type="dxa" w:w="60"/>
+              <w:bottom w:type="dxa" w:w="40"/>
+              <w:right w:type="dxa" w:w="60"/>
+            </w:tcMar>
+            <w:vAlign w:val="center"/>
+          </w:tcPr>
+          <w:p>
+            <w:pPr>
+              <w:spacing w:after="60"/>
+            </w:pPr>
+            <w:r>
+              <w:t xml:space="preserve">☐</w:t>
+            </w:r>
+          </w:p>
+        </w:tc>
+        <w:tc>
+          <w:tcPr>
+            <w:tcW w:type="dxa" w:w="720"/>
+            <w:tcMar>
+              <w:top w:type="dxa" w:w="40"/>
+              <w:left w:type="dxa" w:w="60"/>
+              <w:bottom w:type="dxa" w:w="40"/>
+              <w:right w:type="dxa" w:w="60"/>
+            </w:tcMar>
+            <w:vAlign w:val="center"/>
+          </w:tcPr>
+          <w:p>
+            <w:pPr>
+              <w:spacing w:after="60"/>
+            </w:pPr>
+            <w:r>
+              <w:t xml:space="preserve">☐</w:t>
+            </w:r>
+          </w:p>
+        </w:tc>
+        <w:tc>
+          <w:tcPr>
+            <w:tcW w:type="dxa" w:w="720"/>
+            <w:tcMar>
+              <w:top w:type="dxa" w:w="40"/>
+              <w:left w:type="dxa" w:w="60"/>
+              <w:bottom w:type="dxa" w:w="40"/>
+              <w:right w:type="dxa" w:w="60"/>
+            </w:tcMar>
+            <w:vAlign w:val="center"/>
+          </w:tcPr>
+          <w:p>
+            <w:pPr>
+              <w:spacing w:after="60"/>
+            </w:pPr>
+            <w:r>
+              <w:t xml:space="preserve">☐</w:t>
+            </w:r>
+          </w:p>
+        </w:tc>
+        <w:tc>
+          <w:tcPr>
+            <w:tcW w:type="dxa" w:w="720"/>
+            <w:tcMar>
+              <w:top w:type="dxa" w:w="40"/>
+              <w:left w:type="dxa" w:w="60"/>
+              <w:bottom w:type="dxa" w:w="40"/>
+              <w:right w:type="dxa" w:w="60"/>
+            </w:tcMar>
+            <w:vAlign w:val="center"/>
+          </w:tcPr>
+          <w:p>
+            <w:pPr>
+              <w:spacing w:after="60"/>
+            </w:pPr>
+            <w:r>
+              <w:t xml:space="preserve">☐</w:t>
+            </w:r>
+          </w:p>
+        </w:tc>
+        <w:tc>
+          <w:tcPr>
+            <w:tcW w:type="dxa" w:w="720"/>
+            <w:tcMar>
+              <w:top w:type="dxa" w:w="40"/>
+              <w:left w:type="dxa" w:w="60"/>
+              <w:bottom w:type="dxa" w:w="40"/>
+              <w:right w:type="dxa" w:w="60"/>
+            </w:tcMar>
+            <w:vAlign w:val="center"/>
+          </w:tcPr>
+          <w:p>
+            <w:pPr>
+              <w:spacing w:after="60"/>
+            </w:pPr>
+            <w:r>
+              <w:t xml:space="preserve">☐</w:t>
+            </w:r>
+          </w:p>
+        </w:tc>
+        <w:tc>
+          <w:tcPr>
+            <w:tcW w:type="dxa" w:w="720"/>
+            <w:tcMar>
+              <w:top w:type="dxa" w:w="40"/>
+              <w:left w:type="dxa" w:w="60"/>
+              <w:bottom w:type="dxa" w:w="40"/>
+              <w:right w:type="dxa" w:w="60"/>
+            </w:tcMar>
+            <w:vAlign w:val="center"/>
+          </w:tcPr>
+          <w:p>
+            <w:pPr>
+              <w:spacing w:after="60"/>
+            </w:pPr>
+            <w:r>
+              <w:t xml:space="preserve">☐</w:t>
+            </w:r>
+          </w:p>
+        </w:tc>
+        <w:tc>
+          <w:tcPr>
+            <w:tcW w:type="dxa" w:w="720"/>
+            <w:tcMar>
+              <w:top w:type="dxa" w:w="40"/>
+              <w:left w:type="dxa" w:w="60"/>
+              <w:bottom w:type="dxa" w:w="40"/>
+              <w:right w:type="dxa" w:w="60"/>
+            </w:tcMar>
+            <w:vAlign w:val="center"/>
+          </w:tcPr>
+          <w:p>
+            <w:pPr>
+              <w:spacing w:after="60"/>
+            </w:pPr>
+            <w:r>
+              <w:t xml:space="preserve">☐</w:t>
+            </w:r>
+          </w:p>
+        </w:tc>
+        <w:tc>
+          <w:tcPr>
+            <w:tcW w:type="dxa" w:w="720"/>
+            <w:tcMar>
+              <w:top w:type="dxa" w:w="40"/>
+              <w:left w:type="dxa" w:w="60"/>
+              <w:bottom w:type="dxa" w:w="40"/>
+              <w:right w:type="dxa" w:w="60"/>
+            </w:tcMar>
+            <w:vAlign w:val="center"/>
+          </w:tcPr>
+          <w:p>
+            <w:pPr>
+              <w:spacing w:after="60"/>
+            </w:pPr>
+            <w:r>
+              <w:t xml:space="preserve">☐</w:t>
+            </w:r>
+          </w:p>
+        </w:tc>
+        <w:tc>
+          <w:tcPr>
+            <w:tcW w:type="dxa" w:w="720"/>
+            <w:tcMar>
+              <w:top w:type="dxa" w:w="40"/>
+              <w:left w:type="dxa" w:w="60"/>
+              <w:bottom w:type="dxa" w:w="40"/>
+              <w:right w:type="dxa" w:w="60"/>
+            </w:tcMar>
+            <w:vAlign w:val="center"/>
+          </w:tcPr>
+          <w:p>
+            <w:pPr>
+              <w:spacing w:after="60"/>
+            </w:pPr>
+            <w:r>
+              <w:t xml:space="preserve">☐</w:t>
+            </w:r>
+          </w:p>
+        </w:tc>
+        <w:tc>
+          <w:tcPr>
+            <w:tcW w:type="dxa" w:w="720"/>
+            <w:tcMar>
+              <w:top w:type="dxa" w:w="40"/>
+              <w:left w:type="dxa" w:w="60"/>
+              <w:bottom w:type="dxa" w:w="40"/>
+              <w:right w:type="dxa" w:w="60"/>
+            </w:tcMar>
+            <w:vAlign w:val="center"/>
+          </w:tcPr>
+          <w:p>
+            <w:pPr>
+              <w:spacing w:after="60"/>
+            </w:pPr>
+            <w:r>
+              <w:t xml:space="preserve">☐</w:t>
+            </w:r>
+          </w:p>
+        </w:tc>
+        <w:tc>
+          <w:tcPr>
+            <w:tcW w:type="dxa" w:w="720"/>
+            <w:tcMar>
+              <w:top w:type="dxa" w:w="40"/>
+              <w:left w:type="dxa" w:w="60"/>
+              <w:bottom w:type="dxa" w:w="40"/>
+              <w:right w:type="dxa" w:w="60"/>
+            </w:tcMar>
+            <w:vAlign w:val="center"/>
+          </w:tcPr>
+          <w:p>
+            <w:pPr>
+              <w:spacing w:after="60"/>
+            </w:pPr>
+            <w:r>
+              <w:t xml:space="preserve">☐</w:t>
+            </w:r>
+          </w:p>
+        </w:tc>
+        <w:tc>
+          <w:tcPr>
+            <w:tcW w:type="dxa" w:w="720"/>
+            <w:tcMar>
+              <w:top w:type="dxa" w:w="40"/>
+              <w:left w:type="dxa" w:w="60"/>
+              <w:bottom w:type="dxa" w:w="40"/>
+              <w:right w:type="dxa" w:w="60"/>
+            </w:tcMar>
+            <w:vAlign w:val="center"/>
+          </w:tcPr>
+          <w:p>
+            <w:pPr>
+              <w:spacing w:after="60"/>
+            </w:pPr>
+            <w:r>
+              <w:t xml:space="preserve">☐</w:t>
+            </w:r>
+          </w:p>
+        </w:tc>
+        <w:tc>
+          <w:tcPr>
+            <w:tcW w:type="dxa" w:w="720"/>
+            <w:tcMar>
+              <w:top w:type="dxa" w:w="40"/>
+              <w:left w:type="dxa" w:w="60"/>
+              <w:bottom w:type="dxa" w:w="40"/>
+              <w:right w:type="dxa" w:w="60"/>
+            </w:tcMar>
+            <w:vAlign w:val="center"/>
+          </w:tcPr>
+          <w:p>
+            <w:pPr>
+              <w:spacing w:after="60"/>
+            </w:pPr>
+            <w:r>
+              <w:t xml:space="preserve">☐</w:t>
+            </w:r>
+          </w:p>
+        </w:tc>
+        <w:tc>
+          <w:tcPr>
+            <w:tcW w:type="dxa" w:w="720"/>
+            <w:tcMar>
+              <w:top w:type="dxa" w:w="40"/>
+              <w:left w:type="dxa" w:w="60"/>
+              <w:bottom w:type="dxa" w:w="40"/>
+              <w:right w:type="dxa" w:w="60"/>
+            </w:tcMar>
+            <w:vAlign w:val="center"/>
+          </w:tcPr>
+          <w:p>
+            <w:pPr>
+              <w:spacing w:after="60"/>
+            </w:pPr>
+            <w:r>
+              <w:t xml:space="preserve">☐</w:t>
+            </w:r>
+          </w:p>
+        </w:tc>
+        <w:tc>
+          <w:tcPr>
+            <w:tcW w:type="dxa" w:w="720"/>
+            <w:tcMar>
+              <w:top w:type="dxa" w:w="40"/>
+              <w:left w:type="dxa" w:w="60"/>
+              <w:bottom w:type="dxa" w:w="40"/>
+              <w:right w:type="dxa" w:w="60"/>
+            </w:tcMar>
+            <w:vAlign w:val="center"/>
+          </w:tcPr>
+          <w:p>
+            <w:pPr>
+              <w:spacing w:after="60"/>
+            </w:pPr>
+            <w:r>
+              <w:t xml:space="preserve">☐</w:t>
+            </w:r>
+          </w:p>
+        </w:tc>
+        <w:tc>
+          <w:tcPr>
+            <w:tcW w:type="dxa" w:w="720"/>
             <w:tcMar>
               <w:top w:type="dxa" w:w="40"/>
               <w:left w:type="dxa" w:w="60"/>
@@ -4012,347 +4052,367 @@
         </w:tc>
         <w:tc>
           <w:tcPr>
-            <w:tcW w:type="dxa" w:w="761"/>
-            <w:tcMar>
-              <w:top w:type="dxa" w:w="40"/>
-              <w:left w:type="dxa" w:w="60"/>
-              <w:bottom w:type="dxa" w:w="40"/>
-              <w:right w:type="dxa" w:w="60"/>
-            </w:tcMar>
-            <w:vAlign w:val="center"/>
-          </w:tcPr>
-          <w:p>
-            <w:pPr>
-              <w:spacing w:after="60"/>
-            </w:pPr>
-            <w:r>
-              <w:t xml:space="preserve">☐</w:t>
-            </w:r>
-          </w:p>
-        </w:tc>
-        <w:tc>
-          <w:tcPr>
-            <w:tcW w:type="dxa" w:w="761"/>
-            <w:tcMar>
-              <w:top w:type="dxa" w:w="40"/>
-              <w:left w:type="dxa" w:w="60"/>
-              <w:bottom w:type="dxa" w:w="40"/>
-              <w:right w:type="dxa" w:w="60"/>
-            </w:tcMar>
-            <w:vAlign w:val="center"/>
-          </w:tcPr>
-          <w:p>
-            <w:pPr>
-              <w:spacing w:after="60"/>
-            </w:pPr>
-            <w:r>
-              <w:t xml:space="preserve">☐</w:t>
-            </w:r>
-          </w:p>
-        </w:tc>
-        <w:tc>
-          <w:tcPr>
-            <w:tcW w:type="dxa" w:w="761"/>
-            <w:tcMar>
-              <w:top w:type="dxa" w:w="40"/>
-              <w:left w:type="dxa" w:w="60"/>
-              <w:bottom w:type="dxa" w:w="40"/>
-              <w:right w:type="dxa" w:w="60"/>
-            </w:tcMar>
-            <w:vAlign w:val="center"/>
-          </w:tcPr>
-          <w:p>
-            <w:pPr>
-              <w:spacing w:after="60"/>
-            </w:pPr>
-            <w:r>
-              <w:t xml:space="preserve">☐</w:t>
-            </w:r>
-          </w:p>
-        </w:tc>
-        <w:tc>
-          <w:tcPr>
-            <w:tcW w:type="dxa" w:w="761"/>
-            <w:tcMar>
-              <w:top w:type="dxa" w:w="40"/>
-              <w:left w:type="dxa" w:w="60"/>
-              <w:bottom w:type="dxa" w:w="40"/>
-              <w:right w:type="dxa" w:w="60"/>
-            </w:tcMar>
-            <w:vAlign w:val="center"/>
-          </w:tcPr>
-          <w:p>
-            <w:pPr>
-              <w:spacing w:after="60"/>
-            </w:pPr>
-            <w:r>
-              <w:t xml:space="preserve">☐</w:t>
-            </w:r>
-          </w:p>
-        </w:tc>
-        <w:tc>
-          <w:tcPr>
-            <w:tcW w:type="dxa" w:w="761"/>
-            <w:tcMar>
-              <w:top w:type="dxa" w:w="40"/>
-              <w:left w:type="dxa" w:w="60"/>
-              <w:bottom w:type="dxa" w:w="40"/>
-              <w:right w:type="dxa" w:w="60"/>
-            </w:tcMar>
-            <w:vAlign w:val="center"/>
-          </w:tcPr>
-          <w:p>
-            <w:pPr>
-              <w:spacing w:after="60"/>
-            </w:pPr>
-            <w:r>
-              <w:t xml:space="preserve">☐</w:t>
-            </w:r>
-          </w:p>
-        </w:tc>
-        <w:tc>
-          <w:tcPr>
-            <w:tcW w:type="dxa" w:w="761"/>
-            <w:tcMar>
-              <w:top w:type="dxa" w:w="40"/>
-              <w:left w:type="dxa" w:w="60"/>
-              <w:bottom w:type="dxa" w:w="40"/>
-              <w:right w:type="dxa" w:w="60"/>
-            </w:tcMar>
-            <w:vAlign w:val="center"/>
-          </w:tcPr>
-          <w:p>
-            <w:pPr>
-              <w:spacing w:after="60"/>
-            </w:pPr>
-            <w:r>
-              <w:t xml:space="preserve">☐</w:t>
-            </w:r>
-          </w:p>
-        </w:tc>
-        <w:tc>
-          <w:tcPr>
-            <w:tcW w:type="dxa" w:w="761"/>
-            <w:tcMar>
-              <w:top w:type="dxa" w:w="40"/>
-              <w:left w:type="dxa" w:w="60"/>
-              <w:bottom w:type="dxa" w:w="40"/>
-              <w:right w:type="dxa" w:w="60"/>
-            </w:tcMar>
-            <w:vAlign w:val="center"/>
-          </w:tcPr>
-          <w:p>
-            <w:pPr>
-              <w:spacing w:after="60"/>
-            </w:pPr>
-            <w:r>
-              <w:t xml:space="preserve">☐</w:t>
-            </w:r>
-          </w:p>
-        </w:tc>
-        <w:tc>
-          <w:tcPr>
-            <w:tcW w:type="dxa" w:w="761"/>
-            <w:tcMar>
-              <w:top w:type="dxa" w:w="40"/>
-              <w:left w:type="dxa" w:w="60"/>
-              <w:bottom w:type="dxa" w:w="40"/>
-              <w:right w:type="dxa" w:w="60"/>
-            </w:tcMar>
-            <w:vAlign w:val="center"/>
-          </w:tcPr>
-          <w:p>
-            <w:pPr>
-              <w:spacing w:after="60"/>
-            </w:pPr>
-            <w:r>
-              <w:t xml:space="preserve">☐</w:t>
-            </w:r>
-          </w:p>
-        </w:tc>
-        <w:tc>
-          <w:tcPr>
-            <w:tcW w:type="dxa" w:w="761"/>
-            <w:tcMar>
-              <w:top w:type="dxa" w:w="40"/>
-              <w:left w:type="dxa" w:w="60"/>
-              <w:bottom w:type="dxa" w:w="40"/>
-              <w:right w:type="dxa" w:w="60"/>
-            </w:tcMar>
-            <w:vAlign w:val="center"/>
-          </w:tcPr>
-          <w:p>
-            <w:pPr>
-              <w:spacing w:after="60"/>
-            </w:pPr>
-            <w:r>
-              <w:t xml:space="preserve">☐</w:t>
-            </w:r>
-          </w:p>
-        </w:tc>
-        <w:tc>
-          <w:tcPr>
-            <w:tcW w:type="dxa" w:w="761"/>
-            <w:tcMar>
-              <w:top w:type="dxa" w:w="40"/>
-              <w:left w:type="dxa" w:w="60"/>
-              <w:bottom w:type="dxa" w:w="40"/>
-              <w:right w:type="dxa" w:w="60"/>
-            </w:tcMar>
-            <w:vAlign w:val="center"/>
-          </w:tcPr>
-          <w:p>
-            <w:pPr>
-              <w:spacing w:after="60"/>
-            </w:pPr>
-            <w:r>
-              <w:t xml:space="preserve">☐</w:t>
-            </w:r>
-          </w:p>
-        </w:tc>
-        <w:tc>
-          <w:tcPr>
-            <w:tcW w:type="dxa" w:w="761"/>
-            <w:tcMar>
-              <w:top w:type="dxa" w:w="40"/>
-              <w:left w:type="dxa" w:w="60"/>
-              <w:bottom w:type="dxa" w:w="40"/>
-              <w:right w:type="dxa" w:w="60"/>
-            </w:tcMar>
-            <w:vAlign w:val="center"/>
-          </w:tcPr>
-          <w:p>
-            <w:pPr>
-              <w:spacing w:after="60"/>
-            </w:pPr>
-            <w:r>
-              <w:t xml:space="preserve">☐</w:t>
-            </w:r>
-          </w:p>
-        </w:tc>
-        <w:tc>
-          <w:tcPr>
-            <w:tcW w:type="dxa" w:w="761"/>
-            <w:tcMar>
-              <w:top w:type="dxa" w:w="40"/>
-              <w:left w:type="dxa" w:w="60"/>
-              <w:bottom w:type="dxa" w:w="40"/>
-              <w:right w:type="dxa" w:w="60"/>
-            </w:tcMar>
-            <w:vAlign w:val="center"/>
-          </w:tcPr>
-          <w:p>
-            <w:pPr>
-              <w:spacing w:after="60"/>
-            </w:pPr>
-            <w:r>
-              <w:t xml:space="preserve">☐</w:t>
-            </w:r>
-          </w:p>
-        </w:tc>
-        <w:tc>
-          <w:tcPr>
-            <w:tcW w:type="dxa" w:w="761"/>
-            <w:tcMar>
-              <w:top w:type="dxa" w:w="40"/>
-              <w:left w:type="dxa" w:w="60"/>
-              <w:bottom w:type="dxa" w:w="40"/>
-              <w:right w:type="dxa" w:w="60"/>
-            </w:tcMar>
-            <w:vAlign w:val="center"/>
-          </w:tcPr>
-          <w:p>
-            <w:pPr>
-              <w:spacing w:after="60"/>
-            </w:pPr>
-            <w:r>
-              <w:t xml:space="preserve">☐</w:t>
-            </w:r>
-          </w:p>
-        </w:tc>
-        <w:tc>
-          <w:tcPr>
-            <w:tcW w:type="dxa" w:w="761"/>
-            <w:tcMar>
-              <w:top w:type="dxa" w:w="40"/>
-              <w:left w:type="dxa" w:w="60"/>
-              <w:bottom w:type="dxa" w:w="40"/>
-              <w:right w:type="dxa" w:w="60"/>
-            </w:tcMar>
-            <w:vAlign w:val="center"/>
-          </w:tcPr>
-          <w:p>
-            <w:pPr>
-              <w:spacing w:after="60"/>
-            </w:pPr>
-            <w:r>
-              <w:t xml:space="preserve">☐</w:t>
-            </w:r>
-          </w:p>
-        </w:tc>
-        <w:tc>
-          <w:tcPr>
-            <w:tcW w:type="dxa" w:w="761"/>
-            <w:tcMar>
-              <w:top w:type="dxa" w:w="40"/>
-              <w:left w:type="dxa" w:w="60"/>
-              <w:bottom w:type="dxa" w:w="40"/>
-              <w:right w:type="dxa" w:w="60"/>
-            </w:tcMar>
-            <w:vAlign w:val="center"/>
-          </w:tcPr>
-          <w:p>
-            <w:pPr>
-              <w:spacing w:after="60"/>
-            </w:pPr>
-            <w:r>
-              <w:t xml:space="preserve">☐</w:t>
-            </w:r>
-          </w:p>
-        </w:tc>
-        <w:tc>
-          <w:tcPr>
-            <w:tcW w:type="dxa" w:w="761"/>
-            <w:tcMar>
-              <w:top w:type="dxa" w:w="40"/>
-              <w:left w:type="dxa" w:w="60"/>
-              <w:bottom w:type="dxa" w:w="40"/>
-              <w:right w:type="dxa" w:w="60"/>
-            </w:tcMar>
-            <w:vAlign w:val="center"/>
-          </w:tcPr>
-          <w:p>
-            <w:pPr>
-              <w:spacing w:after="60"/>
-            </w:pPr>
-            <w:r>
-              <w:t xml:space="preserve">☐</w:t>
-            </w:r>
-          </w:p>
-        </w:tc>
-        <w:tc>
-          <w:tcPr>
-            <w:tcW w:type="dxa" w:w="761"/>
-            <w:tcMar>
-              <w:top w:type="dxa" w:w="40"/>
-              <w:left w:type="dxa" w:w="60"/>
-              <w:bottom w:type="dxa" w:w="40"/>
-              <w:right w:type="dxa" w:w="60"/>
-            </w:tcMar>
-            <w:vAlign w:val="center"/>
-          </w:tcPr>
-          <w:p>
-            <w:pPr>
-              <w:spacing w:after="60"/>
-            </w:pPr>
-            <w:r>
-              <w:t xml:space="preserve">☐</w:t>
-            </w:r>
-          </w:p>
-        </w:tc>
-        <w:tc>
-          <w:tcPr>
-            <w:tcW w:type="dxa" w:w="761"/>
+            <w:tcW w:type="dxa" w:w="720"/>
+            <w:tcMar>
+              <w:top w:type="dxa" w:w="40"/>
+              <w:left w:type="dxa" w:w="60"/>
+              <w:bottom w:type="dxa" w:w="40"/>
+              <w:right w:type="dxa" w:w="60"/>
+            </w:tcMar>
+            <w:vAlign w:val="center"/>
+          </w:tcPr>
+          <w:p>
+            <w:pPr>
+              <w:spacing w:after="60"/>
+            </w:pPr>
+            <w:r>
+              <w:t xml:space="preserve">☐</w:t>
+            </w:r>
+          </w:p>
+        </w:tc>
+        <w:tc>
+          <w:tcPr>
+            <w:tcW w:type="dxa" w:w="720"/>
+            <w:tcMar>
+              <w:top w:type="dxa" w:w="40"/>
+              <w:left w:type="dxa" w:w="60"/>
+              <w:bottom w:type="dxa" w:w="40"/>
+              <w:right w:type="dxa" w:w="60"/>
+            </w:tcMar>
+            <w:vAlign w:val="center"/>
+          </w:tcPr>
+          <w:p>
+            <w:pPr>
+              <w:spacing w:after="60"/>
+            </w:pPr>
+            <w:r>
+              <w:t xml:space="preserve">☐</w:t>
+            </w:r>
+          </w:p>
+        </w:tc>
+        <w:tc>
+          <w:tcPr>
+            <w:tcW w:type="dxa" w:w="720"/>
+            <w:tcMar>
+              <w:top w:type="dxa" w:w="40"/>
+              <w:left w:type="dxa" w:w="60"/>
+              <w:bottom w:type="dxa" w:w="40"/>
+              <w:right w:type="dxa" w:w="60"/>
+            </w:tcMar>
+            <w:vAlign w:val="center"/>
+          </w:tcPr>
+          <w:p>
+            <w:pPr>
+              <w:spacing w:after="60"/>
+            </w:pPr>
+            <w:r>
+              <w:t xml:space="preserve">☐</w:t>
+            </w:r>
+          </w:p>
+        </w:tc>
+        <w:tc>
+          <w:tcPr>
+            <w:tcW w:type="dxa" w:w="720"/>
+            <w:tcMar>
+              <w:top w:type="dxa" w:w="40"/>
+              <w:left w:type="dxa" w:w="60"/>
+              <w:bottom w:type="dxa" w:w="40"/>
+              <w:right w:type="dxa" w:w="60"/>
+            </w:tcMar>
+            <w:vAlign w:val="center"/>
+          </w:tcPr>
+          <w:p>
+            <w:pPr>
+              <w:spacing w:after="60"/>
+            </w:pPr>
+            <w:r>
+              <w:t xml:space="preserve">☐</w:t>
+            </w:r>
+          </w:p>
+        </w:tc>
+        <w:tc>
+          <w:tcPr>
+            <w:tcW w:type="dxa" w:w="720"/>
+            <w:tcMar>
+              <w:top w:type="dxa" w:w="40"/>
+              <w:left w:type="dxa" w:w="60"/>
+              <w:bottom w:type="dxa" w:w="40"/>
+              <w:right w:type="dxa" w:w="60"/>
+            </w:tcMar>
+            <w:vAlign w:val="center"/>
+          </w:tcPr>
+          <w:p>
+            <w:pPr>
+              <w:spacing w:after="60"/>
+            </w:pPr>
+            <w:r>
+              <w:t xml:space="preserve">☐</w:t>
+            </w:r>
+          </w:p>
+        </w:tc>
+        <w:tc>
+          <w:tcPr>
+            <w:tcW w:type="dxa" w:w="720"/>
+            <w:tcMar>
+              <w:top w:type="dxa" w:w="40"/>
+              <w:left w:type="dxa" w:w="60"/>
+              <w:bottom w:type="dxa" w:w="40"/>
+              <w:right w:type="dxa" w:w="60"/>
+            </w:tcMar>
+            <w:vAlign w:val="center"/>
+          </w:tcPr>
+          <w:p>
+            <w:pPr>
+              <w:spacing w:after="60"/>
+            </w:pPr>
+            <w:r>
+              <w:t xml:space="preserve">☐</w:t>
+            </w:r>
+          </w:p>
+        </w:tc>
+        <w:tc>
+          <w:tcPr>
+            <w:tcW w:type="dxa" w:w="720"/>
+            <w:tcMar>
+              <w:top w:type="dxa" w:w="40"/>
+              <w:left w:type="dxa" w:w="60"/>
+              <w:bottom w:type="dxa" w:w="40"/>
+              <w:right w:type="dxa" w:w="60"/>
+            </w:tcMar>
+            <w:vAlign w:val="center"/>
+          </w:tcPr>
+          <w:p>
+            <w:pPr>
+              <w:spacing w:after="60"/>
+            </w:pPr>
+            <w:r>
+              <w:t xml:space="preserve">☐</w:t>
+            </w:r>
+          </w:p>
+        </w:tc>
+        <w:tc>
+          <w:tcPr>
+            <w:tcW w:type="dxa" w:w="720"/>
+            <w:tcMar>
+              <w:top w:type="dxa" w:w="40"/>
+              <w:left w:type="dxa" w:w="60"/>
+              <w:bottom w:type="dxa" w:w="40"/>
+              <w:right w:type="dxa" w:w="60"/>
+            </w:tcMar>
+            <w:vAlign w:val="center"/>
+          </w:tcPr>
+          <w:p>
+            <w:pPr>
+              <w:spacing w:after="60"/>
+            </w:pPr>
+            <w:r>
+              <w:t xml:space="preserve">☐</w:t>
+            </w:r>
+          </w:p>
+        </w:tc>
+        <w:tc>
+          <w:tcPr>
+            <w:tcW w:type="dxa" w:w="720"/>
+            <w:tcMar>
+              <w:top w:type="dxa" w:w="40"/>
+              <w:left w:type="dxa" w:w="60"/>
+              <w:bottom w:type="dxa" w:w="40"/>
+              <w:right w:type="dxa" w:w="60"/>
+            </w:tcMar>
+            <w:vAlign w:val="center"/>
+          </w:tcPr>
+          <w:p>
+            <w:pPr>
+              <w:spacing w:after="60"/>
+            </w:pPr>
+            <w:r>
+              <w:t xml:space="preserve">☐</w:t>
+            </w:r>
+          </w:p>
+        </w:tc>
+        <w:tc>
+          <w:tcPr>
+            <w:tcW w:type="dxa" w:w="720"/>
+            <w:tcMar>
+              <w:top w:type="dxa" w:w="40"/>
+              <w:left w:type="dxa" w:w="60"/>
+              <w:bottom w:type="dxa" w:w="40"/>
+              <w:right w:type="dxa" w:w="60"/>
+            </w:tcMar>
+            <w:vAlign w:val="center"/>
+          </w:tcPr>
+          <w:p>
+            <w:pPr>
+              <w:spacing w:after="60"/>
+            </w:pPr>
+            <w:r>
+              <w:t xml:space="preserve">☐</w:t>
+            </w:r>
+          </w:p>
+        </w:tc>
+        <w:tc>
+          <w:tcPr>
+            <w:tcW w:type="dxa" w:w="720"/>
+            <w:tcMar>
+              <w:top w:type="dxa" w:w="40"/>
+              <w:left w:type="dxa" w:w="60"/>
+              <w:bottom w:type="dxa" w:w="40"/>
+              <w:right w:type="dxa" w:w="60"/>
+            </w:tcMar>
+            <w:vAlign w:val="center"/>
+          </w:tcPr>
+          <w:p>
+            <w:pPr>
+              <w:spacing w:after="60"/>
+            </w:pPr>
+            <w:r>
+              <w:t xml:space="preserve">☐</w:t>
+            </w:r>
+          </w:p>
+        </w:tc>
+        <w:tc>
+          <w:tcPr>
+            <w:tcW w:type="dxa" w:w="720"/>
+            <w:tcMar>
+              <w:top w:type="dxa" w:w="40"/>
+              <w:left w:type="dxa" w:w="60"/>
+              <w:bottom w:type="dxa" w:w="40"/>
+              <w:right w:type="dxa" w:w="60"/>
+            </w:tcMar>
+            <w:vAlign w:val="center"/>
+          </w:tcPr>
+          <w:p>
+            <w:pPr>
+              <w:spacing w:after="60"/>
+            </w:pPr>
+            <w:r>
+              <w:t xml:space="preserve">☐</w:t>
+            </w:r>
+          </w:p>
+        </w:tc>
+        <w:tc>
+          <w:tcPr>
+            <w:tcW w:type="dxa" w:w="720"/>
+            <w:tcMar>
+              <w:top w:type="dxa" w:w="40"/>
+              <w:left w:type="dxa" w:w="60"/>
+              <w:bottom w:type="dxa" w:w="40"/>
+              <w:right w:type="dxa" w:w="60"/>
+            </w:tcMar>
+            <w:vAlign w:val="center"/>
+          </w:tcPr>
+          <w:p>
+            <w:pPr>
+              <w:spacing w:after="60"/>
+            </w:pPr>
+            <w:r>
+              <w:t xml:space="preserve">☐</w:t>
+            </w:r>
+          </w:p>
+        </w:tc>
+        <w:tc>
+          <w:tcPr>
+            <w:tcW w:type="dxa" w:w="720"/>
+            <w:tcMar>
+              <w:top w:type="dxa" w:w="40"/>
+              <w:left w:type="dxa" w:w="60"/>
+              <w:bottom w:type="dxa" w:w="40"/>
+              <w:right w:type="dxa" w:w="60"/>
+            </w:tcMar>
+            <w:vAlign w:val="center"/>
+          </w:tcPr>
+          <w:p>
+            <w:pPr>
+              <w:spacing w:after="60"/>
+            </w:pPr>
+            <w:r>
+              <w:t xml:space="preserve">☐</w:t>
+            </w:r>
+          </w:p>
+        </w:tc>
+        <w:tc>
+          <w:tcPr>
+            <w:tcW w:type="dxa" w:w="720"/>
+            <w:tcMar>
+              <w:top w:type="dxa" w:w="40"/>
+              <w:left w:type="dxa" w:w="60"/>
+              <w:bottom w:type="dxa" w:w="40"/>
+              <w:right w:type="dxa" w:w="60"/>
+            </w:tcMar>
+            <w:vAlign w:val="center"/>
+          </w:tcPr>
+          <w:p>
+            <w:pPr>
+              <w:spacing w:after="60"/>
+            </w:pPr>
+            <w:r>
+              <w:t xml:space="preserve">☐</w:t>
+            </w:r>
+          </w:p>
+        </w:tc>
+        <w:tc>
+          <w:tcPr>
+            <w:tcW w:type="dxa" w:w="720"/>
+            <w:tcMar>
+              <w:top w:type="dxa" w:w="40"/>
+              <w:left w:type="dxa" w:w="60"/>
+              <w:bottom w:type="dxa" w:w="40"/>
+              <w:right w:type="dxa" w:w="60"/>
+            </w:tcMar>
+            <w:vAlign w:val="center"/>
+          </w:tcPr>
+          <w:p>
+            <w:pPr>
+              <w:spacing w:after="60"/>
+            </w:pPr>
+            <w:r>
+              <w:t xml:space="preserve">☐</w:t>
+            </w:r>
+          </w:p>
+        </w:tc>
+        <w:tc>
+          <w:tcPr>
+            <w:tcW w:type="dxa" w:w="720"/>
+            <w:tcMar>
+              <w:top w:type="dxa" w:w="40"/>
+              <w:left w:type="dxa" w:w="60"/>
+              <w:bottom w:type="dxa" w:w="40"/>
+              <w:right w:type="dxa" w:w="60"/>
+            </w:tcMar>
+            <w:vAlign w:val="center"/>
+          </w:tcPr>
+          <w:p>
+            <w:pPr>
+              <w:spacing w:after="60"/>
+            </w:pPr>
+            <w:r>
+              <w:t xml:space="preserve">☐</w:t>
+            </w:r>
+          </w:p>
+        </w:tc>
+        <w:tc>
+          <w:tcPr>
+            <w:tcW w:type="dxa" w:w="720"/>
+            <w:tcMar>
+              <w:top w:type="dxa" w:w="40"/>
+              <w:left w:type="dxa" w:w="60"/>
+              <w:bottom w:type="dxa" w:w="40"/>
+              <w:right w:type="dxa" w:w="60"/>
+            </w:tcMar>
+            <w:vAlign w:val="center"/>
+          </w:tcPr>
+          <w:p>
+            <w:pPr>
+              <w:spacing w:after="60"/>
+            </w:pPr>
+            <w:r>
+              <w:t xml:space="preserve">☐</w:t>
+            </w:r>
+          </w:p>
+        </w:tc>
+        <w:tc>
+          <w:tcPr>
+            <w:tcW w:type="dxa" w:w="720"/>
             <w:tcMar>
               <w:top w:type="dxa" w:w="40"/>
               <w:left w:type="dxa" w:w="60"/>
@@ -4398,347 +4458,367 @@
         </w:tc>
         <w:tc>
           <w:tcPr>
-            <w:tcW w:type="dxa" w:w="761"/>
-            <w:tcMar>
-              <w:top w:type="dxa" w:w="40"/>
-              <w:left w:type="dxa" w:w="60"/>
-              <w:bottom w:type="dxa" w:w="40"/>
-              <w:right w:type="dxa" w:w="60"/>
-            </w:tcMar>
-            <w:vAlign w:val="center"/>
-          </w:tcPr>
-          <w:p>
-            <w:pPr>
-              <w:spacing w:after="60"/>
-            </w:pPr>
-            <w:r>
-              <w:t xml:space="preserve">☐</w:t>
-            </w:r>
-          </w:p>
-        </w:tc>
-        <w:tc>
-          <w:tcPr>
-            <w:tcW w:type="dxa" w:w="761"/>
-            <w:tcMar>
-              <w:top w:type="dxa" w:w="40"/>
-              <w:left w:type="dxa" w:w="60"/>
-              <w:bottom w:type="dxa" w:w="40"/>
-              <w:right w:type="dxa" w:w="60"/>
-            </w:tcMar>
-            <w:vAlign w:val="center"/>
-          </w:tcPr>
-          <w:p>
-            <w:pPr>
-              <w:spacing w:after="60"/>
-            </w:pPr>
-            <w:r>
-              <w:t xml:space="preserve">☐</w:t>
-            </w:r>
-          </w:p>
-        </w:tc>
-        <w:tc>
-          <w:tcPr>
-            <w:tcW w:type="dxa" w:w="761"/>
-            <w:tcMar>
-              <w:top w:type="dxa" w:w="40"/>
-              <w:left w:type="dxa" w:w="60"/>
-              <w:bottom w:type="dxa" w:w="40"/>
-              <w:right w:type="dxa" w:w="60"/>
-            </w:tcMar>
-            <w:vAlign w:val="center"/>
-          </w:tcPr>
-          <w:p>
-            <w:pPr>
-              <w:spacing w:after="60"/>
-            </w:pPr>
-            <w:r>
-              <w:t xml:space="preserve">☐</w:t>
-            </w:r>
-          </w:p>
-        </w:tc>
-        <w:tc>
-          <w:tcPr>
-            <w:tcW w:type="dxa" w:w="761"/>
-            <w:tcMar>
-              <w:top w:type="dxa" w:w="40"/>
-              <w:left w:type="dxa" w:w="60"/>
-              <w:bottom w:type="dxa" w:w="40"/>
-              <w:right w:type="dxa" w:w="60"/>
-            </w:tcMar>
-            <w:vAlign w:val="center"/>
-          </w:tcPr>
-          <w:p>
-            <w:pPr>
-              <w:spacing w:after="60"/>
-            </w:pPr>
-            <w:r>
-              <w:t xml:space="preserve">☐</w:t>
-            </w:r>
-          </w:p>
-        </w:tc>
-        <w:tc>
-          <w:tcPr>
-            <w:tcW w:type="dxa" w:w="761"/>
-            <w:tcMar>
-              <w:top w:type="dxa" w:w="40"/>
-              <w:left w:type="dxa" w:w="60"/>
-              <w:bottom w:type="dxa" w:w="40"/>
-              <w:right w:type="dxa" w:w="60"/>
-            </w:tcMar>
-            <w:vAlign w:val="center"/>
-          </w:tcPr>
-          <w:p>
-            <w:pPr>
-              <w:spacing w:after="60"/>
-            </w:pPr>
-            <w:r>
-              <w:t xml:space="preserve">☐</w:t>
-            </w:r>
-          </w:p>
-        </w:tc>
-        <w:tc>
-          <w:tcPr>
-            <w:tcW w:type="dxa" w:w="761"/>
-            <w:tcMar>
-              <w:top w:type="dxa" w:w="40"/>
-              <w:left w:type="dxa" w:w="60"/>
-              <w:bottom w:type="dxa" w:w="40"/>
-              <w:right w:type="dxa" w:w="60"/>
-            </w:tcMar>
-            <w:vAlign w:val="center"/>
-          </w:tcPr>
-          <w:p>
-            <w:pPr>
-              <w:spacing w:after="60"/>
-            </w:pPr>
-            <w:r>
-              <w:t xml:space="preserve">☐</w:t>
-            </w:r>
-          </w:p>
-        </w:tc>
-        <w:tc>
-          <w:tcPr>
-            <w:tcW w:type="dxa" w:w="761"/>
-            <w:tcMar>
-              <w:top w:type="dxa" w:w="40"/>
-              <w:left w:type="dxa" w:w="60"/>
-              <w:bottom w:type="dxa" w:w="40"/>
-              <w:right w:type="dxa" w:w="60"/>
-            </w:tcMar>
-            <w:vAlign w:val="center"/>
-          </w:tcPr>
-          <w:p>
-            <w:pPr>
-              <w:spacing w:after="60"/>
-            </w:pPr>
-            <w:r>
-              <w:t xml:space="preserve">☐</w:t>
-            </w:r>
-          </w:p>
-        </w:tc>
-        <w:tc>
-          <w:tcPr>
-            <w:tcW w:type="dxa" w:w="761"/>
-            <w:tcMar>
-              <w:top w:type="dxa" w:w="40"/>
-              <w:left w:type="dxa" w:w="60"/>
-              <w:bottom w:type="dxa" w:w="40"/>
-              <w:right w:type="dxa" w:w="60"/>
-            </w:tcMar>
-            <w:vAlign w:val="center"/>
-          </w:tcPr>
-          <w:p>
-            <w:pPr>
-              <w:spacing w:after="60"/>
-            </w:pPr>
-            <w:r>
-              <w:t xml:space="preserve">☐</w:t>
-            </w:r>
-          </w:p>
-        </w:tc>
-        <w:tc>
-          <w:tcPr>
-            <w:tcW w:type="dxa" w:w="761"/>
-            <w:tcMar>
-              <w:top w:type="dxa" w:w="40"/>
-              <w:left w:type="dxa" w:w="60"/>
-              <w:bottom w:type="dxa" w:w="40"/>
-              <w:right w:type="dxa" w:w="60"/>
-            </w:tcMar>
-            <w:vAlign w:val="center"/>
-          </w:tcPr>
-          <w:p>
-            <w:pPr>
-              <w:spacing w:after="60"/>
-            </w:pPr>
-            <w:r>
-              <w:t xml:space="preserve">☐</w:t>
-            </w:r>
-          </w:p>
-        </w:tc>
-        <w:tc>
-          <w:tcPr>
-            <w:tcW w:type="dxa" w:w="761"/>
-            <w:tcMar>
-              <w:top w:type="dxa" w:w="40"/>
-              <w:left w:type="dxa" w:w="60"/>
-              <w:bottom w:type="dxa" w:w="40"/>
-              <w:right w:type="dxa" w:w="60"/>
-            </w:tcMar>
-            <w:vAlign w:val="center"/>
-          </w:tcPr>
-          <w:p>
-            <w:pPr>
-              <w:spacing w:after="60"/>
-            </w:pPr>
-            <w:r>
-              <w:t xml:space="preserve">☐</w:t>
-            </w:r>
-          </w:p>
-        </w:tc>
-        <w:tc>
-          <w:tcPr>
-            <w:tcW w:type="dxa" w:w="761"/>
-            <w:tcMar>
-              <w:top w:type="dxa" w:w="40"/>
-              <w:left w:type="dxa" w:w="60"/>
-              <w:bottom w:type="dxa" w:w="40"/>
-              <w:right w:type="dxa" w:w="60"/>
-            </w:tcMar>
-            <w:vAlign w:val="center"/>
-          </w:tcPr>
-          <w:p>
-            <w:pPr>
-              <w:spacing w:after="60"/>
-            </w:pPr>
-            <w:r>
-              <w:t xml:space="preserve">☐</w:t>
-            </w:r>
-          </w:p>
-        </w:tc>
-        <w:tc>
-          <w:tcPr>
-            <w:tcW w:type="dxa" w:w="761"/>
-            <w:tcMar>
-              <w:top w:type="dxa" w:w="40"/>
-              <w:left w:type="dxa" w:w="60"/>
-              <w:bottom w:type="dxa" w:w="40"/>
-              <w:right w:type="dxa" w:w="60"/>
-            </w:tcMar>
-            <w:vAlign w:val="center"/>
-          </w:tcPr>
-          <w:p>
-            <w:pPr>
-              <w:spacing w:after="60"/>
-            </w:pPr>
-            <w:r>
-              <w:t xml:space="preserve">☐</w:t>
-            </w:r>
-          </w:p>
-        </w:tc>
-        <w:tc>
-          <w:tcPr>
-            <w:tcW w:type="dxa" w:w="761"/>
-            <w:tcMar>
-              <w:top w:type="dxa" w:w="40"/>
-              <w:left w:type="dxa" w:w="60"/>
-              <w:bottom w:type="dxa" w:w="40"/>
-              <w:right w:type="dxa" w:w="60"/>
-            </w:tcMar>
-            <w:vAlign w:val="center"/>
-          </w:tcPr>
-          <w:p>
-            <w:pPr>
-              <w:spacing w:after="60"/>
-            </w:pPr>
-            <w:r>
-              <w:t xml:space="preserve">☐</w:t>
-            </w:r>
-          </w:p>
-        </w:tc>
-        <w:tc>
-          <w:tcPr>
-            <w:tcW w:type="dxa" w:w="761"/>
-            <w:tcMar>
-              <w:top w:type="dxa" w:w="40"/>
-              <w:left w:type="dxa" w:w="60"/>
-              <w:bottom w:type="dxa" w:w="40"/>
-              <w:right w:type="dxa" w:w="60"/>
-            </w:tcMar>
-            <w:vAlign w:val="center"/>
-          </w:tcPr>
-          <w:p>
-            <w:pPr>
-              <w:spacing w:after="60"/>
-            </w:pPr>
-            <w:r>
-              <w:t xml:space="preserve">☐</w:t>
-            </w:r>
-          </w:p>
-        </w:tc>
-        <w:tc>
-          <w:tcPr>
-            <w:tcW w:type="dxa" w:w="761"/>
-            <w:tcMar>
-              <w:top w:type="dxa" w:w="40"/>
-              <w:left w:type="dxa" w:w="60"/>
-              <w:bottom w:type="dxa" w:w="40"/>
-              <w:right w:type="dxa" w:w="60"/>
-            </w:tcMar>
-            <w:vAlign w:val="center"/>
-          </w:tcPr>
-          <w:p>
-            <w:pPr>
-              <w:spacing w:after="60"/>
-            </w:pPr>
-            <w:r>
-              <w:t xml:space="preserve">☐</w:t>
-            </w:r>
-          </w:p>
-        </w:tc>
-        <w:tc>
-          <w:tcPr>
-            <w:tcW w:type="dxa" w:w="761"/>
-            <w:tcMar>
-              <w:top w:type="dxa" w:w="40"/>
-              <w:left w:type="dxa" w:w="60"/>
-              <w:bottom w:type="dxa" w:w="40"/>
-              <w:right w:type="dxa" w:w="60"/>
-            </w:tcMar>
-            <w:vAlign w:val="center"/>
-          </w:tcPr>
-          <w:p>
-            <w:pPr>
-              <w:spacing w:after="60"/>
-            </w:pPr>
-            <w:r>
-              <w:t xml:space="preserve">☐</w:t>
-            </w:r>
-          </w:p>
-        </w:tc>
-        <w:tc>
-          <w:tcPr>
-            <w:tcW w:type="dxa" w:w="761"/>
-            <w:tcMar>
-              <w:top w:type="dxa" w:w="40"/>
-              <w:left w:type="dxa" w:w="60"/>
-              <w:bottom w:type="dxa" w:w="40"/>
-              <w:right w:type="dxa" w:w="60"/>
-            </w:tcMar>
-            <w:vAlign w:val="center"/>
-          </w:tcPr>
-          <w:p>
-            <w:pPr>
-              <w:spacing w:after="60"/>
-            </w:pPr>
-            <w:r>
-              <w:t xml:space="preserve">☐</w:t>
-            </w:r>
-          </w:p>
-        </w:tc>
-        <w:tc>
-          <w:tcPr>
-            <w:tcW w:type="dxa" w:w="761"/>
+            <w:tcW w:type="dxa" w:w="720"/>
+            <w:tcMar>
+              <w:top w:type="dxa" w:w="40"/>
+              <w:left w:type="dxa" w:w="60"/>
+              <w:bottom w:type="dxa" w:w="40"/>
+              <w:right w:type="dxa" w:w="60"/>
+            </w:tcMar>
+            <w:vAlign w:val="center"/>
+          </w:tcPr>
+          <w:p>
+            <w:pPr>
+              <w:spacing w:after="60"/>
+            </w:pPr>
+            <w:r>
+              <w:t xml:space="preserve">☐</w:t>
+            </w:r>
+          </w:p>
+        </w:tc>
+        <w:tc>
+          <w:tcPr>
+            <w:tcW w:type="dxa" w:w="720"/>
+            <w:tcMar>
+              <w:top w:type="dxa" w:w="40"/>
+              <w:left w:type="dxa" w:w="60"/>
+              <w:bottom w:type="dxa" w:w="40"/>
+              <w:right w:type="dxa" w:w="60"/>
+            </w:tcMar>
+            <w:vAlign w:val="center"/>
+          </w:tcPr>
+          <w:p>
+            <w:pPr>
+              <w:spacing w:after="60"/>
+            </w:pPr>
+            <w:r>
+              <w:t xml:space="preserve">☐</w:t>
+            </w:r>
+          </w:p>
+        </w:tc>
+        <w:tc>
+          <w:tcPr>
+            <w:tcW w:type="dxa" w:w="720"/>
+            <w:tcMar>
+              <w:top w:type="dxa" w:w="40"/>
+              <w:left w:type="dxa" w:w="60"/>
+              <w:bottom w:type="dxa" w:w="40"/>
+              <w:right w:type="dxa" w:w="60"/>
+            </w:tcMar>
+            <w:vAlign w:val="center"/>
+          </w:tcPr>
+          <w:p>
+            <w:pPr>
+              <w:spacing w:after="60"/>
+            </w:pPr>
+            <w:r>
+              <w:t xml:space="preserve">☐</w:t>
+            </w:r>
+          </w:p>
+        </w:tc>
+        <w:tc>
+          <w:tcPr>
+            <w:tcW w:type="dxa" w:w="720"/>
+            <w:tcMar>
+              <w:top w:type="dxa" w:w="40"/>
+              <w:left w:type="dxa" w:w="60"/>
+              <w:bottom w:type="dxa" w:w="40"/>
+              <w:right w:type="dxa" w:w="60"/>
+            </w:tcMar>
+            <w:vAlign w:val="center"/>
+          </w:tcPr>
+          <w:p>
+            <w:pPr>
+              <w:spacing w:after="60"/>
+            </w:pPr>
+            <w:r>
+              <w:t xml:space="preserve">☐</w:t>
+            </w:r>
+          </w:p>
+        </w:tc>
+        <w:tc>
+          <w:tcPr>
+            <w:tcW w:type="dxa" w:w="720"/>
+            <w:tcMar>
+              <w:top w:type="dxa" w:w="40"/>
+              <w:left w:type="dxa" w:w="60"/>
+              <w:bottom w:type="dxa" w:w="40"/>
+              <w:right w:type="dxa" w:w="60"/>
+            </w:tcMar>
+            <w:vAlign w:val="center"/>
+          </w:tcPr>
+          <w:p>
+            <w:pPr>
+              <w:spacing w:after="60"/>
+            </w:pPr>
+            <w:r>
+              <w:t xml:space="preserve">☐</w:t>
+            </w:r>
+          </w:p>
+        </w:tc>
+        <w:tc>
+          <w:tcPr>
+            <w:tcW w:type="dxa" w:w="720"/>
+            <w:tcMar>
+              <w:top w:type="dxa" w:w="40"/>
+              <w:left w:type="dxa" w:w="60"/>
+              <w:bottom w:type="dxa" w:w="40"/>
+              <w:right w:type="dxa" w:w="60"/>
+            </w:tcMar>
+            <w:vAlign w:val="center"/>
+          </w:tcPr>
+          <w:p>
+            <w:pPr>
+              <w:spacing w:after="60"/>
+            </w:pPr>
+            <w:r>
+              <w:t xml:space="preserve">☐</w:t>
+            </w:r>
+          </w:p>
+        </w:tc>
+        <w:tc>
+          <w:tcPr>
+            <w:tcW w:type="dxa" w:w="720"/>
+            <w:tcMar>
+              <w:top w:type="dxa" w:w="40"/>
+              <w:left w:type="dxa" w:w="60"/>
+              <w:bottom w:type="dxa" w:w="40"/>
+              <w:right w:type="dxa" w:w="60"/>
+            </w:tcMar>
+            <w:vAlign w:val="center"/>
+          </w:tcPr>
+          <w:p>
+            <w:pPr>
+              <w:spacing w:after="60"/>
+            </w:pPr>
+            <w:r>
+              <w:t xml:space="preserve">☐</w:t>
+            </w:r>
+          </w:p>
+        </w:tc>
+        <w:tc>
+          <w:tcPr>
+            <w:tcW w:type="dxa" w:w="720"/>
+            <w:tcMar>
+              <w:top w:type="dxa" w:w="40"/>
+              <w:left w:type="dxa" w:w="60"/>
+              <w:bottom w:type="dxa" w:w="40"/>
+              <w:right w:type="dxa" w:w="60"/>
+            </w:tcMar>
+            <w:vAlign w:val="center"/>
+          </w:tcPr>
+          <w:p>
+            <w:pPr>
+              <w:spacing w:after="60"/>
+            </w:pPr>
+            <w:r>
+              <w:t xml:space="preserve">☐</w:t>
+            </w:r>
+          </w:p>
+        </w:tc>
+        <w:tc>
+          <w:tcPr>
+            <w:tcW w:type="dxa" w:w="720"/>
+            <w:tcMar>
+              <w:top w:type="dxa" w:w="40"/>
+              <w:left w:type="dxa" w:w="60"/>
+              <w:bottom w:type="dxa" w:w="40"/>
+              <w:right w:type="dxa" w:w="60"/>
+            </w:tcMar>
+            <w:vAlign w:val="center"/>
+          </w:tcPr>
+          <w:p>
+            <w:pPr>
+              <w:spacing w:after="60"/>
+            </w:pPr>
+            <w:r>
+              <w:t xml:space="preserve">☐</w:t>
+            </w:r>
+          </w:p>
+        </w:tc>
+        <w:tc>
+          <w:tcPr>
+            <w:tcW w:type="dxa" w:w="720"/>
+            <w:tcMar>
+              <w:top w:type="dxa" w:w="40"/>
+              <w:left w:type="dxa" w:w="60"/>
+              <w:bottom w:type="dxa" w:w="40"/>
+              <w:right w:type="dxa" w:w="60"/>
+            </w:tcMar>
+            <w:vAlign w:val="center"/>
+          </w:tcPr>
+          <w:p>
+            <w:pPr>
+              <w:spacing w:after="60"/>
+            </w:pPr>
+            <w:r>
+              <w:t xml:space="preserve">☐</w:t>
+            </w:r>
+          </w:p>
+        </w:tc>
+        <w:tc>
+          <w:tcPr>
+            <w:tcW w:type="dxa" w:w="720"/>
+            <w:tcMar>
+              <w:top w:type="dxa" w:w="40"/>
+              <w:left w:type="dxa" w:w="60"/>
+              <w:bottom w:type="dxa" w:w="40"/>
+              <w:right w:type="dxa" w:w="60"/>
+            </w:tcMar>
+            <w:vAlign w:val="center"/>
+          </w:tcPr>
+          <w:p>
+            <w:pPr>
+              <w:spacing w:after="60"/>
+            </w:pPr>
+            <w:r>
+              <w:t xml:space="preserve">☐</w:t>
+            </w:r>
+          </w:p>
+        </w:tc>
+        <w:tc>
+          <w:tcPr>
+            <w:tcW w:type="dxa" w:w="720"/>
+            <w:tcMar>
+              <w:top w:type="dxa" w:w="40"/>
+              <w:left w:type="dxa" w:w="60"/>
+              <w:bottom w:type="dxa" w:w="40"/>
+              <w:right w:type="dxa" w:w="60"/>
+            </w:tcMar>
+            <w:vAlign w:val="center"/>
+          </w:tcPr>
+          <w:p>
+            <w:pPr>
+              <w:spacing w:after="60"/>
+            </w:pPr>
+            <w:r>
+              <w:t xml:space="preserve">☐</w:t>
+            </w:r>
+          </w:p>
+        </w:tc>
+        <w:tc>
+          <w:tcPr>
+            <w:tcW w:type="dxa" w:w="720"/>
+            <w:tcMar>
+              <w:top w:type="dxa" w:w="40"/>
+              <w:left w:type="dxa" w:w="60"/>
+              <w:bottom w:type="dxa" w:w="40"/>
+              <w:right w:type="dxa" w:w="60"/>
+            </w:tcMar>
+            <w:vAlign w:val="center"/>
+          </w:tcPr>
+          <w:p>
+            <w:pPr>
+              <w:spacing w:after="60"/>
+            </w:pPr>
+            <w:r>
+              <w:t xml:space="preserve">☐</w:t>
+            </w:r>
+          </w:p>
+        </w:tc>
+        <w:tc>
+          <w:tcPr>
+            <w:tcW w:type="dxa" w:w="720"/>
+            <w:tcMar>
+              <w:top w:type="dxa" w:w="40"/>
+              <w:left w:type="dxa" w:w="60"/>
+              <w:bottom w:type="dxa" w:w="40"/>
+              <w:right w:type="dxa" w:w="60"/>
+            </w:tcMar>
+            <w:vAlign w:val="center"/>
+          </w:tcPr>
+          <w:p>
+            <w:pPr>
+              <w:spacing w:after="60"/>
+            </w:pPr>
+            <w:r>
+              <w:t xml:space="preserve">☐</w:t>
+            </w:r>
+          </w:p>
+        </w:tc>
+        <w:tc>
+          <w:tcPr>
+            <w:tcW w:type="dxa" w:w="720"/>
+            <w:tcMar>
+              <w:top w:type="dxa" w:w="40"/>
+              <w:left w:type="dxa" w:w="60"/>
+              <w:bottom w:type="dxa" w:w="40"/>
+              <w:right w:type="dxa" w:w="60"/>
+            </w:tcMar>
+            <w:vAlign w:val="center"/>
+          </w:tcPr>
+          <w:p>
+            <w:pPr>
+              <w:spacing w:after="60"/>
+            </w:pPr>
+            <w:r>
+              <w:t xml:space="preserve">☐</w:t>
+            </w:r>
+          </w:p>
+        </w:tc>
+        <w:tc>
+          <w:tcPr>
+            <w:tcW w:type="dxa" w:w="720"/>
+            <w:tcMar>
+              <w:top w:type="dxa" w:w="40"/>
+              <w:left w:type="dxa" w:w="60"/>
+              <w:bottom w:type="dxa" w:w="40"/>
+              <w:right w:type="dxa" w:w="60"/>
+            </w:tcMar>
+            <w:vAlign w:val="center"/>
+          </w:tcPr>
+          <w:p>
+            <w:pPr>
+              <w:spacing w:after="60"/>
+            </w:pPr>
+            <w:r>
+              <w:t xml:space="preserve">☐</w:t>
+            </w:r>
+          </w:p>
+        </w:tc>
+        <w:tc>
+          <w:tcPr>
+            <w:tcW w:type="dxa" w:w="720"/>
+            <w:tcMar>
+              <w:top w:type="dxa" w:w="40"/>
+              <w:left w:type="dxa" w:w="60"/>
+              <w:bottom w:type="dxa" w:w="40"/>
+              <w:right w:type="dxa" w:w="60"/>
+            </w:tcMar>
+            <w:vAlign w:val="center"/>
+          </w:tcPr>
+          <w:p>
+            <w:pPr>
+              <w:spacing w:after="60"/>
+            </w:pPr>
+            <w:r>
+              <w:t xml:space="preserve">☐</w:t>
+            </w:r>
+          </w:p>
+        </w:tc>
+        <w:tc>
+          <w:tcPr>
+            <w:tcW w:type="dxa" w:w="720"/>
+            <w:tcMar>
+              <w:top w:type="dxa" w:w="40"/>
+              <w:left w:type="dxa" w:w="60"/>
+              <w:bottom w:type="dxa" w:w="40"/>
+              <w:right w:type="dxa" w:w="60"/>
+            </w:tcMar>
+            <w:vAlign w:val="center"/>
+          </w:tcPr>
+          <w:p>
+            <w:pPr>
+              <w:spacing w:after="60"/>
+            </w:pPr>
+            <w:r>
+              <w:t xml:space="preserve">☐</w:t>
+            </w:r>
+          </w:p>
+        </w:tc>
+        <w:tc>
+          <w:tcPr>
+            <w:tcW w:type="dxa" w:w="720"/>
             <w:tcMar>
               <w:top w:type="dxa" w:w="40"/>
               <w:left w:type="dxa" w:w="60"/>
@@ -4784,347 +4864,367 @@
         </w:tc>
         <w:tc>
           <w:tcPr>
-            <w:tcW w:type="dxa" w:w="761"/>
-            <w:tcMar>
-              <w:top w:type="dxa" w:w="40"/>
-              <w:left w:type="dxa" w:w="60"/>
-              <w:bottom w:type="dxa" w:w="40"/>
-              <w:right w:type="dxa" w:w="60"/>
-            </w:tcMar>
-            <w:vAlign w:val="center"/>
-          </w:tcPr>
-          <w:p>
-            <w:pPr>
-              <w:spacing w:after="60"/>
-            </w:pPr>
-            <w:r>
-              <w:t xml:space="preserve">☐</w:t>
-            </w:r>
-          </w:p>
-        </w:tc>
-        <w:tc>
-          <w:tcPr>
-            <w:tcW w:type="dxa" w:w="761"/>
-            <w:tcMar>
-              <w:top w:type="dxa" w:w="40"/>
-              <w:left w:type="dxa" w:w="60"/>
-              <w:bottom w:type="dxa" w:w="40"/>
-              <w:right w:type="dxa" w:w="60"/>
-            </w:tcMar>
-            <w:vAlign w:val="center"/>
-          </w:tcPr>
-          <w:p>
-            <w:pPr>
-              <w:spacing w:after="60"/>
-            </w:pPr>
-            <w:r>
-              <w:t xml:space="preserve">☐</w:t>
-            </w:r>
-          </w:p>
-        </w:tc>
-        <w:tc>
-          <w:tcPr>
-            <w:tcW w:type="dxa" w:w="761"/>
-            <w:tcMar>
-              <w:top w:type="dxa" w:w="40"/>
-              <w:left w:type="dxa" w:w="60"/>
-              <w:bottom w:type="dxa" w:w="40"/>
-              <w:right w:type="dxa" w:w="60"/>
-            </w:tcMar>
-            <w:vAlign w:val="center"/>
-          </w:tcPr>
-          <w:p>
-            <w:pPr>
-              <w:spacing w:after="60"/>
-            </w:pPr>
-            <w:r>
-              <w:t xml:space="preserve">☐</w:t>
-            </w:r>
-          </w:p>
-        </w:tc>
-        <w:tc>
-          <w:tcPr>
-            <w:tcW w:type="dxa" w:w="761"/>
-            <w:tcMar>
-              <w:top w:type="dxa" w:w="40"/>
-              <w:left w:type="dxa" w:w="60"/>
-              <w:bottom w:type="dxa" w:w="40"/>
-              <w:right w:type="dxa" w:w="60"/>
-            </w:tcMar>
-            <w:vAlign w:val="center"/>
-          </w:tcPr>
-          <w:p>
-            <w:pPr>
-              <w:spacing w:after="60"/>
-            </w:pPr>
-            <w:r>
-              <w:t xml:space="preserve">☐</w:t>
-            </w:r>
-          </w:p>
-        </w:tc>
-        <w:tc>
-          <w:tcPr>
-            <w:tcW w:type="dxa" w:w="761"/>
-            <w:tcMar>
-              <w:top w:type="dxa" w:w="40"/>
-              <w:left w:type="dxa" w:w="60"/>
-              <w:bottom w:type="dxa" w:w="40"/>
-              <w:right w:type="dxa" w:w="60"/>
-            </w:tcMar>
-            <w:vAlign w:val="center"/>
-          </w:tcPr>
-          <w:p>
-            <w:pPr>
-              <w:spacing w:after="60"/>
-            </w:pPr>
-            <w:r>
-              <w:t xml:space="preserve">☐</w:t>
-            </w:r>
-          </w:p>
-        </w:tc>
-        <w:tc>
-          <w:tcPr>
-            <w:tcW w:type="dxa" w:w="761"/>
-            <w:tcMar>
-              <w:top w:type="dxa" w:w="40"/>
-              <w:left w:type="dxa" w:w="60"/>
-              <w:bottom w:type="dxa" w:w="40"/>
-              <w:right w:type="dxa" w:w="60"/>
-            </w:tcMar>
-            <w:vAlign w:val="center"/>
-          </w:tcPr>
-          <w:p>
-            <w:pPr>
-              <w:spacing w:after="60"/>
-            </w:pPr>
-            <w:r>
-              <w:t xml:space="preserve">☐</w:t>
-            </w:r>
-          </w:p>
-        </w:tc>
-        <w:tc>
-          <w:tcPr>
-            <w:tcW w:type="dxa" w:w="761"/>
-            <w:tcMar>
-              <w:top w:type="dxa" w:w="40"/>
-              <w:left w:type="dxa" w:w="60"/>
-              <w:bottom w:type="dxa" w:w="40"/>
-              <w:right w:type="dxa" w:w="60"/>
-            </w:tcMar>
-            <w:vAlign w:val="center"/>
-          </w:tcPr>
-          <w:p>
-            <w:pPr>
-              <w:spacing w:after="60"/>
-            </w:pPr>
-            <w:r>
-              <w:t xml:space="preserve">☐</w:t>
-            </w:r>
-          </w:p>
-        </w:tc>
-        <w:tc>
-          <w:tcPr>
-            <w:tcW w:type="dxa" w:w="761"/>
-            <w:tcMar>
-              <w:top w:type="dxa" w:w="40"/>
-              <w:left w:type="dxa" w:w="60"/>
-              <w:bottom w:type="dxa" w:w="40"/>
-              <w:right w:type="dxa" w:w="60"/>
-            </w:tcMar>
-            <w:vAlign w:val="center"/>
-          </w:tcPr>
-          <w:p>
-            <w:pPr>
-              <w:spacing w:after="60"/>
-            </w:pPr>
-            <w:r>
-              <w:t xml:space="preserve">☐</w:t>
-            </w:r>
-          </w:p>
-        </w:tc>
-        <w:tc>
-          <w:tcPr>
-            <w:tcW w:type="dxa" w:w="761"/>
-            <w:tcMar>
-              <w:top w:type="dxa" w:w="40"/>
-              <w:left w:type="dxa" w:w="60"/>
-              <w:bottom w:type="dxa" w:w="40"/>
-              <w:right w:type="dxa" w:w="60"/>
-            </w:tcMar>
-            <w:vAlign w:val="center"/>
-          </w:tcPr>
-          <w:p>
-            <w:pPr>
-              <w:spacing w:after="60"/>
-            </w:pPr>
-            <w:r>
-              <w:t xml:space="preserve">☐</w:t>
-            </w:r>
-          </w:p>
-        </w:tc>
-        <w:tc>
-          <w:tcPr>
-            <w:tcW w:type="dxa" w:w="761"/>
-            <w:tcMar>
-              <w:top w:type="dxa" w:w="40"/>
-              <w:left w:type="dxa" w:w="60"/>
-              <w:bottom w:type="dxa" w:w="40"/>
-              <w:right w:type="dxa" w:w="60"/>
-            </w:tcMar>
-            <w:vAlign w:val="center"/>
-          </w:tcPr>
-          <w:p>
-            <w:pPr>
-              <w:spacing w:after="60"/>
-            </w:pPr>
-            <w:r>
-              <w:t xml:space="preserve">☐</w:t>
-            </w:r>
-          </w:p>
-        </w:tc>
-        <w:tc>
-          <w:tcPr>
-            <w:tcW w:type="dxa" w:w="761"/>
-            <w:tcMar>
-              <w:top w:type="dxa" w:w="40"/>
-              <w:left w:type="dxa" w:w="60"/>
-              <w:bottom w:type="dxa" w:w="40"/>
-              <w:right w:type="dxa" w:w="60"/>
-            </w:tcMar>
-            <w:vAlign w:val="center"/>
-          </w:tcPr>
-          <w:p>
-            <w:pPr>
-              <w:spacing w:after="60"/>
-            </w:pPr>
-            <w:r>
-              <w:t xml:space="preserve">☐</w:t>
-            </w:r>
-          </w:p>
-        </w:tc>
-        <w:tc>
-          <w:tcPr>
-            <w:tcW w:type="dxa" w:w="761"/>
-            <w:tcMar>
-              <w:top w:type="dxa" w:w="40"/>
-              <w:left w:type="dxa" w:w="60"/>
-              <w:bottom w:type="dxa" w:w="40"/>
-              <w:right w:type="dxa" w:w="60"/>
-            </w:tcMar>
-            <w:vAlign w:val="center"/>
-          </w:tcPr>
-          <w:p>
-            <w:pPr>
-              <w:spacing w:after="60"/>
-            </w:pPr>
-            <w:r>
-              <w:t xml:space="preserve">☐</w:t>
-            </w:r>
-          </w:p>
-        </w:tc>
-        <w:tc>
-          <w:tcPr>
-            <w:tcW w:type="dxa" w:w="761"/>
-            <w:tcMar>
-              <w:top w:type="dxa" w:w="40"/>
-              <w:left w:type="dxa" w:w="60"/>
-              <w:bottom w:type="dxa" w:w="40"/>
-              <w:right w:type="dxa" w:w="60"/>
-            </w:tcMar>
-            <w:vAlign w:val="center"/>
-          </w:tcPr>
-          <w:p>
-            <w:pPr>
-              <w:spacing w:after="60"/>
-            </w:pPr>
-            <w:r>
-              <w:t xml:space="preserve">☐</w:t>
-            </w:r>
-          </w:p>
-        </w:tc>
-        <w:tc>
-          <w:tcPr>
-            <w:tcW w:type="dxa" w:w="761"/>
-            <w:tcMar>
-              <w:top w:type="dxa" w:w="40"/>
-              <w:left w:type="dxa" w:w="60"/>
-              <w:bottom w:type="dxa" w:w="40"/>
-              <w:right w:type="dxa" w:w="60"/>
-            </w:tcMar>
-            <w:vAlign w:val="center"/>
-          </w:tcPr>
-          <w:p>
-            <w:pPr>
-              <w:spacing w:after="60"/>
-            </w:pPr>
-            <w:r>
-              <w:t xml:space="preserve">☐</w:t>
-            </w:r>
-          </w:p>
-        </w:tc>
-        <w:tc>
-          <w:tcPr>
-            <w:tcW w:type="dxa" w:w="761"/>
-            <w:tcMar>
-              <w:top w:type="dxa" w:w="40"/>
-              <w:left w:type="dxa" w:w="60"/>
-              <w:bottom w:type="dxa" w:w="40"/>
-              <w:right w:type="dxa" w:w="60"/>
-            </w:tcMar>
-            <w:vAlign w:val="center"/>
-          </w:tcPr>
-          <w:p>
-            <w:pPr>
-              <w:spacing w:after="60"/>
-            </w:pPr>
-            <w:r>
-              <w:t xml:space="preserve">☐</w:t>
-            </w:r>
-          </w:p>
-        </w:tc>
-        <w:tc>
-          <w:tcPr>
-            <w:tcW w:type="dxa" w:w="761"/>
-            <w:tcMar>
-              <w:top w:type="dxa" w:w="40"/>
-              <w:left w:type="dxa" w:w="60"/>
-              <w:bottom w:type="dxa" w:w="40"/>
-              <w:right w:type="dxa" w:w="60"/>
-            </w:tcMar>
-            <w:vAlign w:val="center"/>
-          </w:tcPr>
-          <w:p>
-            <w:pPr>
-              <w:spacing w:after="60"/>
-            </w:pPr>
-            <w:r>
-              <w:t xml:space="preserve">☐</w:t>
-            </w:r>
-          </w:p>
-        </w:tc>
-        <w:tc>
-          <w:tcPr>
-            <w:tcW w:type="dxa" w:w="761"/>
-            <w:tcMar>
-              <w:top w:type="dxa" w:w="40"/>
-              <w:left w:type="dxa" w:w="60"/>
-              <w:bottom w:type="dxa" w:w="40"/>
-              <w:right w:type="dxa" w:w="60"/>
-            </w:tcMar>
-            <w:vAlign w:val="center"/>
-          </w:tcPr>
-          <w:p>
-            <w:pPr>
-              <w:spacing w:after="60"/>
-            </w:pPr>
-            <w:r>
-              <w:t xml:space="preserve">☐</w:t>
-            </w:r>
-          </w:p>
-        </w:tc>
-        <w:tc>
-          <w:tcPr>
-            <w:tcW w:type="dxa" w:w="761"/>
+            <w:tcW w:type="dxa" w:w="720"/>
+            <w:tcMar>
+              <w:top w:type="dxa" w:w="40"/>
+              <w:left w:type="dxa" w:w="60"/>
+              <w:bottom w:type="dxa" w:w="40"/>
+              <w:right w:type="dxa" w:w="60"/>
+            </w:tcMar>
+            <w:vAlign w:val="center"/>
+          </w:tcPr>
+          <w:p>
+            <w:pPr>
+              <w:spacing w:after="60"/>
+            </w:pPr>
+            <w:r>
+              <w:t xml:space="preserve">☐</w:t>
+            </w:r>
+          </w:p>
+        </w:tc>
+        <w:tc>
+          <w:tcPr>
+            <w:tcW w:type="dxa" w:w="720"/>
+            <w:tcMar>
+              <w:top w:type="dxa" w:w="40"/>
+              <w:left w:type="dxa" w:w="60"/>
+              <w:bottom w:type="dxa" w:w="40"/>
+              <w:right w:type="dxa" w:w="60"/>
+            </w:tcMar>
+            <w:vAlign w:val="center"/>
+          </w:tcPr>
+          <w:p>
+            <w:pPr>
+              <w:spacing w:after="60"/>
+            </w:pPr>
+            <w:r>
+              <w:t xml:space="preserve">☐</w:t>
+            </w:r>
+          </w:p>
+        </w:tc>
+        <w:tc>
+          <w:tcPr>
+            <w:tcW w:type="dxa" w:w="720"/>
+            <w:tcMar>
+              <w:top w:type="dxa" w:w="40"/>
+              <w:left w:type="dxa" w:w="60"/>
+              <w:bottom w:type="dxa" w:w="40"/>
+              <w:right w:type="dxa" w:w="60"/>
+            </w:tcMar>
+            <w:vAlign w:val="center"/>
+          </w:tcPr>
+          <w:p>
+            <w:pPr>
+              <w:spacing w:after="60"/>
+            </w:pPr>
+            <w:r>
+              <w:t xml:space="preserve">☐</w:t>
+            </w:r>
+          </w:p>
+        </w:tc>
+        <w:tc>
+          <w:tcPr>
+            <w:tcW w:type="dxa" w:w="720"/>
+            <w:tcMar>
+              <w:top w:type="dxa" w:w="40"/>
+              <w:left w:type="dxa" w:w="60"/>
+              <w:bottom w:type="dxa" w:w="40"/>
+              <w:right w:type="dxa" w:w="60"/>
+            </w:tcMar>
+            <w:vAlign w:val="center"/>
+          </w:tcPr>
+          <w:p>
+            <w:pPr>
+              <w:spacing w:after="60"/>
+            </w:pPr>
+            <w:r>
+              <w:t xml:space="preserve">☐</w:t>
+            </w:r>
+          </w:p>
+        </w:tc>
+        <w:tc>
+          <w:tcPr>
+            <w:tcW w:type="dxa" w:w="720"/>
+            <w:tcMar>
+              <w:top w:type="dxa" w:w="40"/>
+              <w:left w:type="dxa" w:w="60"/>
+              <w:bottom w:type="dxa" w:w="40"/>
+              <w:right w:type="dxa" w:w="60"/>
+            </w:tcMar>
+            <w:vAlign w:val="center"/>
+          </w:tcPr>
+          <w:p>
+            <w:pPr>
+              <w:spacing w:after="60"/>
+            </w:pPr>
+            <w:r>
+              <w:t xml:space="preserve">☐</w:t>
+            </w:r>
+          </w:p>
+        </w:tc>
+        <w:tc>
+          <w:tcPr>
+            <w:tcW w:type="dxa" w:w="720"/>
+            <w:tcMar>
+              <w:top w:type="dxa" w:w="40"/>
+              <w:left w:type="dxa" w:w="60"/>
+              <w:bottom w:type="dxa" w:w="40"/>
+              <w:right w:type="dxa" w:w="60"/>
+            </w:tcMar>
+            <w:vAlign w:val="center"/>
+          </w:tcPr>
+          <w:p>
+            <w:pPr>
+              <w:spacing w:after="60"/>
+            </w:pPr>
+            <w:r>
+              <w:t xml:space="preserve">☐</w:t>
+            </w:r>
+          </w:p>
+        </w:tc>
+        <w:tc>
+          <w:tcPr>
+            <w:tcW w:type="dxa" w:w="720"/>
+            <w:tcMar>
+              <w:top w:type="dxa" w:w="40"/>
+              <w:left w:type="dxa" w:w="60"/>
+              <w:bottom w:type="dxa" w:w="40"/>
+              <w:right w:type="dxa" w:w="60"/>
+            </w:tcMar>
+            <w:vAlign w:val="center"/>
+          </w:tcPr>
+          <w:p>
+            <w:pPr>
+              <w:spacing w:after="60"/>
+            </w:pPr>
+            <w:r>
+              <w:t xml:space="preserve">☐</w:t>
+            </w:r>
+          </w:p>
+        </w:tc>
+        <w:tc>
+          <w:tcPr>
+            <w:tcW w:type="dxa" w:w="720"/>
+            <w:tcMar>
+              <w:top w:type="dxa" w:w="40"/>
+              <w:left w:type="dxa" w:w="60"/>
+              <w:bottom w:type="dxa" w:w="40"/>
+              <w:right w:type="dxa" w:w="60"/>
+            </w:tcMar>
+            <w:vAlign w:val="center"/>
+          </w:tcPr>
+          <w:p>
+            <w:pPr>
+              <w:spacing w:after="60"/>
+            </w:pPr>
+            <w:r>
+              <w:t xml:space="preserve">☐</w:t>
+            </w:r>
+          </w:p>
+        </w:tc>
+        <w:tc>
+          <w:tcPr>
+            <w:tcW w:type="dxa" w:w="720"/>
+            <w:tcMar>
+              <w:top w:type="dxa" w:w="40"/>
+              <w:left w:type="dxa" w:w="60"/>
+              <w:bottom w:type="dxa" w:w="40"/>
+              <w:right w:type="dxa" w:w="60"/>
+            </w:tcMar>
+            <w:vAlign w:val="center"/>
+          </w:tcPr>
+          <w:p>
+            <w:pPr>
+              <w:spacing w:after="60"/>
+            </w:pPr>
+            <w:r>
+              <w:t xml:space="preserve">☐</w:t>
+            </w:r>
+          </w:p>
+        </w:tc>
+        <w:tc>
+          <w:tcPr>
+            <w:tcW w:type="dxa" w:w="720"/>
+            <w:tcMar>
+              <w:top w:type="dxa" w:w="40"/>
+              <w:left w:type="dxa" w:w="60"/>
+              <w:bottom w:type="dxa" w:w="40"/>
+              <w:right w:type="dxa" w:w="60"/>
+            </w:tcMar>
+            <w:vAlign w:val="center"/>
+          </w:tcPr>
+          <w:p>
+            <w:pPr>
+              <w:spacing w:after="60"/>
+            </w:pPr>
+            <w:r>
+              <w:t xml:space="preserve">☐</w:t>
+            </w:r>
+          </w:p>
+        </w:tc>
+        <w:tc>
+          <w:tcPr>
+            <w:tcW w:type="dxa" w:w="720"/>
+            <w:tcMar>
+              <w:top w:type="dxa" w:w="40"/>
+              <w:left w:type="dxa" w:w="60"/>
+              <w:bottom w:type="dxa" w:w="40"/>
+              <w:right w:type="dxa" w:w="60"/>
+            </w:tcMar>
+            <w:vAlign w:val="center"/>
+          </w:tcPr>
+          <w:p>
+            <w:pPr>
+              <w:spacing w:after="60"/>
+            </w:pPr>
+            <w:r>
+              <w:t xml:space="preserve">☐</w:t>
+            </w:r>
+          </w:p>
+        </w:tc>
+        <w:tc>
+          <w:tcPr>
+            <w:tcW w:type="dxa" w:w="720"/>
+            <w:tcMar>
+              <w:top w:type="dxa" w:w="40"/>
+              <w:left w:type="dxa" w:w="60"/>
+              <w:bottom w:type="dxa" w:w="40"/>
+              <w:right w:type="dxa" w:w="60"/>
+            </w:tcMar>
+            <w:vAlign w:val="center"/>
+          </w:tcPr>
+          <w:p>
+            <w:pPr>
+              <w:spacing w:after="60"/>
+            </w:pPr>
+            <w:r>
+              <w:t xml:space="preserve">☐</w:t>
+            </w:r>
+          </w:p>
+        </w:tc>
+        <w:tc>
+          <w:tcPr>
+            <w:tcW w:type="dxa" w:w="720"/>
+            <w:tcMar>
+              <w:top w:type="dxa" w:w="40"/>
+              <w:left w:type="dxa" w:w="60"/>
+              <w:bottom w:type="dxa" w:w="40"/>
+              <w:right w:type="dxa" w:w="60"/>
+            </w:tcMar>
+            <w:vAlign w:val="center"/>
+          </w:tcPr>
+          <w:p>
+            <w:pPr>
+              <w:spacing w:after="60"/>
+            </w:pPr>
+            <w:r>
+              <w:t xml:space="preserve">☐</w:t>
+            </w:r>
+          </w:p>
+        </w:tc>
+        <w:tc>
+          <w:tcPr>
+            <w:tcW w:type="dxa" w:w="720"/>
+            <w:tcMar>
+              <w:top w:type="dxa" w:w="40"/>
+              <w:left w:type="dxa" w:w="60"/>
+              <w:bottom w:type="dxa" w:w="40"/>
+              <w:right w:type="dxa" w:w="60"/>
+            </w:tcMar>
+            <w:vAlign w:val="center"/>
+          </w:tcPr>
+          <w:p>
+            <w:pPr>
+              <w:spacing w:after="60"/>
+            </w:pPr>
+            <w:r>
+              <w:t xml:space="preserve">☐</w:t>
+            </w:r>
+          </w:p>
+        </w:tc>
+        <w:tc>
+          <w:tcPr>
+            <w:tcW w:type="dxa" w:w="720"/>
+            <w:tcMar>
+              <w:top w:type="dxa" w:w="40"/>
+              <w:left w:type="dxa" w:w="60"/>
+              <w:bottom w:type="dxa" w:w="40"/>
+              <w:right w:type="dxa" w:w="60"/>
+            </w:tcMar>
+            <w:vAlign w:val="center"/>
+          </w:tcPr>
+          <w:p>
+            <w:pPr>
+              <w:spacing w:after="60"/>
+            </w:pPr>
+            <w:r>
+              <w:t xml:space="preserve">☐</w:t>
+            </w:r>
+          </w:p>
+        </w:tc>
+        <w:tc>
+          <w:tcPr>
+            <w:tcW w:type="dxa" w:w="720"/>
+            <w:tcMar>
+              <w:top w:type="dxa" w:w="40"/>
+              <w:left w:type="dxa" w:w="60"/>
+              <w:bottom w:type="dxa" w:w="40"/>
+              <w:right w:type="dxa" w:w="60"/>
+            </w:tcMar>
+            <w:vAlign w:val="center"/>
+          </w:tcPr>
+          <w:p>
+            <w:pPr>
+              <w:spacing w:after="60"/>
+            </w:pPr>
+            <w:r>
+              <w:t xml:space="preserve">☐</w:t>
+            </w:r>
+          </w:p>
+        </w:tc>
+        <w:tc>
+          <w:tcPr>
+            <w:tcW w:type="dxa" w:w="720"/>
+            <w:tcMar>
+              <w:top w:type="dxa" w:w="40"/>
+              <w:left w:type="dxa" w:w="60"/>
+              <w:bottom w:type="dxa" w:w="40"/>
+              <w:right w:type="dxa" w:w="60"/>
+            </w:tcMar>
+            <w:vAlign w:val="center"/>
+          </w:tcPr>
+          <w:p>
+            <w:pPr>
+              <w:spacing w:after="60"/>
+            </w:pPr>
+            <w:r>
+              <w:t xml:space="preserve">☐</w:t>
+            </w:r>
+          </w:p>
+        </w:tc>
+        <w:tc>
+          <w:tcPr>
+            <w:tcW w:type="dxa" w:w="720"/>
+            <w:tcMar>
+              <w:top w:type="dxa" w:w="40"/>
+              <w:left w:type="dxa" w:w="60"/>
+              <w:bottom w:type="dxa" w:w="40"/>
+              <w:right w:type="dxa" w:w="60"/>
+            </w:tcMar>
+            <w:vAlign w:val="center"/>
+          </w:tcPr>
+          <w:p>
+            <w:pPr>
+              <w:spacing w:after="60"/>
+            </w:pPr>
+            <w:r>
+              <w:t xml:space="preserve">☐</w:t>
+            </w:r>
+          </w:p>
+        </w:tc>
+        <w:tc>
+          <w:tcPr>
+            <w:tcW w:type="dxa" w:w="720"/>
             <w:tcMar>
               <w:top w:type="dxa" w:w="40"/>
               <w:left w:type="dxa" w:w="60"/>
@@ -5170,347 +5270,367 @@
         </w:tc>
         <w:tc>
           <w:tcPr>
-            <w:tcW w:type="dxa" w:w="761"/>
-            <w:tcMar>
-              <w:top w:type="dxa" w:w="40"/>
-              <w:left w:type="dxa" w:w="60"/>
-              <w:bottom w:type="dxa" w:w="40"/>
-              <w:right w:type="dxa" w:w="60"/>
-            </w:tcMar>
-            <w:vAlign w:val="center"/>
-          </w:tcPr>
-          <w:p>
-            <w:pPr>
-              <w:spacing w:after="60"/>
-            </w:pPr>
-            <w:r>
-              <w:t xml:space="preserve">☐</w:t>
-            </w:r>
-          </w:p>
-        </w:tc>
-        <w:tc>
-          <w:tcPr>
-            <w:tcW w:type="dxa" w:w="761"/>
-            <w:tcMar>
-              <w:top w:type="dxa" w:w="40"/>
-              <w:left w:type="dxa" w:w="60"/>
-              <w:bottom w:type="dxa" w:w="40"/>
-              <w:right w:type="dxa" w:w="60"/>
-            </w:tcMar>
-            <w:vAlign w:val="center"/>
-          </w:tcPr>
-          <w:p>
-            <w:pPr>
-              <w:spacing w:after="60"/>
-            </w:pPr>
-            <w:r>
-              <w:t xml:space="preserve">☐</w:t>
-            </w:r>
-          </w:p>
-        </w:tc>
-        <w:tc>
-          <w:tcPr>
-            <w:tcW w:type="dxa" w:w="761"/>
-            <w:tcMar>
-              <w:top w:type="dxa" w:w="40"/>
-              <w:left w:type="dxa" w:w="60"/>
-              <w:bottom w:type="dxa" w:w="40"/>
-              <w:right w:type="dxa" w:w="60"/>
-            </w:tcMar>
-            <w:vAlign w:val="center"/>
-          </w:tcPr>
-          <w:p>
-            <w:pPr>
-              <w:spacing w:after="60"/>
-            </w:pPr>
-            <w:r>
-              <w:t xml:space="preserve">☐</w:t>
-            </w:r>
-          </w:p>
-        </w:tc>
-        <w:tc>
-          <w:tcPr>
-            <w:tcW w:type="dxa" w:w="761"/>
-            <w:tcMar>
-              <w:top w:type="dxa" w:w="40"/>
-              <w:left w:type="dxa" w:w="60"/>
-              <w:bottom w:type="dxa" w:w="40"/>
-              <w:right w:type="dxa" w:w="60"/>
-            </w:tcMar>
-            <w:vAlign w:val="center"/>
-          </w:tcPr>
-          <w:p>
-            <w:pPr>
-              <w:spacing w:after="60"/>
-            </w:pPr>
-            <w:r>
-              <w:t xml:space="preserve">☐</w:t>
-            </w:r>
-          </w:p>
-        </w:tc>
-        <w:tc>
-          <w:tcPr>
-            <w:tcW w:type="dxa" w:w="761"/>
-            <w:tcMar>
-              <w:top w:type="dxa" w:w="40"/>
-              <w:left w:type="dxa" w:w="60"/>
-              <w:bottom w:type="dxa" w:w="40"/>
-              <w:right w:type="dxa" w:w="60"/>
-            </w:tcMar>
-            <w:vAlign w:val="center"/>
-          </w:tcPr>
-          <w:p>
-            <w:pPr>
-              <w:spacing w:after="60"/>
-            </w:pPr>
-            <w:r>
-              <w:t xml:space="preserve">☐</w:t>
-            </w:r>
-          </w:p>
-        </w:tc>
-        <w:tc>
-          <w:tcPr>
-            <w:tcW w:type="dxa" w:w="761"/>
-            <w:tcMar>
-              <w:top w:type="dxa" w:w="40"/>
-              <w:left w:type="dxa" w:w="60"/>
-              <w:bottom w:type="dxa" w:w="40"/>
-              <w:right w:type="dxa" w:w="60"/>
-            </w:tcMar>
-            <w:vAlign w:val="center"/>
-          </w:tcPr>
-          <w:p>
-            <w:pPr>
-              <w:spacing w:after="60"/>
-            </w:pPr>
-            <w:r>
-              <w:t xml:space="preserve">☐</w:t>
-            </w:r>
-          </w:p>
-        </w:tc>
-        <w:tc>
-          <w:tcPr>
-            <w:tcW w:type="dxa" w:w="761"/>
-            <w:tcMar>
-              <w:top w:type="dxa" w:w="40"/>
-              <w:left w:type="dxa" w:w="60"/>
-              <w:bottom w:type="dxa" w:w="40"/>
-              <w:right w:type="dxa" w:w="60"/>
-            </w:tcMar>
-            <w:vAlign w:val="center"/>
-          </w:tcPr>
-          <w:p>
-            <w:pPr>
-              <w:spacing w:after="60"/>
-            </w:pPr>
-            <w:r>
-              <w:t xml:space="preserve">☐</w:t>
-            </w:r>
-          </w:p>
-        </w:tc>
-        <w:tc>
-          <w:tcPr>
-            <w:tcW w:type="dxa" w:w="761"/>
-            <w:tcMar>
-              <w:top w:type="dxa" w:w="40"/>
-              <w:left w:type="dxa" w:w="60"/>
-              <w:bottom w:type="dxa" w:w="40"/>
-              <w:right w:type="dxa" w:w="60"/>
-            </w:tcMar>
-            <w:vAlign w:val="center"/>
-          </w:tcPr>
-          <w:p>
-            <w:pPr>
-              <w:spacing w:after="60"/>
-            </w:pPr>
-            <w:r>
-              <w:t xml:space="preserve">☐</w:t>
-            </w:r>
-          </w:p>
-        </w:tc>
-        <w:tc>
-          <w:tcPr>
-            <w:tcW w:type="dxa" w:w="761"/>
-            <w:tcMar>
-              <w:top w:type="dxa" w:w="40"/>
-              <w:left w:type="dxa" w:w="60"/>
-              <w:bottom w:type="dxa" w:w="40"/>
-              <w:right w:type="dxa" w:w="60"/>
-            </w:tcMar>
-            <w:vAlign w:val="center"/>
-          </w:tcPr>
-          <w:p>
-            <w:pPr>
-              <w:spacing w:after="60"/>
-            </w:pPr>
-            <w:r>
-              <w:t xml:space="preserve">☐</w:t>
-            </w:r>
-          </w:p>
-        </w:tc>
-        <w:tc>
-          <w:tcPr>
-            <w:tcW w:type="dxa" w:w="761"/>
-            <w:tcMar>
-              <w:top w:type="dxa" w:w="40"/>
-              <w:left w:type="dxa" w:w="60"/>
-              <w:bottom w:type="dxa" w:w="40"/>
-              <w:right w:type="dxa" w:w="60"/>
-            </w:tcMar>
-            <w:vAlign w:val="center"/>
-          </w:tcPr>
-          <w:p>
-            <w:pPr>
-              <w:spacing w:after="60"/>
-            </w:pPr>
-            <w:r>
-              <w:t xml:space="preserve">☐</w:t>
-            </w:r>
-          </w:p>
-        </w:tc>
-        <w:tc>
-          <w:tcPr>
-            <w:tcW w:type="dxa" w:w="761"/>
-            <w:tcMar>
-              <w:top w:type="dxa" w:w="40"/>
-              <w:left w:type="dxa" w:w="60"/>
-              <w:bottom w:type="dxa" w:w="40"/>
-              <w:right w:type="dxa" w:w="60"/>
-            </w:tcMar>
-            <w:vAlign w:val="center"/>
-          </w:tcPr>
-          <w:p>
-            <w:pPr>
-              <w:spacing w:after="60"/>
-            </w:pPr>
-            <w:r>
-              <w:t xml:space="preserve">☐</w:t>
-            </w:r>
-          </w:p>
-        </w:tc>
-        <w:tc>
-          <w:tcPr>
-            <w:tcW w:type="dxa" w:w="761"/>
-            <w:tcMar>
-              <w:top w:type="dxa" w:w="40"/>
-              <w:left w:type="dxa" w:w="60"/>
-              <w:bottom w:type="dxa" w:w="40"/>
-              <w:right w:type="dxa" w:w="60"/>
-            </w:tcMar>
-            <w:vAlign w:val="center"/>
-          </w:tcPr>
-          <w:p>
-            <w:pPr>
-              <w:spacing w:after="60"/>
-            </w:pPr>
-            <w:r>
-              <w:t xml:space="preserve">☐</w:t>
-            </w:r>
-          </w:p>
-        </w:tc>
-        <w:tc>
-          <w:tcPr>
-            <w:tcW w:type="dxa" w:w="761"/>
-            <w:tcMar>
-              <w:top w:type="dxa" w:w="40"/>
-              <w:left w:type="dxa" w:w="60"/>
-              <w:bottom w:type="dxa" w:w="40"/>
-              <w:right w:type="dxa" w:w="60"/>
-            </w:tcMar>
-            <w:vAlign w:val="center"/>
-          </w:tcPr>
-          <w:p>
-            <w:pPr>
-              <w:spacing w:after="60"/>
-            </w:pPr>
-            <w:r>
-              <w:t xml:space="preserve">☐</w:t>
-            </w:r>
-          </w:p>
-        </w:tc>
-        <w:tc>
-          <w:tcPr>
-            <w:tcW w:type="dxa" w:w="761"/>
-            <w:tcMar>
-              <w:top w:type="dxa" w:w="40"/>
-              <w:left w:type="dxa" w:w="60"/>
-              <w:bottom w:type="dxa" w:w="40"/>
-              <w:right w:type="dxa" w:w="60"/>
-            </w:tcMar>
-            <w:vAlign w:val="center"/>
-          </w:tcPr>
-          <w:p>
-            <w:pPr>
-              <w:spacing w:after="60"/>
-            </w:pPr>
-            <w:r>
-              <w:t xml:space="preserve">☐</w:t>
-            </w:r>
-          </w:p>
-        </w:tc>
-        <w:tc>
-          <w:tcPr>
-            <w:tcW w:type="dxa" w:w="761"/>
-            <w:tcMar>
-              <w:top w:type="dxa" w:w="40"/>
-              <w:left w:type="dxa" w:w="60"/>
-              <w:bottom w:type="dxa" w:w="40"/>
-              <w:right w:type="dxa" w:w="60"/>
-            </w:tcMar>
-            <w:vAlign w:val="center"/>
-          </w:tcPr>
-          <w:p>
-            <w:pPr>
-              <w:spacing w:after="60"/>
-            </w:pPr>
-            <w:r>
-              <w:t xml:space="preserve">☐</w:t>
-            </w:r>
-          </w:p>
-        </w:tc>
-        <w:tc>
-          <w:tcPr>
-            <w:tcW w:type="dxa" w:w="761"/>
-            <w:tcMar>
-              <w:top w:type="dxa" w:w="40"/>
-              <w:left w:type="dxa" w:w="60"/>
-              <w:bottom w:type="dxa" w:w="40"/>
-              <w:right w:type="dxa" w:w="60"/>
-            </w:tcMar>
-            <w:vAlign w:val="center"/>
-          </w:tcPr>
-          <w:p>
-            <w:pPr>
-              <w:spacing w:after="60"/>
-            </w:pPr>
-            <w:r>
-              <w:t xml:space="preserve">☐</w:t>
-            </w:r>
-          </w:p>
-        </w:tc>
-        <w:tc>
-          <w:tcPr>
-            <w:tcW w:type="dxa" w:w="761"/>
-            <w:tcMar>
-              <w:top w:type="dxa" w:w="40"/>
-              <w:left w:type="dxa" w:w="60"/>
-              <w:bottom w:type="dxa" w:w="40"/>
-              <w:right w:type="dxa" w:w="60"/>
-            </w:tcMar>
-            <w:vAlign w:val="center"/>
-          </w:tcPr>
-          <w:p>
-            <w:pPr>
-              <w:spacing w:after="60"/>
-            </w:pPr>
-            <w:r>
-              <w:t xml:space="preserve">☐</w:t>
-            </w:r>
-          </w:p>
-        </w:tc>
-        <w:tc>
-          <w:tcPr>
-            <w:tcW w:type="dxa" w:w="761"/>
+            <w:tcW w:type="dxa" w:w="720"/>
+            <w:tcMar>
+              <w:top w:type="dxa" w:w="40"/>
+              <w:left w:type="dxa" w:w="60"/>
+              <w:bottom w:type="dxa" w:w="40"/>
+              <w:right w:type="dxa" w:w="60"/>
+            </w:tcMar>
+            <w:vAlign w:val="center"/>
+          </w:tcPr>
+          <w:p>
+            <w:pPr>
+              <w:spacing w:after="60"/>
+            </w:pPr>
+            <w:r>
+              <w:t xml:space="preserve">☐</w:t>
+            </w:r>
+          </w:p>
+        </w:tc>
+        <w:tc>
+          <w:tcPr>
+            <w:tcW w:type="dxa" w:w="720"/>
+            <w:tcMar>
+              <w:top w:type="dxa" w:w="40"/>
+              <w:left w:type="dxa" w:w="60"/>
+              <w:bottom w:type="dxa" w:w="40"/>
+              <w:right w:type="dxa" w:w="60"/>
+            </w:tcMar>
+            <w:vAlign w:val="center"/>
+          </w:tcPr>
+          <w:p>
+            <w:pPr>
+              <w:spacing w:after="60"/>
+            </w:pPr>
+            <w:r>
+              <w:t xml:space="preserve">☐</w:t>
+            </w:r>
+          </w:p>
+        </w:tc>
+        <w:tc>
+          <w:tcPr>
+            <w:tcW w:type="dxa" w:w="720"/>
+            <w:tcMar>
+              <w:top w:type="dxa" w:w="40"/>
+              <w:left w:type="dxa" w:w="60"/>
+              <w:bottom w:type="dxa" w:w="40"/>
+              <w:right w:type="dxa" w:w="60"/>
+            </w:tcMar>
+            <w:vAlign w:val="center"/>
+          </w:tcPr>
+          <w:p>
+            <w:pPr>
+              <w:spacing w:after="60"/>
+            </w:pPr>
+            <w:r>
+              <w:t xml:space="preserve">☐</w:t>
+            </w:r>
+          </w:p>
+        </w:tc>
+        <w:tc>
+          <w:tcPr>
+            <w:tcW w:type="dxa" w:w="720"/>
+            <w:tcMar>
+              <w:top w:type="dxa" w:w="40"/>
+              <w:left w:type="dxa" w:w="60"/>
+              <w:bottom w:type="dxa" w:w="40"/>
+              <w:right w:type="dxa" w:w="60"/>
+            </w:tcMar>
+            <w:vAlign w:val="center"/>
+          </w:tcPr>
+          <w:p>
+            <w:pPr>
+              <w:spacing w:after="60"/>
+            </w:pPr>
+            <w:r>
+              <w:t xml:space="preserve">☐</w:t>
+            </w:r>
+          </w:p>
+        </w:tc>
+        <w:tc>
+          <w:tcPr>
+            <w:tcW w:type="dxa" w:w="720"/>
+            <w:tcMar>
+              <w:top w:type="dxa" w:w="40"/>
+              <w:left w:type="dxa" w:w="60"/>
+              <w:bottom w:type="dxa" w:w="40"/>
+              <w:right w:type="dxa" w:w="60"/>
+            </w:tcMar>
+            <w:vAlign w:val="center"/>
+          </w:tcPr>
+          <w:p>
+            <w:pPr>
+              <w:spacing w:after="60"/>
+            </w:pPr>
+            <w:r>
+              <w:t xml:space="preserve">☐</w:t>
+            </w:r>
+          </w:p>
+        </w:tc>
+        <w:tc>
+          <w:tcPr>
+            <w:tcW w:type="dxa" w:w="720"/>
+            <w:tcMar>
+              <w:top w:type="dxa" w:w="40"/>
+              <w:left w:type="dxa" w:w="60"/>
+              <w:bottom w:type="dxa" w:w="40"/>
+              <w:right w:type="dxa" w:w="60"/>
+            </w:tcMar>
+            <w:vAlign w:val="center"/>
+          </w:tcPr>
+          <w:p>
+            <w:pPr>
+              <w:spacing w:after="60"/>
+            </w:pPr>
+            <w:r>
+              <w:t xml:space="preserve">☐</w:t>
+            </w:r>
+          </w:p>
+        </w:tc>
+        <w:tc>
+          <w:tcPr>
+            <w:tcW w:type="dxa" w:w="720"/>
+            <w:tcMar>
+              <w:top w:type="dxa" w:w="40"/>
+              <w:left w:type="dxa" w:w="60"/>
+              <w:bottom w:type="dxa" w:w="40"/>
+              <w:right w:type="dxa" w:w="60"/>
+            </w:tcMar>
+            <w:vAlign w:val="center"/>
+          </w:tcPr>
+          <w:p>
+            <w:pPr>
+              <w:spacing w:after="60"/>
+            </w:pPr>
+            <w:r>
+              <w:t xml:space="preserve">☐</w:t>
+            </w:r>
+          </w:p>
+        </w:tc>
+        <w:tc>
+          <w:tcPr>
+            <w:tcW w:type="dxa" w:w="720"/>
+            <w:tcMar>
+              <w:top w:type="dxa" w:w="40"/>
+              <w:left w:type="dxa" w:w="60"/>
+              <w:bottom w:type="dxa" w:w="40"/>
+              <w:right w:type="dxa" w:w="60"/>
+            </w:tcMar>
+            <w:vAlign w:val="center"/>
+          </w:tcPr>
+          <w:p>
+            <w:pPr>
+              <w:spacing w:after="60"/>
+            </w:pPr>
+            <w:r>
+              <w:t xml:space="preserve">☐</w:t>
+            </w:r>
+          </w:p>
+        </w:tc>
+        <w:tc>
+          <w:tcPr>
+            <w:tcW w:type="dxa" w:w="720"/>
+            <w:tcMar>
+              <w:top w:type="dxa" w:w="40"/>
+              <w:left w:type="dxa" w:w="60"/>
+              <w:bottom w:type="dxa" w:w="40"/>
+              <w:right w:type="dxa" w:w="60"/>
+            </w:tcMar>
+            <w:vAlign w:val="center"/>
+          </w:tcPr>
+          <w:p>
+            <w:pPr>
+              <w:spacing w:after="60"/>
+            </w:pPr>
+            <w:r>
+              <w:t xml:space="preserve">☐</w:t>
+            </w:r>
+          </w:p>
+        </w:tc>
+        <w:tc>
+          <w:tcPr>
+            <w:tcW w:type="dxa" w:w="720"/>
+            <w:tcMar>
+              <w:top w:type="dxa" w:w="40"/>
+              <w:left w:type="dxa" w:w="60"/>
+              <w:bottom w:type="dxa" w:w="40"/>
+              <w:right w:type="dxa" w:w="60"/>
+            </w:tcMar>
+            <w:vAlign w:val="center"/>
+          </w:tcPr>
+          <w:p>
+            <w:pPr>
+              <w:spacing w:after="60"/>
+            </w:pPr>
+            <w:r>
+              <w:t xml:space="preserve">☐</w:t>
+            </w:r>
+          </w:p>
+        </w:tc>
+        <w:tc>
+          <w:tcPr>
+            <w:tcW w:type="dxa" w:w="720"/>
+            <w:tcMar>
+              <w:top w:type="dxa" w:w="40"/>
+              <w:left w:type="dxa" w:w="60"/>
+              <w:bottom w:type="dxa" w:w="40"/>
+              <w:right w:type="dxa" w:w="60"/>
+            </w:tcMar>
+            <w:vAlign w:val="center"/>
+          </w:tcPr>
+          <w:p>
+            <w:pPr>
+              <w:spacing w:after="60"/>
+            </w:pPr>
+            <w:r>
+              <w:t xml:space="preserve">☐</w:t>
+            </w:r>
+          </w:p>
+        </w:tc>
+        <w:tc>
+          <w:tcPr>
+            <w:tcW w:type="dxa" w:w="720"/>
+            <w:tcMar>
+              <w:top w:type="dxa" w:w="40"/>
+              <w:left w:type="dxa" w:w="60"/>
+              <w:bottom w:type="dxa" w:w="40"/>
+              <w:right w:type="dxa" w:w="60"/>
+            </w:tcMar>
+            <w:vAlign w:val="center"/>
+          </w:tcPr>
+          <w:p>
+            <w:pPr>
+              <w:spacing w:after="60"/>
+            </w:pPr>
+            <w:r>
+              <w:t xml:space="preserve">☐</w:t>
+            </w:r>
+          </w:p>
+        </w:tc>
+        <w:tc>
+          <w:tcPr>
+            <w:tcW w:type="dxa" w:w="720"/>
+            <w:tcMar>
+              <w:top w:type="dxa" w:w="40"/>
+              <w:left w:type="dxa" w:w="60"/>
+              <w:bottom w:type="dxa" w:w="40"/>
+              <w:right w:type="dxa" w:w="60"/>
+            </w:tcMar>
+            <w:vAlign w:val="center"/>
+          </w:tcPr>
+          <w:p>
+            <w:pPr>
+              <w:spacing w:after="60"/>
+            </w:pPr>
+            <w:r>
+              <w:t xml:space="preserve">☐</w:t>
+            </w:r>
+          </w:p>
+        </w:tc>
+        <w:tc>
+          <w:tcPr>
+            <w:tcW w:type="dxa" w:w="720"/>
+            <w:tcMar>
+              <w:top w:type="dxa" w:w="40"/>
+              <w:left w:type="dxa" w:w="60"/>
+              <w:bottom w:type="dxa" w:w="40"/>
+              <w:right w:type="dxa" w:w="60"/>
+            </w:tcMar>
+            <w:vAlign w:val="center"/>
+          </w:tcPr>
+          <w:p>
+            <w:pPr>
+              <w:spacing w:after="60"/>
+            </w:pPr>
+            <w:r>
+              <w:t xml:space="preserve">☐</w:t>
+            </w:r>
+          </w:p>
+        </w:tc>
+        <w:tc>
+          <w:tcPr>
+            <w:tcW w:type="dxa" w:w="720"/>
+            <w:tcMar>
+              <w:top w:type="dxa" w:w="40"/>
+              <w:left w:type="dxa" w:w="60"/>
+              <w:bottom w:type="dxa" w:w="40"/>
+              <w:right w:type="dxa" w:w="60"/>
+            </w:tcMar>
+            <w:vAlign w:val="center"/>
+          </w:tcPr>
+          <w:p>
+            <w:pPr>
+              <w:spacing w:after="60"/>
+            </w:pPr>
+            <w:r>
+              <w:t xml:space="preserve">☐</w:t>
+            </w:r>
+          </w:p>
+        </w:tc>
+        <w:tc>
+          <w:tcPr>
+            <w:tcW w:type="dxa" w:w="720"/>
+            <w:tcMar>
+              <w:top w:type="dxa" w:w="40"/>
+              <w:left w:type="dxa" w:w="60"/>
+              <w:bottom w:type="dxa" w:w="40"/>
+              <w:right w:type="dxa" w:w="60"/>
+            </w:tcMar>
+            <w:vAlign w:val="center"/>
+          </w:tcPr>
+          <w:p>
+            <w:pPr>
+              <w:spacing w:after="60"/>
+            </w:pPr>
+            <w:r>
+              <w:t xml:space="preserve">☐</w:t>
+            </w:r>
+          </w:p>
+        </w:tc>
+        <w:tc>
+          <w:tcPr>
+            <w:tcW w:type="dxa" w:w="720"/>
+            <w:tcMar>
+              <w:top w:type="dxa" w:w="40"/>
+              <w:left w:type="dxa" w:w="60"/>
+              <w:bottom w:type="dxa" w:w="40"/>
+              <w:right w:type="dxa" w:w="60"/>
+            </w:tcMar>
+            <w:vAlign w:val="center"/>
+          </w:tcPr>
+          <w:p>
+            <w:pPr>
+              <w:spacing w:after="60"/>
+            </w:pPr>
+            <w:r>
+              <w:t xml:space="preserve">☐</w:t>
+            </w:r>
+          </w:p>
+        </w:tc>
+        <w:tc>
+          <w:tcPr>
+            <w:tcW w:type="dxa" w:w="720"/>
+            <w:tcMar>
+              <w:top w:type="dxa" w:w="40"/>
+              <w:left w:type="dxa" w:w="60"/>
+              <w:bottom w:type="dxa" w:w="40"/>
+              <w:right w:type="dxa" w:w="60"/>
+            </w:tcMar>
+            <w:vAlign w:val="center"/>
+          </w:tcPr>
+          <w:p>
+            <w:pPr>
+              <w:spacing w:after="60"/>
+            </w:pPr>
+            <w:r>
+              <w:t xml:space="preserve">☐</w:t>
+            </w:r>
+          </w:p>
+        </w:tc>
+        <w:tc>
+          <w:tcPr>
+            <w:tcW w:type="dxa" w:w="720"/>
             <w:tcMar>
               <w:top w:type="dxa" w:w="40"/>
               <w:left w:type="dxa" w:w="60"/>
@@ -5556,347 +5676,367 @@
         </w:tc>
         <w:tc>
           <w:tcPr>
-            <w:tcW w:type="dxa" w:w="761"/>
-            <w:tcMar>
-              <w:top w:type="dxa" w:w="40"/>
-              <w:left w:type="dxa" w:w="60"/>
-              <w:bottom w:type="dxa" w:w="40"/>
-              <w:right w:type="dxa" w:w="60"/>
-            </w:tcMar>
-            <w:vAlign w:val="center"/>
-          </w:tcPr>
-          <w:p>
-            <w:pPr>
-              <w:spacing w:after="60"/>
-            </w:pPr>
-            <w:r>
-              <w:t xml:space="preserve">☐</w:t>
-            </w:r>
-          </w:p>
-        </w:tc>
-        <w:tc>
-          <w:tcPr>
-            <w:tcW w:type="dxa" w:w="761"/>
-            <w:tcMar>
-              <w:top w:type="dxa" w:w="40"/>
-              <w:left w:type="dxa" w:w="60"/>
-              <w:bottom w:type="dxa" w:w="40"/>
-              <w:right w:type="dxa" w:w="60"/>
-            </w:tcMar>
-            <w:vAlign w:val="center"/>
-          </w:tcPr>
-          <w:p>
-            <w:pPr>
-              <w:spacing w:after="60"/>
-            </w:pPr>
-            <w:r>
-              <w:t xml:space="preserve">☐</w:t>
-            </w:r>
-          </w:p>
-        </w:tc>
-        <w:tc>
-          <w:tcPr>
-            <w:tcW w:type="dxa" w:w="761"/>
-            <w:tcMar>
-              <w:top w:type="dxa" w:w="40"/>
-              <w:left w:type="dxa" w:w="60"/>
-              <w:bottom w:type="dxa" w:w="40"/>
-              <w:right w:type="dxa" w:w="60"/>
-            </w:tcMar>
-            <w:vAlign w:val="center"/>
-          </w:tcPr>
-          <w:p>
-            <w:pPr>
-              <w:spacing w:after="60"/>
-            </w:pPr>
-            <w:r>
-              <w:t xml:space="preserve">☐</w:t>
-            </w:r>
-          </w:p>
-        </w:tc>
-        <w:tc>
-          <w:tcPr>
-            <w:tcW w:type="dxa" w:w="761"/>
-            <w:tcMar>
-              <w:top w:type="dxa" w:w="40"/>
-              <w:left w:type="dxa" w:w="60"/>
-              <w:bottom w:type="dxa" w:w="40"/>
-              <w:right w:type="dxa" w:w="60"/>
-            </w:tcMar>
-            <w:vAlign w:val="center"/>
-          </w:tcPr>
-          <w:p>
-            <w:pPr>
-              <w:spacing w:after="60"/>
-            </w:pPr>
-            <w:r>
-              <w:t xml:space="preserve">☐</w:t>
-            </w:r>
-          </w:p>
-        </w:tc>
-        <w:tc>
-          <w:tcPr>
-            <w:tcW w:type="dxa" w:w="761"/>
-            <w:tcMar>
-              <w:top w:type="dxa" w:w="40"/>
-              <w:left w:type="dxa" w:w="60"/>
-              <w:bottom w:type="dxa" w:w="40"/>
-              <w:right w:type="dxa" w:w="60"/>
-            </w:tcMar>
-            <w:vAlign w:val="center"/>
-          </w:tcPr>
-          <w:p>
-            <w:pPr>
-              <w:spacing w:after="60"/>
-            </w:pPr>
-            <w:r>
-              <w:t xml:space="preserve">☐</w:t>
-            </w:r>
-          </w:p>
-        </w:tc>
-        <w:tc>
-          <w:tcPr>
-            <w:tcW w:type="dxa" w:w="761"/>
-            <w:tcMar>
-              <w:top w:type="dxa" w:w="40"/>
-              <w:left w:type="dxa" w:w="60"/>
-              <w:bottom w:type="dxa" w:w="40"/>
-              <w:right w:type="dxa" w:w="60"/>
-            </w:tcMar>
-            <w:vAlign w:val="center"/>
-          </w:tcPr>
-          <w:p>
-            <w:pPr>
-              <w:spacing w:after="60"/>
-            </w:pPr>
-            <w:r>
-              <w:t xml:space="preserve">☐</w:t>
-            </w:r>
-          </w:p>
-        </w:tc>
-        <w:tc>
-          <w:tcPr>
-            <w:tcW w:type="dxa" w:w="761"/>
-            <w:tcMar>
-              <w:top w:type="dxa" w:w="40"/>
-              <w:left w:type="dxa" w:w="60"/>
-              <w:bottom w:type="dxa" w:w="40"/>
-              <w:right w:type="dxa" w:w="60"/>
-            </w:tcMar>
-            <w:vAlign w:val="center"/>
-          </w:tcPr>
-          <w:p>
-            <w:pPr>
-              <w:spacing w:after="60"/>
-            </w:pPr>
-            <w:r>
-              <w:t xml:space="preserve">☐</w:t>
-            </w:r>
-          </w:p>
-        </w:tc>
-        <w:tc>
-          <w:tcPr>
-            <w:tcW w:type="dxa" w:w="761"/>
-            <w:tcMar>
-              <w:top w:type="dxa" w:w="40"/>
-              <w:left w:type="dxa" w:w="60"/>
-              <w:bottom w:type="dxa" w:w="40"/>
-              <w:right w:type="dxa" w:w="60"/>
-            </w:tcMar>
-            <w:vAlign w:val="center"/>
-          </w:tcPr>
-          <w:p>
-            <w:pPr>
-              <w:spacing w:after="60"/>
-            </w:pPr>
-            <w:r>
-              <w:t xml:space="preserve">☐</w:t>
-            </w:r>
-          </w:p>
-        </w:tc>
-        <w:tc>
-          <w:tcPr>
-            <w:tcW w:type="dxa" w:w="761"/>
-            <w:tcMar>
-              <w:top w:type="dxa" w:w="40"/>
-              <w:left w:type="dxa" w:w="60"/>
-              <w:bottom w:type="dxa" w:w="40"/>
-              <w:right w:type="dxa" w:w="60"/>
-            </w:tcMar>
-            <w:vAlign w:val="center"/>
-          </w:tcPr>
-          <w:p>
-            <w:pPr>
-              <w:spacing w:after="60"/>
-            </w:pPr>
-            <w:r>
-              <w:t xml:space="preserve">☐</w:t>
-            </w:r>
-          </w:p>
-        </w:tc>
-        <w:tc>
-          <w:tcPr>
-            <w:tcW w:type="dxa" w:w="761"/>
-            <w:tcMar>
-              <w:top w:type="dxa" w:w="40"/>
-              <w:left w:type="dxa" w:w="60"/>
-              <w:bottom w:type="dxa" w:w="40"/>
-              <w:right w:type="dxa" w:w="60"/>
-            </w:tcMar>
-            <w:vAlign w:val="center"/>
-          </w:tcPr>
-          <w:p>
-            <w:pPr>
-              <w:spacing w:after="60"/>
-            </w:pPr>
-            <w:r>
-              <w:t xml:space="preserve">☐</w:t>
-            </w:r>
-          </w:p>
-        </w:tc>
-        <w:tc>
-          <w:tcPr>
-            <w:tcW w:type="dxa" w:w="761"/>
-            <w:tcMar>
-              <w:top w:type="dxa" w:w="40"/>
-              <w:left w:type="dxa" w:w="60"/>
-              <w:bottom w:type="dxa" w:w="40"/>
-              <w:right w:type="dxa" w:w="60"/>
-            </w:tcMar>
-            <w:vAlign w:val="center"/>
-          </w:tcPr>
-          <w:p>
-            <w:pPr>
-              <w:spacing w:after="60"/>
-            </w:pPr>
-            <w:r>
-              <w:t xml:space="preserve">☐</w:t>
-            </w:r>
-          </w:p>
-        </w:tc>
-        <w:tc>
-          <w:tcPr>
-            <w:tcW w:type="dxa" w:w="761"/>
-            <w:tcMar>
-              <w:top w:type="dxa" w:w="40"/>
-              <w:left w:type="dxa" w:w="60"/>
-              <w:bottom w:type="dxa" w:w="40"/>
-              <w:right w:type="dxa" w:w="60"/>
-            </w:tcMar>
-            <w:vAlign w:val="center"/>
-          </w:tcPr>
-          <w:p>
-            <w:pPr>
-              <w:spacing w:after="60"/>
-            </w:pPr>
-            <w:r>
-              <w:t xml:space="preserve">☐</w:t>
-            </w:r>
-          </w:p>
-        </w:tc>
-        <w:tc>
-          <w:tcPr>
-            <w:tcW w:type="dxa" w:w="761"/>
-            <w:tcMar>
-              <w:top w:type="dxa" w:w="40"/>
-              <w:left w:type="dxa" w:w="60"/>
-              <w:bottom w:type="dxa" w:w="40"/>
-              <w:right w:type="dxa" w:w="60"/>
-            </w:tcMar>
-            <w:vAlign w:val="center"/>
-          </w:tcPr>
-          <w:p>
-            <w:pPr>
-              <w:spacing w:after="60"/>
-            </w:pPr>
-            <w:r>
-              <w:t xml:space="preserve">☐</w:t>
-            </w:r>
-          </w:p>
-        </w:tc>
-        <w:tc>
-          <w:tcPr>
-            <w:tcW w:type="dxa" w:w="761"/>
-            <w:tcMar>
-              <w:top w:type="dxa" w:w="40"/>
-              <w:left w:type="dxa" w:w="60"/>
-              <w:bottom w:type="dxa" w:w="40"/>
-              <w:right w:type="dxa" w:w="60"/>
-            </w:tcMar>
-            <w:vAlign w:val="center"/>
-          </w:tcPr>
-          <w:p>
-            <w:pPr>
-              <w:spacing w:after="60"/>
-            </w:pPr>
-            <w:r>
-              <w:t xml:space="preserve">☐</w:t>
-            </w:r>
-          </w:p>
-        </w:tc>
-        <w:tc>
-          <w:tcPr>
-            <w:tcW w:type="dxa" w:w="761"/>
-            <w:tcMar>
-              <w:top w:type="dxa" w:w="40"/>
-              <w:left w:type="dxa" w:w="60"/>
-              <w:bottom w:type="dxa" w:w="40"/>
-              <w:right w:type="dxa" w:w="60"/>
-            </w:tcMar>
-            <w:vAlign w:val="center"/>
-          </w:tcPr>
-          <w:p>
-            <w:pPr>
-              <w:spacing w:after="60"/>
-            </w:pPr>
-            <w:r>
-              <w:t xml:space="preserve">☐</w:t>
-            </w:r>
-          </w:p>
-        </w:tc>
-        <w:tc>
-          <w:tcPr>
-            <w:tcW w:type="dxa" w:w="761"/>
-            <w:tcMar>
-              <w:top w:type="dxa" w:w="40"/>
-              <w:left w:type="dxa" w:w="60"/>
-              <w:bottom w:type="dxa" w:w="40"/>
-              <w:right w:type="dxa" w:w="60"/>
-            </w:tcMar>
-            <w:vAlign w:val="center"/>
-          </w:tcPr>
-          <w:p>
-            <w:pPr>
-              <w:spacing w:after="60"/>
-            </w:pPr>
-            <w:r>
-              <w:t xml:space="preserve">☐</w:t>
-            </w:r>
-          </w:p>
-        </w:tc>
-        <w:tc>
-          <w:tcPr>
-            <w:tcW w:type="dxa" w:w="761"/>
-            <w:tcMar>
-              <w:top w:type="dxa" w:w="40"/>
-              <w:left w:type="dxa" w:w="60"/>
-              <w:bottom w:type="dxa" w:w="40"/>
-              <w:right w:type="dxa" w:w="60"/>
-            </w:tcMar>
-            <w:vAlign w:val="center"/>
-          </w:tcPr>
-          <w:p>
-            <w:pPr>
-              <w:spacing w:after="60"/>
-            </w:pPr>
-            <w:r>
-              <w:t xml:space="preserve">☐</w:t>
-            </w:r>
-          </w:p>
-        </w:tc>
-        <w:tc>
-          <w:tcPr>
-            <w:tcW w:type="dxa" w:w="761"/>
+            <w:tcW w:type="dxa" w:w="720"/>
+            <w:tcMar>
+              <w:top w:type="dxa" w:w="40"/>
+              <w:left w:type="dxa" w:w="60"/>
+              <w:bottom w:type="dxa" w:w="40"/>
+              <w:right w:type="dxa" w:w="60"/>
+            </w:tcMar>
+            <w:vAlign w:val="center"/>
+          </w:tcPr>
+          <w:p>
+            <w:pPr>
+              <w:spacing w:after="60"/>
+            </w:pPr>
+            <w:r>
+              <w:t xml:space="preserve">☐</w:t>
+            </w:r>
+          </w:p>
+        </w:tc>
+        <w:tc>
+          <w:tcPr>
+            <w:tcW w:type="dxa" w:w="720"/>
+            <w:tcMar>
+              <w:top w:type="dxa" w:w="40"/>
+              <w:left w:type="dxa" w:w="60"/>
+              <w:bottom w:type="dxa" w:w="40"/>
+              <w:right w:type="dxa" w:w="60"/>
+            </w:tcMar>
+            <w:vAlign w:val="center"/>
+          </w:tcPr>
+          <w:p>
+            <w:pPr>
+              <w:spacing w:after="60"/>
+            </w:pPr>
+            <w:r>
+              <w:t xml:space="preserve">☐</w:t>
+            </w:r>
+          </w:p>
+        </w:tc>
+        <w:tc>
+          <w:tcPr>
+            <w:tcW w:type="dxa" w:w="720"/>
+            <w:tcMar>
+              <w:top w:type="dxa" w:w="40"/>
+              <w:left w:type="dxa" w:w="60"/>
+              <w:bottom w:type="dxa" w:w="40"/>
+              <w:right w:type="dxa" w:w="60"/>
+            </w:tcMar>
+            <w:vAlign w:val="center"/>
+          </w:tcPr>
+          <w:p>
+            <w:pPr>
+              <w:spacing w:after="60"/>
+            </w:pPr>
+            <w:r>
+              <w:t xml:space="preserve">☐</w:t>
+            </w:r>
+          </w:p>
+        </w:tc>
+        <w:tc>
+          <w:tcPr>
+            <w:tcW w:type="dxa" w:w="720"/>
+            <w:tcMar>
+              <w:top w:type="dxa" w:w="40"/>
+              <w:left w:type="dxa" w:w="60"/>
+              <w:bottom w:type="dxa" w:w="40"/>
+              <w:right w:type="dxa" w:w="60"/>
+            </w:tcMar>
+            <w:vAlign w:val="center"/>
+          </w:tcPr>
+          <w:p>
+            <w:pPr>
+              <w:spacing w:after="60"/>
+            </w:pPr>
+            <w:r>
+              <w:t xml:space="preserve">☐</w:t>
+            </w:r>
+          </w:p>
+        </w:tc>
+        <w:tc>
+          <w:tcPr>
+            <w:tcW w:type="dxa" w:w="720"/>
+            <w:tcMar>
+              <w:top w:type="dxa" w:w="40"/>
+              <w:left w:type="dxa" w:w="60"/>
+              <w:bottom w:type="dxa" w:w="40"/>
+              <w:right w:type="dxa" w:w="60"/>
+            </w:tcMar>
+            <w:vAlign w:val="center"/>
+          </w:tcPr>
+          <w:p>
+            <w:pPr>
+              <w:spacing w:after="60"/>
+            </w:pPr>
+            <w:r>
+              <w:t xml:space="preserve">☐</w:t>
+            </w:r>
+          </w:p>
+        </w:tc>
+        <w:tc>
+          <w:tcPr>
+            <w:tcW w:type="dxa" w:w="720"/>
+            <w:tcMar>
+              <w:top w:type="dxa" w:w="40"/>
+              <w:left w:type="dxa" w:w="60"/>
+              <w:bottom w:type="dxa" w:w="40"/>
+              <w:right w:type="dxa" w:w="60"/>
+            </w:tcMar>
+            <w:vAlign w:val="center"/>
+          </w:tcPr>
+          <w:p>
+            <w:pPr>
+              <w:spacing w:after="60"/>
+            </w:pPr>
+            <w:r>
+              <w:t xml:space="preserve">☐</w:t>
+            </w:r>
+          </w:p>
+        </w:tc>
+        <w:tc>
+          <w:tcPr>
+            <w:tcW w:type="dxa" w:w="720"/>
+            <w:tcMar>
+              <w:top w:type="dxa" w:w="40"/>
+              <w:left w:type="dxa" w:w="60"/>
+              <w:bottom w:type="dxa" w:w="40"/>
+              <w:right w:type="dxa" w:w="60"/>
+            </w:tcMar>
+            <w:vAlign w:val="center"/>
+          </w:tcPr>
+          <w:p>
+            <w:pPr>
+              <w:spacing w:after="60"/>
+            </w:pPr>
+            <w:r>
+              <w:t xml:space="preserve">☐</w:t>
+            </w:r>
+          </w:p>
+        </w:tc>
+        <w:tc>
+          <w:tcPr>
+            <w:tcW w:type="dxa" w:w="720"/>
+            <w:tcMar>
+              <w:top w:type="dxa" w:w="40"/>
+              <w:left w:type="dxa" w:w="60"/>
+              <w:bottom w:type="dxa" w:w="40"/>
+              <w:right w:type="dxa" w:w="60"/>
+            </w:tcMar>
+            <w:vAlign w:val="center"/>
+          </w:tcPr>
+          <w:p>
+            <w:pPr>
+              <w:spacing w:after="60"/>
+            </w:pPr>
+            <w:r>
+              <w:t xml:space="preserve">☐</w:t>
+            </w:r>
+          </w:p>
+        </w:tc>
+        <w:tc>
+          <w:tcPr>
+            <w:tcW w:type="dxa" w:w="720"/>
+            <w:tcMar>
+              <w:top w:type="dxa" w:w="40"/>
+              <w:left w:type="dxa" w:w="60"/>
+              <w:bottom w:type="dxa" w:w="40"/>
+              <w:right w:type="dxa" w:w="60"/>
+            </w:tcMar>
+            <w:vAlign w:val="center"/>
+          </w:tcPr>
+          <w:p>
+            <w:pPr>
+              <w:spacing w:after="60"/>
+            </w:pPr>
+            <w:r>
+              <w:t xml:space="preserve">☐</w:t>
+            </w:r>
+          </w:p>
+        </w:tc>
+        <w:tc>
+          <w:tcPr>
+            <w:tcW w:type="dxa" w:w="720"/>
+            <w:tcMar>
+              <w:top w:type="dxa" w:w="40"/>
+              <w:left w:type="dxa" w:w="60"/>
+              <w:bottom w:type="dxa" w:w="40"/>
+              <w:right w:type="dxa" w:w="60"/>
+            </w:tcMar>
+            <w:vAlign w:val="center"/>
+          </w:tcPr>
+          <w:p>
+            <w:pPr>
+              <w:spacing w:after="60"/>
+            </w:pPr>
+            <w:r>
+              <w:t xml:space="preserve">☐</w:t>
+            </w:r>
+          </w:p>
+        </w:tc>
+        <w:tc>
+          <w:tcPr>
+            <w:tcW w:type="dxa" w:w="720"/>
+            <w:tcMar>
+              <w:top w:type="dxa" w:w="40"/>
+              <w:left w:type="dxa" w:w="60"/>
+              <w:bottom w:type="dxa" w:w="40"/>
+              <w:right w:type="dxa" w:w="60"/>
+            </w:tcMar>
+            <w:vAlign w:val="center"/>
+          </w:tcPr>
+          <w:p>
+            <w:pPr>
+              <w:spacing w:after="60"/>
+            </w:pPr>
+            <w:r>
+              <w:t xml:space="preserve">☐</w:t>
+            </w:r>
+          </w:p>
+        </w:tc>
+        <w:tc>
+          <w:tcPr>
+            <w:tcW w:type="dxa" w:w="720"/>
+            <w:tcMar>
+              <w:top w:type="dxa" w:w="40"/>
+              <w:left w:type="dxa" w:w="60"/>
+              <w:bottom w:type="dxa" w:w="40"/>
+              <w:right w:type="dxa" w:w="60"/>
+            </w:tcMar>
+            <w:vAlign w:val="center"/>
+          </w:tcPr>
+          <w:p>
+            <w:pPr>
+              <w:spacing w:after="60"/>
+            </w:pPr>
+            <w:r>
+              <w:t xml:space="preserve">☐</w:t>
+            </w:r>
+          </w:p>
+        </w:tc>
+        <w:tc>
+          <w:tcPr>
+            <w:tcW w:type="dxa" w:w="720"/>
+            <w:tcMar>
+              <w:top w:type="dxa" w:w="40"/>
+              <w:left w:type="dxa" w:w="60"/>
+              <w:bottom w:type="dxa" w:w="40"/>
+              <w:right w:type="dxa" w:w="60"/>
+            </w:tcMar>
+            <w:vAlign w:val="center"/>
+          </w:tcPr>
+          <w:p>
+            <w:pPr>
+              <w:spacing w:after="60"/>
+            </w:pPr>
+            <w:r>
+              <w:t xml:space="preserve">☐</w:t>
+            </w:r>
+          </w:p>
+        </w:tc>
+        <w:tc>
+          <w:tcPr>
+            <w:tcW w:type="dxa" w:w="720"/>
+            <w:tcMar>
+              <w:top w:type="dxa" w:w="40"/>
+              <w:left w:type="dxa" w:w="60"/>
+              <w:bottom w:type="dxa" w:w="40"/>
+              <w:right w:type="dxa" w:w="60"/>
+            </w:tcMar>
+            <w:vAlign w:val="center"/>
+          </w:tcPr>
+          <w:p>
+            <w:pPr>
+              <w:spacing w:after="60"/>
+            </w:pPr>
+            <w:r>
+              <w:t xml:space="preserve">☐</w:t>
+            </w:r>
+          </w:p>
+        </w:tc>
+        <w:tc>
+          <w:tcPr>
+            <w:tcW w:type="dxa" w:w="720"/>
+            <w:tcMar>
+              <w:top w:type="dxa" w:w="40"/>
+              <w:left w:type="dxa" w:w="60"/>
+              <w:bottom w:type="dxa" w:w="40"/>
+              <w:right w:type="dxa" w:w="60"/>
+            </w:tcMar>
+            <w:vAlign w:val="center"/>
+          </w:tcPr>
+          <w:p>
+            <w:pPr>
+              <w:spacing w:after="60"/>
+            </w:pPr>
+            <w:r>
+              <w:t xml:space="preserve">☐</w:t>
+            </w:r>
+          </w:p>
+        </w:tc>
+        <w:tc>
+          <w:tcPr>
+            <w:tcW w:type="dxa" w:w="720"/>
+            <w:tcMar>
+              <w:top w:type="dxa" w:w="40"/>
+              <w:left w:type="dxa" w:w="60"/>
+              <w:bottom w:type="dxa" w:w="40"/>
+              <w:right w:type="dxa" w:w="60"/>
+            </w:tcMar>
+            <w:vAlign w:val="center"/>
+          </w:tcPr>
+          <w:p>
+            <w:pPr>
+              <w:spacing w:after="60"/>
+            </w:pPr>
+            <w:r>
+              <w:t xml:space="preserve">☐</w:t>
+            </w:r>
+          </w:p>
+        </w:tc>
+        <w:tc>
+          <w:tcPr>
+            <w:tcW w:type="dxa" w:w="720"/>
+            <w:tcMar>
+              <w:top w:type="dxa" w:w="40"/>
+              <w:left w:type="dxa" w:w="60"/>
+              <w:bottom w:type="dxa" w:w="40"/>
+              <w:right w:type="dxa" w:w="60"/>
+            </w:tcMar>
+            <w:vAlign w:val="center"/>
+          </w:tcPr>
+          <w:p>
+            <w:pPr>
+              <w:spacing w:after="60"/>
+            </w:pPr>
+            <w:r>
+              <w:t xml:space="preserve">☐</w:t>
+            </w:r>
+          </w:p>
+        </w:tc>
+        <w:tc>
+          <w:tcPr>
+            <w:tcW w:type="dxa" w:w="720"/>
+            <w:tcMar>
+              <w:top w:type="dxa" w:w="40"/>
+              <w:left w:type="dxa" w:w="60"/>
+              <w:bottom w:type="dxa" w:w="40"/>
+              <w:right w:type="dxa" w:w="60"/>
+            </w:tcMar>
+            <w:vAlign w:val="center"/>
+          </w:tcPr>
+          <w:p>
+            <w:pPr>
+              <w:spacing w:after="60"/>
+            </w:pPr>
+            <w:r>
+              <w:t xml:space="preserve">☐</w:t>
+            </w:r>
+          </w:p>
+        </w:tc>
+        <w:tc>
+          <w:tcPr>
+            <w:tcW w:type="dxa" w:w="720"/>
             <w:tcMar>
               <w:top w:type="dxa" w:w="40"/>
               <w:left w:type="dxa" w:w="60"/>
@@ -5942,347 +6082,367 @@
         </w:tc>
         <w:tc>
           <w:tcPr>
-            <w:tcW w:type="dxa" w:w="761"/>
-            <w:tcMar>
-              <w:top w:type="dxa" w:w="40"/>
-              <w:left w:type="dxa" w:w="60"/>
-              <w:bottom w:type="dxa" w:w="40"/>
-              <w:right w:type="dxa" w:w="60"/>
-            </w:tcMar>
-            <w:vAlign w:val="center"/>
-          </w:tcPr>
-          <w:p>
-            <w:pPr>
-              <w:spacing w:after="60"/>
-            </w:pPr>
-            <w:r>
-              <w:t xml:space="preserve">☐</w:t>
-            </w:r>
-          </w:p>
-        </w:tc>
-        <w:tc>
-          <w:tcPr>
-            <w:tcW w:type="dxa" w:w="761"/>
-            <w:tcMar>
-              <w:top w:type="dxa" w:w="40"/>
-              <w:left w:type="dxa" w:w="60"/>
-              <w:bottom w:type="dxa" w:w="40"/>
-              <w:right w:type="dxa" w:w="60"/>
-            </w:tcMar>
-            <w:vAlign w:val="center"/>
-          </w:tcPr>
-          <w:p>
-            <w:pPr>
-              <w:spacing w:after="60"/>
-            </w:pPr>
-            <w:r>
-              <w:t xml:space="preserve">☐</w:t>
-            </w:r>
-          </w:p>
-        </w:tc>
-        <w:tc>
-          <w:tcPr>
-            <w:tcW w:type="dxa" w:w="761"/>
-            <w:tcMar>
-              <w:top w:type="dxa" w:w="40"/>
-              <w:left w:type="dxa" w:w="60"/>
-              <w:bottom w:type="dxa" w:w="40"/>
-              <w:right w:type="dxa" w:w="60"/>
-            </w:tcMar>
-            <w:vAlign w:val="center"/>
-          </w:tcPr>
-          <w:p>
-            <w:pPr>
-              <w:spacing w:after="60"/>
-            </w:pPr>
-            <w:r>
-              <w:t xml:space="preserve">☐</w:t>
-            </w:r>
-          </w:p>
-        </w:tc>
-        <w:tc>
-          <w:tcPr>
-            <w:tcW w:type="dxa" w:w="761"/>
-            <w:tcMar>
-              <w:top w:type="dxa" w:w="40"/>
-              <w:left w:type="dxa" w:w="60"/>
-              <w:bottom w:type="dxa" w:w="40"/>
-              <w:right w:type="dxa" w:w="60"/>
-            </w:tcMar>
-            <w:vAlign w:val="center"/>
-          </w:tcPr>
-          <w:p>
-            <w:pPr>
-              <w:spacing w:after="60"/>
-            </w:pPr>
-            <w:r>
-              <w:t xml:space="preserve">☐</w:t>
-            </w:r>
-          </w:p>
-        </w:tc>
-        <w:tc>
-          <w:tcPr>
-            <w:tcW w:type="dxa" w:w="761"/>
-            <w:tcMar>
-              <w:top w:type="dxa" w:w="40"/>
-              <w:left w:type="dxa" w:w="60"/>
-              <w:bottom w:type="dxa" w:w="40"/>
-              <w:right w:type="dxa" w:w="60"/>
-            </w:tcMar>
-            <w:vAlign w:val="center"/>
-          </w:tcPr>
-          <w:p>
-            <w:pPr>
-              <w:spacing w:after="60"/>
-            </w:pPr>
-            <w:r>
-              <w:t xml:space="preserve">☐</w:t>
-            </w:r>
-          </w:p>
-        </w:tc>
-        <w:tc>
-          <w:tcPr>
-            <w:tcW w:type="dxa" w:w="761"/>
-            <w:tcMar>
-              <w:top w:type="dxa" w:w="40"/>
-              <w:left w:type="dxa" w:w="60"/>
-              <w:bottom w:type="dxa" w:w="40"/>
-              <w:right w:type="dxa" w:w="60"/>
-            </w:tcMar>
-            <w:vAlign w:val="center"/>
-          </w:tcPr>
-          <w:p>
-            <w:pPr>
-              <w:spacing w:after="60"/>
-            </w:pPr>
-            <w:r>
-              <w:t xml:space="preserve">☐</w:t>
-            </w:r>
-          </w:p>
-        </w:tc>
-        <w:tc>
-          <w:tcPr>
-            <w:tcW w:type="dxa" w:w="761"/>
-            <w:tcMar>
-              <w:top w:type="dxa" w:w="40"/>
-              <w:left w:type="dxa" w:w="60"/>
-              <w:bottom w:type="dxa" w:w="40"/>
-              <w:right w:type="dxa" w:w="60"/>
-            </w:tcMar>
-            <w:vAlign w:val="center"/>
-          </w:tcPr>
-          <w:p>
-            <w:pPr>
-              <w:spacing w:after="60"/>
-            </w:pPr>
-            <w:r>
-              <w:t xml:space="preserve">☐</w:t>
-            </w:r>
-          </w:p>
-        </w:tc>
-        <w:tc>
-          <w:tcPr>
-            <w:tcW w:type="dxa" w:w="761"/>
-            <w:tcMar>
-              <w:top w:type="dxa" w:w="40"/>
-              <w:left w:type="dxa" w:w="60"/>
-              <w:bottom w:type="dxa" w:w="40"/>
-              <w:right w:type="dxa" w:w="60"/>
-            </w:tcMar>
-            <w:vAlign w:val="center"/>
-          </w:tcPr>
-          <w:p>
-            <w:pPr>
-              <w:spacing w:after="60"/>
-            </w:pPr>
-            <w:r>
-              <w:t xml:space="preserve">☐</w:t>
-            </w:r>
-          </w:p>
-        </w:tc>
-        <w:tc>
-          <w:tcPr>
-            <w:tcW w:type="dxa" w:w="761"/>
-            <w:tcMar>
-              <w:top w:type="dxa" w:w="40"/>
-              <w:left w:type="dxa" w:w="60"/>
-              <w:bottom w:type="dxa" w:w="40"/>
-              <w:right w:type="dxa" w:w="60"/>
-            </w:tcMar>
-            <w:vAlign w:val="center"/>
-          </w:tcPr>
-          <w:p>
-            <w:pPr>
-              <w:spacing w:after="60"/>
-            </w:pPr>
-            <w:r>
-              <w:t xml:space="preserve">☐</w:t>
-            </w:r>
-          </w:p>
-        </w:tc>
-        <w:tc>
-          <w:tcPr>
-            <w:tcW w:type="dxa" w:w="761"/>
-            <w:tcMar>
-              <w:top w:type="dxa" w:w="40"/>
-              <w:left w:type="dxa" w:w="60"/>
-              <w:bottom w:type="dxa" w:w="40"/>
-              <w:right w:type="dxa" w:w="60"/>
-            </w:tcMar>
-            <w:vAlign w:val="center"/>
-          </w:tcPr>
-          <w:p>
-            <w:pPr>
-              <w:spacing w:after="60"/>
-            </w:pPr>
-            <w:r>
-              <w:t xml:space="preserve">☐</w:t>
-            </w:r>
-          </w:p>
-        </w:tc>
-        <w:tc>
-          <w:tcPr>
-            <w:tcW w:type="dxa" w:w="761"/>
-            <w:tcMar>
-              <w:top w:type="dxa" w:w="40"/>
-              <w:left w:type="dxa" w:w="60"/>
-              <w:bottom w:type="dxa" w:w="40"/>
-              <w:right w:type="dxa" w:w="60"/>
-            </w:tcMar>
-            <w:vAlign w:val="center"/>
-          </w:tcPr>
-          <w:p>
-            <w:pPr>
-              <w:spacing w:after="60"/>
-            </w:pPr>
-            <w:r>
-              <w:t xml:space="preserve">☐</w:t>
-            </w:r>
-          </w:p>
-        </w:tc>
-        <w:tc>
-          <w:tcPr>
-            <w:tcW w:type="dxa" w:w="761"/>
-            <w:tcMar>
-              <w:top w:type="dxa" w:w="40"/>
-              <w:left w:type="dxa" w:w="60"/>
-              <w:bottom w:type="dxa" w:w="40"/>
-              <w:right w:type="dxa" w:w="60"/>
-            </w:tcMar>
-            <w:vAlign w:val="center"/>
-          </w:tcPr>
-          <w:p>
-            <w:pPr>
-              <w:spacing w:after="60"/>
-            </w:pPr>
-            <w:r>
-              <w:t xml:space="preserve">☐</w:t>
-            </w:r>
-          </w:p>
-        </w:tc>
-        <w:tc>
-          <w:tcPr>
-            <w:tcW w:type="dxa" w:w="761"/>
-            <w:tcMar>
-              <w:top w:type="dxa" w:w="40"/>
-              <w:left w:type="dxa" w:w="60"/>
-              <w:bottom w:type="dxa" w:w="40"/>
-              <w:right w:type="dxa" w:w="60"/>
-            </w:tcMar>
-            <w:vAlign w:val="center"/>
-          </w:tcPr>
-          <w:p>
-            <w:pPr>
-              <w:spacing w:after="60"/>
-            </w:pPr>
-            <w:r>
-              <w:t xml:space="preserve">☐</w:t>
-            </w:r>
-          </w:p>
-        </w:tc>
-        <w:tc>
-          <w:tcPr>
-            <w:tcW w:type="dxa" w:w="761"/>
-            <w:tcMar>
-              <w:top w:type="dxa" w:w="40"/>
-              <w:left w:type="dxa" w:w="60"/>
-              <w:bottom w:type="dxa" w:w="40"/>
-              <w:right w:type="dxa" w:w="60"/>
-            </w:tcMar>
-            <w:vAlign w:val="center"/>
-          </w:tcPr>
-          <w:p>
-            <w:pPr>
-              <w:spacing w:after="60"/>
-            </w:pPr>
-            <w:r>
-              <w:t xml:space="preserve">☐</w:t>
-            </w:r>
-          </w:p>
-        </w:tc>
-        <w:tc>
-          <w:tcPr>
-            <w:tcW w:type="dxa" w:w="761"/>
-            <w:tcMar>
-              <w:top w:type="dxa" w:w="40"/>
-              <w:left w:type="dxa" w:w="60"/>
-              <w:bottom w:type="dxa" w:w="40"/>
-              <w:right w:type="dxa" w:w="60"/>
-            </w:tcMar>
-            <w:vAlign w:val="center"/>
-          </w:tcPr>
-          <w:p>
-            <w:pPr>
-              <w:spacing w:after="60"/>
-            </w:pPr>
-            <w:r>
-              <w:t xml:space="preserve">☐</w:t>
-            </w:r>
-          </w:p>
-        </w:tc>
-        <w:tc>
-          <w:tcPr>
-            <w:tcW w:type="dxa" w:w="761"/>
-            <w:tcMar>
-              <w:top w:type="dxa" w:w="40"/>
-              <w:left w:type="dxa" w:w="60"/>
-              <w:bottom w:type="dxa" w:w="40"/>
-              <w:right w:type="dxa" w:w="60"/>
-            </w:tcMar>
-            <w:vAlign w:val="center"/>
-          </w:tcPr>
-          <w:p>
-            <w:pPr>
-              <w:spacing w:after="60"/>
-            </w:pPr>
-            <w:r>
-              <w:t xml:space="preserve">☐</w:t>
-            </w:r>
-          </w:p>
-        </w:tc>
-        <w:tc>
-          <w:tcPr>
-            <w:tcW w:type="dxa" w:w="761"/>
-            <w:tcMar>
-              <w:top w:type="dxa" w:w="40"/>
-              <w:left w:type="dxa" w:w="60"/>
-              <w:bottom w:type="dxa" w:w="40"/>
-              <w:right w:type="dxa" w:w="60"/>
-            </w:tcMar>
-            <w:vAlign w:val="center"/>
-          </w:tcPr>
-          <w:p>
-            <w:pPr>
-              <w:spacing w:after="60"/>
-            </w:pPr>
-            <w:r>
-              <w:t xml:space="preserve">☐</w:t>
-            </w:r>
-          </w:p>
-        </w:tc>
-        <w:tc>
-          <w:tcPr>
-            <w:tcW w:type="dxa" w:w="761"/>
+            <w:tcW w:type="dxa" w:w="720"/>
+            <w:tcMar>
+              <w:top w:type="dxa" w:w="40"/>
+              <w:left w:type="dxa" w:w="60"/>
+              <w:bottom w:type="dxa" w:w="40"/>
+              <w:right w:type="dxa" w:w="60"/>
+            </w:tcMar>
+            <w:vAlign w:val="center"/>
+          </w:tcPr>
+          <w:p>
+            <w:pPr>
+              <w:spacing w:after="60"/>
+            </w:pPr>
+            <w:r>
+              <w:t xml:space="preserve">☐</w:t>
+            </w:r>
+          </w:p>
+        </w:tc>
+        <w:tc>
+          <w:tcPr>
+            <w:tcW w:type="dxa" w:w="720"/>
+            <w:tcMar>
+              <w:top w:type="dxa" w:w="40"/>
+              <w:left w:type="dxa" w:w="60"/>
+              <w:bottom w:type="dxa" w:w="40"/>
+              <w:right w:type="dxa" w:w="60"/>
+            </w:tcMar>
+            <w:vAlign w:val="center"/>
+          </w:tcPr>
+          <w:p>
+            <w:pPr>
+              <w:spacing w:after="60"/>
+            </w:pPr>
+            <w:r>
+              <w:t xml:space="preserve">☐</w:t>
+            </w:r>
+          </w:p>
+        </w:tc>
+        <w:tc>
+          <w:tcPr>
+            <w:tcW w:type="dxa" w:w="720"/>
+            <w:tcMar>
+              <w:top w:type="dxa" w:w="40"/>
+              <w:left w:type="dxa" w:w="60"/>
+              <w:bottom w:type="dxa" w:w="40"/>
+              <w:right w:type="dxa" w:w="60"/>
+            </w:tcMar>
+            <w:vAlign w:val="center"/>
+          </w:tcPr>
+          <w:p>
+            <w:pPr>
+              <w:spacing w:after="60"/>
+            </w:pPr>
+            <w:r>
+              <w:t xml:space="preserve">☐</w:t>
+            </w:r>
+          </w:p>
+        </w:tc>
+        <w:tc>
+          <w:tcPr>
+            <w:tcW w:type="dxa" w:w="720"/>
+            <w:tcMar>
+              <w:top w:type="dxa" w:w="40"/>
+              <w:left w:type="dxa" w:w="60"/>
+              <w:bottom w:type="dxa" w:w="40"/>
+              <w:right w:type="dxa" w:w="60"/>
+            </w:tcMar>
+            <w:vAlign w:val="center"/>
+          </w:tcPr>
+          <w:p>
+            <w:pPr>
+              <w:spacing w:after="60"/>
+            </w:pPr>
+            <w:r>
+              <w:t xml:space="preserve">☐</w:t>
+            </w:r>
+          </w:p>
+        </w:tc>
+        <w:tc>
+          <w:tcPr>
+            <w:tcW w:type="dxa" w:w="720"/>
+            <w:tcMar>
+              <w:top w:type="dxa" w:w="40"/>
+              <w:left w:type="dxa" w:w="60"/>
+              <w:bottom w:type="dxa" w:w="40"/>
+              <w:right w:type="dxa" w:w="60"/>
+            </w:tcMar>
+            <w:vAlign w:val="center"/>
+          </w:tcPr>
+          <w:p>
+            <w:pPr>
+              <w:spacing w:after="60"/>
+            </w:pPr>
+            <w:r>
+              <w:t xml:space="preserve">☐</w:t>
+            </w:r>
+          </w:p>
+        </w:tc>
+        <w:tc>
+          <w:tcPr>
+            <w:tcW w:type="dxa" w:w="720"/>
+            <w:tcMar>
+              <w:top w:type="dxa" w:w="40"/>
+              <w:left w:type="dxa" w:w="60"/>
+              <w:bottom w:type="dxa" w:w="40"/>
+              <w:right w:type="dxa" w:w="60"/>
+            </w:tcMar>
+            <w:vAlign w:val="center"/>
+          </w:tcPr>
+          <w:p>
+            <w:pPr>
+              <w:spacing w:after="60"/>
+            </w:pPr>
+            <w:r>
+              <w:t xml:space="preserve">☐</w:t>
+            </w:r>
+          </w:p>
+        </w:tc>
+        <w:tc>
+          <w:tcPr>
+            <w:tcW w:type="dxa" w:w="720"/>
+            <w:tcMar>
+              <w:top w:type="dxa" w:w="40"/>
+              <w:left w:type="dxa" w:w="60"/>
+              <w:bottom w:type="dxa" w:w="40"/>
+              <w:right w:type="dxa" w:w="60"/>
+            </w:tcMar>
+            <w:vAlign w:val="center"/>
+          </w:tcPr>
+          <w:p>
+            <w:pPr>
+              <w:spacing w:after="60"/>
+            </w:pPr>
+            <w:r>
+              <w:t xml:space="preserve">☐</w:t>
+            </w:r>
+          </w:p>
+        </w:tc>
+        <w:tc>
+          <w:tcPr>
+            <w:tcW w:type="dxa" w:w="720"/>
+            <w:tcMar>
+              <w:top w:type="dxa" w:w="40"/>
+              <w:left w:type="dxa" w:w="60"/>
+              <w:bottom w:type="dxa" w:w="40"/>
+              <w:right w:type="dxa" w:w="60"/>
+            </w:tcMar>
+            <w:vAlign w:val="center"/>
+          </w:tcPr>
+          <w:p>
+            <w:pPr>
+              <w:spacing w:after="60"/>
+            </w:pPr>
+            <w:r>
+              <w:t xml:space="preserve">☐</w:t>
+            </w:r>
+          </w:p>
+        </w:tc>
+        <w:tc>
+          <w:tcPr>
+            <w:tcW w:type="dxa" w:w="720"/>
+            <w:tcMar>
+              <w:top w:type="dxa" w:w="40"/>
+              <w:left w:type="dxa" w:w="60"/>
+              <w:bottom w:type="dxa" w:w="40"/>
+              <w:right w:type="dxa" w:w="60"/>
+            </w:tcMar>
+            <w:vAlign w:val="center"/>
+          </w:tcPr>
+          <w:p>
+            <w:pPr>
+              <w:spacing w:after="60"/>
+            </w:pPr>
+            <w:r>
+              <w:t xml:space="preserve">☐</w:t>
+            </w:r>
+          </w:p>
+        </w:tc>
+        <w:tc>
+          <w:tcPr>
+            <w:tcW w:type="dxa" w:w="720"/>
+            <w:tcMar>
+              <w:top w:type="dxa" w:w="40"/>
+              <w:left w:type="dxa" w:w="60"/>
+              <w:bottom w:type="dxa" w:w="40"/>
+              <w:right w:type="dxa" w:w="60"/>
+            </w:tcMar>
+            <w:vAlign w:val="center"/>
+          </w:tcPr>
+          <w:p>
+            <w:pPr>
+              <w:spacing w:after="60"/>
+            </w:pPr>
+            <w:r>
+              <w:t xml:space="preserve">☐</w:t>
+            </w:r>
+          </w:p>
+        </w:tc>
+        <w:tc>
+          <w:tcPr>
+            <w:tcW w:type="dxa" w:w="720"/>
+            <w:tcMar>
+              <w:top w:type="dxa" w:w="40"/>
+              <w:left w:type="dxa" w:w="60"/>
+              <w:bottom w:type="dxa" w:w="40"/>
+              <w:right w:type="dxa" w:w="60"/>
+            </w:tcMar>
+            <w:vAlign w:val="center"/>
+          </w:tcPr>
+          <w:p>
+            <w:pPr>
+              <w:spacing w:after="60"/>
+            </w:pPr>
+            <w:r>
+              <w:t xml:space="preserve">☐</w:t>
+            </w:r>
+          </w:p>
+        </w:tc>
+        <w:tc>
+          <w:tcPr>
+            <w:tcW w:type="dxa" w:w="720"/>
+            <w:tcMar>
+              <w:top w:type="dxa" w:w="40"/>
+              <w:left w:type="dxa" w:w="60"/>
+              <w:bottom w:type="dxa" w:w="40"/>
+              <w:right w:type="dxa" w:w="60"/>
+            </w:tcMar>
+            <w:vAlign w:val="center"/>
+          </w:tcPr>
+          <w:p>
+            <w:pPr>
+              <w:spacing w:after="60"/>
+            </w:pPr>
+            <w:r>
+              <w:t xml:space="preserve">☐</w:t>
+            </w:r>
+          </w:p>
+        </w:tc>
+        <w:tc>
+          <w:tcPr>
+            <w:tcW w:type="dxa" w:w="720"/>
+            <w:tcMar>
+              <w:top w:type="dxa" w:w="40"/>
+              <w:left w:type="dxa" w:w="60"/>
+              <w:bottom w:type="dxa" w:w="40"/>
+              <w:right w:type="dxa" w:w="60"/>
+            </w:tcMar>
+            <w:vAlign w:val="center"/>
+          </w:tcPr>
+          <w:p>
+            <w:pPr>
+              <w:spacing w:after="60"/>
+            </w:pPr>
+            <w:r>
+              <w:t xml:space="preserve">☐</w:t>
+            </w:r>
+          </w:p>
+        </w:tc>
+        <w:tc>
+          <w:tcPr>
+            <w:tcW w:type="dxa" w:w="720"/>
+            <w:tcMar>
+              <w:top w:type="dxa" w:w="40"/>
+              <w:left w:type="dxa" w:w="60"/>
+              <w:bottom w:type="dxa" w:w="40"/>
+              <w:right w:type="dxa" w:w="60"/>
+            </w:tcMar>
+            <w:vAlign w:val="center"/>
+          </w:tcPr>
+          <w:p>
+            <w:pPr>
+              <w:spacing w:after="60"/>
+            </w:pPr>
+            <w:r>
+              <w:t xml:space="preserve">☐</w:t>
+            </w:r>
+          </w:p>
+        </w:tc>
+        <w:tc>
+          <w:tcPr>
+            <w:tcW w:type="dxa" w:w="720"/>
+            <w:tcMar>
+              <w:top w:type="dxa" w:w="40"/>
+              <w:left w:type="dxa" w:w="60"/>
+              <w:bottom w:type="dxa" w:w="40"/>
+              <w:right w:type="dxa" w:w="60"/>
+            </w:tcMar>
+            <w:vAlign w:val="center"/>
+          </w:tcPr>
+          <w:p>
+            <w:pPr>
+              <w:spacing w:after="60"/>
+            </w:pPr>
+            <w:r>
+              <w:t xml:space="preserve">☐</w:t>
+            </w:r>
+          </w:p>
+        </w:tc>
+        <w:tc>
+          <w:tcPr>
+            <w:tcW w:type="dxa" w:w="720"/>
+            <w:tcMar>
+              <w:top w:type="dxa" w:w="40"/>
+              <w:left w:type="dxa" w:w="60"/>
+              <w:bottom w:type="dxa" w:w="40"/>
+              <w:right w:type="dxa" w:w="60"/>
+            </w:tcMar>
+            <w:vAlign w:val="center"/>
+          </w:tcPr>
+          <w:p>
+            <w:pPr>
+              <w:spacing w:after="60"/>
+            </w:pPr>
+            <w:r>
+              <w:t xml:space="preserve">☐</w:t>
+            </w:r>
+          </w:p>
+        </w:tc>
+        <w:tc>
+          <w:tcPr>
+            <w:tcW w:type="dxa" w:w="720"/>
+            <w:tcMar>
+              <w:top w:type="dxa" w:w="40"/>
+              <w:left w:type="dxa" w:w="60"/>
+              <w:bottom w:type="dxa" w:w="40"/>
+              <w:right w:type="dxa" w:w="60"/>
+            </w:tcMar>
+            <w:vAlign w:val="center"/>
+          </w:tcPr>
+          <w:p>
+            <w:pPr>
+              <w:spacing w:after="60"/>
+            </w:pPr>
+            <w:r>
+              <w:t xml:space="preserve">☐</w:t>
+            </w:r>
+          </w:p>
+        </w:tc>
+        <w:tc>
+          <w:tcPr>
+            <w:tcW w:type="dxa" w:w="720"/>
+            <w:tcMar>
+              <w:top w:type="dxa" w:w="40"/>
+              <w:left w:type="dxa" w:w="60"/>
+              <w:bottom w:type="dxa" w:w="40"/>
+              <w:right w:type="dxa" w:w="60"/>
+            </w:tcMar>
+            <w:vAlign w:val="center"/>
+          </w:tcPr>
+          <w:p>
+            <w:pPr>
+              <w:spacing w:after="60"/>
+            </w:pPr>
+            <w:r>
+              <w:t xml:space="preserve">☐</w:t>
+            </w:r>
+          </w:p>
+        </w:tc>
+        <w:tc>
+          <w:tcPr>
+            <w:tcW w:type="dxa" w:w="720"/>
             <w:tcMar>
               <w:top w:type="dxa" w:w="40"/>
               <w:left w:type="dxa" w:w="60"/>
@@ -6328,347 +6488,367 @@
         </w:tc>
         <w:tc>
           <w:tcPr>
-            <w:tcW w:type="dxa" w:w="761"/>
-            <w:tcMar>
-              <w:top w:type="dxa" w:w="40"/>
-              <w:left w:type="dxa" w:w="60"/>
-              <w:bottom w:type="dxa" w:w="40"/>
-              <w:right w:type="dxa" w:w="60"/>
-            </w:tcMar>
-            <w:vAlign w:val="center"/>
-          </w:tcPr>
-          <w:p>
-            <w:pPr>
-              <w:spacing w:after="60"/>
-            </w:pPr>
-            <w:r>
-              <w:t xml:space="preserve">☐</w:t>
-            </w:r>
-          </w:p>
-        </w:tc>
-        <w:tc>
-          <w:tcPr>
-            <w:tcW w:type="dxa" w:w="761"/>
-            <w:tcMar>
-              <w:top w:type="dxa" w:w="40"/>
-              <w:left w:type="dxa" w:w="60"/>
-              <w:bottom w:type="dxa" w:w="40"/>
-              <w:right w:type="dxa" w:w="60"/>
-            </w:tcMar>
-            <w:vAlign w:val="center"/>
-          </w:tcPr>
-          <w:p>
-            <w:pPr>
-              <w:spacing w:after="60"/>
-            </w:pPr>
-            <w:r>
-              <w:t xml:space="preserve">☐</w:t>
-            </w:r>
-          </w:p>
-        </w:tc>
-        <w:tc>
-          <w:tcPr>
-            <w:tcW w:type="dxa" w:w="761"/>
-            <w:tcMar>
-              <w:top w:type="dxa" w:w="40"/>
-              <w:left w:type="dxa" w:w="60"/>
-              <w:bottom w:type="dxa" w:w="40"/>
-              <w:right w:type="dxa" w:w="60"/>
-            </w:tcMar>
-            <w:vAlign w:val="center"/>
-          </w:tcPr>
-          <w:p>
-            <w:pPr>
-              <w:spacing w:after="60"/>
-            </w:pPr>
-            <w:r>
-              <w:t xml:space="preserve">☐</w:t>
-            </w:r>
-          </w:p>
-        </w:tc>
-        <w:tc>
-          <w:tcPr>
-            <w:tcW w:type="dxa" w:w="761"/>
-            <w:tcMar>
-              <w:top w:type="dxa" w:w="40"/>
-              <w:left w:type="dxa" w:w="60"/>
-              <w:bottom w:type="dxa" w:w="40"/>
-              <w:right w:type="dxa" w:w="60"/>
-            </w:tcMar>
-            <w:vAlign w:val="center"/>
-          </w:tcPr>
-          <w:p>
-            <w:pPr>
-              <w:spacing w:after="60"/>
-            </w:pPr>
-            <w:r>
-              <w:t xml:space="preserve">☐</w:t>
-            </w:r>
-          </w:p>
-        </w:tc>
-        <w:tc>
-          <w:tcPr>
-            <w:tcW w:type="dxa" w:w="761"/>
-            <w:tcMar>
-              <w:top w:type="dxa" w:w="40"/>
-              <w:left w:type="dxa" w:w="60"/>
-              <w:bottom w:type="dxa" w:w="40"/>
-              <w:right w:type="dxa" w:w="60"/>
-            </w:tcMar>
-            <w:vAlign w:val="center"/>
-          </w:tcPr>
-          <w:p>
-            <w:pPr>
-              <w:spacing w:after="60"/>
-            </w:pPr>
-            <w:r>
-              <w:t xml:space="preserve">☐</w:t>
-            </w:r>
-          </w:p>
-        </w:tc>
-        <w:tc>
-          <w:tcPr>
-            <w:tcW w:type="dxa" w:w="761"/>
-            <w:tcMar>
-              <w:top w:type="dxa" w:w="40"/>
-              <w:left w:type="dxa" w:w="60"/>
-              <w:bottom w:type="dxa" w:w="40"/>
-              <w:right w:type="dxa" w:w="60"/>
-            </w:tcMar>
-            <w:vAlign w:val="center"/>
-          </w:tcPr>
-          <w:p>
-            <w:pPr>
-              <w:spacing w:after="60"/>
-            </w:pPr>
-            <w:r>
-              <w:t xml:space="preserve">☐</w:t>
-            </w:r>
-          </w:p>
-        </w:tc>
-        <w:tc>
-          <w:tcPr>
-            <w:tcW w:type="dxa" w:w="761"/>
-            <w:tcMar>
-              <w:top w:type="dxa" w:w="40"/>
-              <w:left w:type="dxa" w:w="60"/>
-              <w:bottom w:type="dxa" w:w="40"/>
-              <w:right w:type="dxa" w:w="60"/>
-            </w:tcMar>
-            <w:vAlign w:val="center"/>
-          </w:tcPr>
-          <w:p>
-            <w:pPr>
-              <w:spacing w:after="60"/>
-            </w:pPr>
-            <w:r>
-              <w:t xml:space="preserve">☐</w:t>
-            </w:r>
-          </w:p>
-        </w:tc>
-        <w:tc>
-          <w:tcPr>
-            <w:tcW w:type="dxa" w:w="761"/>
-            <w:tcMar>
-              <w:top w:type="dxa" w:w="40"/>
-              <w:left w:type="dxa" w:w="60"/>
-              <w:bottom w:type="dxa" w:w="40"/>
-              <w:right w:type="dxa" w:w="60"/>
-            </w:tcMar>
-            <w:vAlign w:val="center"/>
-          </w:tcPr>
-          <w:p>
-            <w:pPr>
-              <w:spacing w:after="60"/>
-            </w:pPr>
-            <w:r>
-              <w:t xml:space="preserve">☐</w:t>
-            </w:r>
-          </w:p>
-        </w:tc>
-        <w:tc>
-          <w:tcPr>
-            <w:tcW w:type="dxa" w:w="761"/>
-            <w:tcMar>
-              <w:top w:type="dxa" w:w="40"/>
-              <w:left w:type="dxa" w:w="60"/>
-              <w:bottom w:type="dxa" w:w="40"/>
-              <w:right w:type="dxa" w:w="60"/>
-            </w:tcMar>
-            <w:vAlign w:val="center"/>
-          </w:tcPr>
-          <w:p>
-            <w:pPr>
-              <w:spacing w:after="60"/>
-            </w:pPr>
-            <w:r>
-              <w:t xml:space="preserve">☐</w:t>
-            </w:r>
-          </w:p>
-        </w:tc>
-        <w:tc>
-          <w:tcPr>
-            <w:tcW w:type="dxa" w:w="761"/>
-            <w:tcMar>
-              <w:top w:type="dxa" w:w="40"/>
-              <w:left w:type="dxa" w:w="60"/>
-              <w:bottom w:type="dxa" w:w="40"/>
-              <w:right w:type="dxa" w:w="60"/>
-            </w:tcMar>
-            <w:vAlign w:val="center"/>
-          </w:tcPr>
-          <w:p>
-            <w:pPr>
-              <w:spacing w:after="60"/>
-            </w:pPr>
-            <w:r>
-              <w:t xml:space="preserve">☐</w:t>
-            </w:r>
-          </w:p>
-        </w:tc>
-        <w:tc>
-          <w:tcPr>
-            <w:tcW w:type="dxa" w:w="761"/>
-            <w:tcMar>
-              <w:top w:type="dxa" w:w="40"/>
-              <w:left w:type="dxa" w:w="60"/>
-              <w:bottom w:type="dxa" w:w="40"/>
-              <w:right w:type="dxa" w:w="60"/>
-            </w:tcMar>
-            <w:vAlign w:val="center"/>
-          </w:tcPr>
-          <w:p>
-            <w:pPr>
-              <w:spacing w:after="60"/>
-            </w:pPr>
-            <w:r>
-              <w:t xml:space="preserve">☐</w:t>
-            </w:r>
-          </w:p>
-        </w:tc>
-        <w:tc>
-          <w:tcPr>
-            <w:tcW w:type="dxa" w:w="761"/>
-            <w:tcMar>
-              <w:top w:type="dxa" w:w="40"/>
-              <w:left w:type="dxa" w:w="60"/>
-              <w:bottom w:type="dxa" w:w="40"/>
-              <w:right w:type="dxa" w:w="60"/>
-            </w:tcMar>
-            <w:vAlign w:val="center"/>
-          </w:tcPr>
-          <w:p>
-            <w:pPr>
-              <w:spacing w:after="60"/>
-            </w:pPr>
-            <w:r>
-              <w:t xml:space="preserve">☐</w:t>
-            </w:r>
-          </w:p>
-        </w:tc>
-        <w:tc>
-          <w:tcPr>
-            <w:tcW w:type="dxa" w:w="761"/>
-            <w:tcMar>
-              <w:top w:type="dxa" w:w="40"/>
-              <w:left w:type="dxa" w:w="60"/>
-              <w:bottom w:type="dxa" w:w="40"/>
-              <w:right w:type="dxa" w:w="60"/>
-            </w:tcMar>
-            <w:vAlign w:val="center"/>
-          </w:tcPr>
-          <w:p>
-            <w:pPr>
-              <w:spacing w:after="60"/>
-            </w:pPr>
-            <w:r>
-              <w:t xml:space="preserve">☐</w:t>
-            </w:r>
-          </w:p>
-        </w:tc>
-        <w:tc>
-          <w:tcPr>
-            <w:tcW w:type="dxa" w:w="761"/>
-            <w:tcMar>
-              <w:top w:type="dxa" w:w="40"/>
-              <w:left w:type="dxa" w:w="60"/>
-              <w:bottom w:type="dxa" w:w="40"/>
-              <w:right w:type="dxa" w:w="60"/>
-            </w:tcMar>
-            <w:vAlign w:val="center"/>
-          </w:tcPr>
-          <w:p>
-            <w:pPr>
-              <w:spacing w:after="60"/>
-            </w:pPr>
-            <w:r>
-              <w:t xml:space="preserve">☐</w:t>
-            </w:r>
-          </w:p>
-        </w:tc>
-        <w:tc>
-          <w:tcPr>
-            <w:tcW w:type="dxa" w:w="761"/>
-            <w:tcMar>
-              <w:top w:type="dxa" w:w="40"/>
-              <w:left w:type="dxa" w:w="60"/>
-              <w:bottom w:type="dxa" w:w="40"/>
-              <w:right w:type="dxa" w:w="60"/>
-            </w:tcMar>
-            <w:vAlign w:val="center"/>
-          </w:tcPr>
-          <w:p>
-            <w:pPr>
-              <w:spacing w:after="60"/>
-            </w:pPr>
-            <w:r>
-              <w:t xml:space="preserve">☐</w:t>
-            </w:r>
-          </w:p>
-        </w:tc>
-        <w:tc>
-          <w:tcPr>
-            <w:tcW w:type="dxa" w:w="761"/>
-            <w:tcMar>
-              <w:top w:type="dxa" w:w="40"/>
-              <w:left w:type="dxa" w:w="60"/>
-              <w:bottom w:type="dxa" w:w="40"/>
-              <w:right w:type="dxa" w:w="60"/>
-            </w:tcMar>
-            <w:vAlign w:val="center"/>
-          </w:tcPr>
-          <w:p>
-            <w:pPr>
-              <w:spacing w:after="60"/>
-            </w:pPr>
-            <w:r>
-              <w:t xml:space="preserve">☐</w:t>
-            </w:r>
-          </w:p>
-        </w:tc>
-        <w:tc>
-          <w:tcPr>
-            <w:tcW w:type="dxa" w:w="761"/>
-            <w:tcMar>
-              <w:top w:type="dxa" w:w="40"/>
-              <w:left w:type="dxa" w:w="60"/>
-              <w:bottom w:type="dxa" w:w="40"/>
-              <w:right w:type="dxa" w:w="60"/>
-            </w:tcMar>
-            <w:vAlign w:val="center"/>
-          </w:tcPr>
-          <w:p>
-            <w:pPr>
-              <w:spacing w:after="60"/>
-            </w:pPr>
-            <w:r>
-              <w:t xml:space="preserve">☐</w:t>
-            </w:r>
-          </w:p>
-        </w:tc>
-        <w:tc>
-          <w:tcPr>
-            <w:tcW w:type="dxa" w:w="761"/>
+            <w:tcW w:type="dxa" w:w="720"/>
+            <w:tcMar>
+              <w:top w:type="dxa" w:w="40"/>
+              <w:left w:type="dxa" w:w="60"/>
+              <w:bottom w:type="dxa" w:w="40"/>
+              <w:right w:type="dxa" w:w="60"/>
+            </w:tcMar>
+            <w:vAlign w:val="center"/>
+          </w:tcPr>
+          <w:p>
+            <w:pPr>
+              <w:spacing w:after="60"/>
+            </w:pPr>
+            <w:r>
+              <w:t xml:space="preserve">☐</w:t>
+            </w:r>
+          </w:p>
+        </w:tc>
+        <w:tc>
+          <w:tcPr>
+            <w:tcW w:type="dxa" w:w="720"/>
+            <w:tcMar>
+              <w:top w:type="dxa" w:w="40"/>
+              <w:left w:type="dxa" w:w="60"/>
+              <w:bottom w:type="dxa" w:w="40"/>
+              <w:right w:type="dxa" w:w="60"/>
+            </w:tcMar>
+            <w:vAlign w:val="center"/>
+          </w:tcPr>
+          <w:p>
+            <w:pPr>
+              <w:spacing w:after="60"/>
+            </w:pPr>
+            <w:r>
+              <w:t xml:space="preserve">☐</w:t>
+            </w:r>
+          </w:p>
+        </w:tc>
+        <w:tc>
+          <w:tcPr>
+            <w:tcW w:type="dxa" w:w="720"/>
+            <w:tcMar>
+              <w:top w:type="dxa" w:w="40"/>
+              <w:left w:type="dxa" w:w="60"/>
+              <w:bottom w:type="dxa" w:w="40"/>
+              <w:right w:type="dxa" w:w="60"/>
+            </w:tcMar>
+            <w:vAlign w:val="center"/>
+          </w:tcPr>
+          <w:p>
+            <w:pPr>
+              <w:spacing w:after="60"/>
+            </w:pPr>
+            <w:r>
+              <w:t xml:space="preserve">☐</w:t>
+            </w:r>
+          </w:p>
+        </w:tc>
+        <w:tc>
+          <w:tcPr>
+            <w:tcW w:type="dxa" w:w="720"/>
+            <w:tcMar>
+              <w:top w:type="dxa" w:w="40"/>
+              <w:left w:type="dxa" w:w="60"/>
+              <w:bottom w:type="dxa" w:w="40"/>
+              <w:right w:type="dxa" w:w="60"/>
+            </w:tcMar>
+            <w:vAlign w:val="center"/>
+          </w:tcPr>
+          <w:p>
+            <w:pPr>
+              <w:spacing w:after="60"/>
+            </w:pPr>
+            <w:r>
+              <w:t xml:space="preserve">☐</w:t>
+            </w:r>
+          </w:p>
+        </w:tc>
+        <w:tc>
+          <w:tcPr>
+            <w:tcW w:type="dxa" w:w="720"/>
+            <w:tcMar>
+              <w:top w:type="dxa" w:w="40"/>
+              <w:left w:type="dxa" w:w="60"/>
+              <w:bottom w:type="dxa" w:w="40"/>
+              <w:right w:type="dxa" w:w="60"/>
+            </w:tcMar>
+            <w:vAlign w:val="center"/>
+          </w:tcPr>
+          <w:p>
+            <w:pPr>
+              <w:spacing w:after="60"/>
+            </w:pPr>
+            <w:r>
+              <w:t xml:space="preserve">☐</w:t>
+            </w:r>
+          </w:p>
+        </w:tc>
+        <w:tc>
+          <w:tcPr>
+            <w:tcW w:type="dxa" w:w="720"/>
+            <w:tcMar>
+              <w:top w:type="dxa" w:w="40"/>
+              <w:left w:type="dxa" w:w="60"/>
+              <w:bottom w:type="dxa" w:w="40"/>
+              <w:right w:type="dxa" w:w="60"/>
+            </w:tcMar>
+            <w:vAlign w:val="center"/>
+          </w:tcPr>
+          <w:p>
+            <w:pPr>
+              <w:spacing w:after="60"/>
+            </w:pPr>
+            <w:r>
+              <w:t xml:space="preserve">☐</w:t>
+            </w:r>
+          </w:p>
+        </w:tc>
+        <w:tc>
+          <w:tcPr>
+            <w:tcW w:type="dxa" w:w="720"/>
+            <w:tcMar>
+              <w:top w:type="dxa" w:w="40"/>
+              <w:left w:type="dxa" w:w="60"/>
+              <w:bottom w:type="dxa" w:w="40"/>
+              <w:right w:type="dxa" w:w="60"/>
+            </w:tcMar>
+            <w:vAlign w:val="center"/>
+          </w:tcPr>
+          <w:p>
+            <w:pPr>
+              <w:spacing w:after="60"/>
+            </w:pPr>
+            <w:r>
+              <w:t xml:space="preserve">☐</w:t>
+            </w:r>
+          </w:p>
+        </w:tc>
+        <w:tc>
+          <w:tcPr>
+            <w:tcW w:type="dxa" w:w="720"/>
+            <w:tcMar>
+              <w:top w:type="dxa" w:w="40"/>
+              <w:left w:type="dxa" w:w="60"/>
+              <w:bottom w:type="dxa" w:w="40"/>
+              <w:right w:type="dxa" w:w="60"/>
+            </w:tcMar>
+            <w:vAlign w:val="center"/>
+          </w:tcPr>
+          <w:p>
+            <w:pPr>
+              <w:spacing w:after="60"/>
+            </w:pPr>
+            <w:r>
+              <w:t xml:space="preserve">☐</w:t>
+            </w:r>
+          </w:p>
+        </w:tc>
+        <w:tc>
+          <w:tcPr>
+            <w:tcW w:type="dxa" w:w="720"/>
+            <w:tcMar>
+              <w:top w:type="dxa" w:w="40"/>
+              <w:left w:type="dxa" w:w="60"/>
+              <w:bottom w:type="dxa" w:w="40"/>
+              <w:right w:type="dxa" w:w="60"/>
+            </w:tcMar>
+            <w:vAlign w:val="center"/>
+          </w:tcPr>
+          <w:p>
+            <w:pPr>
+              <w:spacing w:after="60"/>
+            </w:pPr>
+            <w:r>
+              <w:t xml:space="preserve">☐</w:t>
+            </w:r>
+          </w:p>
+        </w:tc>
+        <w:tc>
+          <w:tcPr>
+            <w:tcW w:type="dxa" w:w="720"/>
+            <w:tcMar>
+              <w:top w:type="dxa" w:w="40"/>
+              <w:left w:type="dxa" w:w="60"/>
+              <w:bottom w:type="dxa" w:w="40"/>
+              <w:right w:type="dxa" w:w="60"/>
+            </w:tcMar>
+            <w:vAlign w:val="center"/>
+          </w:tcPr>
+          <w:p>
+            <w:pPr>
+              <w:spacing w:after="60"/>
+            </w:pPr>
+            <w:r>
+              <w:t xml:space="preserve">☐</w:t>
+            </w:r>
+          </w:p>
+        </w:tc>
+        <w:tc>
+          <w:tcPr>
+            <w:tcW w:type="dxa" w:w="720"/>
+            <w:tcMar>
+              <w:top w:type="dxa" w:w="40"/>
+              <w:left w:type="dxa" w:w="60"/>
+              <w:bottom w:type="dxa" w:w="40"/>
+              <w:right w:type="dxa" w:w="60"/>
+            </w:tcMar>
+            <w:vAlign w:val="center"/>
+          </w:tcPr>
+          <w:p>
+            <w:pPr>
+              <w:spacing w:after="60"/>
+            </w:pPr>
+            <w:r>
+              <w:t xml:space="preserve">☐</w:t>
+            </w:r>
+          </w:p>
+        </w:tc>
+        <w:tc>
+          <w:tcPr>
+            <w:tcW w:type="dxa" w:w="720"/>
+            <w:tcMar>
+              <w:top w:type="dxa" w:w="40"/>
+              <w:left w:type="dxa" w:w="60"/>
+              <w:bottom w:type="dxa" w:w="40"/>
+              <w:right w:type="dxa" w:w="60"/>
+            </w:tcMar>
+            <w:vAlign w:val="center"/>
+          </w:tcPr>
+          <w:p>
+            <w:pPr>
+              <w:spacing w:after="60"/>
+            </w:pPr>
+            <w:r>
+              <w:t xml:space="preserve">☐</w:t>
+            </w:r>
+          </w:p>
+        </w:tc>
+        <w:tc>
+          <w:tcPr>
+            <w:tcW w:type="dxa" w:w="720"/>
+            <w:tcMar>
+              <w:top w:type="dxa" w:w="40"/>
+              <w:left w:type="dxa" w:w="60"/>
+              <w:bottom w:type="dxa" w:w="40"/>
+              <w:right w:type="dxa" w:w="60"/>
+            </w:tcMar>
+            <w:vAlign w:val="center"/>
+          </w:tcPr>
+          <w:p>
+            <w:pPr>
+              <w:spacing w:after="60"/>
+            </w:pPr>
+            <w:r>
+              <w:t xml:space="preserve">☐</w:t>
+            </w:r>
+          </w:p>
+        </w:tc>
+        <w:tc>
+          <w:tcPr>
+            <w:tcW w:type="dxa" w:w="720"/>
+            <w:tcMar>
+              <w:top w:type="dxa" w:w="40"/>
+              <w:left w:type="dxa" w:w="60"/>
+              <w:bottom w:type="dxa" w:w="40"/>
+              <w:right w:type="dxa" w:w="60"/>
+            </w:tcMar>
+            <w:vAlign w:val="center"/>
+          </w:tcPr>
+          <w:p>
+            <w:pPr>
+              <w:spacing w:after="60"/>
+            </w:pPr>
+            <w:r>
+              <w:t xml:space="preserve">☐</w:t>
+            </w:r>
+          </w:p>
+        </w:tc>
+        <w:tc>
+          <w:tcPr>
+            <w:tcW w:type="dxa" w:w="720"/>
+            <w:tcMar>
+              <w:top w:type="dxa" w:w="40"/>
+              <w:left w:type="dxa" w:w="60"/>
+              <w:bottom w:type="dxa" w:w="40"/>
+              <w:right w:type="dxa" w:w="60"/>
+            </w:tcMar>
+            <w:vAlign w:val="center"/>
+          </w:tcPr>
+          <w:p>
+            <w:pPr>
+              <w:spacing w:after="60"/>
+            </w:pPr>
+            <w:r>
+              <w:t xml:space="preserve">☐</w:t>
+            </w:r>
+          </w:p>
+        </w:tc>
+        <w:tc>
+          <w:tcPr>
+            <w:tcW w:type="dxa" w:w="720"/>
+            <w:tcMar>
+              <w:top w:type="dxa" w:w="40"/>
+              <w:left w:type="dxa" w:w="60"/>
+              <w:bottom w:type="dxa" w:w="40"/>
+              <w:right w:type="dxa" w:w="60"/>
+            </w:tcMar>
+            <w:vAlign w:val="center"/>
+          </w:tcPr>
+          <w:p>
+            <w:pPr>
+              <w:spacing w:after="60"/>
+            </w:pPr>
+            <w:r>
+              <w:t xml:space="preserve">☐</w:t>
+            </w:r>
+          </w:p>
+        </w:tc>
+        <w:tc>
+          <w:tcPr>
+            <w:tcW w:type="dxa" w:w="720"/>
+            <w:tcMar>
+              <w:top w:type="dxa" w:w="40"/>
+              <w:left w:type="dxa" w:w="60"/>
+              <w:bottom w:type="dxa" w:w="40"/>
+              <w:right w:type="dxa" w:w="60"/>
+            </w:tcMar>
+            <w:vAlign w:val="center"/>
+          </w:tcPr>
+          <w:p>
+            <w:pPr>
+              <w:spacing w:after="60"/>
+            </w:pPr>
+            <w:r>
+              <w:t xml:space="preserve">☐</w:t>
+            </w:r>
+          </w:p>
+        </w:tc>
+        <w:tc>
+          <w:tcPr>
+            <w:tcW w:type="dxa" w:w="720"/>
+            <w:tcMar>
+              <w:top w:type="dxa" w:w="40"/>
+              <w:left w:type="dxa" w:w="60"/>
+              <w:bottom w:type="dxa" w:w="40"/>
+              <w:right w:type="dxa" w:w="60"/>
+            </w:tcMar>
+            <w:vAlign w:val="center"/>
+          </w:tcPr>
+          <w:p>
+            <w:pPr>
+              <w:spacing w:after="60"/>
+            </w:pPr>
+            <w:r>
+              <w:t xml:space="preserve">☐</w:t>
+            </w:r>
+          </w:p>
+        </w:tc>
+        <w:tc>
+          <w:tcPr>
+            <w:tcW w:type="dxa" w:w="720"/>
             <w:tcMar>
               <w:top w:type="dxa" w:w="40"/>
               <w:left w:type="dxa" w:w="60"/>
@@ -6714,347 +6894,367 @@
         </w:tc>
         <w:tc>
           <w:tcPr>
-            <w:tcW w:type="dxa" w:w="761"/>
-            <w:tcMar>
-              <w:top w:type="dxa" w:w="40"/>
-              <w:left w:type="dxa" w:w="60"/>
-              <w:bottom w:type="dxa" w:w="40"/>
-              <w:right w:type="dxa" w:w="60"/>
-            </w:tcMar>
-            <w:vAlign w:val="center"/>
-          </w:tcPr>
-          <w:p>
-            <w:pPr>
-              <w:spacing w:after="60"/>
-            </w:pPr>
-            <w:r>
-              <w:t xml:space="preserve">☐</w:t>
-            </w:r>
-          </w:p>
-        </w:tc>
-        <w:tc>
-          <w:tcPr>
-            <w:tcW w:type="dxa" w:w="761"/>
-            <w:tcMar>
-              <w:top w:type="dxa" w:w="40"/>
-              <w:left w:type="dxa" w:w="60"/>
-              <w:bottom w:type="dxa" w:w="40"/>
-              <w:right w:type="dxa" w:w="60"/>
-            </w:tcMar>
-            <w:vAlign w:val="center"/>
-          </w:tcPr>
-          <w:p>
-            <w:pPr>
-              <w:spacing w:after="60"/>
-            </w:pPr>
-            <w:r>
-              <w:t xml:space="preserve">☐</w:t>
-            </w:r>
-          </w:p>
-        </w:tc>
-        <w:tc>
-          <w:tcPr>
-            <w:tcW w:type="dxa" w:w="761"/>
-            <w:tcMar>
-              <w:top w:type="dxa" w:w="40"/>
-              <w:left w:type="dxa" w:w="60"/>
-              <w:bottom w:type="dxa" w:w="40"/>
-              <w:right w:type="dxa" w:w="60"/>
-            </w:tcMar>
-            <w:vAlign w:val="center"/>
-          </w:tcPr>
-          <w:p>
-            <w:pPr>
-              <w:spacing w:after="60"/>
-            </w:pPr>
-            <w:r>
-              <w:t xml:space="preserve">☐</w:t>
-            </w:r>
-          </w:p>
-        </w:tc>
-        <w:tc>
-          <w:tcPr>
-            <w:tcW w:type="dxa" w:w="761"/>
-            <w:tcMar>
-              <w:top w:type="dxa" w:w="40"/>
-              <w:left w:type="dxa" w:w="60"/>
-              <w:bottom w:type="dxa" w:w="40"/>
-              <w:right w:type="dxa" w:w="60"/>
-            </w:tcMar>
-            <w:vAlign w:val="center"/>
-          </w:tcPr>
-          <w:p>
-            <w:pPr>
-              <w:spacing w:after="60"/>
-            </w:pPr>
-            <w:r>
-              <w:t xml:space="preserve">☐</w:t>
-            </w:r>
-          </w:p>
-        </w:tc>
-        <w:tc>
-          <w:tcPr>
-            <w:tcW w:type="dxa" w:w="761"/>
-            <w:tcMar>
-              <w:top w:type="dxa" w:w="40"/>
-              <w:left w:type="dxa" w:w="60"/>
-              <w:bottom w:type="dxa" w:w="40"/>
-              <w:right w:type="dxa" w:w="60"/>
-            </w:tcMar>
-            <w:vAlign w:val="center"/>
-          </w:tcPr>
-          <w:p>
-            <w:pPr>
-              <w:spacing w:after="60"/>
-            </w:pPr>
-            <w:r>
-              <w:t xml:space="preserve">☐</w:t>
-            </w:r>
-          </w:p>
-        </w:tc>
-        <w:tc>
-          <w:tcPr>
-            <w:tcW w:type="dxa" w:w="761"/>
-            <w:tcMar>
-              <w:top w:type="dxa" w:w="40"/>
-              <w:left w:type="dxa" w:w="60"/>
-              <w:bottom w:type="dxa" w:w="40"/>
-              <w:right w:type="dxa" w:w="60"/>
-            </w:tcMar>
-            <w:vAlign w:val="center"/>
-          </w:tcPr>
-          <w:p>
-            <w:pPr>
-              <w:spacing w:after="60"/>
-            </w:pPr>
-            <w:r>
-              <w:t xml:space="preserve">☐</w:t>
-            </w:r>
-          </w:p>
-        </w:tc>
-        <w:tc>
-          <w:tcPr>
-            <w:tcW w:type="dxa" w:w="761"/>
-            <w:tcMar>
-              <w:top w:type="dxa" w:w="40"/>
-              <w:left w:type="dxa" w:w="60"/>
-              <w:bottom w:type="dxa" w:w="40"/>
-              <w:right w:type="dxa" w:w="60"/>
-            </w:tcMar>
-            <w:vAlign w:val="center"/>
-          </w:tcPr>
-          <w:p>
-            <w:pPr>
-              <w:spacing w:after="60"/>
-            </w:pPr>
-            <w:r>
-              <w:t xml:space="preserve">☐</w:t>
-            </w:r>
-          </w:p>
-        </w:tc>
-        <w:tc>
-          <w:tcPr>
-            <w:tcW w:type="dxa" w:w="761"/>
-            <w:tcMar>
-              <w:top w:type="dxa" w:w="40"/>
-              <w:left w:type="dxa" w:w="60"/>
-              <w:bottom w:type="dxa" w:w="40"/>
-              <w:right w:type="dxa" w:w="60"/>
-            </w:tcMar>
-            <w:vAlign w:val="center"/>
-          </w:tcPr>
-          <w:p>
-            <w:pPr>
-              <w:spacing w:after="60"/>
-            </w:pPr>
-            <w:r>
-              <w:t xml:space="preserve">☐</w:t>
-            </w:r>
-          </w:p>
-        </w:tc>
-        <w:tc>
-          <w:tcPr>
-            <w:tcW w:type="dxa" w:w="761"/>
-            <w:tcMar>
-              <w:top w:type="dxa" w:w="40"/>
-              <w:left w:type="dxa" w:w="60"/>
-              <w:bottom w:type="dxa" w:w="40"/>
-              <w:right w:type="dxa" w:w="60"/>
-            </w:tcMar>
-            <w:vAlign w:val="center"/>
-          </w:tcPr>
-          <w:p>
-            <w:pPr>
-              <w:spacing w:after="60"/>
-            </w:pPr>
-            <w:r>
-              <w:t xml:space="preserve">☐</w:t>
-            </w:r>
-          </w:p>
-        </w:tc>
-        <w:tc>
-          <w:tcPr>
-            <w:tcW w:type="dxa" w:w="761"/>
-            <w:tcMar>
-              <w:top w:type="dxa" w:w="40"/>
-              <w:left w:type="dxa" w:w="60"/>
-              <w:bottom w:type="dxa" w:w="40"/>
-              <w:right w:type="dxa" w:w="60"/>
-            </w:tcMar>
-            <w:vAlign w:val="center"/>
-          </w:tcPr>
-          <w:p>
-            <w:pPr>
-              <w:spacing w:after="60"/>
-            </w:pPr>
-            <w:r>
-              <w:t xml:space="preserve">☐</w:t>
-            </w:r>
-          </w:p>
-        </w:tc>
-        <w:tc>
-          <w:tcPr>
-            <w:tcW w:type="dxa" w:w="761"/>
-            <w:tcMar>
-              <w:top w:type="dxa" w:w="40"/>
-              <w:left w:type="dxa" w:w="60"/>
-              <w:bottom w:type="dxa" w:w="40"/>
-              <w:right w:type="dxa" w:w="60"/>
-            </w:tcMar>
-            <w:vAlign w:val="center"/>
-          </w:tcPr>
-          <w:p>
-            <w:pPr>
-              <w:spacing w:after="60"/>
-            </w:pPr>
-            <w:r>
-              <w:t xml:space="preserve">☐</w:t>
-            </w:r>
-          </w:p>
-        </w:tc>
-        <w:tc>
-          <w:tcPr>
-            <w:tcW w:type="dxa" w:w="761"/>
-            <w:tcMar>
-              <w:top w:type="dxa" w:w="40"/>
-              <w:left w:type="dxa" w:w="60"/>
-              <w:bottom w:type="dxa" w:w="40"/>
-              <w:right w:type="dxa" w:w="60"/>
-            </w:tcMar>
-            <w:vAlign w:val="center"/>
-          </w:tcPr>
-          <w:p>
-            <w:pPr>
-              <w:spacing w:after="60"/>
-            </w:pPr>
-            <w:r>
-              <w:t xml:space="preserve">☐</w:t>
-            </w:r>
-          </w:p>
-        </w:tc>
-        <w:tc>
-          <w:tcPr>
-            <w:tcW w:type="dxa" w:w="761"/>
-            <w:tcMar>
-              <w:top w:type="dxa" w:w="40"/>
-              <w:left w:type="dxa" w:w="60"/>
-              <w:bottom w:type="dxa" w:w="40"/>
-              <w:right w:type="dxa" w:w="60"/>
-            </w:tcMar>
-            <w:vAlign w:val="center"/>
-          </w:tcPr>
-          <w:p>
-            <w:pPr>
-              <w:spacing w:after="60"/>
-            </w:pPr>
-            <w:r>
-              <w:t xml:space="preserve">☐</w:t>
-            </w:r>
-          </w:p>
-        </w:tc>
-        <w:tc>
-          <w:tcPr>
-            <w:tcW w:type="dxa" w:w="761"/>
-            <w:tcMar>
-              <w:top w:type="dxa" w:w="40"/>
-              <w:left w:type="dxa" w:w="60"/>
-              <w:bottom w:type="dxa" w:w="40"/>
-              <w:right w:type="dxa" w:w="60"/>
-            </w:tcMar>
-            <w:vAlign w:val="center"/>
-          </w:tcPr>
-          <w:p>
-            <w:pPr>
-              <w:spacing w:after="60"/>
-            </w:pPr>
-            <w:r>
-              <w:t xml:space="preserve">☐</w:t>
-            </w:r>
-          </w:p>
-        </w:tc>
-        <w:tc>
-          <w:tcPr>
-            <w:tcW w:type="dxa" w:w="761"/>
-            <w:tcMar>
-              <w:top w:type="dxa" w:w="40"/>
-              <w:left w:type="dxa" w:w="60"/>
-              <w:bottom w:type="dxa" w:w="40"/>
-              <w:right w:type="dxa" w:w="60"/>
-            </w:tcMar>
-            <w:vAlign w:val="center"/>
-          </w:tcPr>
-          <w:p>
-            <w:pPr>
-              <w:spacing w:after="60"/>
-            </w:pPr>
-            <w:r>
-              <w:t xml:space="preserve">☐</w:t>
-            </w:r>
-          </w:p>
-        </w:tc>
-        <w:tc>
-          <w:tcPr>
-            <w:tcW w:type="dxa" w:w="761"/>
-            <w:tcMar>
-              <w:top w:type="dxa" w:w="40"/>
-              <w:left w:type="dxa" w:w="60"/>
-              <w:bottom w:type="dxa" w:w="40"/>
-              <w:right w:type="dxa" w:w="60"/>
-            </w:tcMar>
-            <w:vAlign w:val="center"/>
-          </w:tcPr>
-          <w:p>
-            <w:pPr>
-              <w:spacing w:after="60"/>
-            </w:pPr>
-            <w:r>
-              <w:t xml:space="preserve">☐</w:t>
-            </w:r>
-          </w:p>
-        </w:tc>
-        <w:tc>
-          <w:tcPr>
-            <w:tcW w:type="dxa" w:w="761"/>
-            <w:tcMar>
-              <w:top w:type="dxa" w:w="40"/>
-              <w:left w:type="dxa" w:w="60"/>
-              <w:bottom w:type="dxa" w:w="40"/>
-              <w:right w:type="dxa" w:w="60"/>
-            </w:tcMar>
-            <w:vAlign w:val="center"/>
-          </w:tcPr>
-          <w:p>
-            <w:pPr>
-              <w:spacing w:after="60"/>
-            </w:pPr>
-            <w:r>
-              <w:t xml:space="preserve">☐</w:t>
-            </w:r>
-          </w:p>
-        </w:tc>
-        <w:tc>
-          <w:tcPr>
-            <w:tcW w:type="dxa" w:w="761"/>
+            <w:tcW w:type="dxa" w:w="720"/>
+            <w:tcMar>
+              <w:top w:type="dxa" w:w="40"/>
+              <w:left w:type="dxa" w:w="60"/>
+              <w:bottom w:type="dxa" w:w="40"/>
+              <w:right w:type="dxa" w:w="60"/>
+            </w:tcMar>
+            <w:vAlign w:val="center"/>
+          </w:tcPr>
+          <w:p>
+            <w:pPr>
+              <w:spacing w:after="60"/>
+            </w:pPr>
+            <w:r>
+              <w:t xml:space="preserve">☐</w:t>
+            </w:r>
+          </w:p>
+        </w:tc>
+        <w:tc>
+          <w:tcPr>
+            <w:tcW w:type="dxa" w:w="720"/>
+            <w:tcMar>
+              <w:top w:type="dxa" w:w="40"/>
+              <w:left w:type="dxa" w:w="60"/>
+              <w:bottom w:type="dxa" w:w="40"/>
+              <w:right w:type="dxa" w:w="60"/>
+            </w:tcMar>
+            <w:vAlign w:val="center"/>
+          </w:tcPr>
+          <w:p>
+            <w:pPr>
+              <w:spacing w:after="60"/>
+            </w:pPr>
+            <w:r>
+              <w:t xml:space="preserve">☐</w:t>
+            </w:r>
+          </w:p>
+        </w:tc>
+        <w:tc>
+          <w:tcPr>
+            <w:tcW w:type="dxa" w:w="720"/>
+            <w:tcMar>
+              <w:top w:type="dxa" w:w="40"/>
+              <w:left w:type="dxa" w:w="60"/>
+              <w:bottom w:type="dxa" w:w="40"/>
+              <w:right w:type="dxa" w:w="60"/>
+            </w:tcMar>
+            <w:vAlign w:val="center"/>
+          </w:tcPr>
+          <w:p>
+            <w:pPr>
+              <w:spacing w:after="60"/>
+            </w:pPr>
+            <w:r>
+              <w:t xml:space="preserve">☐</w:t>
+            </w:r>
+          </w:p>
+        </w:tc>
+        <w:tc>
+          <w:tcPr>
+            <w:tcW w:type="dxa" w:w="720"/>
+            <w:tcMar>
+              <w:top w:type="dxa" w:w="40"/>
+              <w:left w:type="dxa" w:w="60"/>
+              <w:bottom w:type="dxa" w:w="40"/>
+              <w:right w:type="dxa" w:w="60"/>
+            </w:tcMar>
+            <w:vAlign w:val="center"/>
+          </w:tcPr>
+          <w:p>
+            <w:pPr>
+              <w:spacing w:after="60"/>
+            </w:pPr>
+            <w:r>
+              <w:t xml:space="preserve">☐</w:t>
+            </w:r>
+          </w:p>
+        </w:tc>
+        <w:tc>
+          <w:tcPr>
+            <w:tcW w:type="dxa" w:w="720"/>
+            <w:tcMar>
+              <w:top w:type="dxa" w:w="40"/>
+              <w:left w:type="dxa" w:w="60"/>
+              <w:bottom w:type="dxa" w:w="40"/>
+              <w:right w:type="dxa" w:w="60"/>
+            </w:tcMar>
+            <w:vAlign w:val="center"/>
+          </w:tcPr>
+          <w:p>
+            <w:pPr>
+              <w:spacing w:after="60"/>
+            </w:pPr>
+            <w:r>
+              <w:t xml:space="preserve">☐</w:t>
+            </w:r>
+          </w:p>
+        </w:tc>
+        <w:tc>
+          <w:tcPr>
+            <w:tcW w:type="dxa" w:w="720"/>
+            <w:tcMar>
+              <w:top w:type="dxa" w:w="40"/>
+              <w:left w:type="dxa" w:w="60"/>
+              <w:bottom w:type="dxa" w:w="40"/>
+              <w:right w:type="dxa" w:w="60"/>
+            </w:tcMar>
+            <w:vAlign w:val="center"/>
+          </w:tcPr>
+          <w:p>
+            <w:pPr>
+              <w:spacing w:after="60"/>
+            </w:pPr>
+            <w:r>
+              <w:t xml:space="preserve">☐</w:t>
+            </w:r>
+          </w:p>
+        </w:tc>
+        <w:tc>
+          <w:tcPr>
+            <w:tcW w:type="dxa" w:w="720"/>
+            <w:tcMar>
+              <w:top w:type="dxa" w:w="40"/>
+              <w:left w:type="dxa" w:w="60"/>
+              <w:bottom w:type="dxa" w:w="40"/>
+              <w:right w:type="dxa" w:w="60"/>
+            </w:tcMar>
+            <w:vAlign w:val="center"/>
+          </w:tcPr>
+          <w:p>
+            <w:pPr>
+              <w:spacing w:after="60"/>
+            </w:pPr>
+            <w:r>
+              <w:t xml:space="preserve">☐</w:t>
+            </w:r>
+          </w:p>
+        </w:tc>
+        <w:tc>
+          <w:tcPr>
+            <w:tcW w:type="dxa" w:w="720"/>
+            <w:tcMar>
+              <w:top w:type="dxa" w:w="40"/>
+              <w:left w:type="dxa" w:w="60"/>
+              <w:bottom w:type="dxa" w:w="40"/>
+              <w:right w:type="dxa" w:w="60"/>
+            </w:tcMar>
+            <w:vAlign w:val="center"/>
+          </w:tcPr>
+          <w:p>
+            <w:pPr>
+              <w:spacing w:after="60"/>
+            </w:pPr>
+            <w:r>
+              <w:t xml:space="preserve">☐</w:t>
+            </w:r>
+          </w:p>
+        </w:tc>
+        <w:tc>
+          <w:tcPr>
+            <w:tcW w:type="dxa" w:w="720"/>
+            <w:tcMar>
+              <w:top w:type="dxa" w:w="40"/>
+              <w:left w:type="dxa" w:w="60"/>
+              <w:bottom w:type="dxa" w:w="40"/>
+              <w:right w:type="dxa" w:w="60"/>
+            </w:tcMar>
+            <w:vAlign w:val="center"/>
+          </w:tcPr>
+          <w:p>
+            <w:pPr>
+              <w:spacing w:after="60"/>
+            </w:pPr>
+            <w:r>
+              <w:t xml:space="preserve">☐</w:t>
+            </w:r>
+          </w:p>
+        </w:tc>
+        <w:tc>
+          <w:tcPr>
+            <w:tcW w:type="dxa" w:w="720"/>
+            <w:tcMar>
+              <w:top w:type="dxa" w:w="40"/>
+              <w:left w:type="dxa" w:w="60"/>
+              <w:bottom w:type="dxa" w:w="40"/>
+              <w:right w:type="dxa" w:w="60"/>
+            </w:tcMar>
+            <w:vAlign w:val="center"/>
+          </w:tcPr>
+          <w:p>
+            <w:pPr>
+              <w:spacing w:after="60"/>
+            </w:pPr>
+            <w:r>
+              <w:t xml:space="preserve">☐</w:t>
+            </w:r>
+          </w:p>
+        </w:tc>
+        <w:tc>
+          <w:tcPr>
+            <w:tcW w:type="dxa" w:w="720"/>
+            <w:tcMar>
+              <w:top w:type="dxa" w:w="40"/>
+              <w:left w:type="dxa" w:w="60"/>
+              <w:bottom w:type="dxa" w:w="40"/>
+              <w:right w:type="dxa" w:w="60"/>
+            </w:tcMar>
+            <w:vAlign w:val="center"/>
+          </w:tcPr>
+          <w:p>
+            <w:pPr>
+              <w:spacing w:after="60"/>
+            </w:pPr>
+            <w:r>
+              <w:t xml:space="preserve">☐</w:t>
+            </w:r>
+          </w:p>
+        </w:tc>
+        <w:tc>
+          <w:tcPr>
+            <w:tcW w:type="dxa" w:w="720"/>
+            <w:tcMar>
+              <w:top w:type="dxa" w:w="40"/>
+              <w:left w:type="dxa" w:w="60"/>
+              <w:bottom w:type="dxa" w:w="40"/>
+              <w:right w:type="dxa" w:w="60"/>
+            </w:tcMar>
+            <w:vAlign w:val="center"/>
+          </w:tcPr>
+          <w:p>
+            <w:pPr>
+              <w:spacing w:after="60"/>
+            </w:pPr>
+            <w:r>
+              <w:t xml:space="preserve">☐</w:t>
+            </w:r>
+          </w:p>
+        </w:tc>
+        <w:tc>
+          <w:tcPr>
+            <w:tcW w:type="dxa" w:w="720"/>
+            <w:tcMar>
+              <w:top w:type="dxa" w:w="40"/>
+              <w:left w:type="dxa" w:w="60"/>
+              <w:bottom w:type="dxa" w:w="40"/>
+              <w:right w:type="dxa" w:w="60"/>
+            </w:tcMar>
+            <w:vAlign w:val="center"/>
+          </w:tcPr>
+          <w:p>
+            <w:pPr>
+              <w:spacing w:after="60"/>
+            </w:pPr>
+            <w:r>
+              <w:t xml:space="preserve">☐</w:t>
+            </w:r>
+          </w:p>
+        </w:tc>
+        <w:tc>
+          <w:tcPr>
+            <w:tcW w:type="dxa" w:w="720"/>
+            <w:tcMar>
+              <w:top w:type="dxa" w:w="40"/>
+              <w:left w:type="dxa" w:w="60"/>
+              <w:bottom w:type="dxa" w:w="40"/>
+              <w:right w:type="dxa" w:w="60"/>
+            </w:tcMar>
+            <w:vAlign w:val="center"/>
+          </w:tcPr>
+          <w:p>
+            <w:pPr>
+              <w:spacing w:after="60"/>
+            </w:pPr>
+            <w:r>
+              <w:t xml:space="preserve">☐</w:t>
+            </w:r>
+          </w:p>
+        </w:tc>
+        <w:tc>
+          <w:tcPr>
+            <w:tcW w:type="dxa" w:w="720"/>
+            <w:tcMar>
+              <w:top w:type="dxa" w:w="40"/>
+              <w:left w:type="dxa" w:w="60"/>
+              <w:bottom w:type="dxa" w:w="40"/>
+              <w:right w:type="dxa" w:w="60"/>
+            </w:tcMar>
+            <w:vAlign w:val="center"/>
+          </w:tcPr>
+          <w:p>
+            <w:pPr>
+              <w:spacing w:after="60"/>
+            </w:pPr>
+            <w:r>
+              <w:t xml:space="preserve">☐</w:t>
+            </w:r>
+          </w:p>
+        </w:tc>
+        <w:tc>
+          <w:tcPr>
+            <w:tcW w:type="dxa" w:w="720"/>
+            <w:tcMar>
+              <w:top w:type="dxa" w:w="40"/>
+              <w:left w:type="dxa" w:w="60"/>
+              <w:bottom w:type="dxa" w:w="40"/>
+              <w:right w:type="dxa" w:w="60"/>
+            </w:tcMar>
+            <w:vAlign w:val="center"/>
+          </w:tcPr>
+          <w:p>
+            <w:pPr>
+              <w:spacing w:after="60"/>
+            </w:pPr>
+            <w:r>
+              <w:t xml:space="preserve">☐</w:t>
+            </w:r>
+          </w:p>
+        </w:tc>
+        <w:tc>
+          <w:tcPr>
+            <w:tcW w:type="dxa" w:w="720"/>
+            <w:tcMar>
+              <w:top w:type="dxa" w:w="40"/>
+              <w:left w:type="dxa" w:w="60"/>
+              <w:bottom w:type="dxa" w:w="40"/>
+              <w:right w:type="dxa" w:w="60"/>
+            </w:tcMar>
+            <w:vAlign w:val="center"/>
+          </w:tcPr>
+          <w:p>
+            <w:pPr>
+              <w:spacing w:after="60"/>
+            </w:pPr>
+            <w:r>
+              <w:t xml:space="preserve">☐</w:t>
+            </w:r>
+          </w:p>
+        </w:tc>
+        <w:tc>
+          <w:tcPr>
+            <w:tcW w:type="dxa" w:w="720"/>
+            <w:tcMar>
+              <w:top w:type="dxa" w:w="40"/>
+              <w:left w:type="dxa" w:w="60"/>
+              <w:bottom w:type="dxa" w:w="40"/>
+              <w:right w:type="dxa" w:w="60"/>
+            </w:tcMar>
+            <w:vAlign w:val="center"/>
+          </w:tcPr>
+          <w:p>
+            <w:pPr>
+              <w:spacing w:after="60"/>
+            </w:pPr>
+            <w:r>
+              <w:t xml:space="preserve">☐</w:t>
+            </w:r>
+          </w:p>
+        </w:tc>
+        <w:tc>
+          <w:tcPr>
+            <w:tcW w:type="dxa" w:w="720"/>
             <w:tcMar>
               <w:top w:type="dxa" w:w="40"/>
               <w:left w:type="dxa" w:w="60"/>
@@ -7100,347 +7300,367 @@
         </w:tc>
         <w:tc>
           <w:tcPr>
-            <w:tcW w:type="dxa" w:w="761"/>
-            <w:tcMar>
-              <w:top w:type="dxa" w:w="40"/>
-              <w:left w:type="dxa" w:w="60"/>
-              <w:bottom w:type="dxa" w:w="40"/>
-              <w:right w:type="dxa" w:w="60"/>
-            </w:tcMar>
-            <w:vAlign w:val="center"/>
-          </w:tcPr>
-          <w:p>
-            <w:pPr>
-              <w:spacing w:after="60"/>
-            </w:pPr>
-            <w:r>
-              <w:t xml:space="preserve">☐</w:t>
-            </w:r>
-          </w:p>
-        </w:tc>
-        <w:tc>
-          <w:tcPr>
-            <w:tcW w:type="dxa" w:w="761"/>
-            <w:tcMar>
-              <w:top w:type="dxa" w:w="40"/>
-              <w:left w:type="dxa" w:w="60"/>
-              <w:bottom w:type="dxa" w:w="40"/>
-              <w:right w:type="dxa" w:w="60"/>
-            </w:tcMar>
-            <w:vAlign w:val="center"/>
-          </w:tcPr>
-          <w:p>
-            <w:pPr>
-              <w:spacing w:after="60"/>
-            </w:pPr>
-            <w:r>
-              <w:t xml:space="preserve">☐</w:t>
-            </w:r>
-          </w:p>
-        </w:tc>
-        <w:tc>
-          <w:tcPr>
-            <w:tcW w:type="dxa" w:w="761"/>
-            <w:tcMar>
-              <w:top w:type="dxa" w:w="40"/>
-              <w:left w:type="dxa" w:w="60"/>
-              <w:bottom w:type="dxa" w:w="40"/>
-              <w:right w:type="dxa" w:w="60"/>
-            </w:tcMar>
-            <w:vAlign w:val="center"/>
-          </w:tcPr>
-          <w:p>
-            <w:pPr>
-              <w:spacing w:after="60"/>
-            </w:pPr>
-            <w:r>
-              <w:t xml:space="preserve">☐</w:t>
-            </w:r>
-          </w:p>
-        </w:tc>
-        <w:tc>
-          <w:tcPr>
-            <w:tcW w:type="dxa" w:w="761"/>
-            <w:tcMar>
-              <w:top w:type="dxa" w:w="40"/>
-              <w:left w:type="dxa" w:w="60"/>
-              <w:bottom w:type="dxa" w:w="40"/>
-              <w:right w:type="dxa" w:w="60"/>
-            </w:tcMar>
-            <w:vAlign w:val="center"/>
-          </w:tcPr>
-          <w:p>
-            <w:pPr>
-              <w:spacing w:after="60"/>
-            </w:pPr>
-            <w:r>
-              <w:t xml:space="preserve">☐</w:t>
-            </w:r>
-          </w:p>
-        </w:tc>
-        <w:tc>
-          <w:tcPr>
-            <w:tcW w:type="dxa" w:w="761"/>
-            <w:tcMar>
-              <w:top w:type="dxa" w:w="40"/>
-              <w:left w:type="dxa" w:w="60"/>
-              <w:bottom w:type="dxa" w:w="40"/>
-              <w:right w:type="dxa" w:w="60"/>
-            </w:tcMar>
-            <w:vAlign w:val="center"/>
-          </w:tcPr>
-          <w:p>
-            <w:pPr>
-              <w:spacing w:after="60"/>
-            </w:pPr>
-            <w:r>
-              <w:t xml:space="preserve">☐</w:t>
-            </w:r>
-          </w:p>
-        </w:tc>
-        <w:tc>
-          <w:tcPr>
-            <w:tcW w:type="dxa" w:w="761"/>
-            <w:tcMar>
-              <w:top w:type="dxa" w:w="40"/>
-              <w:left w:type="dxa" w:w="60"/>
-              <w:bottom w:type="dxa" w:w="40"/>
-              <w:right w:type="dxa" w:w="60"/>
-            </w:tcMar>
-            <w:vAlign w:val="center"/>
-          </w:tcPr>
-          <w:p>
-            <w:pPr>
-              <w:spacing w:after="60"/>
-            </w:pPr>
-            <w:r>
-              <w:t xml:space="preserve">☐</w:t>
-            </w:r>
-          </w:p>
-        </w:tc>
-        <w:tc>
-          <w:tcPr>
-            <w:tcW w:type="dxa" w:w="761"/>
-            <w:tcMar>
-              <w:top w:type="dxa" w:w="40"/>
-              <w:left w:type="dxa" w:w="60"/>
-              <w:bottom w:type="dxa" w:w="40"/>
-              <w:right w:type="dxa" w:w="60"/>
-            </w:tcMar>
-            <w:vAlign w:val="center"/>
-          </w:tcPr>
-          <w:p>
-            <w:pPr>
-              <w:spacing w:after="60"/>
-            </w:pPr>
-            <w:r>
-              <w:t xml:space="preserve">☐</w:t>
-            </w:r>
-          </w:p>
-        </w:tc>
-        <w:tc>
-          <w:tcPr>
-            <w:tcW w:type="dxa" w:w="761"/>
-            <w:tcMar>
-              <w:top w:type="dxa" w:w="40"/>
-              <w:left w:type="dxa" w:w="60"/>
-              <w:bottom w:type="dxa" w:w="40"/>
-              <w:right w:type="dxa" w:w="60"/>
-            </w:tcMar>
-            <w:vAlign w:val="center"/>
-          </w:tcPr>
-          <w:p>
-            <w:pPr>
-              <w:spacing w:after="60"/>
-            </w:pPr>
-            <w:r>
-              <w:t xml:space="preserve">☐</w:t>
-            </w:r>
-          </w:p>
-        </w:tc>
-        <w:tc>
-          <w:tcPr>
-            <w:tcW w:type="dxa" w:w="761"/>
-            <w:tcMar>
-              <w:top w:type="dxa" w:w="40"/>
-              <w:left w:type="dxa" w:w="60"/>
-              <w:bottom w:type="dxa" w:w="40"/>
-              <w:right w:type="dxa" w:w="60"/>
-            </w:tcMar>
-            <w:vAlign w:val="center"/>
-          </w:tcPr>
-          <w:p>
-            <w:pPr>
-              <w:spacing w:after="60"/>
-            </w:pPr>
-            <w:r>
-              <w:t xml:space="preserve">☐</w:t>
-            </w:r>
-          </w:p>
-        </w:tc>
-        <w:tc>
-          <w:tcPr>
-            <w:tcW w:type="dxa" w:w="761"/>
-            <w:tcMar>
-              <w:top w:type="dxa" w:w="40"/>
-              <w:left w:type="dxa" w:w="60"/>
-              <w:bottom w:type="dxa" w:w="40"/>
-              <w:right w:type="dxa" w:w="60"/>
-            </w:tcMar>
-            <w:vAlign w:val="center"/>
-          </w:tcPr>
-          <w:p>
-            <w:pPr>
-              <w:spacing w:after="60"/>
-            </w:pPr>
-            <w:r>
-              <w:t xml:space="preserve">☐</w:t>
-            </w:r>
-          </w:p>
-        </w:tc>
-        <w:tc>
-          <w:tcPr>
-            <w:tcW w:type="dxa" w:w="761"/>
-            <w:tcMar>
-              <w:top w:type="dxa" w:w="40"/>
-              <w:left w:type="dxa" w:w="60"/>
-              <w:bottom w:type="dxa" w:w="40"/>
-              <w:right w:type="dxa" w:w="60"/>
-            </w:tcMar>
-            <w:vAlign w:val="center"/>
-          </w:tcPr>
-          <w:p>
-            <w:pPr>
-              <w:spacing w:after="60"/>
-            </w:pPr>
-            <w:r>
-              <w:t xml:space="preserve">☐</w:t>
-            </w:r>
-          </w:p>
-        </w:tc>
-        <w:tc>
-          <w:tcPr>
-            <w:tcW w:type="dxa" w:w="761"/>
-            <w:tcMar>
-              <w:top w:type="dxa" w:w="40"/>
-              <w:left w:type="dxa" w:w="60"/>
-              <w:bottom w:type="dxa" w:w="40"/>
-              <w:right w:type="dxa" w:w="60"/>
-            </w:tcMar>
-            <w:vAlign w:val="center"/>
-          </w:tcPr>
-          <w:p>
-            <w:pPr>
-              <w:spacing w:after="60"/>
-            </w:pPr>
-            <w:r>
-              <w:t xml:space="preserve">☐</w:t>
-            </w:r>
-          </w:p>
-        </w:tc>
-        <w:tc>
-          <w:tcPr>
-            <w:tcW w:type="dxa" w:w="761"/>
-            <w:tcMar>
-              <w:top w:type="dxa" w:w="40"/>
-              <w:left w:type="dxa" w:w="60"/>
-              <w:bottom w:type="dxa" w:w="40"/>
-              <w:right w:type="dxa" w:w="60"/>
-            </w:tcMar>
-            <w:vAlign w:val="center"/>
-          </w:tcPr>
-          <w:p>
-            <w:pPr>
-              <w:spacing w:after="60"/>
-            </w:pPr>
-            <w:r>
-              <w:t xml:space="preserve">☐</w:t>
-            </w:r>
-          </w:p>
-        </w:tc>
-        <w:tc>
-          <w:tcPr>
-            <w:tcW w:type="dxa" w:w="761"/>
-            <w:tcMar>
-              <w:top w:type="dxa" w:w="40"/>
-              <w:left w:type="dxa" w:w="60"/>
-              <w:bottom w:type="dxa" w:w="40"/>
-              <w:right w:type="dxa" w:w="60"/>
-            </w:tcMar>
-            <w:vAlign w:val="center"/>
-          </w:tcPr>
-          <w:p>
-            <w:pPr>
-              <w:spacing w:after="60"/>
-            </w:pPr>
-            <w:r>
-              <w:t xml:space="preserve">☐</w:t>
-            </w:r>
-          </w:p>
-        </w:tc>
-        <w:tc>
-          <w:tcPr>
-            <w:tcW w:type="dxa" w:w="761"/>
-            <w:tcMar>
-              <w:top w:type="dxa" w:w="40"/>
-              <w:left w:type="dxa" w:w="60"/>
-              <w:bottom w:type="dxa" w:w="40"/>
-              <w:right w:type="dxa" w:w="60"/>
-            </w:tcMar>
-            <w:vAlign w:val="center"/>
-          </w:tcPr>
-          <w:p>
-            <w:pPr>
-              <w:spacing w:after="60"/>
-            </w:pPr>
-            <w:r>
-              <w:t xml:space="preserve">☐</w:t>
-            </w:r>
-          </w:p>
-        </w:tc>
-        <w:tc>
-          <w:tcPr>
-            <w:tcW w:type="dxa" w:w="761"/>
-            <w:tcMar>
-              <w:top w:type="dxa" w:w="40"/>
-              <w:left w:type="dxa" w:w="60"/>
-              <w:bottom w:type="dxa" w:w="40"/>
-              <w:right w:type="dxa" w:w="60"/>
-            </w:tcMar>
-            <w:vAlign w:val="center"/>
-          </w:tcPr>
-          <w:p>
-            <w:pPr>
-              <w:spacing w:after="60"/>
-            </w:pPr>
-            <w:r>
-              <w:t xml:space="preserve">☐</w:t>
-            </w:r>
-          </w:p>
-        </w:tc>
-        <w:tc>
-          <w:tcPr>
-            <w:tcW w:type="dxa" w:w="761"/>
-            <w:tcMar>
-              <w:top w:type="dxa" w:w="40"/>
-              <w:left w:type="dxa" w:w="60"/>
-              <w:bottom w:type="dxa" w:w="40"/>
-              <w:right w:type="dxa" w:w="60"/>
-            </w:tcMar>
-            <w:vAlign w:val="center"/>
-          </w:tcPr>
-          <w:p>
-            <w:pPr>
-              <w:spacing w:after="60"/>
-            </w:pPr>
-            <w:r>
-              <w:t xml:space="preserve">☐</w:t>
-            </w:r>
-          </w:p>
-        </w:tc>
-        <w:tc>
-          <w:tcPr>
-            <w:tcW w:type="dxa" w:w="761"/>
+            <w:tcW w:type="dxa" w:w="720"/>
+            <w:tcMar>
+              <w:top w:type="dxa" w:w="40"/>
+              <w:left w:type="dxa" w:w="60"/>
+              <w:bottom w:type="dxa" w:w="40"/>
+              <w:right w:type="dxa" w:w="60"/>
+            </w:tcMar>
+            <w:vAlign w:val="center"/>
+          </w:tcPr>
+          <w:p>
+            <w:pPr>
+              <w:spacing w:after="60"/>
+            </w:pPr>
+            <w:r>
+              <w:t xml:space="preserve">☐</w:t>
+            </w:r>
+          </w:p>
+        </w:tc>
+        <w:tc>
+          <w:tcPr>
+            <w:tcW w:type="dxa" w:w="720"/>
+            <w:tcMar>
+              <w:top w:type="dxa" w:w="40"/>
+              <w:left w:type="dxa" w:w="60"/>
+              <w:bottom w:type="dxa" w:w="40"/>
+              <w:right w:type="dxa" w:w="60"/>
+            </w:tcMar>
+            <w:vAlign w:val="center"/>
+          </w:tcPr>
+          <w:p>
+            <w:pPr>
+              <w:spacing w:after="60"/>
+            </w:pPr>
+            <w:r>
+              <w:t xml:space="preserve">☐</w:t>
+            </w:r>
+          </w:p>
+        </w:tc>
+        <w:tc>
+          <w:tcPr>
+            <w:tcW w:type="dxa" w:w="720"/>
+            <w:tcMar>
+              <w:top w:type="dxa" w:w="40"/>
+              <w:left w:type="dxa" w:w="60"/>
+              <w:bottom w:type="dxa" w:w="40"/>
+              <w:right w:type="dxa" w:w="60"/>
+            </w:tcMar>
+            <w:vAlign w:val="center"/>
+          </w:tcPr>
+          <w:p>
+            <w:pPr>
+              <w:spacing w:after="60"/>
+            </w:pPr>
+            <w:r>
+              <w:t xml:space="preserve">☐</w:t>
+            </w:r>
+          </w:p>
+        </w:tc>
+        <w:tc>
+          <w:tcPr>
+            <w:tcW w:type="dxa" w:w="720"/>
+            <w:tcMar>
+              <w:top w:type="dxa" w:w="40"/>
+              <w:left w:type="dxa" w:w="60"/>
+              <w:bottom w:type="dxa" w:w="40"/>
+              <w:right w:type="dxa" w:w="60"/>
+            </w:tcMar>
+            <w:vAlign w:val="center"/>
+          </w:tcPr>
+          <w:p>
+            <w:pPr>
+              <w:spacing w:after="60"/>
+            </w:pPr>
+            <w:r>
+              <w:t xml:space="preserve">☐</w:t>
+            </w:r>
+          </w:p>
+        </w:tc>
+        <w:tc>
+          <w:tcPr>
+            <w:tcW w:type="dxa" w:w="720"/>
+            <w:tcMar>
+              <w:top w:type="dxa" w:w="40"/>
+              <w:left w:type="dxa" w:w="60"/>
+              <w:bottom w:type="dxa" w:w="40"/>
+              <w:right w:type="dxa" w:w="60"/>
+            </w:tcMar>
+            <w:vAlign w:val="center"/>
+          </w:tcPr>
+          <w:p>
+            <w:pPr>
+              <w:spacing w:after="60"/>
+            </w:pPr>
+            <w:r>
+              <w:t xml:space="preserve">☐</w:t>
+            </w:r>
+          </w:p>
+        </w:tc>
+        <w:tc>
+          <w:tcPr>
+            <w:tcW w:type="dxa" w:w="720"/>
+            <w:tcMar>
+              <w:top w:type="dxa" w:w="40"/>
+              <w:left w:type="dxa" w:w="60"/>
+              <w:bottom w:type="dxa" w:w="40"/>
+              <w:right w:type="dxa" w:w="60"/>
+            </w:tcMar>
+            <w:vAlign w:val="center"/>
+          </w:tcPr>
+          <w:p>
+            <w:pPr>
+              <w:spacing w:after="60"/>
+            </w:pPr>
+            <w:r>
+              <w:t xml:space="preserve">☐</w:t>
+            </w:r>
+          </w:p>
+        </w:tc>
+        <w:tc>
+          <w:tcPr>
+            <w:tcW w:type="dxa" w:w="720"/>
+            <w:tcMar>
+              <w:top w:type="dxa" w:w="40"/>
+              <w:left w:type="dxa" w:w="60"/>
+              <w:bottom w:type="dxa" w:w="40"/>
+              <w:right w:type="dxa" w:w="60"/>
+            </w:tcMar>
+            <w:vAlign w:val="center"/>
+          </w:tcPr>
+          <w:p>
+            <w:pPr>
+              <w:spacing w:after="60"/>
+            </w:pPr>
+            <w:r>
+              <w:t xml:space="preserve">☐</w:t>
+            </w:r>
+          </w:p>
+        </w:tc>
+        <w:tc>
+          <w:tcPr>
+            <w:tcW w:type="dxa" w:w="720"/>
+            <w:tcMar>
+              <w:top w:type="dxa" w:w="40"/>
+              <w:left w:type="dxa" w:w="60"/>
+              <w:bottom w:type="dxa" w:w="40"/>
+              <w:right w:type="dxa" w:w="60"/>
+            </w:tcMar>
+            <w:vAlign w:val="center"/>
+          </w:tcPr>
+          <w:p>
+            <w:pPr>
+              <w:spacing w:after="60"/>
+            </w:pPr>
+            <w:r>
+              <w:t xml:space="preserve">☐</w:t>
+            </w:r>
+          </w:p>
+        </w:tc>
+        <w:tc>
+          <w:tcPr>
+            <w:tcW w:type="dxa" w:w="720"/>
+            <w:tcMar>
+              <w:top w:type="dxa" w:w="40"/>
+              <w:left w:type="dxa" w:w="60"/>
+              <w:bottom w:type="dxa" w:w="40"/>
+              <w:right w:type="dxa" w:w="60"/>
+            </w:tcMar>
+            <w:vAlign w:val="center"/>
+          </w:tcPr>
+          <w:p>
+            <w:pPr>
+              <w:spacing w:after="60"/>
+            </w:pPr>
+            <w:r>
+              <w:t xml:space="preserve">☐</w:t>
+            </w:r>
+          </w:p>
+        </w:tc>
+        <w:tc>
+          <w:tcPr>
+            <w:tcW w:type="dxa" w:w="720"/>
+            <w:tcMar>
+              <w:top w:type="dxa" w:w="40"/>
+              <w:left w:type="dxa" w:w="60"/>
+              <w:bottom w:type="dxa" w:w="40"/>
+              <w:right w:type="dxa" w:w="60"/>
+            </w:tcMar>
+            <w:vAlign w:val="center"/>
+          </w:tcPr>
+          <w:p>
+            <w:pPr>
+              <w:spacing w:after="60"/>
+            </w:pPr>
+            <w:r>
+              <w:t xml:space="preserve">☐</w:t>
+            </w:r>
+          </w:p>
+        </w:tc>
+        <w:tc>
+          <w:tcPr>
+            <w:tcW w:type="dxa" w:w="720"/>
+            <w:tcMar>
+              <w:top w:type="dxa" w:w="40"/>
+              <w:left w:type="dxa" w:w="60"/>
+              <w:bottom w:type="dxa" w:w="40"/>
+              <w:right w:type="dxa" w:w="60"/>
+            </w:tcMar>
+            <w:vAlign w:val="center"/>
+          </w:tcPr>
+          <w:p>
+            <w:pPr>
+              <w:spacing w:after="60"/>
+            </w:pPr>
+            <w:r>
+              <w:t xml:space="preserve">☐</w:t>
+            </w:r>
+          </w:p>
+        </w:tc>
+        <w:tc>
+          <w:tcPr>
+            <w:tcW w:type="dxa" w:w="720"/>
+            <w:tcMar>
+              <w:top w:type="dxa" w:w="40"/>
+              <w:left w:type="dxa" w:w="60"/>
+              <w:bottom w:type="dxa" w:w="40"/>
+              <w:right w:type="dxa" w:w="60"/>
+            </w:tcMar>
+            <w:vAlign w:val="center"/>
+          </w:tcPr>
+          <w:p>
+            <w:pPr>
+              <w:spacing w:after="60"/>
+            </w:pPr>
+            <w:r>
+              <w:t xml:space="preserve">☐</w:t>
+            </w:r>
+          </w:p>
+        </w:tc>
+        <w:tc>
+          <w:tcPr>
+            <w:tcW w:type="dxa" w:w="720"/>
+            <w:tcMar>
+              <w:top w:type="dxa" w:w="40"/>
+              <w:left w:type="dxa" w:w="60"/>
+              <w:bottom w:type="dxa" w:w="40"/>
+              <w:right w:type="dxa" w:w="60"/>
+            </w:tcMar>
+            <w:vAlign w:val="center"/>
+          </w:tcPr>
+          <w:p>
+            <w:pPr>
+              <w:spacing w:after="60"/>
+            </w:pPr>
+            <w:r>
+              <w:t xml:space="preserve">☐</w:t>
+            </w:r>
+          </w:p>
+        </w:tc>
+        <w:tc>
+          <w:tcPr>
+            <w:tcW w:type="dxa" w:w="720"/>
+            <w:tcMar>
+              <w:top w:type="dxa" w:w="40"/>
+              <w:left w:type="dxa" w:w="60"/>
+              <w:bottom w:type="dxa" w:w="40"/>
+              <w:right w:type="dxa" w:w="60"/>
+            </w:tcMar>
+            <w:vAlign w:val="center"/>
+          </w:tcPr>
+          <w:p>
+            <w:pPr>
+              <w:spacing w:after="60"/>
+            </w:pPr>
+            <w:r>
+              <w:t xml:space="preserve">☐</w:t>
+            </w:r>
+          </w:p>
+        </w:tc>
+        <w:tc>
+          <w:tcPr>
+            <w:tcW w:type="dxa" w:w="720"/>
+            <w:tcMar>
+              <w:top w:type="dxa" w:w="40"/>
+              <w:left w:type="dxa" w:w="60"/>
+              <w:bottom w:type="dxa" w:w="40"/>
+              <w:right w:type="dxa" w:w="60"/>
+            </w:tcMar>
+            <w:vAlign w:val="center"/>
+          </w:tcPr>
+          <w:p>
+            <w:pPr>
+              <w:spacing w:after="60"/>
+            </w:pPr>
+            <w:r>
+              <w:t xml:space="preserve">☐</w:t>
+            </w:r>
+          </w:p>
+        </w:tc>
+        <w:tc>
+          <w:tcPr>
+            <w:tcW w:type="dxa" w:w="720"/>
+            <w:tcMar>
+              <w:top w:type="dxa" w:w="40"/>
+              <w:left w:type="dxa" w:w="60"/>
+              <w:bottom w:type="dxa" w:w="40"/>
+              <w:right w:type="dxa" w:w="60"/>
+            </w:tcMar>
+            <w:vAlign w:val="center"/>
+          </w:tcPr>
+          <w:p>
+            <w:pPr>
+              <w:spacing w:after="60"/>
+            </w:pPr>
+            <w:r>
+              <w:t xml:space="preserve">☐</w:t>
+            </w:r>
+          </w:p>
+        </w:tc>
+        <w:tc>
+          <w:tcPr>
+            <w:tcW w:type="dxa" w:w="720"/>
+            <w:tcMar>
+              <w:top w:type="dxa" w:w="40"/>
+              <w:left w:type="dxa" w:w="60"/>
+              <w:bottom w:type="dxa" w:w="40"/>
+              <w:right w:type="dxa" w:w="60"/>
+            </w:tcMar>
+            <w:vAlign w:val="center"/>
+          </w:tcPr>
+          <w:p>
+            <w:pPr>
+              <w:spacing w:after="60"/>
+            </w:pPr>
+            <w:r>
+              <w:t xml:space="preserve">☐</w:t>
+            </w:r>
+          </w:p>
+        </w:tc>
+        <w:tc>
+          <w:tcPr>
+            <w:tcW w:type="dxa" w:w="720"/>
+            <w:tcMar>
+              <w:top w:type="dxa" w:w="40"/>
+              <w:left w:type="dxa" w:w="60"/>
+              <w:bottom w:type="dxa" w:w="40"/>
+              <w:right w:type="dxa" w:w="60"/>
+            </w:tcMar>
+            <w:vAlign w:val="center"/>
+          </w:tcPr>
+          <w:p>
+            <w:pPr>
+              <w:spacing w:after="60"/>
+            </w:pPr>
+            <w:r>
+              <w:t xml:space="preserve">☐</w:t>
+            </w:r>
+          </w:p>
+        </w:tc>
+        <w:tc>
+          <w:tcPr>
+            <w:tcW w:type="dxa" w:w="720"/>
             <w:tcMar>
               <w:top w:type="dxa" w:w="40"/>
               <w:left w:type="dxa" w:w="60"/>
@@ -7486,347 +7706,367 @@
         </w:tc>
         <w:tc>
           <w:tcPr>
-            <w:tcW w:type="dxa" w:w="761"/>
-            <w:tcMar>
-              <w:top w:type="dxa" w:w="40"/>
-              <w:left w:type="dxa" w:w="60"/>
-              <w:bottom w:type="dxa" w:w="40"/>
-              <w:right w:type="dxa" w:w="60"/>
-            </w:tcMar>
-            <w:vAlign w:val="center"/>
-          </w:tcPr>
-          <w:p>
-            <w:pPr>
-              <w:spacing w:after="60"/>
-            </w:pPr>
-            <w:r>
-              <w:t xml:space="preserve">☐</w:t>
-            </w:r>
-          </w:p>
-        </w:tc>
-        <w:tc>
-          <w:tcPr>
-            <w:tcW w:type="dxa" w:w="761"/>
-            <w:tcMar>
-              <w:top w:type="dxa" w:w="40"/>
-              <w:left w:type="dxa" w:w="60"/>
-              <w:bottom w:type="dxa" w:w="40"/>
-              <w:right w:type="dxa" w:w="60"/>
-            </w:tcMar>
-            <w:vAlign w:val="center"/>
-          </w:tcPr>
-          <w:p>
-            <w:pPr>
-              <w:spacing w:after="60"/>
-            </w:pPr>
-            <w:r>
-              <w:t xml:space="preserve">☐</w:t>
-            </w:r>
-          </w:p>
-        </w:tc>
-        <w:tc>
-          <w:tcPr>
-            <w:tcW w:type="dxa" w:w="761"/>
-            <w:tcMar>
-              <w:top w:type="dxa" w:w="40"/>
-              <w:left w:type="dxa" w:w="60"/>
-              <w:bottom w:type="dxa" w:w="40"/>
-              <w:right w:type="dxa" w:w="60"/>
-            </w:tcMar>
-            <w:vAlign w:val="center"/>
-          </w:tcPr>
-          <w:p>
-            <w:pPr>
-              <w:spacing w:after="60"/>
-            </w:pPr>
-            <w:r>
-              <w:t xml:space="preserve">☐</w:t>
-            </w:r>
-          </w:p>
-        </w:tc>
-        <w:tc>
-          <w:tcPr>
-            <w:tcW w:type="dxa" w:w="761"/>
-            <w:tcMar>
-              <w:top w:type="dxa" w:w="40"/>
-              <w:left w:type="dxa" w:w="60"/>
-              <w:bottom w:type="dxa" w:w="40"/>
-              <w:right w:type="dxa" w:w="60"/>
-            </w:tcMar>
-            <w:vAlign w:val="center"/>
-          </w:tcPr>
-          <w:p>
-            <w:pPr>
-              <w:spacing w:after="60"/>
-            </w:pPr>
-            <w:r>
-              <w:t xml:space="preserve">☐</w:t>
-            </w:r>
-          </w:p>
-        </w:tc>
-        <w:tc>
-          <w:tcPr>
-            <w:tcW w:type="dxa" w:w="761"/>
-            <w:tcMar>
-              <w:top w:type="dxa" w:w="40"/>
-              <w:left w:type="dxa" w:w="60"/>
-              <w:bottom w:type="dxa" w:w="40"/>
-              <w:right w:type="dxa" w:w="60"/>
-            </w:tcMar>
-            <w:vAlign w:val="center"/>
-          </w:tcPr>
-          <w:p>
-            <w:pPr>
-              <w:spacing w:after="60"/>
-            </w:pPr>
-            <w:r>
-              <w:t xml:space="preserve">☐</w:t>
-            </w:r>
-          </w:p>
-        </w:tc>
-        <w:tc>
-          <w:tcPr>
-            <w:tcW w:type="dxa" w:w="761"/>
-            <w:tcMar>
-              <w:top w:type="dxa" w:w="40"/>
-              <w:left w:type="dxa" w:w="60"/>
-              <w:bottom w:type="dxa" w:w="40"/>
-              <w:right w:type="dxa" w:w="60"/>
-            </w:tcMar>
-            <w:vAlign w:val="center"/>
-          </w:tcPr>
-          <w:p>
-            <w:pPr>
-              <w:spacing w:after="60"/>
-            </w:pPr>
-            <w:r>
-              <w:t xml:space="preserve">☐</w:t>
-            </w:r>
-          </w:p>
-        </w:tc>
-        <w:tc>
-          <w:tcPr>
-            <w:tcW w:type="dxa" w:w="761"/>
-            <w:tcMar>
-              <w:top w:type="dxa" w:w="40"/>
-              <w:left w:type="dxa" w:w="60"/>
-              <w:bottom w:type="dxa" w:w="40"/>
-              <w:right w:type="dxa" w:w="60"/>
-            </w:tcMar>
-            <w:vAlign w:val="center"/>
-          </w:tcPr>
-          <w:p>
-            <w:pPr>
-              <w:spacing w:after="60"/>
-            </w:pPr>
-            <w:r>
-              <w:t xml:space="preserve">☐</w:t>
-            </w:r>
-          </w:p>
-        </w:tc>
-        <w:tc>
-          <w:tcPr>
-            <w:tcW w:type="dxa" w:w="761"/>
-            <w:tcMar>
-              <w:top w:type="dxa" w:w="40"/>
-              <w:left w:type="dxa" w:w="60"/>
-              <w:bottom w:type="dxa" w:w="40"/>
-              <w:right w:type="dxa" w:w="60"/>
-            </w:tcMar>
-            <w:vAlign w:val="center"/>
-          </w:tcPr>
-          <w:p>
-            <w:pPr>
-              <w:spacing w:after="60"/>
-            </w:pPr>
-            <w:r>
-              <w:t xml:space="preserve">☐</w:t>
-            </w:r>
-          </w:p>
-        </w:tc>
-        <w:tc>
-          <w:tcPr>
-            <w:tcW w:type="dxa" w:w="761"/>
-            <w:tcMar>
-              <w:top w:type="dxa" w:w="40"/>
-              <w:left w:type="dxa" w:w="60"/>
-              <w:bottom w:type="dxa" w:w="40"/>
-              <w:right w:type="dxa" w:w="60"/>
-            </w:tcMar>
-            <w:vAlign w:val="center"/>
-          </w:tcPr>
-          <w:p>
-            <w:pPr>
-              <w:spacing w:after="60"/>
-            </w:pPr>
-            <w:r>
-              <w:t xml:space="preserve">☐</w:t>
-            </w:r>
-          </w:p>
-        </w:tc>
-        <w:tc>
-          <w:tcPr>
-            <w:tcW w:type="dxa" w:w="761"/>
-            <w:tcMar>
-              <w:top w:type="dxa" w:w="40"/>
-              <w:left w:type="dxa" w:w="60"/>
-              <w:bottom w:type="dxa" w:w="40"/>
-              <w:right w:type="dxa" w:w="60"/>
-            </w:tcMar>
-            <w:vAlign w:val="center"/>
-          </w:tcPr>
-          <w:p>
-            <w:pPr>
-              <w:spacing w:after="60"/>
-            </w:pPr>
-            <w:r>
-              <w:t xml:space="preserve">☐</w:t>
-            </w:r>
-          </w:p>
-        </w:tc>
-        <w:tc>
-          <w:tcPr>
-            <w:tcW w:type="dxa" w:w="761"/>
-            <w:tcMar>
-              <w:top w:type="dxa" w:w="40"/>
-              <w:left w:type="dxa" w:w="60"/>
-              <w:bottom w:type="dxa" w:w="40"/>
-              <w:right w:type="dxa" w:w="60"/>
-            </w:tcMar>
-            <w:vAlign w:val="center"/>
-          </w:tcPr>
-          <w:p>
-            <w:pPr>
-              <w:spacing w:after="60"/>
-            </w:pPr>
-            <w:r>
-              <w:t xml:space="preserve">☐</w:t>
-            </w:r>
-          </w:p>
-        </w:tc>
-        <w:tc>
-          <w:tcPr>
-            <w:tcW w:type="dxa" w:w="761"/>
-            <w:tcMar>
-              <w:top w:type="dxa" w:w="40"/>
-              <w:left w:type="dxa" w:w="60"/>
-              <w:bottom w:type="dxa" w:w="40"/>
-              <w:right w:type="dxa" w:w="60"/>
-            </w:tcMar>
-            <w:vAlign w:val="center"/>
-          </w:tcPr>
-          <w:p>
-            <w:pPr>
-              <w:spacing w:after="60"/>
-            </w:pPr>
-            <w:r>
-              <w:t xml:space="preserve">☐</w:t>
-            </w:r>
-          </w:p>
-        </w:tc>
-        <w:tc>
-          <w:tcPr>
-            <w:tcW w:type="dxa" w:w="761"/>
-            <w:tcMar>
-              <w:top w:type="dxa" w:w="40"/>
-              <w:left w:type="dxa" w:w="60"/>
-              <w:bottom w:type="dxa" w:w="40"/>
-              <w:right w:type="dxa" w:w="60"/>
-            </w:tcMar>
-            <w:vAlign w:val="center"/>
-          </w:tcPr>
-          <w:p>
-            <w:pPr>
-              <w:spacing w:after="60"/>
-            </w:pPr>
-            <w:r>
-              <w:t xml:space="preserve">☐</w:t>
-            </w:r>
-          </w:p>
-        </w:tc>
-        <w:tc>
-          <w:tcPr>
-            <w:tcW w:type="dxa" w:w="761"/>
-            <w:tcMar>
-              <w:top w:type="dxa" w:w="40"/>
-              <w:left w:type="dxa" w:w="60"/>
-              <w:bottom w:type="dxa" w:w="40"/>
-              <w:right w:type="dxa" w:w="60"/>
-            </w:tcMar>
-            <w:vAlign w:val="center"/>
-          </w:tcPr>
-          <w:p>
-            <w:pPr>
-              <w:spacing w:after="60"/>
-            </w:pPr>
-            <w:r>
-              <w:t xml:space="preserve">☐</w:t>
-            </w:r>
-          </w:p>
-        </w:tc>
-        <w:tc>
-          <w:tcPr>
-            <w:tcW w:type="dxa" w:w="761"/>
-            <w:tcMar>
-              <w:top w:type="dxa" w:w="40"/>
-              <w:left w:type="dxa" w:w="60"/>
-              <w:bottom w:type="dxa" w:w="40"/>
-              <w:right w:type="dxa" w:w="60"/>
-            </w:tcMar>
-            <w:vAlign w:val="center"/>
-          </w:tcPr>
-          <w:p>
-            <w:pPr>
-              <w:spacing w:after="60"/>
-            </w:pPr>
-            <w:r>
-              <w:t xml:space="preserve">☐</w:t>
-            </w:r>
-          </w:p>
-        </w:tc>
-        <w:tc>
-          <w:tcPr>
-            <w:tcW w:type="dxa" w:w="761"/>
-            <w:tcMar>
-              <w:top w:type="dxa" w:w="40"/>
-              <w:left w:type="dxa" w:w="60"/>
-              <w:bottom w:type="dxa" w:w="40"/>
-              <w:right w:type="dxa" w:w="60"/>
-            </w:tcMar>
-            <w:vAlign w:val="center"/>
-          </w:tcPr>
-          <w:p>
-            <w:pPr>
-              <w:spacing w:after="60"/>
-            </w:pPr>
-            <w:r>
-              <w:t xml:space="preserve">☐</w:t>
-            </w:r>
-          </w:p>
-        </w:tc>
-        <w:tc>
-          <w:tcPr>
-            <w:tcW w:type="dxa" w:w="761"/>
-            <w:tcMar>
-              <w:top w:type="dxa" w:w="40"/>
-              <w:left w:type="dxa" w:w="60"/>
-              <w:bottom w:type="dxa" w:w="40"/>
-              <w:right w:type="dxa" w:w="60"/>
-            </w:tcMar>
-            <w:vAlign w:val="center"/>
-          </w:tcPr>
-          <w:p>
-            <w:pPr>
-              <w:spacing w:after="60"/>
-            </w:pPr>
-            <w:r>
-              <w:t xml:space="preserve">☐</w:t>
-            </w:r>
-          </w:p>
-        </w:tc>
-        <w:tc>
-          <w:tcPr>
-            <w:tcW w:type="dxa" w:w="761"/>
+            <w:tcW w:type="dxa" w:w="720"/>
+            <w:tcMar>
+              <w:top w:type="dxa" w:w="40"/>
+              <w:left w:type="dxa" w:w="60"/>
+              <w:bottom w:type="dxa" w:w="40"/>
+              <w:right w:type="dxa" w:w="60"/>
+            </w:tcMar>
+            <w:vAlign w:val="center"/>
+          </w:tcPr>
+          <w:p>
+            <w:pPr>
+              <w:spacing w:after="60"/>
+            </w:pPr>
+            <w:r>
+              <w:t xml:space="preserve">☐</w:t>
+            </w:r>
+          </w:p>
+        </w:tc>
+        <w:tc>
+          <w:tcPr>
+            <w:tcW w:type="dxa" w:w="720"/>
+            <w:tcMar>
+              <w:top w:type="dxa" w:w="40"/>
+              <w:left w:type="dxa" w:w="60"/>
+              <w:bottom w:type="dxa" w:w="40"/>
+              <w:right w:type="dxa" w:w="60"/>
+            </w:tcMar>
+            <w:vAlign w:val="center"/>
+          </w:tcPr>
+          <w:p>
+            <w:pPr>
+              <w:spacing w:after="60"/>
+            </w:pPr>
+            <w:r>
+              <w:t xml:space="preserve">☐</w:t>
+            </w:r>
+          </w:p>
+        </w:tc>
+        <w:tc>
+          <w:tcPr>
+            <w:tcW w:type="dxa" w:w="720"/>
+            <w:tcMar>
+              <w:top w:type="dxa" w:w="40"/>
+              <w:left w:type="dxa" w:w="60"/>
+              <w:bottom w:type="dxa" w:w="40"/>
+              <w:right w:type="dxa" w:w="60"/>
+            </w:tcMar>
+            <w:vAlign w:val="center"/>
+          </w:tcPr>
+          <w:p>
+            <w:pPr>
+              <w:spacing w:after="60"/>
+            </w:pPr>
+            <w:r>
+              <w:t xml:space="preserve">☐</w:t>
+            </w:r>
+          </w:p>
+        </w:tc>
+        <w:tc>
+          <w:tcPr>
+            <w:tcW w:type="dxa" w:w="720"/>
+            <w:tcMar>
+              <w:top w:type="dxa" w:w="40"/>
+              <w:left w:type="dxa" w:w="60"/>
+              <w:bottom w:type="dxa" w:w="40"/>
+              <w:right w:type="dxa" w:w="60"/>
+            </w:tcMar>
+            <w:vAlign w:val="center"/>
+          </w:tcPr>
+          <w:p>
+            <w:pPr>
+              <w:spacing w:after="60"/>
+            </w:pPr>
+            <w:r>
+              <w:t xml:space="preserve">☐</w:t>
+            </w:r>
+          </w:p>
+        </w:tc>
+        <w:tc>
+          <w:tcPr>
+            <w:tcW w:type="dxa" w:w="720"/>
+            <w:tcMar>
+              <w:top w:type="dxa" w:w="40"/>
+              <w:left w:type="dxa" w:w="60"/>
+              <w:bottom w:type="dxa" w:w="40"/>
+              <w:right w:type="dxa" w:w="60"/>
+            </w:tcMar>
+            <w:vAlign w:val="center"/>
+          </w:tcPr>
+          <w:p>
+            <w:pPr>
+              <w:spacing w:after="60"/>
+            </w:pPr>
+            <w:r>
+              <w:t xml:space="preserve">☐</w:t>
+            </w:r>
+          </w:p>
+        </w:tc>
+        <w:tc>
+          <w:tcPr>
+            <w:tcW w:type="dxa" w:w="720"/>
+            <w:tcMar>
+              <w:top w:type="dxa" w:w="40"/>
+              <w:left w:type="dxa" w:w="60"/>
+              <w:bottom w:type="dxa" w:w="40"/>
+              <w:right w:type="dxa" w:w="60"/>
+            </w:tcMar>
+            <w:vAlign w:val="center"/>
+          </w:tcPr>
+          <w:p>
+            <w:pPr>
+              <w:spacing w:after="60"/>
+            </w:pPr>
+            <w:r>
+              <w:t xml:space="preserve">☐</w:t>
+            </w:r>
+          </w:p>
+        </w:tc>
+        <w:tc>
+          <w:tcPr>
+            <w:tcW w:type="dxa" w:w="720"/>
+            <w:tcMar>
+              <w:top w:type="dxa" w:w="40"/>
+              <w:left w:type="dxa" w:w="60"/>
+              <w:bottom w:type="dxa" w:w="40"/>
+              <w:right w:type="dxa" w:w="60"/>
+            </w:tcMar>
+            <w:vAlign w:val="center"/>
+          </w:tcPr>
+          <w:p>
+            <w:pPr>
+              <w:spacing w:after="60"/>
+            </w:pPr>
+            <w:r>
+              <w:t xml:space="preserve">☐</w:t>
+            </w:r>
+          </w:p>
+        </w:tc>
+        <w:tc>
+          <w:tcPr>
+            <w:tcW w:type="dxa" w:w="720"/>
+            <w:tcMar>
+              <w:top w:type="dxa" w:w="40"/>
+              <w:left w:type="dxa" w:w="60"/>
+              <w:bottom w:type="dxa" w:w="40"/>
+              <w:right w:type="dxa" w:w="60"/>
+            </w:tcMar>
+            <w:vAlign w:val="center"/>
+          </w:tcPr>
+          <w:p>
+            <w:pPr>
+              <w:spacing w:after="60"/>
+            </w:pPr>
+            <w:r>
+              <w:t xml:space="preserve">☐</w:t>
+            </w:r>
+          </w:p>
+        </w:tc>
+        <w:tc>
+          <w:tcPr>
+            <w:tcW w:type="dxa" w:w="720"/>
+            <w:tcMar>
+              <w:top w:type="dxa" w:w="40"/>
+              <w:left w:type="dxa" w:w="60"/>
+              <w:bottom w:type="dxa" w:w="40"/>
+              <w:right w:type="dxa" w:w="60"/>
+            </w:tcMar>
+            <w:vAlign w:val="center"/>
+          </w:tcPr>
+          <w:p>
+            <w:pPr>
+              <w:spacing w:after="60"/>
+            </w:pPr>
+            <w:r>
+              <w:t xml:space="preserve">☐</w:t>
+            </w:r>
+          </w:p>
+        </w:tc>
+        <w:tc>
+          <w:tcPr>
+            <w:tcW w:type="dxa" w:w="720"/>
+            <w:tcMar>
+              <w:top w:type="dxa" w:w="40"/>
+              <w:left w:type="dxa" w:w="60"/>
+              <w:bottom w:type="dxa" w:w="40"/>
+              <w:right w:type="dxa" w:w="60"/>
+            </w:tcMar>
+            <w:vAlign w:val="center"/>
+          </w:tcPr>
+          <w:p>
+            <w:pPr>
+              <w:spacing w:after="60"/>
+            </w:pPr>
+            <w:r>
+              <w:t xml:space="preserve">☐</w:t>
+            </w:r>
+          </w:p>
+        </w:tc>
+        <w:tc>
+          <w:tcPr>
+            <w:tcW w:type="dxa" w:w="720"/>
+            <w:tcMar>
+              <w:top w:type="dxa" w:w="40"/>
+              <w:left w:type="dxa" w:w="60"/>
+              <w:bottom w:type="dxa" w:w="40"/>
+              <w:right w:type="dxa" w:w="60"/>
+            </w:tcMar>
+            <w:vAlign w:val="center"/>
+          </w:tcPr>
+          <w:p>
+            <w:pPr>
+              <w:spacing w:after="60"/>
+            </w:pPr>
+            <w:r>
+              <w:t xml:space="preserve">☐</w:t>
+            </w:r>
+          </w:p>
+        </w:tc>
+        <w:tc>
+          <w:tcPr>
+            <w:tcW w:type="dxa" w:w="720"/>
+            <w:tcMar>
+              <w:top w:type="dxa" w:w="40"/>
+              <w:left w:type="dxa" w:w="60"/>
+              <w:bottom w:type="dxa" w:w="40"/>
+              <w:right w:type="dxa" w:w="60"/>
+            </w:tcMar>
+            <w:vAlign w:val="center"/>
+          </w:tcPr>
+          <w:p>
+            <w:pPr>
+              <w:spacing w:after="60"/>
+            </w:pPr>
+            <w:r>
+              <w:t xml:space="preserve">☐</w:t>
+            </w:r>
+          </w:p>
+        </w:tc>
+        <w:tc>
+          <w:tcPr>
+            <w:tcW w:type="dxa" w:w="720"/>
+            <w:tcMar>
+              <w:top w:type="dxa" w:w="40"/>
+              <w:left w:type="dxa" w:w="60"/>
+              <w:bottom w:type="dxa" w:w="40"/>
+              <w:right w:type="dxa" w:w="60"/>
+            </w:tcMar>
+            <w:vAlign w:val="center"/>
+          </w:tcPr>
+          <w:p>
+            <w:pPr>
+              <w:spacing w:after="60"/>
+            </w:pPr>
+            <w:r>
+              <w:t xml:space="preserve">☐</w:t>
+            </w:r>
+          </w:p>
+        </w:tc>
+        <w:tc>
+          <w:tcPr>
+            <w:tcW w:type="dxa" w:w="720"/>
+            <w:tcMar>
+              <w:top w:type="dxa" w:w="40"/>
+              <w:left w:type="dxa" w:w="60"/>
+              <w:bottom w:type="dxa" w:w="40"/>
+              <w:right w:type="dxa" w:w="60"/>
+            </w:tcMar>
+            <w:vAlign w:val="center"/>
+          </w:tcPr>
+          <w:p>
+            <w:pPr>
+              <w:spacing w:after="60"/>
+            </w:pPr>
+            <w:r>
+              <w:t xml:space="preserve">☐</w:t>
+            </w:r>
+          </w:p>
+        </w:tc>
+        <w:tc>
+          <w:tcPr>
+            <w:tcW w:type="dxa" w:w="720"/>
+            <w:tcMar>
+              <w:top w:type="dxa" w:w="40"/>
+              <w:left w:type="dxa" w:w="60"/>
+              <w:bottom w:type="dxa" w:w="40"/>
+              <w:right w:type="dxa" w:w="60"/>
+            </w:tcMar>
+            <w:vAlign w:val="center"/>
+          </w:tcPr>
+          <w:p>
+            <w:pPr>
+              <w:spacing w:after="60"/>
+            </w:pPr>
+            <w:r>
+              <w:t xml:space="preserve">☐</w:t>
+            </w:r>
+          </w:p>
+        </w:tc>
+        <w:tc>
+          <w:tcPr>
+            <w:tcW w:type="dxa" w:w="720"/>
+            <w:tcMar>
+              <w:top w:type="dxa" w:w="40"/>
+              <w:left w:type="dxa" w:w="60"/>
+              <w:bottom w:type="dxa" w:w="40"/>
+              <w:right w:type="dxa" w:w="60"/>
+            </w:tcMar>
+            <w:vAlign w:val="center"/>
+          </w:tcPr>
+          <w:p>
+            <w:pPr>
+              <w:spacing w:after="60"/>
+            </w:pPr>
+            <w:r>
+              <w:t xml:space="preserve">☐</w:t>
+            </w:r>
+          </w:p>
+        </w:tc>
+        <w:tc>
+          <w:tcPr>
+            <w:tcW w:type="dxa" w:w="720"/>
+            <w:tcMar>
+              <w:top w:type="dxa" w:w="40"/>
+              <w:left w:type="dxa" w:w="60"/>
+              <w:bottom w:type="dxa" w:w="40"/>
+              <w:right w:type="dxa" w:w="60"/>
+            </w:tcMar>
+            <w:vAlign w:val="center"/>
+          </w:tcPr>
+          <w:p>
+            <w:pPr>
+              <w:spacing w:after="60"/>
+            </w:pPr>
+            <w:r>
+              <w:t xml:space="preserve">☐</w:t>
+            </w:r>
+          </w:p>
+        </w:tc>
+        <w:tc>
+          <w:tcPr>
+            <w:tcW w:type="dxa" w:w="720"/>
+            <w:tcMar>
+              <w:top w:type="dxa" w:w="40"/>
+              <w:left w:type="dxa" w:w="60"/>
+              <w:bottom w:type="dxa" w:w="40"/>
+              <w:right w:type="dxa" w:w="60"/>
+            </w:tcMar>
+            <w:vAlign w:val="center"/>
+          </w:tcPr>
+          <w:p>
+            <w:pPr>
+              <w:spacing w:after="60"/>
+            </w:pPr>
+            <w:r>
+              <w:t xml:space="preserve">☐</w:t>
+            </w:r>
+          </w:p>
+        </w:tc>
+        <w:tc>
+          <w:tcPr>
+            <w:tcW w:type="dxa" w:w="720"/>
             <w:tcMar>
               <w:top w:type="dxa" w:w="40"/>
               <w:left w:type="dxa" w:w="60"/>
@@ -7872,347 +8112,367 @@
         </w:tc>
         <w:tc>
           <w:tcPr>
-            <w:tcW w:type="dxa" w:w="761"/>
-            <w:tcMar>
-              <w:top w:type="dxa" w:w="40"/>
-              <w:left w:type="dxa" w:w="60"/>
-              <w:bottom w:type="dxa" w:w="40"/>
-              <w:right w:type="dxa" w:w="60"/>
-            </w:tcMar>
-            <w:vAlign w:val="center"/>
-          </w:tcPr>
-          <w:p>
-            <w:pPr>
-              <w:spacing w:after="60"/>
-            </w:pPr>
-            <w:r>
-              <w:t xml:space="preserve">☐</w:t>
-            </w:r>
-          </w:p>
-        </w:tc>
-        <w:tc>
-          <w:tcPr>
-            <w:tcW w:type="dxa" w:w="761"/>
-            <w:tcMar>
-              <w:top w:type="dxa" w:w="40"/>
-              <w:left w:type="dxa" w:w="60"/>
-              <w:bottom w:type="dxa" w:w="40"/>
-              <w:right w:type="dxa" w:w="60"/>
-            </w:tcMar>
-            <w:vAlign w:val="center"/>
-          </w:tcPr>
-          <w:p>
-            <w:pPr>
-              <w:spacing w:after="60"/>
-            </w:pPr>
-            <w:r>
-              <w:t xml:space="preserve">☐</w:t>
-            </w:r>
-          </w:p>
-        </w:tc>
-        <w:tc>
-          <w:tcPr>
-            <w:tcW w:type="dxa" w:w="761"/>
-            <w:tcMar>
-              <w:top w:type="dxa" w:w="40"/>
-              <w:left w:type="dxa" w:w="60"/>
-              <w:bottom w:type="dxa" w:w="40"/>
-              <w:right w:type="dxa" w:w="60"/>
-            </w:tcMar>
-            <w:vAlign w:val="center"/>
-          </w:tcPr>
-          <w:p>
-            <w:pPr>
-              <w:spacing w:after="60"/>
-            </w:pPr>
-            <w:r>
-              <w:t xml:space="preserve">☐</w:t>
-            </w:r>
-          </w:p>
-        </w:tc>
-        <w:tc>
-          <w:tcPr>
-            <w:tcW w:type="dxa" w:w="761"/>
-            <w:tcMar>
-              <w:top w:type="dxa" w:w="40"/>
-              <w:left w:type="dxa" w:w="60"/>
-              <w:bottom w:type="dxa" w:w="40"/>
-              <w:right w:type="dxa" w:w="60"/>
-            </w:tcMar>
-            <w:vAlign w:val="center"/>
-          </w:tcPr>
-          <w:p>
-            <w:pPr>
-              <w:spacing w:after="60"/>
-            </w:pPr>
-            <w:r>
-              <w:t xml:space="preserve">☐</w:t>
-            </w:r>
-          </w:p>
-        </w:tc>
-        <w:tc>
-          <w:tcPr>
-            <w:tcW w:type="dxa" w:w="761"/>
-            <w:tcMar>
-              <w:top w:type="dxa" w:w="40"/>
-              <w:left w:type="dxa" w:w="60"/>
-              <w:bottom w:type="dxa" w:w="40"/>
-              <w:right w:type="dxa" w:w="60"/>
-            </w:tcMar>
-            <w:vAlign w:val="center"/>
-          </w:tcPr>
-          <w:p>
-            <w:pPr>
-              <w:spacing w:after="60"/>
-            </w:pPr>
-            <w:r>
-              <w:t xml:space="preserve">☐</w:t>
-            </w:r>
-          </w:p>
-        </w:tc>
-        <w:tc>
-          <w:tcPr>
-            <w:tcW w:type="dxa" w:w="761"/>
-            <w:tcMar>
-              <w:top w:type="dxa" w:w="40"/>
-              <w:left w:type="dxa" w:w="60"/>
-              <w:bottom w:type="dxa" w:w="40"/>
-              <w:right w:type="dxa" w:w="60"/>
-            </w:tcMar>
-            <w:vAlign w:val="center"/>
-          </w:tcPr>
-          <w:p>
-            <w:pPr>
-              <w:spacing w:after="60"/>
-            </w:pPr>
-            <w:r>
-              <w:t xml:space="preserve">☐</w:t>
-            </w:r>
-          </w:p>
-        </w:tc>
-        <w:tc>
-          <w:tcPr>
-            <w:tcW w:type="dxa" w:w="761"/>
-            <w:tcMar>
-              <w:top w:type="dxa" w:w="40"/>
-              <w:left w:type="dxa" w:w="60"/>
-              <w:bottom w:type="dxa" w:w="40"/>
-              <w:right w:type="dxa" w:w="60"/>
-            </w:tcMar>
-            <w:vAlign w:val="center"/>
-          </w:tcPr>
-          <w:p>
-            <w:pPr>
-              <w:spacing w:after="60"/>
-            </w:pPr>
-            <w:r>
-              <w:t xml:space="preserve">☐</w:t>
-            </w:r>
-          </w:p>
-        </w:tc>
-        <w:tc>
-          <w:tcPr>
-            <w:tcW w:type="dxa" w:w="761"/>
-            <w:tcMar>
-              <w:top w:type="dxa" w:w="40"/>
-              <w:left w:type="dxa" w:w="60"/>
-              <w:bottom w:type="dxa" w:w="40"/>
-              <w:right w:type="dxa" w:w="60"/>
-            </w:tcMar>
-            <w:vAlign w:val="center"/>
-          </w:tcPr>
-          <w:p>
-            <w:pPr>
-              <w:spacing w:after="60"/>
-            </w:pPr>
-            <w:r>
-              <w:t xml:space="preserve">☐</w:t>
-            </w:r>
-          </w:p>
-        </w:tc>
-        <w:tc>
-          <w:tcPr>
-            <w:tcW w:type="dxa" w:w="761"/>
-            <w:tcMar>
-              <w:top w:type="dxa" w:w="40"/>
-              <w:left w:type="dxa" w:w="60"/>
-              <w:bottom w:type="dxa" w:w="40"/>
-              <w:right w:type="dxa" w:w="60"/>
-            </w:tcMar>
-            <w:vAlign w:val="center"/>
-          </w:tcPr>
-          <w:p>
-            <w:pPr>
-              <w:spacing w:after="60"/>
-            </w:pPr>
-            <w:r>
-              <w:t xml:space="preserve">☐</w:t>
-            </w:r>
-          </w:p>
-        </w:tc>
-        <w:tc>
-          <w:tcPr>
-            <w:tcW w:type="dxa" w:w="761"/>
-            <w:tcMar>
-              <w:top w:type="dxa" w:w="40"/>
-              <w:left w:type="dxa" w:w="60"/>
-              <w:bottom w:type="dxa" w:w="40"/>
-              <w:right w:type="dxa" w:w="60"/>
-            </w:tcMar>
-            <w:vAlign w:val="center"/>
-          </w:tcPr>
-          <w:p>
-            <w:pPr>
-              <w:spacing w:after="60"/>
-            </w:pPr>
-            <w:r>
-              <w:t xml:space="preserve">☐</w:t>
-            </w:r>
-          </w:p>
-        </w:tc>
-        <w:tc>
-          <w:tcPr>
-            <w:tcW w:type="dxa" w:w="761"/>
-            <w:tcMar>
-              <w:top w:type="dxa" w:w="40"/>
-              <w:left w:type="dxa" w:w="60"/>
-              <w:bottom w:type="dxa" w:w="40"/>
-              <w:right w:type="dxa" w:w="60"/>
-            </w:tcMar>
-            <w:vAlign w:val="center"/>
-          </w:tcPr>
-          <w:p>
-            <w:pPr>
-              <w:spacing w:after="60"/>
-            </w:pPr>
-            <w:r>
-              <w:t xml:space="preserve">☐</w:t>
-            </w:r>
-          </w:p>
-        </w:tc>
-        <w:tc>
-          <w:tcPr>
-            <w:tcW w:type="dxa" w:w="761"/>
-            <w:tcMar>
-              <w:top w:type="dxa" w:w="40"/>
-              <w:left w:type="dxa" w:w="60"/>
-              <w:bottom w:type="dxa" w:w="40"/>
-              <w:right w:type="dxa" w:w="60"/>
-            </w:tcMar>
-            <w:vAlign w:val="center"/>
-          </w:tcPr>
-          <w:p>
-            <w:pPr>
-              <w:spacing w:after="60"/>
-            </w:pPr>
-            <w:r>
-              <w:t xml:space="preserve">☐</w:t>
-            </w:r>
-          </w:p>
-        </w:tc>
-        <w:tc>
-          <w:tcPr>
-            <w:tcW w:type="dxa" w:w="761"/>
-            <w:tcMar>
-              <w:top w:type="dxa" w:w="40"/>
-              <w:left w:type="dxa" w:w="60"/>
-              <w:bottom w:type="dxa" w:w="40"/>
-              <w:right w:type="dxa" w:w="60"/>
-            </w:tcMar>
-            <w:vAlign w:val="center"/>
-          </w:tcPr>
-          <w:p>
-            <w:pPr>
-              <w:spacing w:after="60"/>
-            </w:pPr>
-            <w:r>
-              <w:t xml:space="preserve">☐</w:t>
-            </w:r>
-          </w:p>
-        </w:tc>
-        <w:tc>
-          <w:tcPr>
-            <w:tcW w:type="dxa" w:w="761"/>
-            <w:tcMar>
-              <w:top w:type="dxa" w:w="40"/>
-              <w:left w:type="dxa" w:w="60"/>
-              <w:bottom w:type="dxa" w:w="40"/>
-              <w:right w:type="dxa" w:w="60"/>
-            </w:tcMar>
-            <w:vAlign w:val="center"/>
-          </w:tcPr>
-          <w:p>
-            <w:pPr>
-              <w:spacing w:after="60"/>
-            </w:pPr>
-            <w:r>
-              <w:t xml:space="preserve">☐</w:t>
-            </w:r>
-          </w:p>
-        </w:tc>
-        <w:tc>
-          <w:tcPr>
-            <w:tcW w:type="dxa" w:w="761"/>
-            <w:tcMar>
-              <w:top w:type="dxa" w:w="40"/>
-              <w:left w:type="dxa" w:w="60"/>
-              <w:bottom w:type="dxa" w:w="40"/>
-              <w:right w:type="dxa" w:w="60"/>
-            </w:tcMar>
-            <w:vAlign w:val="center"/>
-          </w:tcPr>
-          <w:p>
-            <w:pPr>
-              <w:spacing w:after="60"/>
-            </w:pPr>
-            <w:r>
-              <w:t xml:space="preserve">☐</w:t>
-            </w:r>
-          </w:p>
-        </w:tc>
-        <w:tc>
-          <w:tcPr>
-            <w:tcW w:type="dxa" w:w="761"/>
-            <w:tcMar>
-              <w:top w:type="dxa" w:w="40"/>
-              <w:left w:type="dxa" w:w="60"/>
-              <w:bottom w:type="dxa" w:w="40"/>
-              <w:right w:type="dxa" w:w="60"/>
-            </w:tcMar>
-            <w:vAlign w:val="center"/>
-          </w:tcPr>
-          <w:p>
-            <w:pPr>
-              <w:spacing w:after="60"/>
-            </w:pPr>
-            <w:r>
-              <w:t xml:space="preserve">☐</w:t>
-            </w:r>
-          </w:p>
-        </w:tc>
-        <w:tc>
-          <w:tcPr>
-            <w:tcW w:type="dxa" w:w="761"/>
-            <w:tcMar>
-              <w:top w:type="dxa" w:w="40"/>
-              <w:left w:type="dxa" w:w="60"/>
-              <w:bottom w:type="dxa" w:w="40"/>
-              <w:right w:type="dxa" w:w="60"/>
-            </w:tcMar>
-            <w:vAlign w:val="center"/>
-          </w:tcPr>
-          <w:p>
-            <w:pPr>
-              <w:spacing w:after="60"/>
-            </w:pPr>
-            <w:r>
-              <w:t xml:space="preserve">☐</w:t>
-            </w:r>
-          </w:p>
-        </w:tc>
-        <w:tc>
-          <w:tcPr>
-            <w:tcW w:type="dxa" w:w="761"/>
+            <w:tcW w:type="dxa" w:w="720"/>
+            <w:tcMar>
+              <w:top w:type="dxa" w:w="40"/>
+              <w:left w:type="dxa" w:w="60"/>
+              <w:bottom w:type="dxa" w:w="40"/>
+              <w:right w:type="dxa" w:w="60"/>
+            </w:tcMar>
+            <w:vAlign w:val="center"/>
+          </w:tcPr>
+          <w:p>
+            <w:pPr>
+              <w:spacing w:after="60"/>
+            </w:pPr>
+            <w:r>
+              <w:t xml:space="preserve">☐</w:t>
+            </w:r>
+          </w:p>
+        </w:tc>
+        <w:tc>
+          <w:tcPr>
+            <w:tcW w:type="dxa" w:w="720"/>
+            <w:tcMar>
+              <w:top w:type="dxa" w:w="40"/>
+              <w:left w:type="dxa" w:w="60"/>
+              <w:bottom w:type="dxa" w:w="40"/>
+              <w:right w:type="dxa" w:w="60"/>
+            </w:tcMar>
+            <w:vAlign w:val="center"/>
+          </w:tcPr>
+          <w:p>
+            <w:pPr>
+              <w:spacing w:after="60"/>
+            </w:pPr>
+            <w:r>
+              <w:t xml:space="preserve">☐</w:t>
+            </w:r>
+          </w:p>
+        </w:tc>
+        <w:tc>
+          <w:tcPr>
+            <w:tcW w:type="dxa" w:w="720"/>
+            <w:tcMar>
+              <w:top w:type="dxa" w:w="40"/>
+              <w:left w:type="dxa" w:w="60"/>
+              <w:bottom w:type="dxa" w:w="40"/>
+              <w:right w:type="dxa" w:w="60"/>
+            </w:tcMar>
+            <w:vAlign w:val="center"/>
+          </w:tcPr>
+          <w:p>
+            <w:pPr>
+              <w:spacing w:after="60"/>
+            </w:pPr>
+            <w:r>
+              <w:t xml:space="preserve">☐</w:t>
+            </w:r>
+          </w:p>
+        </w:tc>
+        <w:tc>
+          <w:tcPr>
+            <w:tcW w:type="dxa" w:w="720"/>
+            <w:tcMar>
+              <w:top w:type="dxa" w:w="40"/>
+              <w:left w:type="dxa" w:w="60"/>
+              <w:bottom w:type="dxa" w:w="40"/>
+              <w:right w:type="dxa" w:w="60"/>
+            </w:tcMar>
+            <w:vAlign w:val="center"/>
+          </w:tcPr>
+          <w:p>
+            <w:pPr>
+              <w:spacing w:after="60"/>
+            </w:pPr>
+            <w:r>
+              <w:t xml:space="preserve">☐</w:t>
+            </w:r>
+          </w:p>
+        </w:tc>
+        <w:tc>
+          <w:tcPr>
+            <w:tcW w:type="dxa" w:w="720"/>
+            <w:tcMar>
+              <w:top w:type="dxa" w:w="40"/>
+              <w:left w:type="dxa" w:w="60"/>
+              <w:bottom w:type="dxa" w:w="40"/>
+              <w:right w:type="dxa" w:w="60"/>
+            </w:tcMar>
+            <w:vAlign w:val="center"/>
+          </w:tcPr>
+          <w:p>
+            <w:pPr>
+              <w:spacing w:after="60"/>
+            </w:pPr>
+            <w:r>
+              <w:t xml:space="preserve">☐</w:t>
+            </w:r>
+          </w:p>
+        </w:tc>
+        <w:tc>
+          <w:tcPr>
+            <w:tcW w:type="dxa" w:w="720"/>
+            <w:tcMar>
+              <w:top w:type="dxa" w:w="40"/>
+              <w:left w:type="dxa" w:w="60"/>
+              <w:bottom w:type="dxa" w:w="40"/>
+              <w:right w:type="dxa" w:w="60"/>
+            </w:tcMar>
+            <w:vAlign w:val="center"/>
+          </w:tcPr>
+          <w:p>
+            <w:pPr>
+              <w:spacing w:after="60"/>
+            </w:pPr>
+            <w:r>
+              <w:t xml:space="preserve">☐</w:t>
+            </w:r>
+          </w:p>
+        </w:tc>
+        <w:tc>
+          <w:tcPr>
+            <w:tcW w:type="dxa" w:w="720"/>
+            <w:tcMar>
+              <w:top w:type="dxa" w:w="40"/>
+              <w:left w:type="dxa" w:w="60"/>
+              <w:bottom w:type="dxa" w:w="40"/>
+              <w:right w:type="dxa" w:w="60"/>
+            </w:tcMar>
+            <w:vAlign w:val="center"/>
+          </w:tcPr>
+          <w:p>
+            <w:pPr>
+              <w:spacing w:after="60"/>
+            </w:pPr>
+            <w:r>
+              <w:t xml:space="preserve">☐</w:t>
+            </w:r>
+          </w:p>
+        </w:tc>
+        <w:tc>
+          <w:tcPr>
+            <w:tcW w:type="dxa" w:w="720"/>
+            <w:tcMar>
+              <w:top w:type="dxa" w:w="40"/>
+              <w:left w:type="dxa" w:w="60"/>
+              <w:bottom w:type="dxa" w:w="40"/>
+              <w:right w:type="dxa" w:w="60"/>
+            </w:tcMar>
+            <w:vAlign w:val="center"/>
+          </w:tcPr>
+          <w:p>
+            <w:pPr>
+              <w:spacing w:after="60"/>
+            </w:pPr>
+            <w:r>
+              <w:t xml:space="preserve">☐</w:t>
+            </w:r>
+          </w:p>
+        </w:tc>
+        <w:tc>
+          <w:tcPr>
+            <w:tcW w:type="dxa" w:w="720"/>
+            <w:tcMar>
+              <w:top w:type="dxa" w:w="40"/>
+              <w:left w:type="dxa" w:w="60"/>
+              <w:bottom w:type="dxa" w:w="40"/>
+              <w:right w:type="dxa" w:w="60"/>
+            </w:tcMar>
+            <w:vAlign w:val="center"/>
+          </w:tcPr>
+          <w:p>
+            <w:pPr>
+              <w:spacing w:after="60"/>
+            </w:pPr>
+            <w:r>
+              <w:t xml:space="preserve">☐</w:t>
+            </w:r>
+          </w:p>
+        </w:tc>
+        <w:tc>
+          <w:tcPr>
+            <w:tcW w:type="dxa" w:w="720"/>
+            <w:tcMar>
+              <w:top w:type="dxa" w:w="40"/>
+              <w:left w:type="dxa" w:w="60"/>
+              <w:bottom w:type="dxa" w:w="40"/>
+              <w:right w:type="dxa" w:w="60"/>
+            </w:tcMar>
+            <w:vAlign w:val="center"/>
+          </w:tcPr>
+          <w:p>
+            <w:pPr>
+              <w:spacing w:after="60"/>
+            </w:pPr>
+            <w:r>
+              <w:t xml:space="preserve">☐</w:t>
+            </w:r>
+          </w:p>
+        </w:tc>
+        <w:tc>
+          <w:tcPr>
+            <w:tcW w:type="dxa" w:w="720"/>
+            <w:tcMar>
+              <w:top w:type="dxa" w:w="40"/>
+              <w:left w:type="dxa" w:w="60"/>
+              <w:bottom w:type="dxa" w:w="40"/>
+              <w:right w:type="dxa" w:w="60"/>
+            </w:tcMar>
+            <w:vAlign w:val="center"/>
+          </w:tcPr>
+          <w:p>
+            <w:pPr>
+              <w:spacing w:after="60"/>
+            </w:pPr>
+            <w:r>
+              <w:t xml:space="preserve">☐</w:t>
+            </w:r>
+          </w:p>
+        </w:tc>
+        <w:tc>
+          <w:tcPr>
+            <w:tcW w:type="dxa" w:w="720"/>
+            <w:tcMar>
+              <w:top w:type="dxa" w:w="40"/>
+              <w:left w:type="dxa" w:w="60"/>
+              <w:bottom w:type="dxa" w:w="40"/>
+              <w:right w:type="dxa" w:w="60"/>
+            </w:tcMar>
+            <w:vAlign w:val="center"/>
+          </w:tcPr>
+          <w:p>
+            <w:pPr>
+              <w:spacing w:after="60"/>
+            </w:pPr>
+            <w:r>
+              <w:t xml:space="preserve">☐</w:t>
+            </w:r>
+          </w:p>
+        </w:tc>
+        <w:tc>
+          <w:tcPr>
+            <w:tcW w:type="dxa" w:w="720"/>
+            <w:tcMar>
+              <w:top w:type="dxa" w:w="40"/>
+              <w:left w:type="dxa" w:w="60"/>
+              <w:bottom w:type="dxa" w:w="40"/>
+              <w:right w:type="dxa" w:w="60"/>
+            </w:tcMar>
+            <w:vAlign w:val="center"/>
+          </w:tcPr>
+          <w:p>
+            <w:pPr>
+              <w:spacing w:after="60"/>
+            </w:pPr>
+            <w:r>
+              <w:t xml:space="preserve">☐</w:t>
+            </w:r>
+          </w:p>
+        </w:tc>
+        <w:tc>
+          <w:tcPr>
+            <w:tcW w:type="dxa" w:w="720"/>
+            <w:tcMar>
+              <w:top w:type="dxa" w:w="40"/>
+              <w:left w:type="dxa" w:w="60"/>
+              <w:bottom w:type="dxa" w:w="40"/>
+              <w:right w:type="dxa" w:w="60"/>
+            </w:tcMar>
+            <w:vAlign w:val="center"/>
+          </w:tcPr>
+          <w:p>
+            <w:pPr>
+              <w:spacing w:after="60"/>
+            </w:pPr>
+            <w:r>
+              <w:t xml:space="preserve">☐</w:t>
+            </w:r>
+          </w:p>
+        </w:tc>
+        <w:tc>
+          <w:tcPr>
+            <w:tcW w:type="dxa" w:w="720"/>
+            <w:tcMar>
+              <w:top w:type="dxa" w:w="40"/>
+              <w:left w:type="dxa" w:w="60"/>
+              <w:bottom w:type="dxa" w:w="40"/>
+              <w:right w:type="dxa" w:w="60"/>
+            </w:tcMar>
+            <w:vAlign w:val="center"/>
+          </w:tcPr>
+          <w:p>
+            <w:pPr>
+              <w:spacing w:after="60"/>
+            </w:pPr>
+            <w:r>
+              <w:t xml:space="preserve">☐</w:t>
+            </w:r>
+          </w:p>
+        </w:tc>
+        <w:tc>
+          <w:tcPr>
+            <w:tcW w:type="dxa" w:w="720"/>
+            <w:tcMar>
+              <w:top w:type="dxa" w:w="40"/>
+              <w:left w:type="dxa" w:w="60"/>
+              <w:bottom w:type="dxa" w:w="40"/>
+              <w:right w:type="dxa" w:w="60"/>
+            </w:tcMar>
+            <w:vAlign w:val="center"/>
+          </w:tcPr>
+          <w:p>
+            <w:pPr>
+              <w:spacing w:after="60"/>
+            </w:pPr>
+            <w:r>
+              <w:t xml:space="preserve">☐</w:t>
+            </w:r>
+          </w:p>
+        </w:tc>
+        <w:tc>
+          <w:tcPr>
+            <w:tcW w:type="dxa" w:w="720"/>
+            <w:tcMar>
+              <w:top w:type="dxa" w:w="40"/>
+              <w:left w:type="dxa" w:w="60"/>
+              <w:bottom w:type="dxa" w:w="40"/>
+              <w:right w:type="dxa" w:w="60"/>
+            </w:tcMar>
+            <w:vAlign w:val="center"/>
+          </w:tcPr>
+          <w:p>
+            <w:pPr>
+              <w:spacing w:after="60"/>
+            </w:pPr>
+            <w:r>
+              <w:t xml:space="preserve">☐</w:t>
+            </w:r>
+          </w:p>
+        </w:tc>
+        <w:tc>
+          <w:tcPr>
+            <w:tcW w:type="dxa" w:w="720"/>
+            <w:tcMar>
+              <w:top w:type="dxa" w:w="40"/>
+              <w:left w:type="dxa" w:w="60"/>
+              <w:bottom w:type="dxa" w:w="40"/>
+              <w:right w:type="dxa" w:w="60"/>
+            </w:tcMar>
+            <w:vAlign w:val="center"/>
+          </w:tcPr>
+          <w:p>
+            <w:pPr>
+              <w:spacing w:after="60"/>
+            </w:pPr>
+            <w:r>
+              <w:t xml:space="preserve">☐</w:t>
+            </w:r>
+          </w:p>
+        </w:tc>
+        <w:tc>
+          <w:tcPr>
+            <w:tcW w:type="dxa" w:w="720"/>
             <w:tcMar>
               <w:top w:type="dxa" w:w="40"/>
               <w:left w:type="dxa" w:w="60"/>
@@ -8246,7 +8506,7 @@
           <w:sz w:val="20"/>
           <w:szCs w:val="20"/>
         </w:rPr>
-        <w:t xml:space="preserve">If "Other" (tool 18) ticked for any animal, specify which tool(s):  </w:t>
+        <w:t xml:space="preserve">If "Other" (tool 19) ticked for any animal, specify which tool(s):  </w:t>
       </w:r>
     </w:p>
     <w:p>

--- a/docs/MCA_Hunt_Paper_Questionnaire.docx
+++ b/docs/MCA_Hunt_Paper_Questionnaire.docx
@@ -211,6 +211,42 @@
           <w:szCs w:val="20"/>
         </w:rPr>
         <w:t xml:space="preserve">Clan:  </w:t>
+      </w:r>
+    </w:p>
+    <w:p>
+      <w:pPr>
+        <w:spacing w:after="60"/>
+      </w:pPr>
+      <w:r>
+        <w:rPr>
+          <w:b/>
+          <w:bCs/>
+        </w:rPr>
+        <w:t xml:space="preserve">Does this person:  </w:t>
+      </w:r>
+      <w:r>
+        <w:t xml:space="preserve">☐ Hunts    </w:t>
+      </w:r>
+      <w:r>
+        <w:t xml:space="preserve">☐ Fishes    </w:t>
+      </w:r>
+      <w:r>
+        <w:t xml:space="preserve">☐ Hunts AND fishes    </w:t>
+      </w:r>
+    </w:p>
+    <w:p>
+      <w:pPr>
+        <w:spacing w:after="80"/>
+      </w:pPr>
+      <w:r>
+        <w:rPr>
+          <w:i/>
+          <w:iCs/>
+          <w:color w:val="5C6B60"/>
+          <w:sz w:val="18"/>
+          <w:szCs w:val="18"/>
+        </w:rPr>
+        <w:t xml:space="preserve">If "Fishes" only, SKIP Modules B–I and go straight to Module J (Fishing). If "Hunts", skip Module J.</w:t>
       </w:r>
     </w:p>
     <w:p>
@@ -16628,6 +16664,189 @@
       </w:r>
       <w:r>
         <w:t xml:space="preserve">☐ Important and regular   </w:t>
+      </w:r>
+    </w:p>
+    <w:p>
+      <w:pPr>
+        <w:pStyle w:val="Heading1"/>
+        <w:spacing w:after="80" w:before="200"/>
+      </w:pPr>
+      <w:r>
+        <w:rPr>
+          <w:b/>
+          <w:bCs/>
+          <w:color w:val="256D40"/>
+          <w:sz w:val="26"/>
+          <w:szCs w:val="26"/>
+        </w:rPr>
+        <w:t xml:space="preserve">Module J — Fishing</w:t>
+      </w:r>
+    </w:p>
+    <w:p>
+      <w:pPr>
+        <w:spacing w:after="80"/>
+      </w:pPr>
+      <w:r>
+        <w:rPr>
+          <w:i/>
+          <w:iCs/>
+          <w:color w:val="5C6B60"/>
+          <w:sz w:val="18"/>
+          <w:szCs w:val="18"/>
+        </w:rPr>
+        <w:t xml:space="preserve">Only for people who fish (see the gate in Module A). Keep it brief.</w:t>
+      </w:r>
+    </w:p>
+    <w:p>
+      <w:pPr>
+        <w:pBdr>
+          <w:bottom w:val="single" w:color="BBBBBB" w:sz="4"/>
+        </w:pBdr>
+        <w:spacing w:after="90"/>
+      </w:pPr>
+      <w:r>
+        <w:rPr>
+          <w:b/>
+          <w:bCs/>
+          <w:sz w:val="20"/>
+          <w:szCs w:val="20"/>
+        </w:rPr>
+        <w:t xml:space="preserve">Main river or water used for fishing:  </w:t>
+      </w:r>
+    </w:p>
+    <w:p>
+      <w:pPr>
+        <w:spacing w:after="60"/>
+      </w:pPr>
+      <w:r>
+        <w:rPr>
+          <w:b/>
+          <w:bCs/>
+        </w:rPr>
+        <w:t xml:space="preserve">What is caught?  </w:t>
+      </w:r>
+      <w:r>
+        <w:t xml:space="preserve">☐ Fish   </w:t>
+      </w:r>
+      <w:r>
+        <w:t xml:space="preserve">☐ Eel   </w:t>
+      </w:r>
+      <w:r>
+        <w:t xml:space="preserve">☐ Prawn / shrimp   </w:t>
+      </w:r>
+      <w:r>
+        <w:t xml:space="preserve">☐ Crab   </w:t>
+      </w:r>
+      <w:r>
+        <w:t xml:space="preserve">☐ Shellfish / mussels   </w:t>
+      </w:r>
+      <w:r>
+        <w:t xml:space="preserve">☐ Frog   </w:t>
+      </w:r>
+      <w:r>
+        <w:t xml:space="preserve">☐ Turtle   </w:t>
+      </w:r>
+      <w:r>
+        <w:t xml:space="preserve">☐ Other   </w:t>
+      </w:r>
+    </w:p>
+    <w:p>
+      <w:pPr>
+        <w:pBdr>
+          <w:bottom w:val="single" w:color="BBBBBB" w:sz="4"/>
+        </w:pBdr>
+        <w:spacing w:after="90"/>
+      </w:pPr>
+      <w:r>
+        <w:rPr>
+          <w:b/>
+          <w:bCs/>
+          <w:sz w:val="20"/>
+          <w:szCs w:val="20"/>
+        </w:rPr>
+        <w:t xml:space="preserve">Other target (specify):  </w:t>
+      </w:r>
+    </w:p>
+    <w:p>
+      <w:pPr>
+        <w:spacing w:after="60"/>
+      </w:pPr>
+      <w:r>
+        <w:rPr>
+          <w:b/>
+          <w:bCs/>
+        </w:rPr>
+        <w:t xml:space="preserve">Tools / methods (include destructive):  </w:t>
+      </w:r>
+      <w:r>
+        <w:t xml:space="preserve">☐ Hook and line   </w:t>
+      </w:r>
+      <w:r>
+        <w:t xml:space="preserve">☐ Net   </w:t>
+      </w:r>
+      <w:r>
+        <w:t xml:space="preserve">☐ Mosquito net   </w:t>
+      </w:r>
+      <w:r>
+        <w:t xml:space="preserve">☐ Spear / harpoon   </w:t>
+      </w:r>
+      <w:r>
+        <w:t xml:space="preserve">☐ Spear gun   </w:t>
+      </w:r>
+      <w:r>
+        <w:t xml:space="preserve">☐ Diving / hand collection   </w:t>
+      </w:r>
+      <w:r>
+        <w:t xml:space="preserve">☐ Fish trap / weir   </w:t>
+      </w:r>
+      <w:r>
+        <w:t xml:space="preserve">☐ Bow and arrow   </w:t>
+      </w:r>
+      <w:r>
+        <w:t xml:space="preserve">☐ Traditional plant poison   </w:t>
+      </w:r>
+      <w:r>
+        <w:t xml:space="preserve">☐ Shop/store poison (chemicals, bleach)   </w:t>
+      </w:r>
+      <w:r>
+        <w:t xml:space="preserve">☐ Dynamite / explosives   </w:t>
+      </w:r>
+      <w:r>
+        <w:t xml:space="preserve">☐ Other   </w:t>
+      </w:r>
+    </w:p>
+    <w:p>
+      <w:pPr>
+        <w:pBdr>
+          <w:bottom w:val="single" w:color="BBBBBB" w:sz="4"/>
+        </w:pBdr>
+        <w:spacing w:after="90"/>
+      </w:pPr>
+      <w:r>
+        <w:rPr>
+          <w:b/>
+          <w:bCs/>
+          <w:sz w:val="20"/>
+          <w:szCs w:val="20"/>
+        </w:rPr>
+        <w:t xml:space="preserve">Other tool / method (specify):  </w:t>
+      </w:r>
+    </w:p>
+    <w:p>
+      <w:pPr>
+        <w:pBdr>
+          <w:bottom w:val="single" w:color="BBBBBB" w:sz="4"/>
+        </w:pBdr>
+        <w:spacing w:after="160"/>
+      </w:pPr>
+      <w:r>
+        <w:rPr>
+          <w:b/>
+          <w:bCs/>
+          <w:sz w:val="20"/>
+          <w:szCs w:val="20"/>
+        </w:rPr>
+        <w:t xml:space="preserve">Notes:  </w:t>
       </w:r>
     </w:p>
     <w:sectPr>

--- a/docs/MCA_Hunt_Paper_Questionnaire.docx
+++ b/docs/MCA_Hunt_Paper_Questionnaire.docx
@@ -3241,25 +3241,26 @@
       </w:tblPr>
       <w:tblGrid>
         <w:gridCol w:w="1700"/>
-        <w:gridCol w:w="720"/>
-        <w:gridCol w:w="720"/>
-        <w:gridCol w:w="720"/>
-        <w:gridCol w:w="720"/>
-        <w:gridCol w:w="720"/>
-        <w:gridCol w:w="720"/>
-        <w:gridCol w:w="720"/>
-        <w:gridCol w:w="720"/>
-        <w:gridCol w:w="720"/>
-        <w:gridCol w:w="720"/>
-        <w:gridCol w:w="720"/>
-        <w:gridCol w:w="720"/>
-        <w:gridCol w:w="720"/>
-        <w:gridCol w:w="720"/>
-        <w:gridCol w:w="720"/>
-        <w:gridCol w:w="720"/>
-        <w:gridCol w:w="720"/>
-        <w:gridCol w:w="720"/>
-        <w:gridCol w:w="720"/>
+        <w:gridCol w:w="684"/>
+        <w:gridCol w:w="684"/>
+        <w:gridCol w:w="684"/>
+        <w:gridCol w:w="684"/>
+        <w:gridCol w:w="684"/>
+        <w:gridCol w:w="684"/>
+        <w:gridCol w:w="684"/>
+        <w:gridCol w:w="684"/>
+        <w:gridCol w:w="684"/>
+        <w:gridCol w:w="684"/>
+        <w:gridCol w:w="684"/>
+        <w:gridCol w:w="684"/>
+        <w:gridCol w:w="684"/>
+        <w:gridCol w:w="684"/>
+        <w:gridCol w:w="684"/>
+        <w:gridCol w:w="684"/>
+        <w:gridCol w:w="684"/>
+        <w:gridCol w:w="684"/>
+        <w:gridCol w:w="684"/>
+        <w:gridCol w:w="684"/>
       </w:tblGrid>
       <w:tr>
         <w:trPr>
@@ -3295,7 +3296,7 @@
         </w:tc>
         <w:tc>
           <w:tcPr>
-            <w:tcW w:type="dxa" w:w="720"/>
+            <w:tcW w:type="dxa" w:w="684"/>
             <w:shd w:fill="EEF4EF" w:val="clear"/>
             <w:textDirection w:val="btLr"/>
             <w:vAlign w:val="bottom"/>
@@ -3314,7 +3315,7 @@
         </w:tc>
         <w:tc>
           <w:tcPr>
-            <w:tcW w:type="dxa" w:w="720"/>
+            <w:tcW w:type="dxa" w:w="684"/>
             <w:shd w:fill="EEF4EF" w:val="clear"/>
             <w:textDirection w:val="btLr"/>
             <w:vAlign w:val="bottom"/>
@@ -3333,7 +3334,7 @@
         </w:tc>
         <w:tc>
           <w:tcPr>
-            <w:tcW w:type="dxa" w:w="720"/>
+            <w:tcW w:type="dxa" w:w="684"/>
             <w:shd w:fill="EEF4EF" w:val="clear"/>
             <w:textDirection w:val="btLr"/>
             <w:vAlign w:val="bottom"/>
@@ -3352,7 +3353,7 @@
         </w:tc>
         <w:tc>
           <w:tcPr>
-            <w:tcW w:type="dxa" w:w="720"/>
+            <w:tcW w:type="dxa" w:w="684"/>
             <w:shd w:fill="EEF4EF" w:val="clear"/>
             <w:textDirection w:val="btLr"/>
             <w:vAlign w:val="bottom"/>
@@ -3371,7 +3372,7 @@
         </w:tc>
         <w:tc>
           <w:tcPr>
-            <w:tcW w:type="dxa" w:w="720"/>
+            <w:tcW w:type="dxa" w:w="684"/>
             <w:shd w:fill="EEF4EF" w:val="clear"/>
             <w:textDirection w:val="btLr"/>
             <w:vAlign w:val="bottom"/>
@@ -3390,7 +3391,7 @@
         </w:tc>
         <w:tc>
           <w:tcPr>
-            <w:tcW w:type="dxa" w:w="720"/>
+            <w:tcW w:type="dxa" w:w="684"/>
             <w:shd w:fill="EEF4EF" w:val="clear"/>
             <w:textDirection w:val="btLr"/>
             <w:vAlign w:val="bottom"/>
@@ -3409,7 +3410,7 @@
         </w:tc>
         <w:tc>
           <w:tcPr>
-            <w:tcW w:type="dxa" w:w="720"/>
+            <w:tcW w:type="dxa" w:w="684"/>
             <w:shd w:fill="EEF4EF" w:val="clear"/>
             <w:textDirection w:val="btLr"/>
             <w:vAlign w:val="bottom"/>
@@ -3428,7 +3429,7 @@
         </w:tc>
         <w:tc>
           <w:tcPr>
-            <w:tcW w:type="dxa" w:w="720"/>
+            <w:tcW w:type="dxa" w:w="684"/>
             <w:shd w:fill="EEF4EF" w:val="clear"/>
             <w:textDirection w:val="btLr"/>
             <w:vAlign w:val="bottom"/>
@@ -3447,7 +3448,7 @@
         </w:tc>
         <w:tc>
           <w:tcPr>
-            <w:tcW w:type="dxa" w:w="720"/>
+            <w:tcW w:type="dxa" w:w="684"/>
             <w:shd w:fill="EEF4EF" w:val="clear"/>
             <w:textDirection w:val="btLr"/>
             <w:vAlign w:val="bottom"/>
@@ -3466,7 +3467,7 @@
         </w:tc>
         <w:tc>
           <w:tcPr>
-            <w:tcW w:type="dxa" w:w="720"/>
+            <w:tcW w:type="dxa" w:w="684"/>
             <w:shd w:fill="EEF4EF" w:val="clear"/>
             <w:textDirection w:val="btLr"/>
             <w:vAlign w:val="bottom"/>
@@ -3485,7 +3486,7 @@
         </w:tc>
         <w:tc>
           <w:tcPr>
-            <w:tcW w:type="dxa" w:w="720"/>
+            <w:tcW w:type="dxa" w:w="684"/>
             <w:shd w:fill="EEF4EF" w:val="clear"/>
             <w:textDirection w:val="btLr"/>
             <w:vAlign w:val="bottom"/>
@@ -3504,7 +3505,7 @@
         </w:tc>
         <w:tc>
           <w:tcPr>
-            <w:tcW w:type="dxa" w:w="720"/>
+            <w:tcW w:type="dxa" w:w="684"/>
             <w:shd w:fill="EEF4EF" w:val="clear"/>
             <w:textDirection w:val="btLr"/>
             <w:vAlign w:val="bottom"/>
@@ -3523,7 +3524,7 @@
         </w:tc>
         <w:tc>
           <w:tcPr>
-            <w:tcW w:type="dxa" w:w="720"/>
+            <w:tcW w:type="dxa" w:w="684"/>
             <w:shd w:fill="EEF4EF" w:val="clear"/>
             <w:textDirection w:val="btLr"/>
             <w:vAlign w:val="bottom"/>
@@ -3542,7 +3543,7 @@
         </w:tc>
         <w:tc>
           <w:tcPr>
-            <w:tcW w:type="dxa" w:w="720"/>
+            <w:tcW w:type="dxa" w:w="684"/>
             <w:shd w:fill="EEF4EF" w:val="clear"/>
             <w:textDirection w:val="btLr"/>
             <w:vAlign w:val="bottom"/>
@@ -3561,7 +3562,7 @@
         </w:tc>
         <w:tc>
           <w:tcPr>
-            <w:tcW w:type="dxa" w:w="720"/>
+            <w:tcW w:type="dxa" w:w="684"/>
             <w:shd w:fill="EEF4EF" w:val="clear"/>
             <w:textDirection w:val="btLr"/>
             <w:vAlign w:val="bottom"/>
@@ -3580,7 +3581,7 @@
         </w:tc>
         <w:tc>
           <w:tcPr>
-            <w:tcW w:type="dxa" w:w="720"/>
+            <w:tcW w:type="dxa" w:w="684"/>
             <w:shd w:fill="EEF4EF" w:val="clear"/>
             <w:textDirection w:val="btLr"/>
             <w:vAlign w:val="bottom"/>
@@ -3599,7 +3600,7 @@
         </w:tc>
         <w:tc>
           <w:tcPr>
-            <w:tcW w:type="dxa" w:w="720"/>
+            <w:tcW w:type="dxa" w:w="684"/>
             <w:shd w:fill="EEF4EF" w:val="clear"/>
             <w:textDirection w:val="btLr"/>
             <w:vAlign w:val="bottom"/>
@@ -3618,7 +3619,7 @@
         </w:tc>
         <w:tc>
           <w:tcPr>
-            <w:tcW w:type="dxa" w:w="720"/>
+            <w:tcW w:type="dxa" w:w="684"/>
             <w:shd w:fill="EEF4EF" w:val="clear"/>
             <w:textDirection w:val="btLr"/>
             <w:vAlign w:val="bottom"/>
@@ -3637,7 +3638,7 @@
         </w:tc>
         <w:tc>
           <w:tcPr>
-            <w:tcW w:type="dxa" w:w="720"/>
+            <w:tcW w:type="dxa" w:w="684"/>
             <w:shd w:fill="EEF4EF" w:val="clear"/>
             <w:textDirection w:val="btLr"/>
             <w:vAlign w:val="bottom"/>
@@ -3650,7 +3651,26 @@
                 <w:sz w:val="16"/>
                 <w:szCs w:val="16"/>
               </w:rPr>
-              <w:t xml:space="preserve">19. Other (specify)</w:t>
+              <w:t xml:space="preserve">19. Axe</w:t>
+            </w:r>
+          </w:p>
+        </w:tc>
+        <w:tc>
+          <w:tcPr>
+            <w:tcW w:type="dxa" w:w="684"/>
+            <w:shd w:fill="EEF4EF" w:val="clear"/>
+            <w:textDirection w:val="btLr"/>
+            <w:vAlign w:val="bottom"/>
+          </w:tcPr>
+          <w:p>
+            <w:r>
+              <w:rPr>
+                <w:b/>
+                <w:bCs/>
+                <w:sz w:val="16"/>
+                <w:szCs w:val="16"/>
+              </w:rPr>
+              <w:t xml:space="preserve">20. Other (specify)</w:t>
             </w:r>
           </w:p>
         </w:tc>
@@ -3682,367 +3702,387 @@
         </w:tc>
         <w:tc>
           <w:tcPr>
-            <w:tcW w:type="dxa" w:w="720"/>
-            <w:tcMar>
-              <w:top w:type="dxa" w:w="40"/>
-              <w:left w:type="dxa" w:w="60"/>
-              <w:bottom w:type="dxa" w:w="40"/>
-              <w:right w:type="dxa" w:w="60"/>
-            </w:tcMar>
-            <w:vAlign w:val="center"/>
-          </w:tcPr>
-          <w:p>
-            <w:pPr>
-              <w:spacing w:after="60"/>
-            </w:pPr>
-            <w:r>
-              <w:t xml:space="preserve">☐</w:t>
-            </w:r>
-          </w:p>
-        </w:tc>
-        <w:tc>
-          <w:tcPr>
-            <w:tcW w:type="dxa" w:w="720"/>
-            <w:tcMar>
-              <w:top w:type="dxa" w:w="40"/>
-              <w:left w:type="dxa" w:w="60"/>
-              <w:bottom w:type="dxa" w:w="40"/>
-              <w:right w:type="dxa" w:w="60"/>
-            </w:tcMar>
-            <w:vAlign w:val="center"/>
-          </w:tcPr>
-          <w:p>
-            <w:pPr>
-              <w:spacing w:after="60"/>
-            </w:pPr>
-            <w:r>
-              <w:t xml:space="preserve">☐</w:t>
-            </w:r>
-          </w:p>
-        </w:tc>
-        <w:tc>
-          <w:tcPr>
-            <w:tcW w:type="dxa" w:w="720"/>
-            <w:tcMar>
-              <w:top w:type="dxa" w:w="40"/>
-              <w:left w:type="dxa" w:w="60"/>
-              <w:bottom w:type="dxa" w:w="40"/>
-              <w:right w:type="dxa" w:w="60"/>
-            </w:tcMar>
-            <w:vAlign w:val="center"/>
-          </w:tcPr>
-          <w:p>
-            <w:pPr>
-              <w:spacing w:after="60"/>
-            </w:pPr>
-            <w:r>
-              <w:t xml:space="preserve">☐</w:t>
-            </w:r>
-          </w:p>
-        </w:tc>
-        <w:tc>
-          <w:tcPr>
-            <w:tcW w:type="dxa" w:w="720"/>
-            <w:tcMar>
-              <w:top w:type="dxa" w:w="40"/>
-              <w:left w:type="dxa" w:w="60"/>
-              <w:bottom w:type="dxa" w:w="40"/>
-              <w:right w:type="dxa" w:w="60"/>
-            </w:tcMar>
-            <w:vAlign w:val="center"/>
-          </w:tcPr>
-          <w:p>
-            <w:pPr>
-              <w:spacing w:after="60"/>
-            </w:pPr>
-            <w:r>
-              <w:t xml:space="preserve">☐</w:t>
-            </w:r>
-          </w:p>
-        </w:tc>
-        <w:tc>
-          <w:tcPr>
-            <w:tcW w:type="dxa" w:w="720"/>
-            <w:tcMar>
-              <w:top w:type="dxa" w:w="40"/>
-              <w:left w:type="dxa" w:w="60"/>
-              <w:bottom w:type="dxa" w:w="40"/>
-              <w:right w:type="dxa" w:w="60"/>
-            </w:tcMar>
-            <w:vAlign w:val="center"/>
-          </w:tcPr>
-          <w:p>
-            <w:pPr>
-              <w:spacing w:after="60"/>
-            </w:pPr>
-            <w:r>
-              <w:t xml:space="preserve">☐</w:t>
-            </w:r>
-          </w:p>
-        </w:tc>
-        <w:tc>
-          <w:tcPr>
-            <w:tcW w:type="dxa" w:w="720"/>
-            <w:tcMar>
-              <w:top w:type="dxa" w:w="40"/>
-              <w:left w:type="dxa" w:w="60"/>
-              <w:bottom w:type="dxa" w:w="40"/>
-              <w:right w:type="dxa" w:w="60"/>
-            </w:tcMar>
-            <w:vAlign w:val="center"/>
-          </w:tcPr>
-          <w:p>
-            <w:pPr>
-              <w:spacing w:after="60"/>
-            </w:pPr>
-            <w:r>
-              <w:t xml:space="preserve">☐</w:t>
-            </w:r>
-          </w:p>
-        </w:tc>
-        <w:tc>
-          <w:tcPr>
-            <w:tcW w:type="dxa" w:w="720"/>
-            <w:tcMar>
-              <w:top w:type="dxa" w:w="40"/>
-              <w:left w:type="dxa" w:w="60"/>
-              <w:bottom w:type="dxa" w:w="40"/>
-              <w:right w:type="dxa" w:w="60"/>
-            </w:tcMar>
-            <w:vAlign w:val="center"/>
-          </w:tcPr>
-          <w:p>
-            <w:pPr>
-              <w:spacing w:after="60"/>
-            </w:pPr>
-            <w:r>
-              <w:t xml:space="preserve">☐</w:t>
-            </w:r>
-          </w:p>
-        </w:tc>
-        <w:tc>
-          <w:tcPr>
-            <w:tcW w:type="dxa" w:w="720"/>
-            <w:tcMar>
-              <w:top w:type="dxa" w:w="40"/>
-              <w:left w:type="dxa" w:w="60"/>
-              <w:bottom w:type="dxa" w:w="40"/>
-              <w:right w:type="dxa" w:w="60"/>
-            </w:tcMar>
-            <w:vAlign w:val="center"/>
-          </w:tcPr>
-          <w:p>
-            <w:pPr>
-              <w:spacing w:after="60"/>
-            </w:pPr>
-            <w:r>
-              <w:t xml:space="preserve">☐</w:t>
-            </w:r>
-          </w:p>
-        </w:tc>
-        <w:tc>
-          <w:tcPr>
-            <w:tcW w:type="dxa" w:w="720"/>
-            <w:tcMar>
-              <w:top w:type="dxa" w:w="40"/>
-              <w:left w:type="dxa" w:w="60"/>
-              <w:bottom w:type="dxa" w:w="40"/>
-              <w:right w:type="dxa" w:w="60"/>
-            </w:tcMar>
-            <w:vAlign w:val="center"/>
-          </w:tcPr>
-          <w:p>
-            <w:pPr>
-              <w:spacing w:after="60"/>
-            </w:pPr>
-            <w:r>
-              <w:t xml:space="preserve">☐</w:t>
-            </w:r>
-          </w:p>
-        </w:tc>
-        <w:tc>
-          <w:tcPr>
-            <w:tcW w:type="dxa" w:w="720"/>
-            <w:tcMar>
-              <w:top w:type="dxa" w:w="40"/>
-              <w:left w:type="dxa" w:w="60"/>
-              <w:bottom w:type="dxa" w:w="40"/>
-              <w:right w:type="dxa" w:w="60"/>
-            </w:tcMar>
-            <w:vAlign w:val="center"/>
-          </w:tcPr>
-          <w:p>
-            <w:pPr>
-              <w:spacing w:after="60"/>
-            </w:pPr>
-            <w:r>
-              <w:t xml:space="preserve">☐</w:t>
-            </w:r>
-          </w:p>
-        </w:tc>
-        <w:tc>
-          <w:tcPr>
-            <w:tcW w:type="dxa" w:w="720"/>
-            <w:tcMar>
-              <w:top w:type="dxa" w:w="40"/>
-              <w:left w:type="dxa" w:w="60"/>
-              <w:bottom w:type="dxa" w:w="40"/>
-              <w:right w:type="dxa" w:w="60"/>
-            </w:tcMar>
-            <w:vAlign w:val="center"/>
-          </w:tcPr>
-          <w:p>
-            <w:pPr>
-              <w:spacing w:after="60"/>
-            </w:pPr>
-            <w:r>
-              <w:t xml:space="preserve">☐</w:t>
-            </w:r>
-          </w:p>
-        </w:tc>
-        <w:tc>
-          <w:tcPr>
-            <w:tcW w:type="dxa" w:w="720"/>
-            <w:tcMar>
-              <w:top w:type="dxa" w:w="40"/>
-              <w:left w:type="dxa" w:w="60"/>
-              <w:bottom w:type="dxa" w:w="40"/>
-              <w:right w:type="dxa" w:w="60"/>
-            </w:tcMar>
-            <w:vAlign w:val="center"/>
-          </w:tcPr>
-          <w:p>
-            <w:pPr>
-              <w:spacing w:after="60"/>
-            </w:pPr>
-            <w:r>
-              <w:t xml:space="preserve">☐</w:t>
-            </w:r>
-          </w:p>
-        </w:tc>
-        <w:tc>
-          <w:tcPr>
-            <w:tcW w:type="dxa" w:w="720"/>
-            <w:tcMar>
-              <w:top w:type="dxa" w:w="40"/>
-              <w:left w:type="dxa" w:w="60"/>
-              <w:bottom w:type="dxa" w:w="40"/>
-              <w:right w:type="dxa" w:w="60"/>
-            </w:tcMar>
-            <w:vAlign w:val="center"/>
-          </w:tcPr>
-          <w:p>
-            <w:pPr>
-              <w:spacing w:after="60"/>
-            </w:pPr>
-            <w:r>
-              <w:t xml:space="preserve">☐</w:t>
-            </w:r>
-          </w:p>
-        </w:tc>
-        <w:tc>
-          <w:tcPr>
-            <w:tcW w:type="dxa" w:w="720"/>
-            <w:tcMar>
-              <w:top w:type="dxa" w:w="40"/>
-              <w:left w:type="dxa" w:w="60"/>
-              <w:bottom w:type="dxa" w:w="40"/>
-              <w:right w:type="dxa" w:w="60"/>
-            </w:tcMar>
-            <w:vAlign w:val="center"/>
-          </w:tcPr>
-          <w:p>
-            <w:pPr>
-              <w:spacing w:after="60"/>
-            </w:pPr>
-            <w:r>
-              <w:t xml:space="preserve">☐</w:t>
-            </w:r>
-          </w:p>
-        </w:tc>
-        <w:tc>
-          <w:tcPr>
-            <w:tcW w:type="dxa" w:w="720"/>
-            <w:tcMar>
-              <w:top w:type="dxa" w:w="40"/>
-              <w:left w:type="dxa" w:w="60"/>
-              <w:bottom w:type="dxa" w:w="40"/>
-              <w:right w:type="dxa" w:w="60"/>
-            </w:tcMar>
-            <w:vAlign w:val="center"/>
-          </w:tcPr>
-          <w:p>
-            <w:pPr>
-              <w:spacing w:after="60"/>
-            </w:pPr>
-            <w:r>
-              <w:t xml:space="preserve">☐</w:t>
-            </w:r>
-          </w:p>
-        </w:tc>
-        <w:tc>
-          <w:tcPr>
-            <w:tcW w:type="dxa" w:w="720"/>
-            <w:tcMar>
-              <w:top w:type="dxa" w:w="40"/>
-              <w:left w:type="dxa" w:w="60"/>
-              <w:bottom w:type="dxa" w:w="40"/>
-              <w:right w:type="dxa" w:w="60"/>
-            </w:tcMar>
-            <w:vAlign w:val="center"/>
-          </w:tcPr>
-          <w:p>
-            <w:pPr>
-              <w:spacing w:after="60"/>
-            </w:pPr>
-            <w:r>
-              <w:t xml:space="preserve">☐</w:t>
-            </w:r>
-          </w:p>
-        </w:tc>
-        <w:tc>
-          <w:tcPr>
-            <w:tcW w:type="dxa" w:w="720"/>
-            <w:tcMar>
-              <w:top w:type="dxa" w:w="40"/>
-              <w:left w:type="dxa" w:w="60"/>
-              <w:bottom w:type="dxa" w:w="40"/>
-              <w:right w:type="dxa" w:w="60"/>
-            </w:tcMar>
-            <w:vAlign w:val="center"/>
-          </w:tcPr>
-          <w:p>
-            <w:pPr>
-              <w:spacing w:after="60"/>
-            </w:pPr>
-            <w:r>
-              <w:t xml:space="preserve">☐</w:t>
-            </w:r>
-          </w:p>
-        </w:tc>
-        <w:tc>
-          <w:tcPr>
-            <w:tcW w:type="dxa" w:w="720"/>
-            <w:tcMar>
-              <w:top w:type="dxa" w:w="40"/>
-              <w:left w:type="dxa" w:w="60"/>
-              <w:bottom w:type="dxa" w:w="40"/>
-              <w:right w:type="dxa" w:w="60"/>
-            </w:tcMar>
-            <w:vAlign w:val="center"/>
-          </w:tcPr>
-          <w:p>
-            <w:pPr>
-              <w:spacing w:after="60"/>
-            </w:pPr>
-            <w:r>
-              <w:t xml:space="preserve">☐</w:t>
-            </w:r>
-          </w:p>
-        </w:tc>
-        <w:tc>
-          <w:tcPr>
-            <w:tcW w:type="dxa" w:w="720"/>
+            <w:tcW w:type="dxa" w:w="684"/>
+            <w:tcMar>
+              <w:top w:type="dxa" w:w="40"/>
+              <w:left w:type="dxa" w:w="60"/>
+              <w:bottom w:type="dxa" w:w="40"/>
+              <w:right w:type="dxa" w:w="60"/>
+            </w:tcMar>
+            <w:vAlign w:val="center"/>
+          </w:tcPr>
+          <w:p>
+            <w:pPr>
+              <w:spacing w:after="60"/>
+            </w:pPr>
+            <w:r>
+              <w:t xml:space="preserve">☐</w:t>
+            </w:r>
+          </w:p>
+        </w:tc>
+        <w:tc>
+          <w:tcPr>
+            <w:tcW w:type="dxa" w:w="684"/>
+            <w:tcMar>
+              <w:top w:type="dxa" w:w="40"/>
+              <w:left w:type="dxa" w:w="60"/>
+              <w:bottom w:type="dxa" w:w="40"/>
+              <w:right w:type="dxa" w:w="60"/>
+            </w:tcMar>
+            <w:vAlign w:val="center"/>
+          </w:tcPr>
+          <w:p>
+            <w:pPr>
+              <w:spacing w:after="60"/>
+            </w:pPr>
+            <w:r>
+              <w:t xml:space="preserve">☐</w:t>
+            </w:r>
+          </w:p>
+        </w:tc>
+        <w:tc>
+          <w:tcPr>
+            <w:tcW w:type="dxa" w:w="684"/>
+            <w:tcMar>
+              <w:top w:type="dxa" w:w="40"/>
+              <w:left w:type="dxa" w:w="60"/>
+              <w:bottom w:type="dxa" w:w="40"/>
+              <w:right w:type="dxa" w:w="60"/>
+            </w:tcMar>
+            <w:vAlign w:val="center"/>
+          </w:tcPr>
+          <w:p>
+            <w:pPr>
+              <w:spacing w:after="60"/>
+            </w:pPr>
+            <w:r>
+              <w:t xml:space="preserve">☐</w:t>
+            </w:r>
+          </w:p>
+        </w:tc>
+        <w:tc>
+          <w:tcPr>
+            <w:tcW w:type="dxa" w:w="684"/>
+            <w:tcMar>
+              <w:top w:type="dxa" w:w="40"/>
+              <w:left w:type="dxa" w:w="60"/>
+              <w:bottom w:type="dxa" w:w="40"/>
+              <w:right w:type="dxa" w:w="60"/>
+            </w:tcMar>
+            <w:vAlign w:val="center"/>
+          </w:tcPr>
+          <w:p>
+            <w:pPr>
+              <w:spacing w:after="60"/>
+            </w:pPr>
+            <w:r>
+              <w:t xml:space="preserve">☐</w:t>
+            </w:r>
+          </w:p>
+        </w:tc>
+        <w:tc>
+          <w:tcPr>
+            <w:tcW w:type="dxa" w:w="684"/>
+            <w:tcMar>
+              <w:top w:type="dxa" w:w="40"/>
+              <w:left w:type="dxa" w:w="60"/>
+              <w:bottom w:type="dxa" w:w="40"/>
+              <w:right w:type="dxa" w:w="60"/>
+            </w:tcMar>
+            <w:vAlign w:val="center"/>
+          </w:tcPr>
+          <w:p>
+            <w:pPr>
+              <w:spacing w:after="60"/>
+            </w:pPr>
+            <w:r>
+              <w:t xml:space="preserve">☐</w:t>
+            </w:r>
+          </w:p>
+        </w:tc>
+        <w:tc>
+          <w:tcPr>
+            <w:tcW w:type="dxa" w:w="684"/>
+            <w:tcMar>
+              <w:top w:type="dxa" w:w="40"/>
+              <w:left w:type="dxa" w:w="60"/>
+              <w:bottom w:type="dxa" w:w="40"/>
+              <w:right w:type="dxa" w:w="60"/>
+            </w:tcMar>
+            <w:vAlign w:val="center"/>
+          </w:tcPr>
+          <w:p>
+            <w:pPr>
+              <w:spacing w:after="60"/>
+            </w:pPr>
+            <w:r>
+              <w:t xml:space="preserve">☐</w:t>
+            </w:r>
+          </w:p>
+        </w:tc>
+        <w:tc>
+          <w:tcPr>
+            <w:tcW w:type="dxa" w:w="684"/>
+            <w:tcMar>
+              <w:top w:type="dxa" w:w="40"/>
+              <w:left w:type="dxa" w:w="60"/>
+              <w:bottom w:type="dxa" w:w="40"/>
+              <w:right w:type="dxa" w:w="60"/>
+            </w:tcMar>
+            <w:vAlign w:val="center"/>
+          </w:tcPr>
+          <w:p>
+            <w:pPr>
+              <w:spacing w:after="60"/>
+            </w:pPr>
+            <w:r>
+              <w:t xml:space="preserve">☐</w:t>
+            </w:r>
+          </w:p>
+        </w:tc>
+        <w:tc>
+          <w:tcPr>
+            <w:tcW w:type="dxa" w:w="684"/>
+            <w:tcMar>
+              <w:top w:type="dxa" w:w="40"/>
+              <w:left w:type="dxa" w:w="60"/>
+              <w:bottom w:type="dxa" w:w="40"/>
+              <w:right w:type="dxa" w:w="60"/>
+            </w:tcMar>
+            <w:vAlign w:val="center"/>
+          </w:tcPr>
+          <w:p>
+            <w:pPr>
+              <w:spacing w:after="60"/>
+            </w:pPr>
+            <w:r>
+              <w:t xml:space="preserve">☐</w:t>
+            </w:r>
+          </w:p>
+        </w:tc>
+        <w:tc>
+          <w:tcPr>
+            <w:tcW w:type="dxa" w:w="684"/>
+            <w:tcMar>
+              <w:top w:type="dxa" w:w="40"/>
+              <w:left w:type="dxa" w:w="60"/>
+              <w:bottom w:type="dxa" w:w="40"/>
+              <w:right w:type="dxa" w:w="60"/>
+            </w:tcMar>
+            <w:vAlign w:val="center"/>
+          </w:tcPr>
+          <w:p>
+            <w:pPr>
+              <w:spacing w:after="60"/>
+            </w:pPr>
+            <w:r>
+              <w:t xml:space="preserve">☐</w:t>
+            </w:r>
+          </w:p>
+        </w:tc>
+        <w:tc>
+          <w:tcPr>
+            <w:tcW w:type="dxa" w:w="684"/>
+            <w:tcMar>
+              <w:top w:type="dxa" w:w="40"/>
+              <w:left w:type="dxa" w:w="60"/>
+              <w:bottom w:type="dxa" w:w="40"/>
+              <w:right w:type="dxa" w:w="60"/>
+            </w:tcMar>
+            <w:vAlign w:val="center"/>
+          </w:tcPr>
+          <w:p>
+            <w:pPr>
+              <w:spacing w:after="60"/>
+            </w:pPr>
+            <w:r>
+              <w:t xml:space="preserve">☐</w:t>
+            </w:r>
+          </w:p>
+        </w:tc>
+        <w:tc>
+          <w:tcPr>
+            <w:tcW w:type="dxa" w:w="684"/>
+            <w:tcMar>
+              <w:top w:type="dxa" w:w="40"/>
+              <w:left w:type="dxa" w:w="60"/>
+              <w:bottom w:type="dxa" w:w="40"/>
+              <w:right w:type="dxa" w:w="60"/>
+            </w:tcMar>
+            <w:vAlign w:val="center"/>
+          </w:tcPr>
+          <w:p>
+            <w:pPr>
+              <w:spacing w:after="60"/>
+            </w:pPr>
+            <w:r>
+              <w:t xml:space="preserve">☐</w:t>
+            </w:r>
+          </w:p>
+        </w:tc>
+        <w:tc>
+          <w:tcPr>
+            <w:tcW w:type="dxa" w:w="684"/>
+            <w:tcMar>
+              <w:top w:type="dxa" w:w="40"/>
+              <w:left w:type="dxa" w:w="60"/>
+              <w:bottom w:type="dxa" w:w="40"/>
+              <w:right w:type="dxa" w:w="60"/>
+            </w:tcMar>
+            <w:vAlign w:val="center"/>
+          </w:tcPr>
+          <w:p>
+            <w:pPr>
+              <w:spacing w:after="60"/>
+            </w:pPr>
+            <w:r>
+              <w:t xml:space="preserve">☐</w:t>
+            </w:r>
+          </w:p>
+        </w:tc>
+        <w:tc>
+          <w:tcPr>
+            <w:tcW w:type="dxa" w:w="684"/>
+            <w:tcMar>
+              <w:top w:type="dxa" w:w="40"/>
+              <w:left w:type="dxa" w:w="60"/>
+              <w:bottom w:type="dxa" w:w="40"/>
+              <w:right w:type="dxa" w:w="60"/>
+            </w:tcMar>
+            <w:vAlign w:val="center"/>
+          </w:tcPr>
+          <w:p>
+            <w:pPr>
+              <w:spacing w:after="60"/>
+            </w:pPr>
+            <w:r>
+              <w:t xml:space="preserve">☐</w:t>
+            </w:r>
+          </w:p>
+        </w:tc>
+        <w:tc>
+          <w:tcPr>
+            <w:tcW w:type="dxa" w:w="684"/>
+            <w:tcMar>
+              <w:top w:type="dxa" w:w="40"/>
+              <w:left w:type="dxa" w:w="60"/>
+              <w:bottom w:type="dxa" w:w="40"/>
+              <w:right w:type="dxa" w:w="60"/>
+            </w:tcMar>
+            <w:vAlign w:val="center"/>
+          </w:tcPr>
+          <w:p>
+            <w:pPr>
+              <w:spacing w:after="60"/>
+            </w:pPr>
+            <w:r>
+              <w:t xml:space="preserve">☐</w:t>
+            </w:r>
+          </w:p>
+        </w:tc>
+        <w:tc>
+          <w:tcPr>
+            <w:tcW w:type="dxa" w:w="684"/>
+            <w:tcMar>
+              <w:top w:type="dxa" w:w="40"/>
+              <w:left w:type="dxa" w:w="60"/>
+              <w:bottom w:type="dxa" w:w="40"/>
+              <w:right w:type="dxa" w:w="60"/>
+            </w:tcMar>
+            <w:vAlign w:val="center"/>
+          </w:tcPr>
+          <w:p>
+            <w:pPr>
+              <w:spacing w:after="60"/>
+            </w:pPr>
+            <w:r>
+              <w:t xml:space="preserve">☐</w:t>
+            </w:r>
+          </w:p>
+        </w:tc>
+        <w:tc>
+          <w:tcPr>
+            <w:tcW w:type="dxa" w:w="684"/>
+            <w:tcMar>
+              <w:top w:type="dxa" w:w="40"/>
+              <w:left w:type="dxa" w:w="60"/>
+              <w:bottom w:type="dxa" w:w="40"/>
+              <w:right w:type="dxa" w:w="60"/>
+            </w:tcMar>
+            <w:vAlign w:val="center"/>
+          </w:tcPr>
+          <w:p>
+            <w:pPr>
+              <w:spacing w:after="60"/>
+            </w:pPr>
+            <w:r>
+              <w:t xml:space="preserve">☐</w:t>
+            </w:r>
+          </w:p>
+        </w:tc>
+        <w:tc>
+          <w:tcPr>
+            <w:tcW w:type="dxa" w:w="684"/>
+            <w:tcMar>
+              <w:top w:type="dxa" w:w="40"/>
+              <w:left w:type="dxa" w:w="60"/>
+              <w:bottom w:type="dxa" w:w="40"/>
+              <w:right w:type="dxa" w:w="60"/>
+            </w:tcMar>
+            <w:vAlign w:val="center"/>
+          </w:tcPr>
+          <w:p>
+            <w:pPr>
+              <w:spacing w:after="60"/>
+            </w:pPr>
+            <w:r>
+              <w:t xml:space="preserve">☐</w:t>
+            </w:r>
+          </w:p>
+        </w:tc>
+        <w:tc>
+          <w:tcPr>
+            <w:tcW w:type="dxa" w:w="684"/>
+            <w:tcMar>
+              <w:top w:type="dxa" w:w="40"/>
+              <w:left w:type="dxa" w:w="60"/>
+              <w:bottom w:type="dxa" w:w="40"/>
+              <w:right w:type="dxa" w:w="60"/>
+            </w:tcMar>
+            <w:vAlign w:val="center"/>
+          </w:tcPr>
+          <w:p>
+            <w:pPr>
+              <w:spacing w:after="60"/>
+            </w:pPr>
+            <w:r>
+              <w:t xml:space="preserve">☐</w:t>
+            </w:r>
+          </w:p>
+        </w:tc>
+        <w:tc>
+          <w:tcPr>
+            <w:tcW w:type="dxa" w:w="684"/>
+            <w:tcMar>
+              <w:top w:type="dxa" w:w="40"/>
+              <w:left w:type="dxa" w:w="60"/>
+              <w:bottom w:type="dxa" w:w="40"/>
+              <w:right w:type="dxa" w:w="60"/>
+            </w:tcMar>
+            <w:vAlign w:val="center"/>
+          </w:tcPr>
+          <w:p>
+            <w:pPr>
+              <w:spacing w:after="60"/>
+            </w:pPr>
+            <w:r>
+              <w:t xml:space="preserve">☐</w:t>
+            </w:r>
+          </w:p>
+        </w:tc>
+        <w:tc>
+          <w:tcPr>
+            <w:tcW w:type="dxa" w:w="684"/>
             <w:tcMar>
               <w:top w:type="dxa" w:w="40"/>
               <w:left w:type="dxa" w:w="60"/>
@@ -4088,367 +4128,387 @@
         </w:tc>
         <w:tc>
           <w:tcPr>
-            <w:tcW w:type="dxa" w:w="720"/>
-            <w:tcMar>
-              <w:top w:type="dxa" w:w="40"/>
-              <w:left w:type="dxa" w:w="60"/>
-              <w:bottom w:type="dxa" w:w="40"/>
-              <w:right w:type="dxa" w:w="60"/>
-            </w:tcMar>
-            <w:vAlign w:val="center"/>
-          </w:tcPr>
-          <w:p>
-            <w:pPr>
-              <w:spacing w:after="60"/>
-            </w:pPr>
-            <w:r>
-              <w:t xml:space="preserve">☐</w:t>
-            </w:r>
-          </w:p>
-        </w:tc>
-        <w:tc>
-          <w:tcPr>
-            <w:tcW w:type="dxa" w:w="720"/>
-            <w:tcMar>
-              <w:top w:type="dxa" w:w="40"/>
-              <w:left w:type="dxa" w:w="60"/>
-              <w:bottom w:type="dxa" w:w="40"/>
-              <w:right w:type="dxa" w:w="60"/>
-            </w:tcMar>
-            <w:vAlign w:val="center"/>
-          </w:tcPr>
-          <w:p>
-            <w:pPr>
-              <w:spacing w:after="60"/>
-            </w:pPr>
-            <w:r>
-              <w:t xml:space="preserve">☐</w:t>
-            </w:r>
-          </w:p>
-        </w:tc>
-        <w:tc>
-          <w:tcPr>
-            <w:tcW w:type="dxa" w:w="720"/>
-            <w:tcMar>
-              <w:top w:type="dxa" w:w="40"/>
-              <w:left w:type="dxa" w:w="60"/>
-              <w:bottom w:type="dxa" w:w="40"/>
-              <w:right w:type="dxa" w:w="60"/>
-            </w:tcMar>
-            <w:vAlign w:val="center"/>
-          </w:tcPr>
-          <w:p>
-            <w:pPr>
-              <w:spacing w:after="60"/>
-            </w:pPr>
-            <w:r>
-              <w:t xml:space="preserve">☐</w:t>
-            </w:r>
-          </w:p>
-        </w:tc>
-        <w:tc>
-          <w:tcPr>
-            <w:tcW w:type="dxa" w:w="720"/>
-            <w:tcMar>
-              <w:top w:type="dxa" w:w="40"/>
-              <w:left w:type="dxa" w:w="60"/>
-              <w:bottom w:type="dxa" w:w="40"/>
-              <w:right w:type="dxa" w:w="60"/>
-            </w:tcMar>
-            <w:vAlign w:val="center"/>
-          </w:tcPr>
-          <w:p>
-            <w:pPr>
-              <w:spacing w:after="60"/>
-            </w:pPr>
-            <w:r>
-              <w:t xml:space="preserve">☐</w:t>
-            </w:r>
-          </w:p>
-        </w:tc>
-        <w:tc>
-          <w:tcPr>
-            <w:tcW w:type="dxa" w:w="720"/>
-            <w:tcMar>
-              <w:top w:type="dxa" w:w="40"/>
-              <w:left w:type="dxa" w:w="60"/>
-              <w:bottom w:type="dxa" w:w="40"/>
-              <w:right w:type="dxa" w:w="60"/>
-            </w:tcMar>
-            <w:vAlign w:val="center"/>
-          </w:tcPr>
-          <w:p>
-            <w:pPr>
-              <w:spacing w:after="60"/>
-            </w:pPr>
-            <w:r>
-              <w:t xml:space="preserve">☐</w:t>
-            </w:r>
-          </w:p>
-        </w:tc>
-        <w:tc>
-          <w:tcPr>
-            <w:tcW w:type="dxa" w:w="720"/>
-            <w:tcMar>
-              <w:top w:type="dxa" w:w="40"/>
-              <w:left w:type="dxa" w:w="60"/>
-              <w:bottom w:type="dxa" w:w="40"/>
-              <w:right w:type="dxa" w:w="60"/>
-            </w:tcMar>
-            <w:vAlign w:val="center"/>
-          </w:tcPr>
-          <w:p>
-            <w:pPr>
-              <w:spacing w:after="60"/>
-            </w:pPr>
-            <w:r>
-              <w:t xml:space="preserve">☐</w:t>
-            </w:r>
-          </w:p>
-        </w:tc>
-        <w:tc>
-          <w:tcPr>
-            <w:tcW w:type="dxa" w:w="720"/>
-            <w:tcMar>
-              <w:top w:type="dxa" w:w="40"/>
-              <w:left w:type="dxa" w:w="60"/>
-              <w:bottom w:type="dxa" w:w="40"/>
-              <w:right w:type="dxa" w:w="60"/>
-            </w:tcMar>
-            <w:vAlign w:val="center"/>
-          </w:tcPr>
-          <w:p>
-            <w:pPr>
-              <w:spacing w:after="60"/>
-            </w:pPr>
-            <w:r>
-              <w:t xml:space="preserve">☐</w:t>
-            </w:r>
-          </w:p>
-        </w:tc>
-        <w:tc>
-          <w:tcPr>
-            <w:tcW w:type="dxa" w:w="720"/>
-            <w:tcMar>
-              <w:top w:type="dxa" w:w="40"/>
-              <w:left w:type="dxa" w:w="60"/>
-              <w:bottom w:type="dxa" w:w="40"/>
-              <w:right w:type="dxa" w:w="60"/>
-            </w:tcMar>
-            <w:vAlign w:val="center"/>
-          </w:tcPr>
-          <w:p>
-            <w:pPr>
-              <w:spacing w:after="60"/>
-            </w:pPr>
-            <w:r>
-              <w:t xml:space="preserve">☐</w:t>
-            </w:r>
-          </w:p>
-        </w:tc>
-        <w:tc>
-          <w:tcPr>
-            <w:tcW w:type="dxa" w:w="720"/>
-            <w:tcMar>
-              <w:top w:type="dxa" w:w="40"/>
-              <w:left w:type="dxa" w:w="60"/>
-              <w:bottom w:type="dxa" w:w="40"/>
-              <w:right w:type="dxa" w:w="60"/>
-            </w:tcMar>
-            <w:vAlign w:val="center"/>
-          </w:tcPr>
-          <w:p>
-            <w:pPr>
-              <w:spacing w:after="60"/>
-            </w:pPr>
-            <w:r>
-              <w:t xml:space="preserve">☐</w:t>
-            </w:r>
-          </w:p>
-        </w:tc>
-        <w:tc>
-          <w:tcPr>
-            <w:tcW w:type="dxa" w:w="720"/>
-            <w:tcMar>
-              <w:top w:type="dxa" w:w="40"/>
-              <w:left w:type="dxa" w:w="60"/>
-              <w:bottom w:type="dxa" w:w="40"/>
-              <w:right w:type="dxa" w:w="60"/>
-            </w:tcMar>
-            <w:vAlign w:val="center"/>
-          </w:tcPr>
-          <w:p>
-            <w:pPr>
-              <w:spacing w:after="60"/>
-            </w:pPr>
-            <w:r>
-              <w:t xml:space="preserve">☐</w:t>
-            </w:r>
-          </w:p>
-        </w:tc>
-        <w:tc>
-          <w:tcPr>
-            <w:tcW w:type="dxa" w:w="720"/>
-            <w:tcMar>
-              <w:top w:type="dxa" w:w="40"/>
-              <w:left w:type="dxa" w:w="60"/>
-              <w:bottom w:type="dxa" w:w="40"/>
-              <w:right w:type="dxa" w:w="60"/>
-            </w:tcMar>
-            <w:vAlign w:val="center"/>
-          </w:tcPr>
-          <w:p>
-            <w:pPr>
-              <w:spacing w:after="60"/>
-            </w:pPr>
-            <w:r>
-              <w:t xml:space="preserve">☐</w:t>
-            </w:r>
-          </w:p>
-        </w:tc>
-        <w:tc>
-          <w:tcPr>
-            <w:tcW w:type="dxa" w:w="720"/>
-            <w:tcMar>
-              <w:top w:type="dxa" w:w="40"/>
-              <w:left w:type="dxa" w:w="60"/>
-              <w:bottom w:type="dxa" w:w="40"/>
-              <w:right w:type="dxa" w:w="60"/>
-            </w:tcMar>
-            <w:vAlign w:val="center"/>
-          </w:tcPr>
-          <w:p>
-            <w:pPr>
-              <w:spacing w:after="60"/>
-            </w:pPr>
-            <w:r>
-              <w:t xml:space="preserve">☐</w:t>
-            </w:r>
-          </w:p>
-        </w:tc>
-        <w:tc>
-          <w:tcPr>
-            <w:tcW w:type="dxa" w:w="720"/>
-            <w:tcMar>
-              <w:top w:type="dxa" w:w="40"/>
-              <w:left w:type="dxa" w:w="60"/>
-              <w:bottom w:type="dxa" w:w="40"/>
-              <w:right w:type="dxa" w:w="60"/>
-            </w:tcMar>
-            <w:vAlign w:val="center"/>
-          </w:tcPr>
-          <w:p>
-            <w:pPr>
-              <w:spacing w:after="60"/>
-            </w:pPr>
-            <w:r>
-              <w:t xml:space="preserve">☐</w:t>
-            </w:r>
-          </w:p>
-        </w:tc>
-        <w:tc>
-          <w:tcPr>
-            <w:tcW w:type="dxa" w:w="720"/>
-            <w:tcMar>
-              <w:top w:type="dxa" w:w="40"/>
-              <w:left w:type="dxa" w:w="60"/>
-              <w:bottom w:type="dxa" w:w="40"/>
-              <w:right w:type="dxa" w:w="60"/>
-            </w:tcMar>
-            <w:vAlign w:val="center"/>
-          </w:tcPr>
-          <w:p>
-            <w:pPr>
-              <w:spacing w:after="60"/>
-            </w:pPr>
-            <w:r>
-              <w:t xml:space="preserve">☐</w:t>
-            </w:r>
-          </w:p>
-        </w:tc>
-        <w:tc>
-          <w:tcPr>
-            <w:tcW w:type="dxa" w:w="720"/>
-            <w:tcMar>
-              <w:top w:type="dxa" w:w="40"/>
-              <w:left w:type="dxa" w:w="60"/>
-              <w:bottom w:type="dxa" w:w="40"/>
-              <w:right w:type="dxa" w:w="60"/>
-            </w:tcMar>
-            <w:vAlign w:val="center"/>
-          </w:tcPr>
-          <w:p>
-            <w:pPr>
-              <w:spacing w:after="60"/>
-            </w:pPr>
-            <w:r>
-              <w:t xml:space="preserve">☐</w:t>
-            </w:r>
-          </w:p>
-        </w:tc>
-        <w:tc>
-          <w:tcPr>
-            <w:tcW w:type="dxa" w:w="720"/>
-            <w:tcMar>
-              <w:top w:type="dxa" w:w="40"/>
-              <w:left w:type="dxa" w:w="60"/>
-              <w:bottom w:type="dxa" w:w="40"/>
-              <w:right w:type="dxa" w:w="60"/>
-            </w:tcMar>
-            <w:vAlign w:val="center"/>
-          </w:tcPr>
-          <w:p>
-            <w:pPr>
-              <w:spacing w:after="60"/>
-            </w:pPr>
-            <w:r>
-              <w:t xml:space="preserve">☐</w:t>
-            </w:r>
-          </w:p>
-        </w:tc>
-        <w:tc>
-          <w:tcPr>
-            <w:tcW w:type="dxa" w:w="720"/>
-            <w:tcMar>
-              <w:top w:type="dxa" w:w="40"/>
-              <w:left w:type="dxa" w:w="60"/>
-              <w:bottom w:type="dxa" w:w="40"/>
-              <w:right w:type="dxa" w:w="60"/>
-            </w:tcMar>
-            <w:vAlign w:val="center"/>
-          </w:tcPr>
-          <w:p>
-            <w:pPr>
-              <w:spacing w:after="60"/>
-            </w:pPr>
-            <w:r>
-              <w:t xml:space="preserve">☐</w:t>
-            </w:r>
-          </w:p>
-        </w:tc>
-        <w:tc>
-          <w:tcPr>
-            <w:tcW w:type="dxa" w:w="720"/>
-            <w:tcMar>
-              <w:top w:type="dxa" w:w="40"/>
-              <w:left w:type="dxa" w:w="60"/>
-              <w:bottom w:type="dxa" w:w="40"/>
-              <w:right w:type="dxa" w:w="60"/>
-            </w:tcMar>
-            <w:vAlign w:val="center"/>
-          </w:tcPr>
-          <w:p>
-            <w:pPr>
-              <w:spacing w:after="60"/>
-            </w:pPr>
-            <w:r>
-              <w:t xml:space="preserve">☐</w:t>
-            </w:r>
-          </w:p>
-        </w:tc>
-        <w:tc>
-          <w:tcPr>
-            <w:tcW w:type="dxa" w:w="720"/>
+            <w:tcW w:type="dxa" w:w="684"/>
+            <w:tcMar>
+              <w:top w:type="dxa" w:w="40"/>
+              <w:left w:type="dxa" w:w="60"/>
+              <w:bottom w:type="dxa" w:w="40"/>
+              <w:right w:type="dxa" w:w="60"/>
+            </w:tcMar>
+            <w:vAlign w:val="center"/>
+          </w:tcPr>
+          <w:p>
+            <w:pPr>
+              <w:spacing w:after="60"/>
+            </w:pPr>
+            <w:r>
+              <w:t xml:space="preserve">☐</w:t>
+            </w:r>
+          </w:p>
+        </w:tc>
+        <w:tc>
+          <w:tcPr>
+            <w:tcW w:type="dxa" w:w="684"/>
+            <w:tcMar>
+              <w:top w:type="dxa" w:w="40"/>
+              <w:left w:type="dxa" w:w="60"/>
+              <w:bottom w:type="dxa" w:w="40"/>
+              <w:right w:type="dxa" w:w="60"/>
+            </w:tcMar>
+            <w:vAlign w:val="center"/>
+          </w:tcPr>
+          <w:p>
+            <w:pPr>
+              <w:spacing w:after="60"/>
+            </w:pPr>
+            <w:r>
+              <w:t xml:space="preserve">☐</w:t>
+            </w:r>
+          </w:p>
+        </w:tc>
+        <w:tc>
+          <w:tcPr>
+            <w:tcW w:type="dxa" w:w="684"/>
+            <w:tcMar>
+              <w:top w:type="dxa" w:w="40"/>
+              <w:left w:type="dxa" w:w="60"/>
+              <w:bottom w:type="dxa" w:w="40"/>
+              <w:right w:type="dxa" w:w="60"/>
+            </w:tcMar>
+            <w:vAlign w:val="center"/>
+          </w:tcPr>
+          <w:p>
+            <w:pPr>
+              <w:spacing w:after="60"/>
+            </w:pPr>
+            <w:r>
+              <w:t xml:space="preserve">☐</w:t>
+            </w:r>
+          </w:p>
+        </w:tc>
+        <w:tc>
+          <w:tcPr>
+            <w:tcW w:type="dxa" w:w="684"/>
+            <w:tcMar>
+              <w:top w:type="dxa" w:w="40"/>
+              <w:left w:type="dxa" w:w="60"/>
+              <w:bottom w:type="dxa" w:w="40"/>
+              <w:right w:type="dxa" w:w="60"/>
+            </w:tcMar>
+            <w:vAlign w:val="center"/>
+          </w:tcPr>
+          <w:p>
+            <w:pPr>
+              <w:spacing w:after="60"/>
+            </w:pPr>
+            <w:r>
+              <w:t xml:space="preserve">☐</w:t>
+            </w:r>
+          </w:p>
+        </w:tc>
+        <w:tc>
+          <w:tcPr>
+            <w:tcW w:type="dxa" w:w="684"/>
+            <w:tcMar>
+              <w:top w:type="dxa" w:w="40"/>
+              <w:left w:type="dxa" w:w="60"/>
+              <w:bottom w:type="dxa" w:w="40"/>
+              <w:right w:type="dxa" w:w="60"/>
+            </w:tcMar>
+            <w:vAlign w:val="center"/>
+          </w:tcPr>
+          <w:p>
+            <w:pPr>
+              <w:spacing w:after="60"/>
+            </w:pPr>
+            <w:r>
+              <w:t xml:space="preserve">☐</w:t>
+            </w:r>
+          </w:p>
+        </w:tc>
+        <w:tc>
+          <w:tcPr>
+            <w:tcW w:type="dxa" w:w="684"/>
+            <w:tcMar>
+              <w:top w:type="dxa" w:w="40"/>
+              <w:left w:type="dxa" w:w="60"/>
+              <w:bottom w:type="dxa" w:w="40"/>
+              <w:right w:type="dxa" w:w="60"/>
+            </w:tcMar>
+            <w:vAlign w:val="center"/>
+          </w:tcPr>
+          <w:p>
+            <w:pPr>
+              <w:spacing w:after="60"/>
+            </w:pPr>
+            <w:r>
+              <w:t xml:space="preserve">☐</w:t>
+            </w:r>
+          </w:p>
+        </w:tc>
+        <w:tc>
+          <w:tcPr>
+            <w:tcW w:type="dxa" w:w="684"/>
+            <w:tcMar>
+              <w:top w:type="dxa" w:w="40"/>
+              <w:left w:type="dxa" w:w="60"/>
+              <w:bottom w:type="dxa" w:w="40"/>
+              <w:right w:type="dxa" w:w="60"/>
+            </w:tcMar>
+            <w:vAlign w:val="center"/>
+          </w:tcPr>
+          <w:p>
+            <w:pPr>
+              <w:spacing w:after="60"/>
+            </w:pPr>
+            <w:r>
+              <w:t xml:space="preserve">☐</w:t>
+            </w:r>
+          </w:p>
+        </w:tc>
+        <w:tc>
+          <w:tcPr>
+            <w:tcW w:type="dxa" w:w="684"/>
+            <w:tcMar>
+              <w:top w:type="dxa" w:w="40"/>
+              <w:left w:type="dxa" w:w="60"/>
+              <w:bottom w:type="dxa" w:w="40"/>
+              <w:right w:type="dxa" w:w="60"/>
+            </w:tcMar>
+            <w:vAlign w:val="center"/>
+          </w:tcPr>
+          <w:p>
+            <w:pPr>
+              <w:spacing w:after="60"/>
+            </w:pPr>
+            <w:r>
+              <w:t xml:space="preserve">☐</w:t>
+            </w:r>
+          </w:p>
+        </w:tc>
+        <w:tc>
+          <w:tcPr>
+            <w:tcW w:type="dxa" w:w="684"/>
+            <w:tcMar>
+              <w:top w:type="dxa" w:w="40"/>
+              <w:left w:type="dxa" w:w="60"/>
+              <w:bottom w:type="dxa" w:w="40"/>
+              <w:right w:type="dxa" w:w="60"/>
+            </w:tcMar>
+            <w:vAlign w:val="center"/>
+          </w:tcPr>
+          <w:p>
+            <w:pPr>
+              <w:spacing w:after="60"/>
+            </w:pPr>
+            <w:r>
+              <w:t xml:space="preserve">☐</w:t>
+            </w:r>
+          </w:p>
+        </w:tc>
+        <w:tc>
+          <w:tcPr>
+            <w:tcW w:type="dxa" w:w="684"/>
+            <w:tcMar>
+              <w:top w:type="dxa" w:w="40"/>
+              <w:left w:type="dxa" w:w="60"/>
+              <w:bottom w:type="dxa" w:w="40"/>
+              <w:right w:type="dxa" w:w="60"/>
+            </w:tcMar>
+            <w:vAlign w:val="center"/>
+          </w:tcPr>
+          <w:p>
+            <w:pPr>
+              <w:spacing w:after="60"/>
+            </w:pPr>
+            <w:r>
+              <w:t xml:space="preserve">☐</w:t>
+            </w:r>
+          </w:p>
+        </w:tc>
+        <w:tc>
+          <w:tcPr>
+            <w:tcW w:type="dxa" w:w="684"/>
+            <w:tcMar>
+              <w:top w:type="dxa" w:w="40"/>
+              <w:left w:type="dxa" w:w="60"/>
+              <w:bottom w:type="dxa" w:w="40"/>
+              <w:right w:type="dxa" w:w="60"/>
+            </w:tcMar>
+            <w:vAlign w:val="center"/>
+          </w:tcPr>
+          <w:p>
+            <w:pPr>
+              <w:spacing w:after="60"/>
+            </w:pPr>
+            <w:r>
+              <w:t xml:space="preserve">☐</w:t>
+            </w:r>
+          </w:p>
+        </w:tc>
+        <w:tc>
+          <w:tcPr>
+            <w:tcW w:type="dxa" w:w="684"/>
+            <w:tcMar>
+              <w:top w:type="dxa" w:w="40"/>
+              <w:left w:type="dxa" w:w="60"/>
+              <w:bottom w:type="dxa" w:w="40"/>
+              <w:right w:type="dxa" w:w="60"/>
+            </w:tcMar>
+            <w:vAlign w:val="center"/>
+          </w:tcPr>
+          <w:p>
+            <w:pPr>
+              <w:spacing w:after="60"/>
+            </w:pPr>
+            <w:r>
+              <w:t xml:space="preserve">☐</w:t>
+            </w:r>
+          </w:p>
+        </w:tc>
+        <w:tc>
+          <w:tcPr>
+            <w:tcW w:type="dxa" w:w="684"/>
+            <w:tcMar>
+              <w:top w:type="dxa" w:w="40"/>
+              <w:left w:type="dxa" w:w="60"/>
+              <w:bottom w:type="dxa" w:w="40"/>
+              <w:right w:type="dxa" w:w="60"/>
+            </w:tcMar>
+            <w:vAlign w:val="center"/>
+          </w:tcPr>
+          <w:p>
+            <w:pPr>
+              <w:spacing w:after="60"/>
+            </w:pPr>
+            <w:r>
+              <w:t xml:space="preserve">☐</w:t>
+            </w:r>
+          </w:p>
+        </w:tc>
+        <w:tc>
+          <w:tcPr>
+            <w:tcW w:type="dxa" w:w="684"/>
+            <w:tcMar>
+              <w:top w:type="dxa" w:w="40"/>
+              <w:left w:type="dxa" w:w="60"/>
+              <w:bottom w:type="dxa" w:w="40"/>
+              <w:right w:type="dxa" w:w="60"/>
+            </w:tcMar>
+            <w:vAlign w:val="center"/>
+          </w:tcPr>
+          <w:p>
+            <w:pPr>
+              <w:spacing w:after="60"/>
+            </w:pPr>
+            <w:r>
+              <w:t xml:space="preserve">☐</w:t>
+            </w:r>
+          </w:p>
+        </w:tc>
+        <w:tc>
+          <w:tcPr>
+            <w:tcW w:type="dxa" w:w="684"/>
+            <w:tcMar>
+              <w:top w:type="dxa" w:w="40"/>
+              <w:left w:type="dxa" w:w="60"/>
+              <w:bottom w:type="dxa" w:w="40"/>
+              <w:right w:type="dxa" w:w="60"/>
+            </w:tcMar>
+            <w:vAlign w:val="center"/>
+          </w:tcPr>
+          <w:p>
+            <w:pPr>
+              <w:spacing w:after="60"/>
+            </w:pPr>
+            <w:r>
+              <w:t xml:space="preserve">☐</w:t>
+            </w:r>
+          </w:p>
+        </w:tc>
+        <w:tc>
+          <w:tcPr>
+            <w:tcW w:type="dxa" w:w="684"/>
+            <w:tcMar>
+              <w:top w:type="dxa" w:w="40"/>
+              <w:left w:type="dxa" w:w="60"/>
+              <w:bottom w:type="dxa" w:w="40"/>
+              <w:right w:type="dxa" w:w="60"/>
+            </w:tcMar>
+            <w:vAlign w:val="center"/>
+          </w:tcPr>
+          <w:p>
+            <w:pPr>
+              <w:spacing w:after="60"/>
+            </w:pPr>
+            <w:r>
+              <w:t xml:space="preserve">☐</w:t>
+            </w:r>
+          </w:p>
+        </w:tc>
+        <w:tc>
+          <w:tcPr>
+            <w:tcW w:type="dxa" w:w="684"/>
+            <w:tcMar>
+              <w:top w:type="dxa" w:w="40"/>
+              <w:left w:type="dxa" w:w="60"/>
+              <w:bottom w:type="dxa" w:w="40"/>
+              <w:right w:type="dxa" w:w="60"/>
+            </w:tcMar>
+            <w:vAlign w:val="center"/>
+          </w:tcPr>
+          <w:p>
+            <w:pPr>
+              <w:spacing w:after="60"/>
+            </w:pPr>
+            <w:r>
+              <w:t xml:space="preserve">☐</w:t>
+            </w:r>
+          </w:p>
+        </w:tc>
+        <w:tc>
+          <w:tcPr>
+            <w:tcW w:type="dxa" w:w="684"/>
+            <w:tcMar>
+              <w:top w:type="dxa" w:w="40"/>
+              <w:left w:type="dxa" w:w="60"/>
+              <w:bottom w:type="dxa" w:w="40"/>
+              <w:right w:type="dxa" w:w="60"/>
+            </w:tcMar>
+            <w:vAlign w:val="center"/>
+          </w:tcPr>
+          <w:p>
+            <w:pPr>
+              <w:spacing w:after="60"/>
+            </w:pPr>
+            <w:r>
+              <w:t xml:space="preserve">☐</w:t>
+            </w:r>
+          </w:p>
+        </w:tc>
+        <w:tc>
+          <w:tcPr>
+            <w:tcW w:type="dxa" w:w="684"/>
+            <w:tcMar>
+              <w:top w:type="dxa" w:w="40"/>
+              <w:left w:type="dxa" w:w="60"/>
+              <w:bottom w:type="dxa" w:w="40"/>
+              <w:right w:type="dxa" w:w="60"/>
+            </w:tcMar>
+            <w:vAlign w:val="center"/>
+          </w:tcPr>
+          <w:p>
+            <w:pPr>
+              <w:spacing w:after="60"/>
+            </w:pPr>
+            <w:r>
+              <w:t xml:space="preserve">☐</w:t>
+            </w:r>
+          </w:p>
+        </w:tc>
+        <w:tc>
+          <w:tcPr>
+            <w:tcW w:type="dxa" w:w="684"/>
             <w:tcMar>
               <w:top w:type="dxa" w:w="40"/>
               <w:left w:type="dxa" w:w="60"/>
@@ -4494,367 +4554,387 @@
         </w:tc>
         <w:tc>
           <w:tcPr>
-            <w:tcW w:type="dxa" w:w="720"/>
-            <w:tcMar>
-              <w:top w:type="dxa" w:w="40"/>
-              <w:left w:type="dxa" w:w="60"/>
-              <w:bottom w:type="dxa" w:w="40"/>
-              <w:right w:type="dxa" w:w="60"/>
-            </w:tcMar>
-            <w:vAlign w:val="center"/>
-          </w:tcPr>
-          <w:p>
-            <w:pPr>
-              <w:spacing w:after="60"/>
-            </w:pPr>
-            <w:r>
-              <w:t xml:space="preserve">☐</w:t>
-            </w:r>
-          </w:p>
-        </w:tc>
-        <w:tc>
-          <w:tcPr>
-            <w:tcW w:type="dxa" w:w="720"/>
-            <w:tcMar>
-              <w:top w:type="dxa" w:w="40"/>
-              <w:left w:type="dxa" w:w="60"/>
-              <w:bottom w:type="dxa" w:w="40"/>
-              <w:right w:type="dxa" w:w="60"/>
-            </w:tcMar>
-            <w:vAlign w:val="center"/>
-          </w:tcPr>
-          <w:p>
-            <w:pPr>
-              <w:spacing w:after="60"/>
-            </w:pPr>
-            <w:r>
-              <w:t xml:space="preserve">☐</w:t>
-            </w:r>
-          </w:p>
-        </w:tc>
-        <w:tc>
-          <w:tcPr>
-            <w:tcW w:type="dxa" w:w="720"/>
-            <w:tcMar>
-              <w:top w:type="dxa" w:w="40"/>
-              <w:left w:type="dxa" w:w="60"/>
-              <w:bottom w:type="dxa" w:w="40"/>
-              <w:right w:type="dxa" w:w="60"/>
-            </w:tcMar>
-            <w:vAlign w:val="center"/>
-          </w:tcPr>
-          <w:p>
-            <w:pPr>
-              <w:spacing w:after="60"/>
-            </w:pPr>
-            <w:r>
-              <w:t xml:space="preserve">☐</w:t>
-            </w:r>
-          </w:p>
-        </w:tc>
-        <w:tc>
-          <w:tcPr>
-            <w:tcW w:type="dxa" w:w="720"/>
-            <w:tcMar>
-              <w:top w:type="dxa" w:w="40"/>
-              <w:left w:type="dxa" w:w="60"/>
-              <w:bottom w:type="dxa" w:w="40"/>
-              <w:right w:type="dxa" w:w="60"/>
-            </w:tcMar>
-            <w:vAlign w:val="center"/>
-          </w:tcPr>
-          <w:p>
-            <w:pPr>
-              <w:spacing w:after="60"/>
-            </w:pPr>
-            <w:r>
-              <w:t xml:space="preserve">☐</w:t>
-            </w:r>
-          </w:p>
-        </w:tc>
-        <w:tc>
-          <w:tcPr>
-            <w:tcW w:type="dxa" w:w="720"/>
-            <w:tcMar>
-              <w:top w:type="dxa" w:w="40"/>
-              <w:left w:type="dxa" w:w="60"/>
-              <w:bottom w:type="dxa" w:w="40"/>
-              <w:right w:type="dxa" w:w="60"/>
-            </w:tcMar>
-            <w:vAlign w:val="center"/>
-          </w:tcPr>
-          <w:p>
-            <w:pPr>
-              <w:spacing w:after="60"/>
-            </w:pPr>
-            <w:r>
-              <w:t xml:space="preserve">☐</w:t>
-            </w:r>
-          </w:p>
-        </w:tc>
-        <w:tc>
-          <w:tcPr>
-            <w:tcW w:type="dxa" w:w="720"/>
-            <w:tcMar>
-              <w:top w:type="dxa" w:w="40"/>
-              <w:left w:type="dxa" w:w="60"/>
-              <w:bottom w:type="dxa" w:w="40"/>
-              <w:right w:type="dxa" w:w="60"/>
-            </w:tcMar>
-            <w:vAlign w:val="center"/>
-          </w:tcPr>
-          <w:p>
-            <w:pPr>
-              <w:spacing w:after="60"/>
-            </w:pPr>
-            <w:r>
-              <w:t xml:space="preserve">☐</w:t>
-            </w:r>
-          </w:p>
-        </w:tc>
-        <w:tc>
-          <w:tcPr>
-            <w:tcW w:type="dxa" w:w="720"/>
-            <w:tcMar>
-              <w:top w:type="dxa" w:w="40"/>
-              <w:left w:type="dxa" w:w="60"/>
-              <w:bottom w:type="dxa" w:w="40"/>
-              <w:right w:type="dxa" w:w="60"/>
-            </w:tcMar>
-            <w:vAlign w:val="center"/>
-          </w:tcPr>
-          <w:p>
-            <w:pPr>
-              <w:spacing w:after="60"/>
-            </w:pPr>
-            <w:r>
-              <w:t xml:space="preserve">☐</w:t>
-            </w:r>
-          </w:p>
-        </w:tc>
-        <w:tc>
-          <w:tcPr>
-            <w:tcW w:type="dxa" w:w="720"/>
-            <w:tcMar>
-              <w:top w:type="dxa" w:w="40"/>
-              <w:left w:type="dxa" w:w="60"/>
-              <w:bottom w:type="dxa" w:w="40"/>
-              <w:right w:type="dxa" w:w="60"/>
-            </w:tcMar>
-            <w:vAlign w:val="center"/>
-          </w:tcPr>
-          <w:p>
-            <w:pPr>
-              <w:spacing w:after="60"/>
-            </w:pPr>
-            <w:r>
-              <w:t xml:space="preserve">☐</w:t>
-            </w:r>
-          </w:p>
-        </w:tc>
-        <w:tc>
-          <w:tcPr>
-            <w:tcW w:type="dxa" w:w="720"/>
-            <w:tcMar>
-              <w:top w:type="dxa" w:w="40"/>
-              <w:left w:type="dxa" w:w="60"/>
-              <w:bottom w:type="dxa" w:w="40"/>
-              <w:right w:type="dxa" w:w="60"/>
-            </w:tcMar>
-            <w:vAlign w:val="center"/>
-          </w:tcPr>
-          <w:p>
-            <w:pPr>
-              <w:spacing w:after="60"/>
-            </w:pPr>
-            <w:r>
-              <w:t xml:space="preserve">☐</w:t>
-            </w:r>
-          </w:p>
-        </w:tc>
-        <w:tc>
-          <w:tcPr>
-            <w:tcW w:type="dxa" w:w="720"/>
-            <w:tcMar>
-              <w:top w:type="dxa" w:w="40"/>
-              <w:left w:type="dxa" w:w="60"/>
-              <w:bottom w:type="dxa" w:w="40"/>
-              <w:right w:type="dxa" w:w="60"/>
-            </w:tcMar>
-            <w:vAlign w:val="center"/>
-          </w:tcPr>
-          <w:p>
-            <w:pPr>
-              <w:spacing w:after="60"/>
-            </w:pPr>
-            <w:r>
-              <w:t xml:space="preserve">☐</w:t>
-            </w:r>
-          </w:p>
-        </w:tc>
-        <w:tc>
-          <w:tcPr>
-            <w:tcW w:type="dxa" w:w="720"/>
-            <w:tcMar>
-              <w:top w:type="dxa" w:w="40"/>
-              <w:left w:type="dxa" w:w="60"/>
-              <w:bottom w:type="dxa" w:w="40"/>
-              <w:right w:type="dxa" w:w="60"/>
-            </w:tcMar>
-            <w:vAlign w:val="center"/>
-          </w:tcPr>
-          <w:p>
-            <w:pPr>
-              <w:spacing w:after="60"/>
-            </w:pPr>
-            <w:r>
-              <w:t xml:space="preserve">☐</w:t>
-            </w:r>
-          </w:p>
-        </w:tc>
-        <w:tc>
-          <w:tcPr>
-            <w:tcW w:type="dxa" w:w="720"/>
-            <w:tcMar>
-              <w:top w:type="dxa" w:w="40"/>
-              <w:left w:type="dxa" w:w="60"/>
-              <w:bottom w:type="dxa" w:w="40"/>
-              <w:right w:type="dxa" w:w="60"/>
-            </w:tcMar>
-            <w:vAlign w:val="center"/>
-          </w:tcPr>
-          <w:p>
-            <w:pPr>
-              <w:spacing w:after="60"/>
-            </w:pPr>
-            <w:r>
-              <w:t xml:space="preserve">☐</w:t>
-            </w:r>
-          </w:p>
-        </w:tc>
-        <w:tc>
-          <w:tcPr>
-            <w:tcW w:type="dxa" w:w="720"/>
-            <w:tcMar>
-              <w:top w:type="dxa" w:w="40"/>
-              <w:left w:type="dxa" w:w="60"/>
-              <w:bottom w:type="dxa" w:w="40"/>
-              <w:right w:type="dxa" w:w="60"/>
-            </w:tcMar>
-            <w:vAlign w:val="center"/>
-          </w:tcPr>
-          <w:p>
-            <w:pPr>
-              <w:spacing w:after="60"/>
-            </w:pPr>
-            <w:r>
-              <w:t xml:space="preserve">☐</w:t>
-            </w:r>
-          </w:p>
-        </w:tc>
-        <w:tc>
-          <w:tcPr>
-            <w:tcW w:type="dxa" w:w="720"/>
-            <w:tcMar>
-              <w:top w:type="dxa" w:w="40"/>
-              <w:left w:type="dxa" w:w="60"/>
-              <w:bottom w:type="dxa" w:w="40"/>
-              <w:right w:type="dxa" w:w="60"/>
-            </w:tcMar>
-            <w:vAlign w:val="center"/>
-          </w:tcPr>
-          <w:p>
-            <w:pPr>
-              <w:spacing w:after="60"/>
-            </w:pPr>
-            <w:r>
-              <w:t xml:space="preserve">☐</w:t>
-            </w:r>
-          </w:p>
-        </w:tc>
-        <w:tc>
-          <w:tcPr>
-            <w:tcW w:type="dxa" w:w="720"/>
-            <w:tcMar>
-              <w:top w:type="dxa" w:w="40"/>
-              <w:left w:type="dxa" w:w="60"/>
-              <w:bottom w:type="dxa" w:w="40"/>
-              <w:right w:type="dxa" w:w="60"/>
-            </w:tcMar>
-            <w:vAlign w:val="center"/>
-          </w:tcPr>
-          <w:p>
-            <w:pPr>
-              <w:spacing w:after="60"/>
-            </w:pPr>
-            <w:r>
-              <w:t xml:space="preserve">☐</w:t>
-            </w:r>
-          </w:p>
-        </w:tc>
-        <w:tc>
-          <w:tcPr>
-            <w:tcW w:type="dxa" w:w="720"/>
-            <w:tcMar>
-              <w:top w:type="dxa" w:w="40"/>
-              <w:left w:type="dxa" w:w="60"/>
-              <w:bottom w:type="dxa" w:w="40"/>
-              <w:right w:type="dxa" w:w="60"/>
-            </w:tcMar>
-            <w:vAlign w:val="center"/>
-          </w:tcPr>
-          <w:p>
-            <w:pPr>
-              <w:spacing w:after="60"/>
-            </w:pPr>
-            <w:r>
-              <w:t xml:space="preserve">☐</w:t>
-            </w:r>
-          </w:p>
-        </w:tc>
-        <w:tc>
-          <w:tcPr>
-            <w:tcW w:type="dxa" w:w="720"/>
-            <w:tcMar>
-              <w:top w:type="dxa" w:w="40"/>
-              <w:left w:type="dxa" w:w="60"/>
-              <w:bottom w:type="dxa" w:w="40"/>
-              <w:right w:type="dxa" w:w="60"/>
-            </w:tcMar>
-            <w:vAlign w:val="center"/>
-          </w:tcPr>
-          <w:p>
-            <w:pPr>
-              <w:spacing w:after="60"/>
-            </w:pPr>
-            <w:r>
-              <w:t xml:space="preserve">☐</w:t>
-            </w:r>
-          </w:p>
-        </w:tc>
-        <w:tc>
-          <w:tcPr>
-            <w:tcW w:type="dxa" w:w="720"/>
-            <w:tcMar>
-              <w:top w:type="dxa" w:w="40"/>
-              <w:left w:type="dxa" w:w="60"/>
-              <w:bottom w:type="dxa" w:w="40"/>
-              <w:right w:type="dxa" w:w="60"/>
-            </w:tcMar>
-            <w:vAlign w:val="center"/>
-          </w:tcPr>
-          <w:p>
-            <w:pPr>
-              <w:spacing w:after="60"/>
-            </w:pPr>
-            <w:r>
-              <w:t xml:space="preserve">☐</w:t>
-            </w:r>
-          </w:p>
-        </w:tc>
-        <w:tc>
-          <w:tcPr>
-            <w:tcW w:type="dxa" w:w="720"/>
+            <w:tcW w:type="dxa" w:w="684"/>
+            <w:tcMar>
+              <w:top w:type="dxa" w:w="40"/>
+              <w:left w:type="dxa" w:w="60"/>
+              <w:bottom w:type="dxa" w:w="40"/>
+              <w:right w:type="dxa" w:w="60"/>
+            </w:tcMar>
+            <w:vAlign w:val="center"/>
+          </w:tcPr>
+          <w:p>
+            <w:pPr>
+              <w:spacing w:after="60"/>
+            </w:pPr>
+            <w:r>
+              <w:t xml:space="preserve">☐</w:t>
+            </w:r>
+          </w:p>
+        </w:tc>
+        <w:tc>
+          <w:tcPr>
+            <w:tcW w:type="dxa" w:w="684"/>
+            <w:tcMar>
+              <w:top w:type="dxa" w:w="40"/>
+              <w:left w:type="dxa" w:w="60"/>
+              <w:bottom w:type="dxa" w:w="40"/>
+              <w:right w:type="dxa" w:w="60"/>
+            </w:tcMar>
+            <w:vAlign w:val="center"/>
+          </w:tcPr>
+          <w:p>
+            <w:pPr>
+              <w:spacing w:after="60"/>
+            </w:pPr>
+            <w:r>
+              <w:t xml:space="preserve">☐</w:t>
+            </w:r>
+          </w:p>
+        </w:tc>
+        <w:tc>
+          <w:tcPr>
+            <w:tcW w:type="dxa" w:w="684"/>
+            <w:tcMar>
+              <w:top w:type="dxa" w:w="40"/>
+              <w:left w:type="dxa" w:w="60"/>
+              <w:bottom w:type="dxa" w:w="40"/>
+              <w:right w:type="dxa" w:w="60"/>
+            </w:tcMar>
+            <w:vAlign w:val="center"/>
+          </w:tcPr>
+          <w:p>
+            <w:pPr>
+              <w:spacing w:after="60"/>
+            </w:pPr>
+            <w:r>
+              <w:t xml:space="preserve">☐</w:t>
+            </w:r>
+          </w:p>
+        </w:tc>
+        <w:tc>
+          <w:tcPr>
+            <w:tcW w:type="dxa" w:w="684"/>
+            <w:tcMar>
+              <w:top w:type="dxa" w:w="40"/>
+              <w:left w:type="dxa" w:w="60"/>
+              <w:bottom w:type="dxa" w:w="40"/>
+              <w:right w:type="dxa" w:w="60"/>
+            </w:tcMar>
+            <w:vAlign w:val="center"/>
+          </w:tcPr>
+          <w:p>
+            <w:pPr>
+              <w:spacing w:after="60"/>
+            </w:pPr>
+            <w:r>
+              <w:t xml:space="preserve">☐</w:t>
+            </w:r>
+          </w:p>
+        </w:tc>
+        <w:tc>
+          <w:tcPr>
+            <w:tcW w:type="dxa" w:w="684"/>
+            <w:tcMar>
+              <w:top w:type="dxa" w:w="40"/>
+              <w:left w:type="dxa" w:w="60"/>
+              <w:bottom w:type="dxa" w:w="40"/>
+              <w:right w:type="dxa" w:w="60"/>
+            </w:tcMar>
+            <w:vAlign w:val="center"/>
+          </w:tcPr>
+          <w:p>
+            <w:pPr>
+              <w:spacing w:after="60"/>
+            </w:pPr>
+            <w:r>
+              <w:t xml:space="preserve">☐</w:t>
+            </w:r>
+          </w:p>
+        </w:tc>
+        <w:tc>
+          <w:tcPr>
+            <w:tcW w:type="dxa" w:w="684"/>
+            <w:tcMar>
+              <w:top w:type="dxa" w:w="40"/>
+              <w:left w:type="dxa" w:w="60"/>
+              <w:bottom w:type="dxa" w:w="40"/>
+              <w:right w:type="dxa" w:w="60"/>
+            </w:tcMar>
+            <w:vAlign w:val="center"/>
+          </w:tcPr>
+          <w:p>
+            <w:pPr>
+              <w:spacing w:after="60"/>
+            </w:pPr>
+            <w:r>
+              <w:t xml:space="preserve">☐</w:t>
+            </w:r>
+          </w:p>
+        </w:tc>
+        <w:tc>
+          <w:tcPr>
+            <w:tcW w:type="dxa" w:w="684"/>
+            <w:tcMar>
+              <w:top w:type="dxa" w:w="40"/>
+              <w:left w:type="dxa" w:w="60"/>
+              <w:bottom w:type="dxa" w:w="40"/>
+              <w:right w:type="dxa" w:w="60"/>
+            </w:tcMar>
+            <w:vAlign w:val="center"/>
+          </w:tcPr>
+          <w:p>
+            <w:pPr>
+              <w:spacing w:after="60"/>
+            </w:pPr>
+            <w:r>
+              <w:t xml:space="preserve">☐</w:t>
+            </w:r>
+          </w:p>
+        </w:tc>
+        <w:tc>
+          <w:tcPr>
+            <w:tcW w:type="dxa" w:w="684"/>
+            <w:tcMar>
+              <w:top w:type="dxa" w:w="40"/>
+              <w:left w:type="dxa" w:w="60"/>
+              <w:bottom w:type="dxa" w:w="40"/>
+              <w:right w:type="dxa" w:w="60"/>
+            </w:tcMar>
+            <w:vAlign w:val="center"/>
+          </w:tcPr>
+          <w:p>
+            <w:pPr>
+              <w:spacing w:after="60"/>
+            </w:pPr>
+            <w:r>
+              <w:t xml:space="preserve">☐</w:t>
+            </w:r>
+          </w:p>
+        </w:tc>
+        <w:tc>
+          <w:tcPr>
+            <w:tcW w:type="dxa" w:w="684"/>
+            <w:tcMar>
+              <w:top w:type="dxa" w:w="40"/>
+              <w:left w:type="dxa" w:w="60"/>
+              <w:bottom w:type="dxa" w:w="40"/>
+              <w:right w:type="dxa" w:w="60"/>
+            </w:tcMar>
+            <w:vAlign w:val="center"/>
+          </w:tcPr>
+          <w:p>
+            <w:pPr>
+              <w:spacing w:after="60"/>
+            </w:pPr>
+            <w:r>
+              <w:t xml:space="preserve">☐</w:t>
+            </w:r>
+          </w:p>
+        </w:tc>
+        <w:tc>
+          <w:tcPr>
+            <w:tcW w:type="dxa" w:w="684"/>
+            <w:tcMar>
+              <w:top w:type="dxa" w:w="40"/>
+              <w:left w:type="dxa" w:w="60"/>
+              <w:bottom w:type="dxa" w:w="40"/>
+              <w:right w:type="dxa" w:w="60"/>
+            </w:tcMar>
+            <w:vAlign w:val="center"/>
+          </w:tcPr>
+          <w:p>
+            <w:pPr>
+              <w:spacing w:after="60"/>
+            </w:pPr>
+            <w:r>
+              <w:t xml:space="preserve">☐</w:t>
+            </w:r>
+          </w:p>
+        </w:tc>
+        <w:tc>
+          <w:tcPr>
+            <w:tcW w:type="dxa" w:w="684"/>
+            <w:tcMar>
+              <w:top w:type="dxa" w:w="40"/>
+              <w:left w:type="dxa" w:w="60"/>
+              <w:bottom w:type="dxa" w:w="40"/>
+              <w:right w:type="dxa" w:w="60"/>
+            </w:tcMar>
+            <w:vAlign w:val="center"/>
+          </w:tcPr>
+          <w:p>
+            <w:pPr>
+              <w:spacing w:after="60"/>
+            </w:pPr>
+            <w:r>
+              <w:t xml:space="preserve">☐</w:t>
+            </w:r>
+          </w:p>
+        </w:tc>
+        <w:tc>
+          <w:tcPr>
+            <w:tcW w:type="dxa" w:w="684"/>
+            <w:tcMar>
+              <w:top w:type="dxa" w:w="40"/>
+              <w:left w:type="dxa" w:w="60"/>
+              <w:bottom w:type="dxa" w:w="40"/>
+              <w:right w:type="dxa" w:w="60"/>
+            </w:tcMar>
+            <w:vAlign w:val="center"/>
+          </w:tcPr>
+          <w:p>
+            <w:pPr>
+              <w:spacing w:after="60"/>
+            </w:pPr>
+            <w:r>
+              <w:t xml:space="preserve">☐</w:t>
+            </w:r>
+          </w:p>
+        </w:tc>
+        <w:tc>
+          <w:tcPr>
+            <w:tcW w:type="dxa" w:w="684"/>
+            <w:tcMar>
+              <w:top w:type="dxa" w:w="40"/>
+              <w:left w:type="dxa" w:w="60"/>
+              <w:bottom w:type="dxa" w:w="40"/>
+              <w:right w:type="dxa" w:w="60"/>
+            </w:tcMar>
+            <w:vAlign w:val="center"/>
+          </w:tcPr>
+          <w:p>
+            <w:pPr>
+              <w:spacing w:after="60"/>
+            </w:pPr>
+            <w:r>
+              <w:t xml:space="preserve">☐</w:t>
+            </w:r>
+          </w:p>
+        </w:tc>
+        <w:tc>
+          <w:tcPr>
+            <w:tcW w:type="dxa" w:w="684"/>
+            <w:tcMar>
+              <w:top w:type="dxa" w:w="40"/>
+              <w:left w:type="dxa" w:w="60"/>
+              <w:bottom w:type="dxa" w:w="40"/>
+              <w:right w:type="dxa" w:w="60"/>
+            </w:tcMar>
+            <w:vAlign w:val="center"/>
+          </w:tcPr>
+          <w:p>
+            <w:pPr>
+              <w:spacing w:after="60"/>
+            </w:pPr>
+            <w:r>
+              <w:t xml:space="preserve">☐</w:t>
+            </w:r>
+          </w:p>
+        </w:tc>
+        <w:tc>
+          <w:tcPr>
+            <w:tcW w:type="dxa" w:w="684"/>
+            <w:tcMar>
+              <w:top w:type="dxa" w:w="40"/>
+              <w:left w:type="dxa" w:w="60"/>
+              <w:bottom w:type="dxa" w:w="40"/>
+              <w:right w:type="dxa" w:w="60"/>
+            </w:tcMar>
+            <w:vAlign w:val="center"/>
+          </w:tcPr>
+          <w:p>
+            <w:pPr>
+              <w:spacing w:after="60"/>
+            </w:pPr>
+            <w:r>
+              <w:t xml:space="preserve">☐</w:t>
+            </w:r>
+          </w:p>
+        </w:tc>
+        <w:tc>
+          <w:tcPr>
+            <w:tcW w:type="dxa" w:w="684"/>
+            <w:tcMar>
+              <w:top w:type="dxa" w:w="40"/>
+              <w:left w:type="dxa" w:w="60"/>
+              <w:bottom w:type="dxa" w:w="40"/>
+              <w:right w:type="dxa" w:w="60"/>
+            </w:tcMar>
+            <w:vAlign w:val="center"/>
+          </w:tcPr>
+          <w:p>
+            <w:pPr>
+              <w:spacing w:after="60"/>
+            </w:pPr>
+            <w:r>
+              <w:t xml:space="preserve">☐</w:t>
+            </w:r>
+          </w:p>
+        </w:tc>
+        <w:tc>
+          <w:tcPr>
+            <w:tcW w:type="dxa" w:w="684"/>
+            <w:tcMar>
+              <w:top w:type="dxa" w:w="40"/>
+              <w:left w:type="dxa" w:w="60"/>
+              <w:bottom w:type="dxa" w:w="40"/>
+              <w:right w:type="dxa" w:w="60"/>
+            </w:tcMar>
+            <w:vAlign w:val="center"/>
+          </w:tcPr>
+          <w:p>
+            <w:pPr>
+              <w:spacing w:after="60"/>
+            </w:pPr>
+            <w:r>
+              <w:t xml:space="preserve">☐</w:t>
+            </w:r>
+          </w:p>
+        </w:tc>
+        <w:tc>
+          <w:tcPr>
+            <w:tcW w:type="dxa" w:w="684"/>
+            <w:tcMar>
+              <w:top w:type="dxa" w:w="40"/>
+              <w:left w:type="dxa" w:w="60"/>
+              <w:bottom w:type="dxa" w:w="40"/>
+              <w:right w:type="dxa" w:w="60"/>
+            </w:tcMar>
+            <w:vAlign w:val="center"/>
+          </w:tcPr>
+          <w:p>
+            <w:pPr>
+              <w:spacing w:after="60"/>
+            </w:pPr>
+            <w:r>
+              <w:t xml:space="preserve">☐</w:t>
+            </w:r>
+          </w:p>
+        </w:tc>
+        <w:tc>
+          <w:tcPr>
+            <w:tcW w:type="dxa" w:w="684"/>
+            <w:tcMar>
+              <w:top w:type="dxa" w:w="40"/>
+              <w:left w:type="dxa" w:w="60"/>
+              <w:bottom w:type="dxa" w:w="40"/>
+              <w:right w:type="dxa" w:w="60"/>
+            </w:tcMar>
+            <w:vAlign w:val="center"/>
+          </w:tcPr>
+          <w:p>
+            <w:pPr>
+              <w:spacing w:after="60"/>
+            </w:pPr>
+            <w:r>
+              <w:t xml:space="preserve">☐</w:t>
+            </w:r>
+          </w:p>
+        </w:tc>
+        <w:tc>
+          <w:tcPr>
+            <w:tcW w:type="dxa" w:w="684"/>
             <w:tcMar>
               <w:top w:type="dxa" w:w="40"/>
               <w:left w:type="dxa" w:w="60"/>
@@ -4900,367 +4980,387 @@
         </w:tc>
         <w:tc>
           <w:tcPr>
-            <w:tcW w:type="dxa" w:w="720"/>
-            <w:tcMar>
-              <w:top w:type="dxa" w:w="40"/>
-              <w:left w:type="dxa" w:w="60"/>
-              <w:bottom w:type="dxa" w:w="40"/>
-              <w:right w:type="dxa" w:w="60"/>
-            </w:tcMar>
-            <w:vAlign w:val="center"/>
-          </w:tcPr>
-          <w:p>
-            <w:pPr>
-              <w:spacing w:after="60"/>
-            </w:pPr>
-            <w:r>
-              <w:t xml:space="preserve">☐</w:t>
-            </w:r>
-          </w:p>
-        </w:tc>
-        <w:tc>
-          <w:tcPr>
-            <w:tcW w:type="dxa" w:w="720"/>
-            <w:tcMar>
-              <w:top w:type="dxa" w:w="40"/>
-              <w:left w:type="dxa" w:w="60"/>
-              <w:bottom w:type="dxa" w:w="40"/>
-              <w:right w:type="dxa" w:w="60"/>
-            </w:tcMar>
-            <w:vAlign w:val="center"/>
-          </w:tcPr>
-          <w:p>
-            <w:pPr>
-              <w:spacing w:after="60"/>
-            </w:pPr>
-            <w:r>
-              <w:t xml:space="preserve">☐</w:t>
-            </w:r>
-          </w:p>
-        </w:tc>
-        <w:tc>
-          <w:tcPr>
-            <w:tcW w:type="dxa" w:w="720"/>
-            <w:tcMar>
-              <w:top w:type="dxa" w:w="40"/>
-              <w:left w:type="dxa" w:w="60"/>
-              <w:bottom w:type="dxa" w:w="40"/>
-              <w:right w:type="dxa" w:w="60"/>
-            </w:tcMar>
-            <w:vAlign w:val="center"/>
-          </w:tcPr>
-          <w:p>
-            <w:pPr>
-              <w:spacing w:after="60"/>
-            </w:pPr>
-            <w:r>
-              <w:t xml:space="preserve">☐</w:t>
-            </w:r>
-          </w:p>
-        </w:tc>
-        <w:tc>
-          <w:tcPr>
-            <w:tcW w:type="dxa" w:w="720"/>
-            <w:tcMar>
-              <w:top w:type="dxa" w:w="40"/>
-              <w:left w:type="dxa" w:w="60"/>
-              <w:bottom w:type="dxa" w:w="40"/>
-              <w:right w:type="dxa" w:w="60"/>
-            </w:tcMar>
-            <w:vAlign w:val="center"/>
-          </w:tcPr>
-          <w:p>
-            <w:pPr>
-              <w:spacing w:after="60"/>
-            </w:pPr>
-            <w:r>
-              <w:t xml:space="preserve">☐</w:t>
-            </w:r>
-          </w:p>
-        </w:tc>
-        <w:tc>
-          <w:tcPr>
-            <w:tcW w:type="dxa" w:w="720"/>
-            <w:tcMar>
-              <w:top w:type="dxa" w:w="40"/>
-              <w:left w:type="dxa" w:w="60"/>
-              <w:bottom w:type="dxa" w:w="40"/>
-              <w:right w:type="dxa" w:w="60"/>
-            </w:tcMar>
-            <w:vAlign w:val="center"/>
-          </w:tcPr>
-          <w:p>
-            <w:pPr>
-              <w:spacing w:after="60"/>
-            </w:pPr>
-            <w:r>
-              <w:t xml:space="preserve">☐</w:t>
-            </w:r>
-          </w:p>
-        </w:tc>
-        <w:tc>
-          <w:tcPr>
-            <w:tcW w:type="dxa" w:w="720"/>
-            <w:tcMar>
-              <w:top w:type="dxa" w:w="40"/>
-              <w:left w:type="dxa" w:w="60"/>
-              <w:bottom w:type="dxa" w:w="40"/>
-              <w:right w:type="dxa" w:w="60"/>
-            </w:tcMar>
-            <w:vAlign w:val="center"/>
-          </w:tcPr>
-          <w:p>
-            <w:pPr>
-              <w:spacing w:after="60"/>
-            </w:pPr>
-            <w:r>
-              <w:t xml:space="preserve">☐</w:t>
-            </w:r>
-          </w:p>
-        </w:tc>
-        <w:tc>
-          <w:tcPr>
-            <w:tcW w:type="dxa" w:w="720"/>
-            <w:tcMar>
-              <w:top w:type="dxa" w:w="40"/>
-              <w:left w:type="dxa" w:w="60"/>
-              <w:bottom w:type="dxa" w:w="40"/>
-              <w:right w:type="dxa" w:w="60"/>
-            </w:tcMar>
-            <w:vAlign w:val="center"/>
-          </w:tcPr>
-          <w:p>
-            <w:pPr>
-              <w:spacing w:after="60"/>
-            </w:pPr>
-            <w:r>
-              <w:t xml:space="preserve">☐</w:t>
-            </w:r>
-          </w:p>
-        </w:tc>
-        <w:tc>
-          <w:tcPr>
-            <w:tcW w:type="dxa" w:w="720"/>
-            <w:tcMar>
-              <w:top w:type="dxa" w:w="40"/>
-              <w:left w:type="dxa" w:w="60"/>
-              <w:bottom w:type="dxa" w:w="40"/>
-              <w:right w:type="dxa" w:w="60"/>
-            </w:tcMar>
-            <w:vAlign w:val="center"/>
-          </w:tcPr>
-          <w:p>
-            <w:pPr>
-              <w:spacing w:after="60"/>
-            </w:pPr>
-            <w:r>
-              <w:t xml:space="preserve">☐</w:t>
-            </w:r>
-          </w:p>
-        </w:tc>
-        <w:tc>
-          <w:tcPr>
-            <w:tcW w:type="dxa" w:w="720"/>
-            <w:tcMar>
-              <w:top w:type="dxa" w:w="40"/>
-              <w:left w:type="dxa" w:w="60"/>
-              <w:bottom w:type="dxa" w:w="40"/>
-              <w:right w:type="dxa" w:w="60"/>
-            </w:tcMar>
-            <w:vAlign w:val="center"/>
-          </w:tcPr>
-          <w:p>
-            <w:pPr>
-              <w:spacing w:after="60"/>
-            </w:pPr>
-            <w:r>
-              <w:t xml:space="preserve">☐</w:t>
-            </w:r>
-          </w:p>
-        </w:tc>
-        <w:tc>
-          <w:tcPr>
-            <w:tcW w:type="dxa" w:w="720"/>
-            <w:tcMar>
-              <w:top w:type="dxa" w:w="40"/>
-              <w:left w:type="dxa" w:w="60"/>
-              <w:bottom w:type="dxa" w:w="40"/>
-              <w:right w:type="dxa" w:w="60"/>
-            </w:tcMar>
-            <w:vAlign w:val="center"/>
-          </w:tcPr>
-          <w:p>
-            <w:pPr>
-              <w:spacing w:after="60"/>
-            </w:pPr>
-            <w:r>
-              <w:t xml:space="preserve">☐</w:t>
-            </w:r>
-          </w:p>
-        </w:tc>
-        <w:tc>
-          <w:tcPr>
-            <w:tcW w:type="dxa" w:w="720"/>
-            <w:tcMar>
-              <w:top w:type="dxa" w:w="40"/>
-              <w:left w:type="dxa" w:w="60"/>
-              <w:bottom w:type="dxa" w:w="40"/>
-              <w:right w:type="dxa" w:w="60"/>
-            </w:tcMar>
-            <w:vAlign w:val="center"/>
-          </w:tcPr>
-          <w:p>
-            <w:pPr>
-              <w:spacing w:after="60"/>
-            </w:pPr>
-            <w:r>
-              <w:t xml:space="preserve">☐</w:t>
-            </w:r>
-          </w:p>
-        </w:tc>
-        <w:tc>
-          <w:tcPr>
-            <w:tcW w:type="dxa" w:w="720"/>
-            <w:tcMar>
-              <w:top w:type="dxa" w:w="40"/>
-              <w:left w:type="dxa" w:w="60"/>
-              <w:bottom w:type="dxa" w:w="40"/>
-              <w:right w:type="dxa" w:w="60"/>
-            </w:tcMar>
-            <w:vAlign w:val="center"/>
-          </w:tcPr>
-          <w:p>
-            <w:pPr>
-              <w:spacing w:after="60"/>
-            </w:pPr>
-            <w:r>
-              <w:t xml:space="preserve">☐</w:t>
-            </w:r>
-          </w:p>
-        </w:tc>
-        <w:tc>
-          <w:tcPr>
-            <w:tcW w:type="dxa" w:w="720"/>
-            <w:tcMar>
-              <w:top w:type="dxa" w:w="40"/>
-              <w:left w:type="dxa" w:w="60"/>
-              <w:bottom w:type="dxa" w:w="40"/>
-              <w:right w:type="dxa" w:w="60"/>
-            </w:tcMar>
-            <w:vAlign w:val="center"/>
-          </w:tcPr>
-          <w:p>
-            <w:pPr>
-              <w:spacing w:after="60"/>
-            </w:pPr>
-            <w:r>
-              <w:t xml:space="preserve">☐</w:t>
-            </w:r>
-          </w:p>
-        </w:tc>
-        <w:tc>
-          <w:tcPr>
-            <w:tcW w:type="dxa" w:w="720"/>
-            <w:tcMar>
-              <w:top w:type="dxa" w:w="40"/>
-              <w:left w:type="dxa" w:w="60"/>
-              <w:bottom w:type="dxa" w:w="40"/>
-              <w:right w:type="dxa" w:w="60"/>
-            </w:tcMar>
-            <w:vAlign w:val="center"/>
-          </w:tcPr>
-          <w:p>
-            <w:pPr>
-              <w:spacing w:after="60"/>
-            </w:pPr>
-            <w:r>
-              <w:t xml:space="preserve">☐</w:t>
-            </w:r>
-          </w:p>
-        </w:tc>
-        <w:tc>
-          <w:tcPr>
-            <w:tcW w:type="dxa" w:w="720"/>
-            <w:tcMar>
-              <w:top w:type="dxa" w:w="40"/>
-              <w:left w:type="dxa" w:w="60"/>
-              <w:bottom w:type="dxa" w:w="40"/>
-              <w:right w:type="dxa" w:w="60"/>
-            </w:tcMar>
-            <w:vAlign w:val="center"/>
-          </w:tcPr>
-          <w:p>
-            <w:pPr>
-              <w:spacing w:after="60"/>
-            </w:pPr>
-            <w:r>
-              <w:t xml:space="preserve">☐</w:t>
-            </w:r>
-          </w:p>
-        </w:tc>
-        <w:tc>
-          <w:tcPr>
-            <w:tcW w:type="dxa" w:w="720"/>
-            <w:tcMar>
-              <w:top w:type="dxa" w:w="40"/>
-              <w:left w:type="dxa" w:w="60"/>
-              <w:bottom w:type="dxa" w:w="40"/>
-              <w:right w:type="dxa" w:w="60"/>
-            </w:tcMar>
-            <w:vAlign w:val="center"/>
-          </w:tcPr>
-          <w:p>
-            <w:pPr>
-              <w:spacing w:after="60"/>
-            </w:pPr>
-            <w:r>
-              <w:t xml:space="preserve">☐</w:t>
-            </w:r>
-          </w:p>
-        </w:tc>
-        <w:tc>
-          <w:tcPr>
-            <w:tcW w:type="dxa" w:w="720"/>
-            <w:tcMar>
-              <w:top w:type="dxa" w:w="40"/>
-              <w:left w:type="dxa" w:w="60"/>
-              <w:bottom w:type="dxa" w:w="40"/>
-              <w:right w:type="dxa" w:w="60"/>
-            </w:tcMar>
-            <w:vAlign w:val="center"/>
-          </w:tcPr>
-          <w:p>
-            <w:pPr>
-              <w:spacing w:after="60"/>
-            </w:pPr>
-            <w:r>
-              <w:t xml:space="preserve">☐</w:t>
-            </w:r>
-          </w:p>
-        </w:tc>
-        <w:tc>
-          <w:tcPr>
-            <w:tcW w:type="dxa" w:w="720"/>
-            <w:tcMar>
-              <w:top w:type="dxa" w:w="40"/>
-              <w:left w:type="dxa" w:w="60"/>
-              <w:bottom w:type="dxa" w:w="40"/>
-              <w:right w:type="dxa" w:w="60"/>
-            </w:tcMar>
-            <w:vAlign w:val="center"/>
-          </w:tcPr>
-          <w:p>
-            <w:pPr>
-              <w:spacing w:after="60"/>
-            </w:pPr>
-            <w:r>
-              <w:t xml:space="preserve">☐</w:t>
-            </w:r>
-          </w:p>
-        </w:tc>
-        <w:tc>
-          <w:tcPr>
-            <w:tcW w:type="dxa" w:w="720"/>
+            <w:tcW w:type="dxa" w:w="684"/>
+            <w:tcMar>
+              <w:top w:type="dxa" w:w="40"/>
+              <w:left w:type="dxa" w:w="60"/>
+              <w:bottom w:type="dxa" w:w="40"/>
+              <w:right w:type="dxa" w:w="60"/>
+            </w:tcMar>
+            <w:vAlign w:val="center"/>
+          </w:tcPr>
+          <w:p>
+            <w:pPr>
+              <w:spacing w:after="60"/>
+            </w:pPr>
+            <w:r>
+              <w:t xml:space="preserve">☐</w:t>
+            </w:r>
+          </w:p>
+        </w:tc>
+        <w:tc>
+          <w:tcPr>
+            <w:tcW w:type="dxa" w:w="684"/>
+            <w:tcMar>
+              <w:top w:type="dxa" w:w="40"/>
+              <w:left w:type="dxa" w:w="60"/>
+              <w:bottom w:type="dxa" w:w="40"/>
+              <w:right w:type="dxa" w:w="60"/>
+            </w:tcMar>
+            <w:vAlign w:val="center"/>
+          </w:tcPr>
+          <w:p>
+            <w:pPr>
+              <w:spacing w:after="60"/>
+            </w:pPr>
+            <w:r>
+              <w:t xml:space="preserve">☐</w:t>
+            </w:r>
+          </w:p>
+        </w:tc>
+        <w:tc>
+          <w:tcPr>
+            <w:tcW w:type="dxa" w:w="684"/>
+            <w:tcMar>
+              <w:top w:type="dxa" w:w="40"/>
+              <w:left w:type="dxa" w:w="60"/>
+              <w:bottom w:type="dxa" w:w="40"/>
+              <w:right w:type="dxa" w:w="60"/>
+            </w:tcMar>
+            <w:vAlign w:val="center"/>
+          </w:tcPr>
+          <w:p>
+            <w:pPr>
+              <w:spacing w:after="60"/>
+            </w:pPr>
+            <w:r>
+              <w:t xml:space="preserve">☐</w:t>
+            </w:r>
+          </w:p>
+        </w:tc>
+        <w:tc>
+          <w:tcPr>
+            <w:tcW w:type="dxa" w:w="684"/>
+            <w:tcMar>
+              <w:top w:type="dxa" w:w="40"/>
+              <w:left w:type="dxa" w:w="60"/>
+              <w:bottom w:type="dxa" w:w="40"/>
+              <w:right w:type="dxa" w:w="60"/>
+            </w:tcMar>
+            <w:vAlign w:val="center"/>
+          </w:tcPr>
+          <w:p>
+            <w:pPr>
+              <w:spacing w:after="60"/>
+            </w:pPr>
+            <w:r>
+              <w:t xml:space="preserve">☐</w:t>
+            </w:r>
+          </w:p>
+        </w:tc>
+        <w:tc>
+          <w:tcPr>
+            <w:tcW w:type="dxa" w:w="684"/>
+            <w:tcMar>
+              <w:top w:type="dxa" w:w="40"/>
+              <w:left w:type="dxa" w:w="60"/>
+              <w:bottom w:type="dxa" w:w="40"/>
+              <w:right w:type="dxa" w:w="60"/>
+            </w:tcMar>
+            <w:vAlign w:val="center"/>
+          </w:tcPr>
+          <w:p>
+            <w:pPr>
+              <w:spacing w:after="60"/>
+            </w:pPr>
+            <w:r>
+              <w:t xml:space="preserve">☐</w:t>
+            </w:r>
+          </w:p>
+        </w:tc>
+        <w:tc>
+          <w:tcPr>
+            <w:tcW w:type="dxa" w:w="684"/>
+            <w:tcMar>
+              <w:top w:type="dxa" w:w="40"/>
+              <w:left w:type="dxa" w:w="60"/>
+              <w:bottom w:type="dxa" w:w="40"/>
+              <w:right w:type="dxa" w:w="60"/>
+            </w:tcMar>
+            <w:vAlign w:val="center"/>
+          </w:tcPr>
+          <w:p>
+            <w:pPr>
+              <w:spacing w:after="60"/>
+            </w:pPr>
+            <w:r>
+              <w:t xml:space="preserve">☐</w:t>
+            </w:r>
+          </w:p>
+        </w:tc>
+        <w:tc>
+          <w:tcPr>
+            <w:tcW w:type="dxa" w:w="684"/>
+            <w:tcMar>
+              <w:top w:type="dxa" w:w="40"/>
+              <w:left w:type="dxa" w:w="60"/>
+              <w:bottom w:type="dxa" w:w="40"/>
+              <w:right w:type="dxa" w:w="60"/>
+            </w:tcMar>
+            <w:vAlign w:val="center"/>
+          </w:tcPr>
+          <w:p>
+            <w:pPr>
+              <w:spacing w:after="60"/>
+            </w:pPr>
+            <w:r>
+              <w:t xml:space="preserve">☐</w:t>
+            </w:r>
+          </w:p>
+        </w:tc>
+        <w:tc>
+          <w:tcPr>
+            <w:tcW w:type="dxa" w:w="684"/>
+            <w:tcMar>
+              <w:top w:type="dxa" w:w="40"/>
+              <w:left w:type="dxa" w:w="60"/>
+              <w:bottom w:type="dxa" w:w="40"/>
+              <w:right w:type="dxa" w:w="60"/>
+            </w:tcMar>
+            <w:vAlign w:val="center"/>
+          </w:tcPr>
+          <w:p>
+            <w:pPr>
+              <w:spacing w:after="60"/>
+            </w:pPr>
+            <w:r>
+              <w:t xml:space="preserve">☐</w:t>
+            </w:r>
+          </w:p>
+        </w:tc>
+        <w:tc>
+          <w:tcPr>
+            <w:tcW w:type="dxa" w:w="684"/>
+            <w:tcMar>
+              <w:top w:type="dxa" w:w="40"/>
+              <w:left w:type="dxa" w:w="60"/>
+              <w:bottom w:type="dxa" w:w="40"/>
+              <w:right w:type="dxa" w:w="60"/>
+            </w:tcMar>
+            <w:vAlign w:val="center"/>
+          </w:tcPr>
+          <w:p>
+            <w:pPr>
+              <w:spacing w:after="60"/>
+            </w:pPr>
+            <w:r>
+              <w:t xml:space="preserve">☐</w:t>
+            </w:r>
+          </w:p>
+        </w:tc>
+        <w:tc>
+          <w:tcPr>
+            <w:tcW w:type="dxa" w:w="684"/>
+            <w:tcMar>
+              <w:top w:type="dxa" w:w="40"/>
+              <w:left w:type="dxa" w:w="60"/>
+              <w:bottom w:type="dxa" w:w="40"/>
+              <w:right w:type="dxa" w:w="60"/>
+            </w:tcMar>
+            <w:vAlign w:val="center"/>
+          </w:tcPr>
+          <w:p>
+            <w:pPr>
+              <w:spacing w:after="60"/>
+            </w:pPr>
+            <w:r>
+              <w:t xml:space="preserve">☐</w:t>
+            </w:r>
+          </w:p>
+        </w:tc>
+        <w:tc>
+          <w:tcPr>
+            <w:tcW w:type="dxa" w:w="684"/>
+            <w:tcMar>
+              <w:top w:type="dxa" w:w="40"/>
+              <w:left w:type="dxa" w:w="60"/>
+              <w:bottom w:type="dxa" w:w="40"/>
+              <w:right w:type="dxa" w:w="60"/>
+            </w:tcMar>
+            <w:vAlign w:val="center"/>
+          </w:tcPr>
+          <w:p>
+            <w:pPr>
+              <w:spacing w:after="60"/>
+            </w:pPr>
+            <w:r>
+              <w:t xml:space="preserve">☐</w:t>
+            </w:r>
+          </w:p>
+        </w:tc>
+        <w:tc>
+          <w:tcPr>
+            <w:tcW w:type="dxa" w:w="684"/>
+            <w:tcMar>
+              <w:top w:type="dxa" w:w="40"/>
+              <w:left w:type="dxa" w:w="60"/>
+              <w:bottom w:type="dxa" w:w="40"/>
+              <w:right w:type="dxa" w:w="60"/>
+            </w:tcMar>
+            <w:vAlign w:val="center"/>
+          </w:tcPr>
+          <w:p>
+            <w:pPr>
+              <w:spacing w:after="60"/>
+            </w:pPr>
+            <w:r>
+              <w:t xml:space="preserve">☐</w:t>
+            </w:r>
+          </w:p>
+        </w:tc>
+        <w:tc>
+          <w:tcPr>
+            <w:tcW w:type="dxa" w:w="684"/>
+            <w:tcMar>
+              <w:top w:type="dxa" w:w="40"/>
+              <w:left w:type="dxa" w:w="60"/>
+              <w:bottom w:type="dxa" w:w="40"/>
+              <w:right w:type="dxa" w:w="60"/>
+            </w:tcMar>
+            <w:vAlign w:val="center"/>
+          </w:tcPr>
+          <w:p>
+            <w:pPr>
+              <w:spacing w:after="60"/>
+            </w:pPr>
+            <w:r>
+              <w:t xml:space="preserve">☐</w:t>
+            </w:r>
+          </w:p>
+        </w:tc>
+        <w:tc>
+          <w:tcPr>
+            <w:tcW w:type="dxa" w:w="684"/>
+            <w:tcMar>
+              <w:top w:type="dxa" w:w="40"/>
+              <w:left w:type="dxa" w:w="60"/>
+              <w:bottom w:type="dxa" w:w="40"/>
+              <w:right w:type="dxa" w:w="60"/>
+            </w:tcMar>
+            <w:vAlign w:val="center"/>
+          </w:tcPr>
+          <w:p>
+            <w:pPr>
+              <w:spacing w:after="60"/>
+            </w:pPr>
+            <w:r>
+              <w:t xml:space="preserve">☐</w:t>
+            </w:r>
+          </w:p>
+        </w:tc>
+        <w:tc>
+          <w:tcPr>
+            <w:tcW w:type="dxa" w:w="684"/>
+            <w:tcMar>
+              <w:top w:type="dxa" w:w="40"/>
+              <w:left w:type="dxa" w:w="60"/>
+              <w:bottom w:type="dxa" w:w="40"/>
+              <w:right w:type="dxa" w:w="60"/>
+            </w:tcMar>
+            <w:vAlign w:val="center"/>
+          </w:tcPr>
+          <w:p>
+            <w:pPr>
+              <w:spacing w:after="60"/>
+            </w:pPr>
+            <w:r>
+              <w:t xml:space="preserve">☐</w:t>
+            </w:r>
+          </w:p>
+        </w:tc>
+        <w:tc>
+          <w:tcPr>
+            <w:tcW w:type="dxa" w:w="684"/>
+            <w:tcMar>
+              <w:top w:type="dxa" w:w="40"/>
+              <w:left w:type="dxa" w:w="60"/>
+              <w:bottom w:type="dxa" w:w="40"/>
+              <w:right w:type="dxa" w:w="60"/>
+            </w:tcMar>
+            <w:vAlign w:val="center"/>
+          </w:tcPr>
+          <w:p>
+            <w:pPr>
+              <w:spacing w:after="60"/>
+            </w:pPr>
+            <w:r>
+              <w:t xml:space="preserve">☐</w:t>
+            </w:r>
+          </w:p>
+        </w:tc>
+        <w:tc>
+          <w:tcPr>
+            <w:tcW w:type="dxa" w:w="684"/>
+            <w:tcMar>
+              <w:top w:type="dxa" w:w="40"/>
+              <w:left w:type="dxa" w:w="60"/>
+              <w:bottom w:type="dxa" w:w="40"/>
+              <w:right w:type="dxa" w:w="60"/>
+            </w:tcMar>
+            <w:vAlign w:val="center"/>
+          </w:tcPr>
+          <w:p>
+            <w:pPr>
+              <w:spacing w:after="60"/>
+            </w:pPr>
+            <w:r>
+              <w:t xml:space="preserve">☐</w:t>
+            </w:r>
+          </w:p>
+        </w:tc>
+        <w:tc>
+          <w:tcPr>
+            <w:tcW w:type="dxa" w:w="684"/>
+            <w:tcMar>
+              <w:top w:type="dxa" w:w="40"/>
+              <w:left w:type="dxa" w:w="60"/>
+              <w:bottom w:type="dxa" w:w="40"/>
+              <w:right w:type="dxa" w:w="60"/>
+            </w:tcMar>
+            <w:vAlign w:val="center"/>
+          </w:tcPr>
+          <w:p>
+            <w:pPr>
+              <w:spacing w:after="60"/>
+            </w:pPr>
+            <w:r>
+              <w:t xml:space="preserve">☐</w:t>
+            </w:r>
+          </w:p>
+        </w:tc>
+        <w:tc>
+          <w:tcPr>
+            <w:tcW w:type="dxa" w:w="684"/>
+            <w:tcMar>
+              <w:top w:type="dxa" w:w="40"/>
+              <w:left w:type="dxa" w:w="60"/>
+              <w:bottom w:type="dxa" w:w="40"/>
+              <w:right w:type="dxa" w:w="60"/>
+            </w:tcMar>
+            <w:vAlign w:val="center"/>
+          </w:tcPr>
+          <w:p>
+            <w:pPr>
+              <w:spacing w:after="60"/>
+            </w:pPr>
+            <w:r>
+              <w:t xml:space="preserve">☐</w:t>
+            </w:r>
+          </w:p>
+        </w:tc>
+        <w:tc>
+          <w:tcPr>
+            <w:tcW w:type="dxa" w:w="684"/>
             <w:tcMar>
               <w:top w:type="dxa" w:w="40"/>
               <w:left w:type="dxa" w:w="60"/>
@@ -5306,367 +5406,387 @@
         </w:tc>
         <w:tc>
           <w:tcPr>
-            <w:tcW w:type="dxa" w:w="720"/>
-            <w:tcMar>
-              <w:top w:type="dxa" w:w="40"/>
-              <w:left w:type="dxa" w:w="60"/>
-              <w:bottom w:type="dxa" w:w="40"/>
-              <w:right w:type="dxa" w:w="60"/>
-            </w:tcMar>
-            <w:vAlign w:val="center"/>
-          </w:tcPr>
-          <w:p>
-            <w:pPr>
-              <w:spacing w:after="60"/>
-            </w:pPr>
-            <w:r>
-              <w:t xml:space="preserve">☐</w:t>
-            </w:r>
-          </w:p>
-        </w:tc>
-        <w:tc>
-          <w:tcPr>
-            <w:tcW w:type="dxa" w:w="720"/>
-            <w:tcMar>
-              <w:top w:type="dxa" w:w="40"/>
-              <w:left w:type="dxa" w:w="60"/>
-              <w:bottom w:type="dxa" w:w="40"/>
-              <w:right w:type="dxa" w:w="60"/>
-            </w:tcMar>
-            <w:vAlign w:val="center"/>
-          </w:tcPr>
-          <w:p>
-            <w:pPr>
-              <w:spacing w:after="60"/>
-            </w:pPr>
-            <w:r>
-              <w:t xml:space="preserve">☐</w:t>
-            </w:r>
-          </w:p>
-        </w:tc>
-        <w:tc>
-          <w:tcPr>
-            <w:tcW w:type="dxa" w:w="720"/>
-            <w:tcMar>
-              <w:top w:type="dxa" w:w="40"/>
-              <w:left w:type="dxa" w:w="60"/>
-              <w:bottom w:type="dxa" w:w="40"/>
-              <w:right w:type="dxa" w:w="60"/>
-            </w:tcMar>
-            <w:vAlign w:val="center"/>
-          </w:tcPr>
-          <w:p>
-            <w:pPr>
-              <w:spacing w:after="60"/>
-            </w:pPr>
-            <w:r>
-              <w:t xml:space="preserve">☐</w:t>
-            </w:r>
-          </w:p>
-        </w:tc>
-        <w:tc>
-          <w:tcPr>
-            <w:tcW w:type="dxa" w:w="720"/>
-            <w:tcMar>
-              <w:top w:type="dxa" w:w="40"/>
-              <w:left w:type="dxa" w:w="60"/>
-              <w:bottom w:type="dxa" w:w="40"/>
-              <w:right w:type="dxa" w:w="60"/>
-            </w:tcMar>
-            <w:vAlign w:val="center"/>
-          </w:tcPr>
-          <w:p>
-            <w:pPr>
-              <w:spacing w:after="60"/>
-            </w:pPr>
-            <w:r>
-              <w:t xml:space="preserve">☐</w:t>
-            </w:r>
-          </w:p>
-        </w:tc>
-        <w:tc>
-          <w:tcPr>
-            <w:tcW w:type="dxa" w:w="720"/>
-            <w:tcMar>
-              <w:top w:type="dxa" w:w="40"/>
-              <w:left w:type="dxa" w:w="60"/>
-              <w:bottom w:type="dxa" w:w="40"/>
-              <w:right w:type="dxa" w:w="60"/>
-            </w:tcMar>
-            <w:vAlign w:val="center"/>
-          </w:tcPr>
-          <w:p>
-            <w:pPr>
-              <w:spacing w:after="60"/>
-            </w:pPr>
-            <w:r>
-              <w:t xml:space="preserve">☐</w:t>
-            </w:r>
-          </w:p>
-        </w:tc>
-        <w:tc>
-          <w:tcPr>
-            <w:tcW w:type="dxa" w:w="720"/>
-            <w:tcMar>
-              <w:top w:type="dxa" w:w="40"/>
-              <w:left w:type="dxa" w:w="60"/>
-              <w:bottom w:type="dxa" w:w="40"/>
-              <w:right w:type="dxa" w:w="60"/>
-            </w:tcMar>
-            <w:vAlign w:val="center"/>
-          </w:tcPr>
-          <w:p>
-            <w:pPr>
-              <w:spacing w:after="60"/>
-            </w:pPr>
-            <w:r>
-              <w:t xml:space="preserve">☐</w:t>
-            </w:r>
-          </w:p>
-        </w:tc>
-        <w:tc>
-          <w:tcPr>
-            <w:tcW w:type="dxa" w:w="720"/>
-            <w:tcMar>
-              <w:top w:type="dxa" w:w="40"/>
-              <w:left w:type="dxa" w:w="60"/>
-              <w:bottom w:type="dxa" w:w="40"/>
-              <w:right w:type="dxa" w:w="60"/>
-            </w:tcMar>
-            <w:vAlign w:val="center"/>
-          </w:tcPr>
-          <w:p>
-            <w:pPr>
-              <w:spacing w:after="60"/>
-            </w:pPr>
-            <w:r>
-              <w:t xml:space="preserve">☐</w:t>
-            </w:r>
-          </w:p>
-        </w:tc>
-        <w:tc>
-          <w:tcPr>
-            <w:tcW w:type="dxa" w:w="720"/>
-            <w:tcMar>
-              <w:top w:type="dxa" w:w="40"/>
-              <w:left w:type="dxa" w:w="60"/>
-              <w:bottom w:type="dxa" w:w="40"/>
-              <w:right w:type="dxa" w:w="60"/>
-            </w:tcMar>
-            <w:vAlign w:val="center"/>
-          </w:tcPr>
-          <w:p>
-            <w:pPr>
-              <w:spacing w:after="60"/>
-            </w:pPr>
-            <w:r>
-              <w:t xml:space="preserve">☐</w:t>
-            </w:r>
-          </w:p>
-        </w:tc>
-        <w:tc>
-          <w:tcPr>
-            <w:tcW w:type="dxa" w:w="720"/>
-            <w:tcMar>
-              <w:top w:type="dxa" w:w="40"/>
-              <w:left w:type="dxa" w:w="60"/>
-              <w:bottom w:type="dxa" w:w="40"/>
-              <w:right w:type="dxa" w:w="60"/>
-            </w:tcMar>
-            <w:vAlign w:val="center"/>
-          </w:tcPr>
-          <w:p>
-            <w:pPr>
-              <w:spacing w:after="60"/>
-            </w:pPr>
-            <w:r>
-              <w:t xml:space="preserve">☐</w:t>
-            </w:r>
-          </w:p>
-        </w:tc>
-        <w:tc>
-          <w:tcPr>
-            <w:tcW w:type="dxa" w:w="720"/>
-            <w:tcMar>
-              <w:top w:type="dxa" w:w="40"/>
-              <w:left w:type="dxa" w:w="60"/>
-              <w:bottom w:type="dxa" w:w="40"/>
-              <w:right w:type="dxa" w:w="60"/>
-            </w:tcMar>
-            <w:vAlign w:val="center"/>
-          </w:tcPr>
-          <w:p>
-            <w:pPr>
-              <w:spacing w:after="60"/>
-            </w:pPr>
-            <w:r>
-              <w:t xml:space="preserve">☐</w:t>
-            </w:r>
-          </w:p>
-        </w:tc>
-        <w:tc>
-          <w:tcPr>
-            <w:tcW w:type="dxa" w:w="720"/>
-            <w:tcMar>
-              <w:top w:type="dxa" w:w="40"/>
-              <w:left w:type="dxa" w:w="60"/>
-              <w:bottom w:type="dxa" w:w="40"/>
-              <w:right w:type="dxa" w:w="60"/>
-            </w:tcMar>
-            <w:vAlign w:val="center"/>
-          </w:tcPr>
-          <w:p>
-            <w:pPr>
-              <w:spacing w:after="60"/>
-            </w:pPr>
-            <w:r>
-              <w:t xml:space="preserve">☐</w:t>
-            </w:r>
-          </w:p>
-        </w:tc>
-        <w:tc>
-          <w:tcPr>
-            <w:tcW w:type="dxa" w:w="720"/>
-            <w:tcMar>
-              <w:top w:type="dxa" w:w="40"/>
-              <w:left w:type="dxa" w:w="60"/>
-              <w:bottom w:type="dxa" w:w="40"/>
-              <w:right w:type="dxa" w:w="60"/>
-            </w:tcMar>
-            <w:vAlign w:val="center"/>
-          </w:tcPr>
-          <w:p>
-            <w:pPr>
-              <w:spacing w:after="60"/>
-            </w:pPr>
-            <w:r>
-              <w:t xml:space="preserve">☐</w:t>
-            </w:r>
-          </w:p>
-        </w:tc>
-        <w:tc>
-          <w:tcPr>
-            <w:tcW w:type="dxa" w:w="720"/>
-            <w:tcMar>
-              <w:top w:type="dxa" w:w="40"/>
-              <w:left w:type="dxa" w:w="60"/>
-              <w:bottom w:type="dxa" w:w="40"/>
-              <w:right w:type="dxa" w:w="60"/>
-            </w:tcMar>
-            <w:vAlign w:val="center"/>
-          </w:tcPr>
-          <w:p>
-            <w:pPr>
-              <w:spacing w:after="60"/>
-            </w:pPr>
-            <w:r>
-              <w:t xml:space="preserve">☐</w:t>
-            </w:r>
-          </w:p>
-        </w:tc>
-        <w:tc>
-          <w:tcPr>
-            <w:tcW w:type="dxa" w:w="720"/>
-            <w:tcMar>
-              <w:top w:type="dxa" w:w="40"/>
-              <w:left w:type="dxa" w:w="60"/>
-              <w:bottom w:type="dxa" w:w="40"/>
-              <w:right w:type="dxa" w:w="60"/>
-            </w:tcMar>
-            <w:vAlign w:val="center"/>
-          </w:tcPr>
-          <w:p>
-            <w:pPr>
-              <w:spacing w:after="60"/>
-            </w:pPr>
-            <w:r>
-              <w:t xml:space="preserve">☐</w:t>
-            </w:r>
-          </w:p>
-        </w:tc>
-        <w:tc>
-          <w:tcPr>
-            <w:tcW w:type="dxa" w:w="720"/>
-            <w:tcMar>
-              <w:top w:type="dxa" w:w="40"/>
-              <w:left w:type="dxa" w:w="60"/>
-              <w:bottom w:type="dxa" w:w="40"/>
-              <w:right w:type="dxa" w:w="60"/>
-            </w:tcMar>
-            <w:vAlign w:val="center"/>
-          </w:tcPr>
-          <w:p>
-            <w:pPr>
-              <w:spacing w:after="60"/>
-            </w:pPr>
-            <w:r>
-              <w:t xml:space="preserve">☐</w:t>
-            </w:r>
-          </w:p>
-        </w:tc>
-        <w:tc>
-          <w:tcPr>
-            <w:tcW w:type="dxa" w:w="720"/>
-            <w:tcMar>
-              <w:top w:type="dxa" w:w="40"/>
-              <w:left w:type="dxa" w:w="60"/>
-              <w:bottom w:type="dxa" w:w="40"/>
-              <w:right w:type="dxa" w:w="60"/>
-            </w:tcMar>
-            <w:vAlign w:val="center"/>
-          </w:tcPr>
-          <w:p>
-            <w:pPr>
-              <w:spacing w:after="60"/>
-            </w:pPr>
-            <w:r>
-              <w:t xml:space="preserve">☐</w:t>
-            </w:r>
-          </w:p>
-        </w:tc>
-        <w:tc>
-          <w:tcPr>
-            <w:tcW w:type="dxa" w:w="720"/>
-            <w:tcMar>
-              <w:top w:type="dxa" w:w="40"/>
-              <w:left w:type="dxa" w:w="60"/>
-              <w:bottom w:type="dxa" w:w="40"/>
-              <w:right w:type="dxa" w:w="60"/>
-            </w:tcMar>
-            <w:vAlign w:val="center"/>
-          </w:tcPr>
-          <w:p>
-            <w:pPr>
-              <w:spacing w:after="60"/>
-            </w:pPr>
-            <w:r>
-              <w:t xml:space="preserve">☐</w:t>
-            </w:r>
-          </w:p>
-        </w:tc>
-        <w:tc>
-          <w:tcPr>
-            <w:tcW w:type="dxa" w:w="720"/>
-            <w:tcMar>
-              <w:top w:type="dxa" w:w="40"/>
-              <w:left w:type="dxa" w:w="60"/>
-              <w:bottom w:type="dxa" w:w="40"/>
-              <w:right w:type="dxa" w:w="60"/>
-            </w:tcMar>
-            <w:vAlign w:val="center"/>
-          </w:tcPr>
-          <w:p>
-            <w:pPr>
-              <w:spacing w:after="60"/>
-            </w:pPr>
-            <w:r>
-              <w:t xml:space="preserve">☐</w:t>
-            </w:r>
-          </w:p>
-        </w:tc>
-        <w:tc>
-          <w:tcPr>
-            <w:tcW w:type="dxa" w:w="720"/>
+            <w:tcW w:type="dxa" w:w="684"/>
+            <w:tcMar>
+              <w:top w:type="dxa" w:w="40"/>
+              <w:left w:type="dxa" w:w="60"/>
+              <w:bottom w:type="dxa" w:w="40"/>
+              <w:right w:type="dxa" w:w="60"/>
+            </w:tcMar>
+            <w:vAlign w:val="center"/>
+          </w:tcPr>
+          <w:p>
+            <w:pPr>
+              <w:spacing w:after="60"/>
+            </w:pPr>
+            <w:r>
+              <w:t xml:space="preserve">☐</w:t>
+            </w:r>
+          </w:p>
+        </w:tc>
+        <w:tc>
+          <w:tcPr>
+            <w:tcW w:type="dxa" w:w="684"/>
+            <w:tcMar>
+              <w:top w:type="dxa" w:w="40"/>
+              <w:left w:type="dxa" w:w="60"/>
+              <w:bottom w:type="dxa" w:w="40"/>
+              <w:right w:type="dxa" w:w="60"/>
+            </w:tcMar>
+            <w:vAlign w:val="center"/>
+          </w:tcPr>
+          <w:p>
+            <w:pPr>
+              <w:spacing w:after="60"/>
+            </w:pPr>
+            <w:r>
+              <w:t xml:space="preserve">☐</w:t>
+            </w:r>
+          </w:p>
+        </w:tc>
+        <w:tc>
+          <w:tcPr>
+            <w:tcW w:type="dxa" w:w="684"/>
+            <w:tcMar>
+              <w:top w:type="dxa" w:w="40"/>
+              <w:left w:type="dxa" w:w="60"/>
+              <w:bottom w:type="dxa" w:w="40"/>
+              <w:right w:type="dxa" w:w="60"/>
+            </w:tcMar>
+            <w:vAlign w:val="center"/>
+          </w:tcPr>
+          <w:p>
+            <w:pPr>
+              <w:spacing w:after="60"/>
+            </w:pPr>
+            <w:r>
+              <w:t xml:space="preserve">☐</w:t>
+            </w:r>
+          </w:p>
+        </w:tc>
+        <w:tc>
+          <w:tcPr>
+            <w:tcW w:type="dxa" w:w="684"/>
+            <w:tcMar>
+              <w:top w:type="dxa" w:w="40"/>
+              <w:left w:type="dxa" w:w="60"/>
+              <w:bottom w:type="dxa" w:w="40"/>
+              <w:right w:type="dxa" w:w="60"/>
+            </w:tcMar>
+            <w:vAlign w:val="center"/>
+          </w:tcPr>
+          <w:p>
+            <w:pPr>
+              <w:spacing w:after="60"/>
+            </w:pPr>
+            <w:r>
+              <w:t xml:space="preserve">☐</w:t>
+            </w:r>
+          </w:p>
+        </w:tc>
+        <w:tc>
+          <w:tcPr>
+            <w:tcW w:type="dxa" w:w="684"/>
+            <w:tcMar>
+              <w:top w:type="dxa" w:w="40"/>
+              <w:left w:type="dxa" w:w="60"/>
+              <w:bottom w:type="dxa" w:w="40"/>
+              <w:right w:type="dxa" w:w="60"/>
+            </w:tcMar>
+            <w:vAlign w:val="center"/>
+          </w:tcPr>
+          <w:p>
+            <w:pPr>
+              <w:spacing w:after="60"/>
+            </w:pPr>
+            <w:r>
+              <w:t xml:space="preserve">☐</w:t>
+            </w:r>
+          </w:p>
+        </w:tc>
+        <w:tc>
+          <w:tcPr>
+            <w:tcW w:type="dxa" w:w="684"/>
+            <w:tcMar>
+              <w:top w:type="dxa" w:w="40"/>
+              <w:left w:type="dxa" w:w="60"/>
+              <w:bottom w:type="dxa" w:w="40"/>
+              <w:right w:type="dxa" w:w="60"/>
+            </w:tcMar>
+            <w:vAlign w:val="center"/>
+          </w:tcPr>
+          <w:p>
+            <w:pPr>
+              <w:spacing w:after="60"/>
+            </w:pPr>
+            <w:r>
+              <w:t xml:space="preserve">☐</w:t>
+            </w:r>
+          </w:p>
+        </w:tc>
+        <w:tc>
+          <w:tcPr>
+            <w:tcW w:type="dxa" w:w="684"/>
+            <w:tcMar>
+              <w:top w:type="dxa" w:w="40"/>
+              <w:left w:type="dxa" w:w="60"/>
+              <w:bottom w:type="dxa" w:w="40"/>
+              <w:right w:type="dxa" w:w="60"/>
+            </w:tcMar>
+            <w:vAlign w:val="center"/>
+          </w:tcPr>
+          <w:p>
+            <w:pPr>
+              <w:spacing w:after="60"/>
+            </w:pPr>
+            <w:r>
+              <w:t xml:space="preserve">☐</w:t>
+            </w:r>
+          </w:p>
+        </w:tc>
+        <w:tc>
+          <w:tcPr>
+            <w:tcW w:type="dxa" w:w="684"/>
+            <w:tcMar>
+              <w:top w:type="dxa" w:w="40"/>
+              <w:left w:type="dxa" w:w="60"/>
+              <w:bottom w:type="dxa" w:w="40"/>
+              <w:right w:type="dxa" w:w="60"/>
+            </w:tcMar>
+            <w:vAlign w:val="center"/>
+          </w:tcPr>
+          <w:p>
+            <w:pPr>
+              <w:spacing w:after="60"/>
+            </w:pPr>
+            <w:r>
+              <w:t xml:space="preserve">☐</w:t>
+            </w:r>
+          </w:p>
+        </w:tc>
+        <w:tc>
+          <w:tcPr>
+            <w:tcW w:type="dxa" w:w="684"/>
+            <w:tcMar>
+              <w:top w:type="dxa" w:w="40"/>
+              <w:left w:type="dxa" w:w="60"/>
+              <w:bottom w:type="dxa" w:w="40"/>
+              <w:right w:type="dxa" w:w="60"/>
+            </w:tcMar>
+            <w:vAlign w:val="center"/>
+          </w:tcPr>
+          <w:p>
+            <w:pPr>
+              <w:spacing w:after="60"/>
+            </w:pPr>
+            <w:r>
+              <w:t xml:space="preserve">☐</w:t>
+            </w:r>
+          </w:p>
+        </w:tc>
+        <w:tc>
+          <w:tcPr>
+            <w:tcW w:type="dxa" w:w="684"/>
+            <w:tcMar>
+              <w:top w:type="dxa" w:w="40"/>
+              <w:left w:type="dxa" w:w="60"/>
+              <w:bottom w:type="dxa" w:w="40"/>
+              <w:right w:type="dxa" w:w="60"/>
+            </w:tcMar>
+            <w:vAlign w:val="center"/>
+          </w:tcPr>
+          <w:p>
+            <w:pPr>
+              <w:spacing w:after="60"/>
+            </w:pPr>
+            <w:r>
+              <w:t xml:space="preserve">☐</w:t>
+            </w:r>
+          </w:p>
+        </w:tc>
+        <w:tc>
+          <w:tcPr>
+            <w:tcW w:type="dxa" w:w="684"/>
+            <w:tcMar>
+              <w:top w:type="dxa" w:w="40"/>
+              <w:left w:type="dxa" w:w="60"/>
+              <w:bottom w:type="dxa" w:w="40"/>
+              <w:right w:type="dxa" w:w="60"/>
+            </w:tcMar>
+            <w:vAlign w:val="center"/>
+          </w:tcPr>
+          <w:p>
+            <w:pPr>
+              <w:spacing w:after="60"/>
+            </w:pPr>
+            <w:r>
+              <w:t xml:space="preserve">☐</w:t>
+            </w:r>
+          </w:p>
+        </w:tc>
+        <w:tc>
+          <w:tcPr>
+            <w:tcW w:type="dxa" w:w="684"/>
+            <w:tcMar>
+              <w:top w:type="dxa" w:w="40"/>
+              <w:left w:type="dxa" w:w="60"/>
+              <w:bottom w:type="dxa" w:w="40"/>
+              <w:right w:type="dxa" w:w="60"/>
+            </w:tcMar>
+            <w:vAlign w:val="center"/>
+          </w:tcPr>
+          <w:p>
+            <w:pPr>
+              <w:spacing w:after="60"/>
+            </w:pPr>
+            <w:r>
+              <w:t xml:space="preserve">☐</w:t>
+            </w:r>
+          </w:p>
+        </w:tc>
+        <w:tc>
+          <w:tcPr>
+            <w:tcW w:type="dxa" w:w="684"/>
+            <w:tcMar>
+              <w:top w:type="dxa" w:w="40"/>
+              <w:left w:type="dxa" w:w="60"/>
+              <w:bottom w:type="dxa" w:w="40"/>
+              <w:right w:type="dxa" w:w="60"/>
+            </w:tcMar>
+            <w:vAlign w:val="center"/>
+          </w:tcPr>
+          <w:p>
+            <w:pPr>
+              <w:spacing w:after="60"/>
+            </w:pPr>
+            <w:r>
+              <w:t xml:space="preserve">☐</w:t>
+            </w:r>
+          </w:p>
+        </w:tc>
+        <w:tc>
+          <w:tcPr>
+            <w:tcW w:type="dxa" w:w="684"/>
+            <w:tcMar>
+              <w:top w:type="dxa" w:w="40"/>
+              <w:left w:type="dxa" w:w="60"/>
+              <w:bottom w:type="dxa" w:w="40"/>
+              <w:right w:type="dxa" w:w="60"/>
+            </w:tcMar>
+            <w:vAlign w:val="center"/>
+          </w:tcPr>
+          <w:p>
+            <w:pPr>
+              <w:spacing w:after="60"/>
+            </w:pPr>
+            <w:r>
+              <w:t xml:space="preserve">☐</w:t>
+            </w:r>
+          </w:p>
+        </w:tc>
+        <w:tc>
+          <w:tcPr>
+            <w:tcW w:type="dxa" w:w="684"/>
+            <w:tcMar>
+              <w:top w:type="dxa" w:w="40"/>
+              <w:left w:type="dxa" w:w="60"/>
+              <w:bottom w:type="dxa" w:w="40"/>
+              <w:right w:type="dxa" w:w="60"/>
+            </w:tcMar>
+            <w:vAlign w:val="center"/>
+          </w:tcPr>
+          <w:p>
+            <w:pPr>
+              <w:spacing w:after="60"/>
+            </w:pPr>
+            <w:r>
+              <w:t xml:space="preserve">☐</w:t>
+            </w:r>
+          </w:p>
+        </w:tc>
+        <w:tc>
+          <w:tcPr>
+            <w:tcW w:type="dxa" w:w="684"/>
+            <w:tcMar>
+              <w:top w:type="dxa" w:w="40"/>
+              <w:left w:type="dxa" w:w="60"/>
+              <w:bottom w:type="dxa" w:w="40"/>
+              <w:right w:type="dxa" w:w="60"/>
+            </w:tcMar>
+            <w:vAlign w:val="center"/>
+          </w:tcPr>
+          <w:p>
+            <w:pPr>
+              <w:spacing w:after="60"/>
+            </w:pPr>
+            <w:r>
+              <w:t xml:space="preserve">☐</w:t>
+            </w:r>
+          </w:p>
+        </w:tc>
+        <w:tc>
+          <w:tcPr>
+            <w:tcW w:type="dxa" w:w="684"/>
+            <w:tcMar>
+              <w:top w:type="dxa" w:w="40"/>
+              <w:left w:type="dxa" w:w="60"/>
+              <w:bottom w:type="dxa" w:w="40"/>
+              <w:right w:type="dxa" w:w="60"/>
+            </w:tcMar>
+            <w:vAlign w:val="center"/>
+          </w:tcPr>
+          <w:p>
+            <w:pPr>
+              <w:spacing w:after="60"/>
+            </w:pPr>
+            <w:r>
+              <w:t xml:space="preserve">☐</w:t>
+            </w:r>
+          </w:p>
+        </w:tc>
+        <w:tc>
+          <w:tcPr>
+            <w:tcW w:type="dxa" w:w="684"/>
+            <w:tcMar>
+              <w:top w:type="dxa" w:w="40"/>
+              <w:left w:type="dxa" w:w="60"/>
+              <w:bottom w:type="dxa" w:w="40"/>
+              <w:right w:type="dxa" w:w="60"/>
+            </w:tcMar>
+            <w:vAlign w:val="center"/>
+          </w:tcPr>
+          <w:p>
+            <w:pPr>
+              <w:spacing w:after="60"/>
+            </w:pPr>
+            <w:r>
+              <w:t xml:space="preserve">☐</w:t>
+            </w:r>
+          </w:p>
+        </w:tc>
+        <w:tc>
+          <w:tcPr>
+            <w:tcW w:type="dxa" w:w="684"/>
+            <w:tcMar>
+              <w:top w:type="dxa" w:w="40"/>
+              <w:left w:type="dxa" w:w="60"/>
+              <w:bottom w:type="dxa" w:w="40"/>
+              <w:right w:type="dxa" w:w="60"/>
+            </w:tcMar>
+            <w:vAlign w:val="center"/>
+          </w:tcPr>
+          <w:p>
+            <w:pPr>
+              <w:spacing w:after="60"/>
+            </w:pPr>
+            <w:r>
+              <w:t xml:space="preserve">☐</w:t>
+            </w:r>
+          </w:p>
+        </w:tc>
+        <w:tc>
+          <w:tcPr>
+            <w:tcW w:type="dxa" w:w="684"/>
             <w:tcMar>
               <w:top w:type="dxa" w:w="40"/>
               <w:left w:type="dxa" w:w="60"/>
@@ -5712,367 +5832,387 @@
         </w:tc>
         <w:tc>
           <w:tcPr>
-            <w:tcW w:type="dxa" w:w="720"/>
-            <w:tcMar>
-              <w:top w:type="dxa" w:w="40"/>
-              <w:left w:type="dxa" w:w="60"/>
-              <w:bottom w:type="dxa" w:w="40"/>
-              <w:right w:type="dxa" w:w="60"/>
-            </w:tcMar>
-            <w:vAlign w:val="center"/>
-          </w:tcPr>
-          <w:p>
-            <w:pPr>
-              <w:spacing w:after="60"/>
-            </w:pPr>
-            <w:r>
-              <w:t xml:space="preserve">☐</w:t>
-            </w:r>
-          </w:p>
-        </w:tc>
-        <w:tc>
-          <w:tcPr>
-            <w:tcW w:type="dxa" w:w="720"/>
-            <w:tcMar>
-              <w:top w:type="dxa" w:w="40"/>
-              <w:left w:type="dxa" w:w="60"/>
-              <w:bottom w:type="dxa" w:w="40"/>
-              <w:right w:type="dxa" w:w="60"/>
-            </w:tcMar>
-            <w:vAlign w:val="center"/>
-          </w:tcPr>
-          <w:p>
-            <w:pPr>
-              <w:spacing w:after="60"/>
-            </w:pPr>
-            <w:r>
-              <w:t xml:space="preserve">☐</w:t>
-            </w:r>
-          </w:p>
-        </w:tc>
-        <w:tc>
-          <w:tcPr>
-            <w:tcW w:type="dxa" w:w="720"/>
-            <w:tcMar>
-              <w:top w:type="dxa" w:w="40"/>
-              <w:left w:type="dxa" w:w="60"/>
-              <w:bottom w:type="dxa" w:w="40"/>
-              <w:right w:type="dxa" w:w="60"/>
-            </w:tcMar>
-            <w:vAlign w:val="center"/>
-          </w:tcPr>
-          <w:p>
-            <w:pPr>
-              <w:spacing w:after="60"/>
-            </w:pPr>
-            <w:r>
-              <w:t xml:space="preserve">☐</w:t>
-            </w:r>
-          </w:p>
-        </w:tc>
-        <w:tc>
-          <w:tcPr>
-            <w:tcW w:type="dxa" w:w="720"/>
-            <w:tcMar>
-              <w:top w:type="dxa" w:w="40"/>
-              <w:left w:type="dxa" w:w="60"/>
-              <w:bottom w:type="dxa" w:w="40"/>
-              <w:right w:type="dxa" w:w="60"/>
-            </w:tcMar>
-            <w:vAlign w:val="center"/>
-          </w:tcPr>
-          <w:p>
-            <w:pPr>
-              <w:spacing w:after="60"/>
-            </w:pPr>
-            <w:r>
-              <w:t xml:space="preserve">☐</w:t>
-            </w:r>
-          </w:p>
-        </w:tc>
-        <w:tc>
-          <w:tcPr>
-            <w:tcW w:type="dxa" w:w="720"/>
-            <w:tcMar>
-              <w:top w:type="dxa" w:w="40"/>
-              <w:left w:type="dxa" w:w="60"/>
-              <w:bottom w:type="dxa" w:w="40"/>
-              <w:right w:type="dxa" w:w="60"/>
-            </w:tcMar>
-            <w:vAlign w:val="center"/>
-          </w:tcPr>
-          <w:p>
-            <w:pPr>
-              <w:spacing w:after="60"/>
-            </w:pPr>
-            <w:r>
-              <w:t xml:space="preserve">☐</w:t>
-            </w:r>
-          </w:p>
-        </w:tc>
-        <w:tc>
-          <w:tcPr>
-            <w:tcW w:type="dxa" w:w="720"/>
-            <w:tcMar>
-              <w:top w:type="dxa" w:w="40"/>
-              <w:left w:type="dxa" w:w="60"/>
-              <w:bottom w:type="dxa" w:w="40"/>
-              <w:right w:type="dxa" w:w="60"/>
-            </w:tcMar>
-            <w:vAlign w:val="center"/>
-          </w:tcPr>
-          <w:p>
-            <w:pPr>
-              <w:spacing w:after="60"/>
-            </w:pPr>
-            <w:r>
-              <w:t xml:space="preserve">☐</w:t>
-            </w:r>
-          </w:p>
-        </w:tc>
-        <w:tc>
-          <w:tcPr>
-            <w:tcW w:type="dxa" w:w="720"/>
-            <w:tcMar>
-              <w:top w:type="dxa" w:w="40"/>
-              <w:left w:type="dxa" w:w="60"/>
-              <w:bottom w:type="dxa" w:w="40"/>
-              <w:right w:type="dxa" w:w="60"/>
-            </w:tcMar>
-            <w:vAlign w:val="center"/>
-          </w:tcPr>
-          <w:p>
-            <w:pPr>
-              <w:spacing w:after="60"/>
-            </w:pPr>
-            <w:r>
-              <w:t xml:space="preserve">☐</w:t>
-            </w:r>
-          </w:p>
-        </w:tc>
-        <w:tc>
-          <w:tcPr>
-            <w:tcW w:type="dxa" w:w="720"/>
-            <w:tcMar>
-              <w:top w:type="dxa" w:w="40"/>
-              <w:left w:type="dxa" w:w="60"/>
-              <w:bottom w:type="dxa" w:w="40"/>
-              <w:right w:type="dxa" w:w="60"/>
-            </w:tcMar>
-            <w:vAlign w:val="center"/>
-          </w:tcPr>
-          <w:p>
-            <w:pPr>
-              <w:spacing w:after="60"/>
-            </w:pPr>
-            <w:r>
-              <w:t xml:space="preserve">☐</w:t>
-            </w:r>
-          </w:p>
-        </w:tc>
-        <w:tc>
-          <w:tcPr>
-            <w:tcW w:type="dxa" w:w="720"/>
-            <w:tcMar>
-              <w:top w:type="dxa" w:w="40"/>
-              <w:left w:type="dxa" w:w="60"/>
-              <w:bottom w:type="dxa" w:w="40"/>
-              <w:right w:type="dxa" w:w="60"/>
-            </w:tcMar>
-            <w:vAlign w:val="center"/>
-          </w:tcPr>
-          <w:p>
-            <w:pPr>
-              <w:spacing w:after="60"/>
-            </w:pPr>
-            <w:r>
-              <w:t xml:space="preserve">☐</w:t>
-            </w:r>
-          </w:p>
-        </w:tc>
-        <w:tc>
-          <w:tcPr>
-            <w:tcW w:type="dxa" w:w="720"/>
-            <w:tcMar>
-              <w:top w:type="dxa" w:w="40"/>
-              <w:left w:type="dxa" w:w="60"/>
-              <w:bottom w:type="dxa" w:w="40"/>
-              <w:right w:type="dxa" w:w="60"/>
-            </w:tcMar>
-            <w:vAlign w:val="center"/>
-          </w:tcPr>
-          <w:p>
-            <w:pPr>
-              <w:spacing w:after="60"/>
-            </w:pPr>
-            <w:r>
-              <w:t xml:space="preserve">☐</w:t>
-            </w:r>
-          </w:p>
-        </w:tc>
-        <w:tc>
-          <w:tcPr>
-            <w:tcW w:type="dxa" w:w="720"/>
-            <w:tcMar>
-              <w:top w:type="dxa" w:w="40"/>
-              <w:left w:type="dxa" w:w="60"/>
-              <w:bottom w:type="dxa" w:w="40"/>
-              <w:right w:type="dxa" w:w="60"/>
-            </w:tcMar>
-            <w:vAlign w:val="center"/>
-          </w:tcPr>
-          <w:p>
-            <w:pPr>
-              <w:spacing w:after="60"/>
-            </w:pPr>
-            <w:r>
-              <w:t xml:space="preserve">☐</w:t>
-            </w:r>
-          </w:p>
-        </w:tc>
-        <w:tc>
-          <w:tcPr>
-            <w:tcW w:type="dxa" w:w="720"/>
-            <w:tcMar>
-              <w:top w:type="dxa" w:w="40"/>
-              <w:left w:type="dxa" w:w="60"/>
-              <w:bottom w:type="dxa" w:w="40"/>
-              <w:right w:type="dxa" w:w="60"/>
-            </w:tcMar>
-            <w:vAlign w:val="center"/>
-          </w:tcPr>
-          <w:p>
-            <w:pPr>
-              <w:spacing w:after="60"/>
-            </w:pPr>
-            <w:r>
-              <w:t xml:space="preserve">☐</w:t>
-            </w:r>
-          </w:p>
-        </w:tc>
-        <w:tc>
-          <w:tcPr>
-            <w:tcW w:type="dxa" w:w="720"/>
-            <w:tcMar>
-              <w:top w:type="dxa" w:w="40"/>
-              <w:left w:type="dxa" w:w="60"/>
-              <w:bottom w:type="dxa" w:w="40"/>
-              <w:right w:type="dxa" w:w="60"/>
-            </w:tcMar>
-            <w:vAlign w:val="center"/>
-          </w:tcPr>
-          <w:p>
-            <w:pPr>
-              <w:spacing w:after="60"/>
-            </w:pPr>
-            <w:r>
-              <w:t xml:space="preserve">☐</w:t>
-            </w:r>
-          </w:p>
-        </w:tc>
-        <w:tc>
-          <w:tcPr>
-            <w:tcW w:type="dxa" w:w="720"/>
-            <w:tcMar>
-              <w:top w:type="dxa" w:w="40"/>
-              <w:left w:type="dxa" w:w="60"/>
-              <w:bottom w:type="dxa" w:w="40"/>
-              <w:right w:type="dxa" w:w="60"/>
-            </w:tcMar>
-            <w:vAlign w:val="center"/>
-          </w:tcPr>
-          <w:p>
-            <w:pPr>
-              <w:spacing w:after="60"/>
-            </w:pPr>
-            <w:r>
-              <w:t xml:space="preserve">☐</w:t>
-            </w:r>
-          </w:p>
-        </w:tc>
-        <w:tc>
-          <w:tcPr>
-            <w:tcW w:type="dxa" w:w="720"/>
-            <w:tcMar>
-              <w:top w:type="dxa" w:w="40"/>
-              <w:left w:type="dxa" w:w="60"/>
-              <w:bottom w:type="dxa" w:w="40"/>
-              <w:right w:type="dxa" w:w="60"/>
-            </w:tcMar>
-            <w:vAlign w:val="center"/>
-          </w:tcPr>
-          <w:p>
-            <w:pPr>
-              <w:spacing w:after="60"/>
-            </w:pPr>
-            <w:r>
-              <w:t xml:space="preserve">☐</w:t>
-            </w:r>
-          </w:p>
-        </w:tc>
-        <w:tc>
-          <w:tcPr>
-            <w:tcW w:type="dxa" w:w="720"/>
-            <w:tcMar>
-              <w:top w:type="dxa" w:w="40"/>
-              <w:left w:type="dxa" w:w="60"/>
-              <w:bottom w:type="dxa" w:w="40"/>
-              <w:right w:type="dxa" w:w="60"/>
-            </w:tcMar>
-            <w:vAlign w:val="center"/>
-          </w:tcPr>
-          <w:p>
-            <w:pPr>
-              <w:spacing w:after="60"/>
-            </w:pPr>
-            <w:r>
-              <w:t xml:space="preserve">☐</w:t>
-            </w:r>
-          </w:p>
-        </w:tc>
-        <w:tc>
-          <w:tcPr>
-            <w:tcW w:type="dxa" w:w="720"/>
-            <w:tcMar>
-              <w:top w:type="dxa" w:w="40"/>
-              <w:left w:type="dxa" w:w="60"/>
-              <w:bottom w:type="dxa" w:w="40"/>
-              <w:right w:type="dxa" w:w="60"/>
-            </w:tcMar>
-            <w:vAlign w:val="center"/>
-          </w:tcPr>
-          <w:p>
-            <w:pPr>
-              <w:spacing w:after="60"/>
-            </w:pPr>
-            <w:r>
-              <w:t xml:space="preserve">☐</w:t>
-            </w:r>
-          </w:p>
-        </w:tc>
-        <w:tc>
-          <w:tcPr>
-            <w:tcW w:type="dxa" w:w="720"/>
-            <w:tcMar>
-              <w:top w:type="dxa" w:w="40"/>
-              <w:left w:type="dxa" w:w="60"/>
-              <w:bottom w:type="dxa" w:w="40"/>
-              <w:right w:type="dxa" w:w="60"/>
-            </w:tcMar>
-            <w:vAlign w:val="center"/>
-          </w:tcPr>
-          <w:p>
-            <w:pPr>
-              <w:spacing w:after="60"/>
-            </w:pPr>
-            <w:r>
-              <w:t xml:space="preserve">☐</w:t>
-            </w:r>
-          </w:p>
-        </w:tc>
-        <w:tc>
-          <w:tcPr>
-            <w:tcW w:type="dxa" w:w="720"/>
+            <w:tcW w:type="dxa" w:w="684"/>
+            <w:tcMar>
+              <w:top w:type="dxa" w:w="40"/>
+              <w:left w:type="dxa" w:w="60"/>
+              <w:bottom w:type="dxa" w:w="40"/>
+              <w:right w:type="dxa" w:w="60"/>
+            </w:tcMar>
+            <w:vAlign w:val="center"/>
+          </w:tcPr>
+          <w:p>
+            <w:pPr>
+              <w:spacing w:after="60"/>
+            </w:pPr>
+            <w:r>
+              <w:t xml:space="preserve">☐</w:t>
+            </w:r>
+          </w:p>
+        </w:tc>
+        <w:tc>
+          <w:tcPr>
+            <w:tcW w:type="dxa" w:w="684"/>
+            <w:tcMar>
+              <w:top w:type="dxa" w:w="40"/>
+              <w:left w:type="dxa" w:w="60"/>
+              <w:bottom w:type="dxa" w:w="40"/>
+              <w:right w:type="dxa" w:w="60"/>
+            </w:tcMar>
+            <w:vAlign w:val="center"/>
+          </w:tcPr>
+          <w:p>
+            <w:pPr>
+              <w:spacing w:after="60"/>
+            </w:pPr>
+            <w:r>
+              <w:t xml:space="preserve">☐</w:t>
+            </w:r>
+          </w:p>
+        </w:tc>
+        <w:tc>
+          <w:tcPr>
+            <w:tcW w:type="dxa" w:w="684"/>
+            <w:tcMar>
+              <w:top w:type="dxa" w:w="40"/>
+              <w:left w:type="dxa" w:w="60"/>
+              <w:bottom w:type="dxa" w:w="40"/>
+              <w:right w:type="dxa" w:w="60"/>
+            </w:tcMar>
+            <w:vAlign w:val="center"/>
+          </w:tcPr>
+          <w:p>
+            <w:pPr>
+              <w:spacing w:after="60"/>
+            </w:pPr>
+            <w:r>
+              <w:t xml:space="preserve">☐</w:t>
+            </w:r>
+          </w:p>
+        </w:tc>
+        <w:tc>
+          <w:tcPr>
+            <w:tcW w:type="dxa" w:w="684"/>
+            <w:tcMar>
+              <w:top w:type="dxa" w:w="40"/>
+              <w:left w:type="dxa" w:w="60"/>
+              <w:bottom w:type="dxa" w:w="40"/>
+              <w:right w:type="dxa" w:w="60"/>
+            </w:tcMar>
+            <w:vAlign w:val="center"/>
+          </w:tcPr>
+          <w:p>
+            <w:pPr>
+              <w:spacing w:after="60"/>
+            </w:pPr>
+            <w:r>
+              <w:t xml:space="preserve">☐</w:t>
+            </w:r>
+          </w:p>
+        </w:tc>
+        <w:tc>
+          <w:tcPr>
+            <w:tcW w:type="dxa" w:w="684"/>
+            <w:tcMar>
+              <w:top w:type="dxa" w:w="40"/>
+              <w:left w:type="dxa" w:w="60"/>
+              <w:bottom w:type="dxa" w:w="40"/>
+              <w:right w:type="dxa" w:w="60"/>
+            </w:tcMar>
+            <w:vAlign w:val="center"/>
+          </w:tcPr>
+          <w:p>
+            <w:pPr>
+              <w:spacing w:after="60"/>
+            </w:pPr>
+            <w:r>
+              <w:t xml:space="preserve">☐</w:t>
+            </w:r>
+          </w:p>
+        </w:tc>
+        <w:tc>
+          <w:tcPr>
+            <w:tcW w:type="dxa" w:w="684"/>
+            <w:tcMar>
+              <w:top w:type="dxa" w:w="40"/>
+              <w:left w:type="dxa" w:w="60"/>
+              <w:bottom w:type="dxa" w:w="40"/>
+              <w:right w:type="dxa" w:w="60"/>
+            </w:tcMar>
+            <w:vAlign w:val="center"/>
+          </w:tcPr>
+          <w:p>
+            <w:pPr>
+              <w:spacing w:after="60"/>
+            </w:pPr>
+            <w:r>
+              <w:t xml:space="preserve">☐</w:t>
+            </w:r>
+          </w:p>
+        </w:tc>
+        <w:tc>
+          <w:tcPr>
+            <w:tcW w:type="dxa" w:w="684"/>
+            <w:tcMar>
+              <w:top w:type="dxa" w:w="40"/>
+              <w:left w:type="dxa" w:w="60"/>
+              <w:bottom w:type="dxa" w:w="40"/>
+              <w:right w:type="dxa" w:w="60"/>
+            </w:tcMar>
+            <w:vAlign w:val="center"/>
+          </w:tcPr>
+          <w:p>
+            <w:pPr>
+              <w:spacing w:after="60"/>
+            </w:pPr>
+            <w:r>
+              <w:t xml:space="preserve">☐</w:t>
+            </w:r>
+          </w:p>
+        </w:tc>
+        <w:tc>
+          <w:tcPr>
+            <w:tcW w:type="dxa" w:w="684"/>
+            <w:tcMar>
+              <w:top w:type="dxa" w:w="40"/>
+              <w:left w:type="dxa" w:w="60"/>
+              <w:bottom w:type="dxa" w:w="40"/>
+              <w:right w:type="dxa" w:w="60"/>
+            </w:tcMar>
+            <w:vAlign w:val="center"/>
+          </w:tcPr>
+          <w:p>
+            <w:pPr>
+              <w:spacing w:after="60"/>
+            </w:pPr>
+            <w:r>
+              <w:t xml:space="preserve">☐</w:t>
+            </w:r>
+          </w:p>
+        </w:tc>
+        <w:tc>
+          <w:tcPr>
+            <w:tcW w:type="dxa" w:w="684"/>
+            <w:tcMar>
+              <w:top w:type="dxa" w:w="40"/>
+              <w:left w:type="dxa" w:w="60"/>
+              <w:bottom w:type="dxa" w:w="40"/>
+              <w:right w:type="dxa" w:w="60"/>
+            </w:tcMar>
+            <w:vAlign w:val="center"/>
+          </w:tcPr>
+          <w:p>
+            <w:pPr>
+              <w:spacing w:after="60"/>
+            </w:pPr>
+            <w:r>
+              <w:t xml:space="preserve">☐</w:t>
+            </w:r>
+          </w:p>
+        </w:tc>
+        <w:tc>
+          <w:tcPr>
+            <w:tcW w:type="dxa" w:w="684"/>
+            <w:tcMar>
+              <w:top w:type="dxa" w:w="40"/>
+              <w:left w:type="dxa" w:w="60"/>
+              <w:bottom w:type="dxa" w:w="40"/>
+              <w:right w:type="dxa" w:w="60"/>
+            </w:tcMar>
+            <w:vAlign w:val="center"/>
+          </w:tcPr>
+          <w:p>
+            <w:pPr>
+              <w:spacing w:after="60"/>
+            </w:pPr>
+            <w:r>
+              <w:t xml:space="preserve">☐</w:t>
+            </w:r>
+          </w:p>
+        </w:tc>
+        <w:tc>
+          <w:tcPr>
+            <w:tcW w:type="dxa" w:w="684"/>
+            <w:tcMar>
+              <w:top w:type="dxa" w:w="40"/>
+              <w:left w:type="dxa" w:w="60"/>
+              <w:bottom w:type="dxa" w:w="40"/>
+              <w:right w:type="dxa" w:w="60"/>
+            </w:tcMar>
+            <w:vAlign w:val="center"/>
+          </w:tcPr>
+          <w:p>
+            <w:pPr>
+              <w:spacing w:after="60"/>
+            </w:pPr>
+            <w:r>
+              <w:t xml:space="preserve">☐</w:t>
+            </w:r>
+          </w:p>
+        </w:tc>
+        <w:tc>
+          <w:tcPr>
+            <w:tcW w:type="dxa" w:w="684"/>
+            <w:tcMar>
+              <w:top w:type="dxa" w:w="40"/>
+              <w:left w:type="dxa" w:w="60"/>
+              <w:bottom w:type="dxa" w:w="40"/>
+              <w:right w:type="dxa" w:w="60"/>
+            </w:tcMar>
+            <w:vAlign w:val="center"/>
+          </w:tcPr>
+          <w:p>
+            <w:pPr>
+              <w:spacing w:after="60"/>
+            </w:pPr>
+            <w:r>
+              <w:t xml:space="preserve">☐</w:t>
+            </w:r>
+          </w:p>
+        </w:tc>
+        <w:tc>
+          <w:tcPr>
+            <w:tcW w:type="dxa" w:w="684"/>
+            <w:tcMar>
+              <w:top w:type="dxa" w:w="40"/>
+              <w:left w:type="dxa" w:w="60"/>
+              <w:bottom w:type="dxa" w:w="40"/>
+              <w:right w:type="dxa" w:w="60"/>
+            </w:tcMar>
+            <w:vAlign w:val="center"/>
+          </w:tcPr>
+          <w:p>
+            <w:pPr>
+              <w:spacing w:after="60"/>
+            </w:pPr>
+            <w:r>
+              <w:t xml:space="preserve">☐</w:t>
+            </w:r>
+          </w:p>
+        </w:tc>
+        <w:tc>
+          <w:tcPr>
+            <w:tcW w:type="dxa" w:w="684"/>
+            <w:tcMar>
+              <w:top w:type="dxa" w:w="40"/>
+              <w:left w:type="dxa" w:w="60"/>
+              <w:bottom w:type="dxa" w:w="40"/>
+              <w:right w:type="dxa" w:w="60"/>
+            </w:tcMar>
+            <w:vAlign w:val="center"/>
+          </w:tcPr>
+          <w:p>
+            <w:pPr>
+              <w:spacing w:after="60"/>
+            </w:pPr>
+            <w:r>
+              <w:t xml:space="preserve">☐</w:t>
+            </w:r>
+          </w:p>
+        </w:tc>
+        <w:tc>
+          <w:tcPr>
+            <w:tcW w:type="dxa" w:w="684"/>
+            <w:tcMar>
+              <w:top w:type="dxa" w:w="40"/>
+              <w:left w:type="dxa" w:w="60"/>
+              <w:bottom w:type="dxa" w:w="40"/>
+              <w:right w:type="dxa" w:w="60"/>
+            </w:tcMar>
+            <w:vAlign w:val="center"/>
+          </w:tcPr>
+          <w:p>
+            <w:pPr>
+              <w:spacing w:after="60"/>
+            </w:pPr>
+            <w:r>
+              <w:t xml:space="preserve">☐</w:t>
+            </w:r>
+          </w:p>
+        </w:tc>
+        <w:tc>
+          <w:tcPr>
+            <w:tcW w:type="dxa" w:w="684"/>
+            <w:tcMar>
+              <w:top w:type="dxa" w:w="40"/>
+              <w:left w:type="dxa" w:w="60"/>
+              <w:bottom w:type="dxa" w:w="40"/>
+              <w:right w:type="dxa" w:w="60"/>
+            </w:tcMar>
+            <w:vAlign w:val="center"/>
+          </w:tcPr>
+          <w:p>
+            <w:pPr>
+              <w:spacing w:after="60"/>
+            </w:pPr>
+            <w:r>
+              <w:t xml:space="preserve">☐</w:t>
+            </w:r>
+          </w:p>
+        </w:tc>
+        <w:tc>
+          <w:tcPr>
+            <w:tcW w:type="dxa" w:w="684"/>
+            <w:tcMar>
+              <w:top w:type="dxa" w:w="40"/>
+              <w:left w:type="dxa" w:w="60"/>
+              <w:bottom w:type="dxa" w:w="40"/>
+              <w:right w:type="dxa" w:w="60"/>
+            </w:tcMar>
+            <w:vAlign w:val="center"/>
+          </w:tcPr>
+          <w:p>
+            <w:pPr>
+              <w:spacing w:after="60"/>
+            </w:pPr>
+            <w:r>
+              <w:t xml:space="preserve">☐</w:t>
+            </w:r>
+          </w:p>
+        </w:tc>
+        <w:tc>
+          <w:tcPr>
+            <w:tcW w:type="dxa" w:w="684"/>
+            <w:tcMar>
+              <w:top w:type="dxa" w:w="40"/>
+              <w:left w:type="dxa" w:w="60"/>
+              <w:bottom w:type="dxa" w:w="40"/>
+              <w:right w:type="dxa" w:w="60"/>
+            </w:tcMar>
+            <w:vAlign w:val="center"/>
+          </w:tcPr>
+          <w:p>
+            <w:pPr>
+              <w:spacing w:after="60"/>
+            </w:pPr>
+            <w:r>
+              <w:t xml:space="preserve">☐</w:t>
+            </w:r>
+          </w:p>
+        </w:tc>
+        <w:tc>
+          <w:tcPr>
+            <w:tcW w:type="dxa" w:w="684"/>
+            <w:tcMar>
+              <w:top w:type="dxa" w:w="40"/>
+              <w:left w:type="dxa" w:w="60"/>
+              <w:bottom w:type="dxa" w:w="40"/>
+              <w:right w:type="dxa" w:w="60"/>
+            </w:tcMar>
+            <w:vAlign w:val="center"/>
+          </w:tcPr>
+          <w:p>
+            <w:pPr>
+              <w:spacing w:after="60"/>
+            </w:pPr>
+            <w:r>
+              <w:t xml:space="preserve">☐</w:t>
+            </w:r>
+          </w:p>
+        </w:tc>
+        <w:tc>
+          <w:tcPr>
+            <w:tcW w:type="dxa" w:w="684"/>
             <w:tcMar>
               <w:top w:type="dxa" w:w="40"/>
               <w:left w:type="dxa" w:w="60"/>
@@ -6118,367 +6258,387 @@
         </w:tc>
         <w:tc>
           <w:tcPr>
-            <w:tcW w:type="dxa" w:w="720"/>
-            <w:tcMar>
-              <w:top w:type="dxa" w:w="40"/>
-              <w:left w:type="dxa" w:w="60"/>
-              <w:bottom w:type="dxa" w:w="40"/>
-              <w:right w:type="dxa" w:w="60"/>
-            </w:tcMar>
-            <w:vAlign w:val="center"/>
-          </w:tcPr>
-          <w:p>
-            <w:pPr>
-              <w:spacing w:after="60"/>
-            </w:pPr>
-            <w:r>
-              <w:t xml:space="preserve">☐</w:t>
-            </w:r>
-          </w:p>
-        </w:tc>
-        <w:tc>
-          <w:tcPr>
-            <w:tcW w:type="dxa" w:w="720"/>
-            <w:tcMar>
-              <w:top w:type="dxa" w:w="40"/>
-              <w:left w:type="dxa" w:w="60"/>
-              <w:bottom w:type="dxa" w:w="40"/>
-              <w:right w:type="dxa" w:w="60"/>
-            </w:tcMar>
-            <w:vAlign w:val="center"/>
-          </w:tcPr>
-          <w:p>
-            <w:pPr>
-              <w:spacing w:after="60"/>
-            </w:pPr>
-            <w:r>
-              <w:t xml:space="preserve">☐</w:t>
-            </w:r>
-          </w:p>
-        </w:tc>
-        <w:tc>
-          <w:tcPr>
-            <w:tcW w:type="dxa" w:w="720"/>
-            <w:tcMar>
-              <w:top w:type="dxa" w:w="40"/>
-              <w:left w:type="dxa" w:w="60"/>
-              <w:bottom w:type="dxa" w:w="40"/>
-              <w:right w:type="dxa" w:w="60"/>
-            </w:tcMar>
-            <w:vAlign w:val="center"/>
-          </w:tcPr>
-          <w:p>
-            <w:pPr>
-              <w:spacing w:after="60"/>
-            </w:pPr>
-            <w:r>
-              <w:t xml:space="preserve">☐</w:t>
-            </w:r>
-          </w:p>
-        </w:tc>
-        <w:tc>
-          <w:tcPr>
-            <w:tcW w:type="dxa" w:w="720"/>
-            <w:tcMar>
-              <w:top w:type="dxa" w:w="40"/>
-              <w:left w:type="dxa" w:w="60"/>
-              <w:bottom w:type="dxa" w:w="40"/>
-              <w:right w:type="dxa" w:w="60"/>
-            </w:tcMar>
-            <w:vAlign w:val="center"/>
-          </w:tcPr>
-          <w:p>
-            <w:pPr>
-              <w:spacing w:after="60"/>
-            </w:pPr>
-            <w:r>
-              <w:t xml:space="preserve">☐</w:t>
-            </w:r>
-          </w:p>
-        </w:tc>
-        <w:tc>
-          <w:tcPr>
-            <w:tcW w:type="dxa" w:w="720"/>
-            <w:tcMar>
-              <w:top w:type="dxa" w:w="40"/>
-              <w:left w:type="dxa" w:w="60"/>
-              <w:bottom w:type="dxa" w:w="40"/>
-              <w:right w:type="dxa" w:w="60"/>
-            </w:tcMar>
-            <w:vAlign w:val="center"/>
-          </w:tcPr>
-          <w:p>
-            <w:pPr>
-              <w:spacing w:after="60"/>
-            </w:pPr>
-            <w:r>
-              <w:t xml:space="preserve">☐</w:t>
-            </w:r>
-          </w:p>
-        </w:tc>
-        <w:tc>
-          <w:tcPr>
-            <w:tcW w:type="dxa" w:w="720"/>
-            <w:tcMar>
-              <w:top w:type="dxa" w:w="40"/>
-              <w:left w:type="dxa" w:w="60"/>
-              <w:bottom w:type="dxa" w:w="40"/>
-              <w:right w:type="dxa" w:w="60"/>
-            </w:tcMar>
-            <w:vAlign w:val="center"/>
-          </w:tcPr>
-          <w:p>
-            <w:pPr>
-              <w:spacing w:after="60"/>
-            </w:pPr>
-            <w:r>
-              <w:t xml:space="preserve">☐</w:t>
-            </w:r>
-          </w:p>
-        </w:tc>
-        <w:tc>
-          <w:tcPr>
-            <w:tcW w:type="dxa" w:w="720"/>
-            <w:tcMar>
-              <w:top w:type="dxa" w:w="40"/>
-              <w:left w:type="dxa" w:w="60"/>
-              <w:bottom w:type="dxa" w:w="40"/>
-              <w:right w:type="dxa" w:w="60"/>
-            </w:tcMar>
-            <w:vAlign w:val="center"/>
-          </w:tcPr>
-          <w:p>
-            <w:pPr>
-              <w:spacing w:after="60"/>
-            </w:pPr>
-            <w:r>
-              <w:t xml:space="preserve">☐</w:t>
-            </w:r>
-          </w:p>
-        </w:tc>
-        <w:tc>
-          <w:tcPr>
-            <w:tcW w:type="dxa" w:w="720"/>
-            <w:tcMar>
-              <w:top w:type="dxa" w:w="40"/>
-              <w:left w:type="dxa" w:w="60"/>
-              <w:bottom w:type="dxa" w:w="40"/>
-              <w:right w:type="dxa" w:w="60"/>
-            </w:tcMar>
-            <w:vAlign w:val="center"/>
-          </w:tcPr>
-          <w:p>
-            <w:pPr>
-              <w:spacing w:after="60"/>
-            </w:pPr>
-            <w:r>
-              <w:t xml:space="preserve">☐</w:t>
-            </w:r>
-          </w:p>
-        </w:tc>
-        <w:tc>
-          <w:tcPr>
-            <w:tcW w:type="dxa" w:w="720"/>
-            <w:tcMar>
-              <w:top w:type="dxa" w:w="40"/>
-              <w:left w:type="dxa" w:w="60"/>
-              <w:bottom w:type="dxa" w:w="40"/>
-              <w:right w:type="dxa" w:w="60"/>
-            </w:tcMar>
-            <w:vAlign w:val="center"/>
-          </w:tcPr>
-          <w:p>
-            <w:pPr>
-              <w:spacing w:after="60"/>
-            </w:pPr>
-            <w:r>
-              <w:t xml:space="preserve">☐</w:t>
-            </w:r>
-          </w:p>
-        </w:tc>
-        <w:tc>
-          <w:tcPr>
-            <w:tcW w:type="dxa" w:w="720"/>
-            <w:tcMar>
-              <w:top w:type="dxa" w:w="40"/>
-              <w:left w:type="dxa" w:w="60"/>
-              <w:bottom w:type="dxa" w:w="40"/>
-              <w:right w:type="dxa" w:w="60"/>
-            </w:tcMar>
-            <w:vAlign w:val="center"/>
-          </w:tcPr>
-          <w:p>
-            <w:pPr>
-              <w:spacing w:after="60"/>
-            </w:pPr>
-            <w:r>
-              <w:t xml:space="preserve">☐</w:t>
-            </w:r>
-          </w:p>
-        </w:tc>
-        <w:tc>
-          <w:tcPr>
-            <w:tcW w:type="dxa" w:w="720"/>
-            <w:tcMar>
-              <w:top w:type="dxa" w:w="40"/>
-              <w:left w:type="dxa" w:w="60"/>
-              <w:bottom w:type="dxa" w:w="40"/>
-              <w:right w:type="dxa" w:w="60"/>
-            </w:tcMar>
-            <w:vAlign w:val="center"/>
-          </w:tcPr>
-          <w:p>
-            <w:pPr>
-              <w:spacing w:after="60"/>
-            </w:pPr>
-            <w:r>
-              <w:t xml:space="preserve">☐</w:t>
-            </w:r>
-          </w:p>
-        </w:tc>
-        <w:tc>
-          <w:tcPr>
-            <w:tcW w:type="dxa" w:w="720"/>
-            <w:tcMar>
-              <w:top w:type="dxa" w:w="40"/>
-              <w:left w:type="dxa" w:w="60"/>
-              <w:bottom w:type="dxa" w:w="40"/>
-              <w:right w:type="dxa" w:w="60"/>
-            </w:tcMar>
-            <w:vAlign w:val="center"/>
-          </w:tcPr>
-          <w:p>
-            <w:pPr>
-              <w:spacing w:after="60"/>
-            </w:pPr>
-            <w:r>
-              <w:t xml:space="preserve">☐</w:t>
-            </w:r>
-          </w:p>
-        </w:tc>
-        <w:tc>
-          <w:tcPr>
-            <w:tcW w:type="dxa" w:w="720"/>
-            <w:tcMar>
-              <w:top w:type="dxa" w:w="40"/>
-              <w:left w:type="dxa" w:w="60"/>
-              <w:bottom w:type="dxa" w:w="40"/>
-              <w:right w:type="dxa" w:w="60"/>
-            </w:tcMar>
-            <w:vAlign w:val="center"/>
-          </w:tcPr>
-          <w:p>
-            <w:pPr>
-              <w:spacing w:after="60"/>
-            </w:pPr>
-            <w:r>
-              <w:t xml:space="preserve">☐</w:t>
-            </w:r>
-          </w:p>
-        </w:tc>
-        <w:tc>
-          <w:tcPr>
-            <w:tcW w:type="dxa" w:w="720"/>
-            <w:tcMar>
-              <w:top w:type="dxa" w:w="40"/>
-              <w:left w:type="dxa" w:w="60"/>
-              <w:bottom w:type="dxa" w:w="40"/>
-              <w:right w:type="dxa" w:w="60"/>
-            </w:tcMar>
-            <w:vAlign w:val="center"/>
-          </w:tcPr>
-          <w:p>
-            <w:pPr>
-              <w:spacing w:after="60"/>
-            </w:pPr>
-            <w:r>
-              <w:t xml:space="preserve">☐</w:t>
-            </w:r>
-          </w:p>
-        </w:tc>
-        <w:tc>
-          <w:tcPr>
-            <w:tcW w:type="dxa" w:w="720"/>
-            <w:tcMar>
-              <w:top w:type="dxa" w:w="40"/>
-              <w:left w:type="dxa" w:w="60"/>
-              <w:bottom w:type="dxa" w:w="40"/>
-              <w:right w:type="dxa" w:w="60"/>
-            </w:tcMar>
-            <w:vAlign w:val="center"/>
-          </w:tcPr>
-          <w:p>
-            <w:pPr>
-              <w:spacing w:after="60"/>
-            </w:pPr>
-            <w:r>
-              <w:t xml:space="preserve">☐</w:t>
-            </w:r>
-          </w:p>
-        </w:tc>
-        <w:tc>
-          <w:tcPr>
-            <w:tcW w:type="dxa" w:w="720"/>
-            <w:tcMar>
-              <w:top w:type="dxa" w:w="40"/>
-              <w:left w:type="dxa" w:w="60"/>
-              <w:bottom w:type="dxa" w:w="40"/>
-              <w:right w:type="dxa" w:w="60"/>
-            </w:tcMar>
-            <w:vAlign w:val="center"/>
-          </w:tcPr>
-          <w:p>
-            <w:pPr>
-              <w:spacing w:after="60"/>
-            </w:pPr>
-            <w:r>
-              <w:t xml:space="preserve">☐</w:t>
-            </w:r>
-          </w:p>
-        </w:tc>
-        <w:tc>
-          <w:tcPr>
-            <w:tcW w:type="dxa" w:w="720"/>
-            <w:tcMar>
-              <w:top w:type="dxa" w:w="40"/>
-              <w:left w:type="dxa" w:w="60"/>
-              <w:bottom w:type="dxa" w:w="40"/>
-              <w:right w:type="dxa" w:w="60"/>
-            </w:tcMar>
-            <w:vAlign w:val="center"/>
-          </w:tcPr>
-          <w:p>
-            <w:pPr>
-              <w:spacing w:after="60"/>
-            </w:pPr>
-            <w:r>
-              <w:t xml:space="preserve">☐</w:t>
-            </w:r>
-          </w:p>
-        </w:tc>
-        <w:tc>
-          <w:tcPr>
-            <w:tcW w:type="dxa" w:w="720"/>
-            <w:tcMar>
-              <w:top w:type="dxa" w:w="40"/>
-              <w:left w:type="dxa" w:w="60"/>
-              <w:bottom w:type="dxa" w:w="40"/>
-              <w:right w:type="dxa" w:w="60"/>
-            </w:tcMar>
-            <w:vAlign w:val="center"/>
-          </w:tcPr>
-          <w:p>
-            <w:pPr>
-              <w:spacing w:after="60"/>
-            </w:pPr>
-            <w:r>
-              <w:t xml:space="preserve">☐</w:t>
-            </w:r>
-          </w:p>
-        </w:tc>
-        <w:tc>
-          <w:tcPr>
-            <w:tcW w:type="dxa" w:w="720"/>
+            <w:tcW w:type="dxa" w:w="684"/>
+            <w:tcMar>
+              <w:top w:type="dxa" w:w="40"/>
+              <w:left w:type="dxa" w:w="60"/>
+              <w:bottom w:type="dxa" w:w="40"/>
+              <w:right w:type="dxa" w:w="60"/>
+            </w:tcMar>
+            <w:vAlign w:val="center"/>
+          </w:tcPr>
+          <w:p>
+            <w:pPr>
+              <w:spacing w:after="60"/>
+            </w:pPr>
+            <w:r>
+              <w:t xml:space="preserve">☐</w:t>
+            </w:r>
+          </w:p>
+        </w:tc>
+        <w:tc>
+          <w:tcPr>
+            <w:tcW w:type="dxa" w:w="684"/>
+            <w:tcMar>
+              <w:top w:type="dxa" w:w="40"/>
+              <w:left w:type="dxa" w:w="60"/>
+              <w:bottom w:type="dxa" w:w="40"/>
+              <w:right w:type="dxa" w:w="60"/>
+            </w:tcMar>
+            <w:vAlign w:val="center"/>
+          </w:tcPr>
+          <w:p>
+            <w:pPr>
+              <w:spacing w:after="60"/>
+            </w:pPr>
+            <w:r>
+              <w:t xml:space="preserve">☐</w:t>
+            </w:r>
+          </w:p>
+        </w:tc>
+        <w:tc>
+          <w:tcPr>
+            <w:tcW w:type="dxa" w:w="684"/>
+            <w:tcMar>
+              <w:top w:type="dxa" w:w="40"/>
+              <w:left w:type="dxa" w:w="60"/>
+              <w:bottom w:type="dxa" w:w="40"/>
+              <w:right w:type="dxa" w:w="60"/>
+            </w:tcMar>
+            <w:vAlign w:val="center"/>
+          </w:tcPr>
+          <w:p>
+            <w:pPr>
+              <w:spacing w:after="60"/>
+            </w:pPr>
+            <w:r>
+              <w:t xml:space="preserve">☐</w:t>
+            </w:r>
+          </w:p>
+        </w:tc>
+        <w:tc>
+          <w:tcPr>
+            <w:tcW w:type="dxa" w:w="684"/>
+            <w:tcMar>
+              <w:top w:type="dxa" w:w="40"/>
+              <w:left w:type="dxa" w:w="60"/>
+              <w:bottom w:type="dxa" w:w="40"/>
+              <w:right w:type="dxa" w:w="60"/>
+            </w:tcMar>
+            <w:vAlign w:val="center"/>
+          </w:tcPr>
+          <w:p>
+            <w:pPr>
+              <w:spacing w:after="60"/>
+            </w:pPr>
+            <w:r>
+              <w:t xml:space="preserve">☐</w:t>
+            </w:r>
+          </w:p>
+        </w:tc>
+        <w:tc>
+          <w:tcPr>
+            <w:tcW w:type="dxa" w:w="684"/>
+            <w:tcMar>
+              <w:top w:type="dxa" w:w="40"/>
+              <w:left w:type="dxa" w:w="60"/>
+              <w:bottom w:type="dxa" w:w="40"/>
+              <w:right w:type="dxa" w:w="60"/>
+            </w:tcMar>
+            <w:vAlign w:val="center"/>
+          </w:tcPr>
+          <w:p>
+            <w:pPr>
+              <w:spacing w:after="60"/>
+            </w:pPr>
+            <w:r>
+              <w:t xml:space="preserve">☐</w:t>
+            </w:r>
+          </w:p>
+        </w:tc>
+        <w:tc>
+          <w:tcPr>
+            <w:tcW w:type="dxa" w:w="684"/>
+            <w:tcMar>
+              <w:top w:type="dxa" w:w="40"/>
+              <w:left w:type="dxa" w:w="60"/>
+              <w:bottom w:type="dxa" w:w="40"/>
+              <w:right w:type="dxa" w:w="60"/>
+            </w:tcMar>
+            <w:vAlign w:val="center"/>
+          </w:tcPr>
+          <w:p>
+            <w:pPr>
+              <w:spacing w:after="60"/>
+            </w:pPr>
+            <w:r>
+              <w:t xml:space="preserve">☐</w:t>
+            </w:r>
+          </w:p>
+        </w:tc>
+        <w:tc>
+          <w:tcPr>
+            <w:tcW w:type="dxa" w:w="684"/>
+            <w:tcMar>
+              <w:top w:type="dxa" w:w="40"/>
+              <w:left w:type="dxa" w:w="60"/>
+              <w:bottom w:type="dxa" w:w="40"/>
+              <w:right w:type="dxa" w:w="60"/>
+            </w:tcMar>
+            <w:vAlign w:val="center"/>
+          </w:tcPr>
+          <w:p>
+            <w:pPr>
+              <w:spacing w:after="60"/>
+            </w:pPr>
+            <w:r>
+              <w:t xml:space="preserve">☐</w:t>
+            </w:r>
+          </w:p>
+        </w:tc>
+        <w:tc>
+          <w:tcPr>
+            <w:tcW w:type="dxa" w:w="684"/>
+            <w:tcMar>
+              <w:top w:type="dxa" w:w="40"/>
+              <w:left w:type="dxa" w:w="60"/>
+              <w:bottom w:type="dxa" w:w="40"/>
+              <w:right w:type="dxa" w:w="60"/>
+            </w:tcMar>
+            <w:vAlign w:val="center"/>
+          </w:tcPr>
+          <w:p>
+            <w:pPr>
+              <w:spacing w:after="60"/>
+            </w:pPr>
+            <w:r>
+              <w:t xml:space="preserve">☐</w:t>
+            </w:r>
+          </w:p>
+        </w:tc>
+        <w:tc>
+          <w:tcPr>
+            <w:tcW w:type="dxa" w:w="684"/>
+            <w:tcMar>
+              <w:top w:type="dxa" w:w="40"/>
+              <w:left w:type="dxa" w:w="60"/>
+              <w:bottom w:type="dxa" w:w="40"/>
+              <w:right w:type="dxa" w:w="60"/>
+            </w:tcMar>
+            <w:vAlign w:val="center"/>
+          </w:tcPr>
+          <w:p>
+            <w:pPr>
+              <w:spacing w:after="60"/>
+            </w:pPr>
+            <w:r>
+              <w:t xml:space="preserve">☐</w:t>
+            </w:r>
+          </w:p>
+        </w:tc>
+        <w:tc>
+          <w:tcPr>
+            <w:tcW w:type="dxa" w:w="684"/>
+            <w:tcMar>
+              <w:top w:type="dxa" w:w="40"/>
+              <w:left w:type="dxa" w:w="60"/>
+              <w:bottom w:type="dxa" w:w="40"/>
+              <w:right w:type="dxa" w:w="60"/>
+            </w:tcMar>
+            <w:vAlign w:val="center"/>
+          </w:tcPr>
+          <w:p>
+            <w:pPr>
+              <w:spacing w:after="60"/>
+            </w:pPr>
+            <w:r>
+              <w:t xml:space="preserve">☐</w:t>
+            </w:r>
+          </w:p>
+        </w:tc>
+        <w:tc>
+          <w:tcPr>
+            <w:tcW w:type="dxa" w:w="684"/>
+            <w:tcMar>
+              <w:top w:type="dxa" w:w="40"/>
+              <w:left w:type="dxa" w:w="60"/>
+              <w:bottom w:type="dxa" w:w="40"/>
+              <w:right w:type="dxa" w:w="60"/>
+            </w:tcMar>
+            <w:vAlign w:val="center"/>
+          </w:tcPr>
+          <w:p>
+            <w:pPr>
+              <w:spacing w:after="60"/>
+            </w:pPr>
+            <w:r>
+              <w:t xml:space="preserve">☐</w:t>
+            </w:r>
+          </w:p>
+        </w:tc>
+        <w:tc>
+          <w:tcPr>
+            <w:tcW w:type="dxa" w:w="684"/>
+            <w:tcMar>
+              <w:top w:type="dxa" w:w="40"/>
+              <w:left w:type="dxa" w:w="60"/>
+              <w:bottom w:type="dxa" w:w="40"/>
+              <w:right w:type="dxa" w:w="60"/>
+            </w:tcMar>
+            <w:vAlign w:val="center"/>
+          </w:tcPr>
+          <w:p>
+            <w:pPr>
+              <w:spacing w:after="60"/>
+            </w:pPr>
+            <w:r>
+              <w:t xml:space="preserve">☐</w:t>
+            </w:r>
+          </w:p>
+        </w:tc>
+        <w:tc>
+          <w:tcPr>
+            <w:tcW w:type="dxa" w:w="684"/>
+            <w:tcMar>
+              <w:top w:type="dxa" w:w="40"/>
+              <w:left w:type="dxa" w:w="60"/>
+              <w:bottom w:type="dxa" w:w="40"/>
+              <w:right w:type="dxa" w:w="60"/>
+            </w:tcMar>
+            <w:vAlign w:val="center"/>
+          </w:tcPr>
+          <w:p>
+            <w:pPr>
+              <w:spacing w:after="60"/>
+            </w:pPr>
+            <w:r>
+              <w:t xml:space="preserve">☐</w:t>
+            </w:r>
+          </w:p>
+        </w:tc>
+        <w:tc>
+          <w:tcPr>
+            <w:tcW w:type="dxa" w:w="684"/>
+            <w:tcMar>
+              <w:top w:type="dxa" w:w="40"/>
+              <w:left w:type="dxa" w:w="60"/>
+              <w:bottom w:type="dxa" w:w="40"/>
+              <w:right w:type="dxa" w:w="60"/>
+            </w:tcMar>
+            <w:vAlign w:val="center"/>
+          </w:tcPr>
+          <w:p>
+            <w:pPr>
+              <w:spacing w:after="60"/>
+            </w:pPr>
+            <w:r>
+              <w:t xml:space="preserve">☐</w:t>
+            </w:r>
+          </w:p>
+        </w:tc>
+        <w:tc>
+          <w:tcPr>
+            <w:tcW w:type="dxa" w:w="684"/>
+            <w:tcMar>
+              <w:top w:type="dxa" w:w="40"/>
+              <w:left w:type="dxa" w:w="60"/>
+              <w:bottom w:type="dxa" w:w="40"/>
+              <w:right w:type="dxa" w:w="60"/>
+            </w:tcMar>
+            <w:vAlign w:val="center"/>
+          </w:tcPr>
+          <w:p>
+            <w:pPr>
+              <w:spacing w:after="60"/>
+            </w:pPr>
+            <w:r>
+              <w:t xml:space="preserve">☐</w:t>
+            </w:r>
+          </w:p>
+        </w:tc>
+        <w:tc>
+          <w:tcPr>
+            <w:tcW w:type="dxa" w:w="684"/>
+            <w:tcMar>
+              <w:top w:type="dxa" w:w="40"/>
+              <w:left w:type="dxa" w:w="60"/>
+              <w:bottom w:type="dxa" w:w="40"/>
+              <w:right w:type="dxa" w:w="60"/>
+            </w:tcMar>
+            <w:vAlign w:val="center"/>
+          </w:tcPr>
+          <w:p>
+            <w:pPr>
+              <w:spacing w:after="60"/>
+            </w:pPr>
+            <w:r>
+              <w:t xml:space="preserve">☐</w:t>
+            </w:r>
+          </w:p>
+        </w:tc>
+        <w:tc>
+          <w:tcPr>
+            <w:tcW w:type="dxa" w:w="684"/>
+            <w:tcMar>
+              <w:top w:type="dxa" w:w="40"/>
+              <w:left w:type="dxa" w:w="60"/>
+              <w:bottom w:type="dxa" w:w="40"/>
+              <w:right w:type="dxa" w:w="60"/>
+            </w:tcMar>
+            <w:vAlign w:val="center"/>
+          </w:tcPr>
+          <w:p>
+            <w:pPr>
+              <w:spacing w:after="60"/>
+            </w:pPr>
+            <w:r>
+              <w:t xml:space="preserve">☐</w:t>
+            </w:r>
+          </w:p>
+        </w:tc>
+        <w:tc>
+          <w:tcPr>
+            <w:tcW w:type="dxa" w:w="684"/>
+            <w:tcMar>
+              <w:top w:type="dxa" w:w="40"/>
+              <w:left w:type="dxa" w:w="60"/>
+              <w:bottom w:type="dxa" w:w="40"/>
+              <w:right w:type="dxa" w:w="60"/>
+            </w:tcMar>
+            <w:vAlign w:val="center"/>
+          </w:tcPr>
+          <w:p>
+            <w:pPr>
+              <w:spacing w:after="60"/>
+            </w:pPr>
+            <w:r>
+              <w:t xml:space="preserve">☐</w:t>
+            </w:r>
+          </w:p>
+        </w:tc>
+        <w:tc>
+          <w:tcPr>
+            <w:tcW w:type="dxa" w:w="684"/>
+            <w:tcMar>
+              <w:top w:type="dxa" w:w="40"/>
+              <w:left w:type="dxa" w:w="60"/>
+              <w:bottom w:type="dxa" w:w="40"/>
+              <w:right w:type="dxa" w:w="60"/>
+            </w:tcMar>
+            <w:vAlign w:val="center"/>
+          </w:tcPr>
+          <w:p>
+            <w:pPr>
+              <w:spacing w:after="60"/>
+            </w:pPr>
+            <w:r>
+              <w:t xml:space="preserve">☐</w:t>
+            </w:r>
+          </w:p>
+        </w:tc>
+        <w:tc>
+          <w:tcPr>
+            <w:tcW w:type="dxa" w:w="684"/>
             <w:tcMar>
               <w:top w:type="dxa" w:w="40"/>
               <w:left w:type="dxa" w:w="60"/>
@@ -6524,367 +6684,387 @@
         </w:tc>
         <w:tc>
           <w:tcPr>
-            <w:tcW w:type="dxa" w:w="720"/>
-            <w:tcMar>
-              <w:top w:type="dxa" w:w="40"/>
-              <w:left w:type="dxa" w:w="60"/>
-              <w:bottom w:type="dxa" w:w="40"/>
-              <w:right w:type="dxa" w:w="60"/>
-            </w:tcMar>
-            <w:vAlign w:val="center"/>
-          </w:tcPr>
-          <w:p>
-            <w:pPr>
-              <w:spacing w:after="60"/>
-            </w:pPr>
-            <w:r>
-              <w:t xml:space="preserve">☐</w:t>
-            </w:r>
-          </w:p>
-        </w:tc>
-        <w:tc>
-          <w:tcPr>
-            <w:tcW w:type="dxa" w:w="720"/>
-            <w:tcMar>
-              <w:top w:type="dxa" w:w="40"/>
-              <w:left w:type="dxa" w:w="60"/>
-              <w:bottom w:type="dxa" w:w="40"/>
-              <w:right w:type="dxa" w:w="60"/>
-            </w:tcMar>
-            <w:vAlign w:val="center"/>
-          </w:tcPr>
-          <w:p>
-            <w:pPr>
-              <w:spacing w:after="60"/>
-            </w:pPr>
-            <w:r>
-              <w:t xml:space="preserve">☐</w:t>
-            </w:r>
-          </w:p>
-        </w:tc>
-        <w:tc>
-          <w:tcPr>
-            <w:tcW w:type="dxa" w:w="720"/>
-            <w:tcMar>
-              <w:top w:type="dxa" w:w="40"/>
-              <w:left w:type="dxa" w:w="60"/>
-              <w:bottom w:type="dxa" w:w="40"/>
-              <w:right w:type="dxa" w:w="60"/>
-            </w:tcMar>
-            <w:vAlign w:val="center"/>
-          </w:tcPr>
-          <w:p>
-            <w:pPr>
-              <w:spacing w:after="60"/>
-            </w:pPr>
-            <w:r>
-              <w:t xml:space="preserve">☐</w:t>
-            </w:r>
-          </w:p>
-        </w:tc>
-        <w:tc>
-          <w:tcPr>
-            <w:tcW w:type="dxa" w:w="720"/>
-            <w:tcMar>
-              <w:top w:type="dxa" w:w="40"/>
-              <w:left w:type="dxa" w:w="60"/>
-              <w:bottom w:type="dxa" w:w="40"/>
-              <w:right w:type="dxa" w:w="60"/>
-            </w:tcMar>
-            <w:vAlign w:val="center"/>
-          </w:tcPr>
-          <w:p>
-            <w:pPr>
-              <w:spacing w:after="60"/>
-            </w:pPr>
-            <w:r>
-              <w:t xml:space="preserve">☐</w:t>
-            </w:r>
-          </w:p>
-        </w:tc>
-        <w:tc>
-          <w:tcPr>
-            <w:tcW w:type="dxa" w:w="720"/>
-            <w:tcMar>
-              <w:top w:type="dxa" w:w="40"/>
-              <w:left w:type="dxa" w:w="60"/>
-              <w:bottom w:type="dxa" w:w="40"/>
-              <w:right w:type="dxa" w:w="60"/>
-            </w:tcMar>
-            <w:vAlign w:val="center"/>
-          </w:tcPr>
-          <w:p>
-            <w:pPr>
-              <w:spacing w:after="60"/>
-            </w:pPr>
-            <w:r>
-              <w:t xml:space="preserve">☐</w:t>
-            </w:r>
-          </w:p>
-        </w:tc>
-        <w:tc>
-          <w:tcPr>
-            <w:tcW w:type="dxa" w:w="720"/>
-            <w:tcMar>
-              <w:top w:type="dxa" w:w="40"/>
-              <w:left w:type="dxa" w:w="60"/>
-              <w:bottom w:type="dxa" w:w="40"/>
-              <w:right w:type="dxa" w:w="60"/>
-            </w:tcMar>
-            <w:vAlign w:val="center"/>
-          </w:tcPr>
-          <w:p>
-            <w:pPr>
-              <w:spacing w:after="60"/>
-            </w:pPr>
-            <w:r>
-              <w:t xml:space="preserve">☐</w:t>
-            </w:r>
-          </w:p>
-        </w:tc>
-        <w:tc>
-          <w:tcPr>
-            <w:tcW w:type="dxa" w:w="720"/>
-            <w:tcMar>
-              <w:top w:type="dxa" w:w="40"/>
-              <w:left w:type="dxa" w:w="60"/>
-              <w:bottom w:type="dxa" w:w="40"/>
-              <w:right w:type="dxa" w:w="60"/>
-            </w:tcMar>
-            <w:vAlign w:val="center"/>
-          </w:tcPr>
-          <w:p>
-            <w:pPr>
-              <w:spacing w:after="60"/>
-            </w:pPr>
-            <w:r>
-              <w:t xml:space="preserve">☐</w:t>
-            </w:r>
-          </w:p>
-        </w:tc>
-        <w:tc>
-          <w:tcPr>
-            <w:tcW w:type="dxa" w:w="720"/>
-            <w:tcMar>
-              <w:top w:type="dxa" w:w="40"/>
-              <w:left w:type="dxa" w:w="60"/>
-              <w:bottom w:type="dxa" w:w="40"/>
-              <w:right w:type="dxa" w:w="60"/>
-            </w:tcMar>
-            <w:vAlign w:val="center"/>
-          </w:tcPr>
-          <w:p>
-            <w:pPr>
-              <w:spacing w:after="60"/>
-            </w:pPr>
-            <w:r>
-              <w:t xml:space="preserve">☐</w:t>
-            </w:r>
-          </w:p>
-        </w:tc>
-        <w:tc>
-          <w:tcPr>
-            <w:tcW w:type="dxa" w:w="720"/>
-            <w:tcMar>
-              <w:top w:type="dxa" w:w="40"/>
-              <w:left w:type="dxa" w:w="60"/>
-              <w:bottom w:type="dxa" w:w="40"/>
-              <w:right w:type="dxa" w:w="60"/>
-            </w:tcMar>
-            <w:vAlign w:val="center"/>
-          </w:tcPr>
-          <w:p>
-            <w:pPr>
-              <w:spacing w:after="60"/>
-            </w:pPr>
-            <w:r>
-              <w:t xml:space="preserve">☐</w:t>
-            </w:r>
-          </w:p>
-        </w:tc>
-        <w:tc>
-          <w:tcPr>
-            <w:tcW w:type="dxa" w:w="720"/>
-            <w:tcMar>
-              <w:top w:type="dxa" w:w="40"/>
-              <w:left w:type="dxa" w:w="60"/>
-              <w:bottom w:type="dxa" w:w="40"/>
-              <w:right w:type="dxa" w:w="60"/>
-            </w:tcMar>
-            <w:vAlign w:val="center"/>
-          </w:tcPr>
-          <w:p>
-            <w:pPr>
-              <w:spacing w:after="60"/>
-            </w:pPr>
-            <w:r>
-              <w:t xml:space="preserve">☐</w:t>
-            </w:r>
-          </w:p>
-        </w:tc>
-        <w:tc>
-          <w:tcPr>
-            <w:tcW w:type="dxa" w:w="720"/>
-            <w:tcMar>
-              <w:top w:type="dxa" w:w="40"/>
-              <w:left w:type="dxa" w:w="60"/>
-              <w:bottom w:type="dxa" w:w="40"/>
-              <w:right w:type="dxa" w:w="60"/>
-            </w:tcMar>
-            <w:vAlign w:val="center"/>
-          </w:tcPr>
-          <w:p>
-            <w:pPr>
-              <w:spacing w:after="60"/>
-            </w:pPr>
-            <w:r>
-              <w:t xml:space="preserve">☐</w:t>
-            </w:r>
-          </w:p>
-        </w:tc>
-        <w:tc>
-          <w:tcPr>
-            <w:tcW w:type="dxa" w:w="720"/>
-            <w:tcMar>
-              <w:top w:type="dxa" w:w="40"/>
-              <w:left w:type="dxa" w:w="60"/>
-              <w:bottom w:type="dxa" w:w="40"/>
-              <w:right w:type="dxa" w:w="60"/>
-            </w:tcMar>
-            <w:vAlign w:val="center"/>
-          </w:tcPr>
-          <w:p>
-            <w:pPr>
-              <w:spacing w:after="60"/>
-            </w:pPr>
-            <w:r>
-              <w:t xml:space="preserve">☐</w:t>
-            </w:r>
-          </w:p>
-        </w:tc>
-        <w:tc>
-          <w:tcPr>
-            <w:tcW w:type="dxa" w:w="720"/>
-            <w:tcMar>
-              <w:top w:type="dxa" w:w="40"/>
-              <w:left w:type="dxa" w:w="60"/>
-              <w:bottom w:type="dxa" w:w="40"/>
-              <w:right w:type="dxa" w:w="60"/>
-            </w:tcMar>
-            <w:vAlign w:val="center"/>
-          </w:tcPr>
-          <w:p>
-            <w:pPr>
-              <w:spacing w:after="60"/>
-            </w:pPr>
-            <w:r>
-              <w:t xml:space="preserve">☐</w:t>
-            </w:r>
-          </w:p>
-        </w:tc>
-        <w:tc>
-          <w:tcPr>
-            <w:tcW w:type="dxa" w:w="720"/>
-            <w:tcMar>
-              <w:top w:type="dxa" w:w="40"/>
-              <w:left w:type="dxa" w:w="60"/>
-              <w:bottom w:type="dxa" w:w="40"/>
-              <w:right w:type="dxa" w:w="60"/>
-            </w:tcMar>
-            <w:vAlign w:val="center"/>
-          </w:tcPr>
-          <w:p>
-            <w:pPr>
-              <w:spacing w:after="60"/>
-            </w:pPr>
-            <w:r>
-              <w:t xml:space="preserve">☐</w:t>
-            </w:r>
-          </w:p>
-        </w:tc>
-        <w:tc>
-          <w:tcPr>
-            <w:tcW w:type="dxa" w:w="720"/>
-            <w:tcMar>
-              <w:top w:type="dxa" w:w="40"/>
-              <w:left w:type="dxa" w:w="60"/>
-              <w:bottom w:type="dxa" w:w="40"/>
-              <w:right w:type="dxa" w:w="60"/>
-            </w:tcMar>
-            <w:vAlign w:val="center"/>
-          </w:tcPr>
-          <w:p>
-            <w:pPr>
-              <w:spacing w:after="60"/>
-            </w:pPr>
-            <w:r>
-              <w:t xml:space="preserve">☐</w:t>
-            </w:r>
-          </w:p>
-        </w:tc>
-        <w:tc>
-          <w:tcPr>
-            <w:tcW w:type="dxa" w:w="720"/>
-            <w:tcMar>
-              <w:top w:type="dxa" w:w="40"/>
-              <w:left w:type="dxa" w:w="60"/>
-              <w:bottom w:type="dxa" w:w="40"/>
-              <w:right w:type="dxa" w:w="60"/>
-            </w:tcMar>
-            <w:vAlign w:val="center"/>
-          </w:tcPr>
-          <w:p>
-            <w:pPr>
-              <w:spacing w:after="60"/>
-            </w:pPr>
-            <w:r>
-              <w:t xml:space="preserve">☐</w:t>
-            </w:r>
-          </w:p>
-        </w:tc>
-        <w:tc>
-          <w:tcPr>
-            <w:tcW w:type="dxa" w:w="720"/>
-            <w:tcMar>
-              <w:top w:type="dxa" w:w="40"/>
-              <w:left w:type="dxa" w:w="60"/>
-              <w:bottom w:type="dxa" w:w="40"/>
-              <w:right w:type="dxa" w:w="60"/>
-            </w:tcMar>
-            <w:vAlign w:val="center"/>
-          </w:tcPr>
-          <w:p>
-            <w:pPr>
-              <w:spacing w:after="60"/>
-            </w:pPr>
-            <w:r>
-              <w:t xml:space="preserve">☐</w:t>
-            </w:r>
-          </w:p>
-        </w:tc>
-        <w:tc>
-          <w:tcPr>
-            <w:tcW w:type="dxa" w:w="720"/>
-            <w:tcMar>
-              <w:top w:type="dxa" w:w="40"/>
-              <w:left w:type="dxa" w:w="60"/>
-              <w:bottom w:type="dxa" w:w="40"/>
-              <w:right w:type="dxa" w:w="60"/>
-            </w:tcMar>
-            <w:vAlign w:val="center"/>
-          </w:tcPr>
-          <w:p>
-            <w:pPr>
-              <w:spacing w:after="60"/>
-            </w:pPr>
-            <w:r>
-              <w:t xml:space="preserve">☐</w:t>
-            </w:r>
-          </w:p>
-        </w:tc>
-        <w:tc>
-          <w:tcPr>
-            <w:tcW w:type="dxa" w:w="720"/>
+            <w:tcW w:type="dxa" w:w="684"/>
+            <w:tcMar>
+              <w:top w:type="dxa" w:w="40"/>
+              <w:left w:type="dxa" w:w="60"/>
+              <w:bottom w:type="dxa" w:w="40"/>
+              <w:right w:type="dxa" w:w="60"/>
+            </w:tcMar>
+            <w:vAlign w:val="center"/>
+          </w:tcPr>
+          <w:p>
+            <w:pPr>
+              <w:spacing w:after="60"/>
+            </w:pPr>
+            <w:r>
+              <w:t xml:space="preserve">☐</w:t>
+            </w:r>
+          </w:p>
+        </w:tc>
+        <w:tc>
+          <w:tcPr>
+            <w:tcW w:type="dxa" w:w="684"/>
+            <w:tcMar>
+              <w:top w:type="dxa" w:w="40"/>
+              <w:left w:type="dxa" w:w="60"/>
+              <w:bottom w:type="dxa" w:w="40"/>
+              <w:right w:type="dxa" w:w="60"/>
+            </w:tcMar>
+            <w:vAlign w:val="center"/>
+          </w:tcPr>
+          <w:p>
+            <w:pPr>
+              <w:spacing w:after="60"/>
+            </w:pPr>
+            <w:r>
+              <w:t xml:space="preserve">☐</w:t>
+            </w:r>
+          </w:p>
+        </w:tc>
+        <w:tc>
+          <w:tcPr>
+            <w:tcW w:type="dxa" w:w="684"/>
+            <w:tcMar>
+              <w:top w:type="dxa" w:w="40"/>
+              <w:left w:type="dxa" w:w="60"/>
+              <w:bottom w:type="dxa" w:w="40"/>
+              <w:right w:type="dxa" w:w="60"/>
+            </w:tcMar>
+            <w:vAlign w:val="center"/>
+          </w:tcPr>
+          <w:p>
+            <w:pPr>
+              <w:spacing w:after="60"/>
+            </w:pPr>
+            <w:r>
+              <w:t xml:space="preserve">☐</w:t>
+            </w:r>
+          </w:p>
+        </w:tc>
+        <w:tc>
+          <w:tcPr>
+            <w:tcW w:type="dxa" w:w="684"/>
+            <w:tcMar>
+              <w:top w:type="dxa" w:w="40"/>
+              <w:left w:type="dxa" w:w="60"/>
+              <w:bottom w:type="dxa" w:w="40"/>
+              <w:right w:type="dxa" w:w="60"/>
+            </w:tcMar>
+            <w:vAlign w:val="center"/>
+          </w:tcPr>
+          <w:p>
+            <w:pPr>
+              <w:spacing w:after="60"/>
+            </w:pPr>
+            <w:r>
+              <w:t xml:space="preserve">☐</w:t>
+            </w:r>
+          </w:p>
+        </w:tc>
+        <w:tc>
+          <w:tcPr>
+            <w:tcW w:type="dxa" w:w="684"/>
+            <w:tcMar>
+              <w:top w:type="dxa" w:w="40"/>
+              <w:left w:type="dxa" w:w="60"/>
+              <w:bottom w:type="dxa" w:w="40"/>
+              <w:right w:type="dxa" w:w="60"/>
+            </w:tcMar>
+            <w:vAlign w:val="center"/>
+          </w:tcPr>
+          <w:p>
+            <w:pPr>
+              <w:spacing w:after="60"/>
+            </w:pPr>
+            <w:r>
+              <w:t xml:space="preserve">☐</w:t>
+            </w:r>
+          </w:p>
+        </w:tc>
+        <w:tc>
+          <w:tcPr>
+            <w:tcW w:type="dxa" w:w="684"/>
+            <w:tcMar>
+              <w:top w:type="dxa" w:w="40"/>
+              <w:left w:type="dxa" w:w="60"/>
+              <w:bottom w:type="dxa" w:w="40"/>
+              <w:right w:type="dxa" w:w="60"/>
+            </w:tcMar>
+            <w:vAlign w:val="center"/>
+          </w:tcPr>
+          <w:p>
+            <w:pPr>
+              <w:spacing w:after="60"/>
+            </w:pPr>
+            <w:r>
+              <w:t xml:space="preserve">☐</w:t>
+            </w:r>
+          </w:p>
+        </w:tc>
+        <w:tc>
+          <w:tcPr>
+            <w:tcW w:type="dxa" w:w="684"/>
+            <w:tcMar>
+              <w:top w:type="dxa" w:w="40"/>
+              <w:left w:type="dxa" w:w="60"/>
+              <w:bottom w:type="dxa" w:w="40"/>
+              <w:right w:type="dxa" w:w="60"/>
+            </w:tcMar>
+            <w:vAlign w:val="center"/>
+          </w:tcPr>
+          <w:p>
+            <w:pPr>
+              <w:spacing w:after="60"/>
+            </w:pPr>
+            <w:r>
+              <w:t xml:space="preserve">☐</w:t>
+            </w:r>
+          </w:p>
+        </w:tc>
+        <w:tc>
+          <w:tcPr>
+            <w:tcW w:type="dxa" w:w="684"/>
+            <w:tcMar>
+              <w:top w:type="dxa" w:w="40"/>
+              <w:left w:type="dxa" w:w="60"/>
+              <w:bottom w:type="dxa" w:w="40"/>
+              <w:right w:type="dxa" w:w="60"/>
+            </w:tcMar>
+            <w:vAlign w:val="center"/>
+          </w:tcPr>
+          <w:p>
+            <w:pPr>
+              <w:spacing w:after="60"/>
+            </w:pPr>
+            <w:r>
+              <w:t xml:space="preserve">☐</w:t>
+            </w:r>
+          </w:p>
+        </w:tc>
+        <w:tc>
+          <w:tcPr>
+            <w:tcW w:type="dxa" w:w="684"/>
+            <w:tcMar>
+              <w:top w:type="dxa" w:w="40"/>
+              <w:left w:type="dxa" w:w="60"/>
+              <w:bottom w:type="dxa" w:w="40"/>
+              <w:right w:type="dxa" w:w="60"/>
+            </w:tcMar>
+            <w:vAlign w:val="center"/>
+          </w:tcPr>
+          <w:p>
+            <w:pPr>
+              <w:spacing w:after="60"/>
+            </w:pPr>
+            <w:r>
+              <w:t xml:space="preserve">☐</w:t>
+            </w:r>
+          </w:p>
+        </w:tc>
+        <w:tc>
+          <w:tcPr>
+            <w:tcW w:type="dxa" w:w="684"/>
+            <w:tcMar>
+              <w:top w:type="dxa" w:w="40"/>
+              <w:left w:type="dxa" w:w="60"/>
+              <w:bottom w:type="dxa" w:w="40"/>
+              <w:right w:type="dxa" w:w="60"/>
+            </w:tcMar>
+            <w:vAlign w:val="center"/>
+          </w:tcPr>
+          <w:p>
+            <w:pPr>
+              <w:spacing w:after="60"/>
+            </w:pPr>
+            <w:r>
+              <w:t xml:space="preserve">☐</w:t>
+            </w:r>
+          </w:p>
+        </w:tc>
+        <w:tc>
+          <w:tcPr>
+            <w:tcW w:type="dxa" w:w="684"/>
+            <w:tcMar>
+              <w:top w:type="dxa" w:w="40"/>
+              <w:left w:type="dxa" w:w="60"/>
+              <w:bottom w:type="dxa" w:w="40"/>
+              <w:right w:type="dxa" w:w="60"/>
+            </w:tcMar>
+            <w:vAlign w:val="center"/>
+          </w:tcPr>
+          <w:p>
+            <w:pPr>
+              <w:spacing w:after="60"/>
+            </w:pPr>
+            <w:r>
+              <w:t xml:space="preserve">☐</w:t>
+            </w:r>
+          </w:p>
+        </w:tc>
+        <w:tc>
+          <w:tcPr>
+            <w:tcW w:type="dxa" w:w="684"/>
+            <w:tcMar>
+              <w:top w:type="dxa" w:w="40"/>
+              <w:left w:type="dxa" w:w="60"/>
+              <w:bottom w:type="dxa" w:w="40"/>
+              <w:right w:type="dxa" w:w="60"/>
+            </w:tcMar>
+            <w:vAlign w:val="center"/>
+          </w:tcPr>
+          <w:p>
+            <w:pPr>
+              <w:spacing w:after="60"/>
+            </w:pPr>
+            <w:r>
+              <w:t xml:space="preserve">☐</w:t>
+            </w:r>
+          </w:p>
+        </w:tc>
+        <w:tc>
+          <w:tcPr>
+            <w:tcW w:type="dxa" w:w="684"/>
+            <w:tcMar>
+              <w:top w:type="dxa" w:w="40"/>
+              <w:left w:type="dxa" w:w="60"/>
+              <w:bottom w:type="dxa" w:w="40"/>
+              <w:right w:type="dxa" w:w="60"/>
+            </w:tcMar>
+            <w:vAlign w:val="center"/>
+          </w:tcPr>
+          <w:p>
+            <w:pPr>
+              <w:spacing w:after="60"/>
+            </w:pPr>
+            <w:r>
+              <w:t xml:space="preserve">☐</w:t>
+            </w:r>
+          </w:p>
+        </w:tc>
+        <w:tc>
+          <w:tcPr>
+            <w:tcW w:type="dxa" w:w="684"/>
+            <w:tcMar>
+              <w:top w:type="dxa" w:w="40"/>
+              <w:left w:type="dxa" w:w="60"/>
+              <w:bottom w:type="dxa" w:w="40"/>
+              <w:right w:type="dxa" w:w="60"/>
+            </w:tcMar>
+            <w:vAlign w:val="center"/>
+          </w:tcPr>
+          <w:p>
+            <w:pPr>
+              <w:spacing w:after="60"/>
+            </w:pPr>
+            <w:r>
+              <w:t xml:space="preserve">☐</w:t>
+            </w:r>
+          </w:p>
+        </w:tc>
+        <w:tc>
+          <w:tcPr>
+            <w:tcW w:type="dxa" w:w="684"/>
+            <w:tcMar>
+              <w:top w:type="dxa" w:w="40"/>
+              <w:left w:type="dxa" w:w="60"/>
+              <w:bottom w:type="dxa" w:w="40"/>
+              <w:right w:type="dxa" w:w="60"/>
+            </w:tcMar>
+            <w:vAlign w:val="center"/>
+          </w:tcPr>
+          <w:p>
+            <w:pPr>
+              <w:spacing w:after="60"/>
+            </w:pPr>
+            <w:r>
+              <w:t xml:space="preserve">☐</w:t>
+            </w:r>
+          </w:p>
+        </w:tc>
+        <w:tc>
+          <w:tcPr>
+            <w:tcW w:type="dxa" w:w="684"/>
+            <w:tcMar>
+              <w:top w:type="dxa" w:w="40"/>
+              <w:left w:type="dxa" w:w="60"/>
+              <w:bottom w:type="dxa" w:w="40"/>
+              <w:right w:type="dxa" w:w="60"/>
+            </w:tcMar>
+            <w:vAlign w:val="center"/>
+          </w:tcPr>
+          <w:p>
+            <w:pPr>
+              <w:spacing w:after="60"/>
+            </w:pPr>
+            <w:r>
+              <w:t xml:space="preserve">☐</w:t>
+            </w:r>
+          </w:p>
+        </w:tc>
+        <w:tc>
+          <w:tcPr>
+            <w:tcW w:type="dxa" w:w="684"/>
+            <w:tcMar>
+              <w:top w:type="dxa" w:w="40"/>
+              <w:left w:type="dxa" w:w="60"/>
+              <w:bottom w:type="dxa" w:w="40"/>
+              <w:right w:type="dxa" w:w="60"/>
+            </w:tcMar>
+            <w:vAlign w:val="center"/>
+          </w:tcPr>
+          <w:p>
+            <w:pPr>
+              <w:spacing w:after="60"/>
+            </w:pPr>
+            <w:r>
+              <w:t xml:space="preserve">☐</w:t>
+            </w:r>
+          </w:p>
+        </w:tc>
+        <w:tc>
+          <w:tcPr>
+            <w:tcW w:type="dxa" w:w="684"/>
+            <w:tcMar>
+              <w:top w:type="dxa" w:w="40"/>
+              <w:left w:type="dxa" w:w="60"/>
+              <w:bottom w:type="dxa" w:w="40"/>
+              <w:right w:type="dxa" w:w="60"/>
+            </w:tcMar>
+            <w:vAlign w:val="center"/>
+          </w:tcPr>
+          <w:p>
+            <w:pPr>
+              <w:spacing w:after="60"/>
+            </w:pPr>
+            <w:r>
+              <w:t xml:space="preserve">☐</w:t>
+            </w:r>
+          </w:p>
+        </w:tc>
+        <w:tc>
+          <w:tcPr>
+            <w:tcW w:type="dxa" w:w="684"/>
+            <w:tcMar>
+              <w:top w:type="dxa" w:w="40"/>
+              <w:left w:type="dxa" w:w="60"/>
+              <w:bottom w:type="dxa" w:w="40"/>
+              <w:right w:type="dxa" w:w="60"/>
+            </w:tcMar>
+            <w:vAlign w:val="center"/>
+          </w:tcPr>
+          <w:p>
+            <w:pPr>
+              <w:spacing w:after="60"/>
+            </w:pPr>
+            <w:r>
+              <w:t xml:space="preserve">☐</w:t>
+            </w:r>
+          </w:p>
+        </w:tc>
+        <w:tc>
+          <w:tcPr>
+            <w:tcW w:type="dxa" w:w="684"/>
             <w:tcMar>
               <w:top w:type="dxa" w:w="40"/>
               <w:left w:type="dxa" w:w="60"/>
@@ -6930,367 +7110,387 @@
         </w:tc>
         <w:tc>
           <w:tcPr>
-            <w:tcW w:type="dxa" w:w="720"/>
-            <w:tcMar>
-              <w:top w:type="dxa" w:w="40"/>
-              <w:left w:type="dxa" w:w="60"/>
-              <w:bottom w:type="dxa" w:w="40"/>
-              <w:right w:type="dxa" w:w="60"/>
-            </w:tcMar>
-            <w:vAlign w:val="center"/>
-          </w:tcPr>
-          <w:p>
-            <w:pPr>
-              <w:spacing w:after="60"/>
-            </w:pPr>
-            <w:r>
-              <w:t xml:space="preserve">☐</w:t>
-            </w:r>
-          </w:p>
-        </w:tc>
-        <w:tc>
-          <w:tcPr>
-            <w:tcW w:type="dxa" w:w="720"/>
-            <w:tcMar>
-              <w:top w:type="dxa" w:w="40"/>
-              <w:left w:type="dxa" w:w="60"/>
-              <w:bottom w:type="dxa" w:w="40"/>
-              <w:right w:type="dxa" w:w="60"/>
-            </w:tcMar>
-            <w:vAlign w:val="center"/>
-          </w:tcPr>
-          <w:p>
-            <w:pPr>
-              <w:spacing w:after="60"/>
-            </w:pPr>
-            <w:r>
-              <w:t xml:space="preserve">☐</w:t>
-            </w:r>
-          </w:p>
-        </w:tc>
-        <w:tc>
-          <w:tcPr>
-            <w:tcW w:type="dxa" w:w="720"/>
-            <w:tcMar>
-              <w:top w:type="dxa" w:w="40"/>
-              <w:left w:type="dxa" w:w="60"/>
-              <w:bottom w:type="dxa" w:w="40"/>
-              <w:right w:type="dxa" w:w="60"/>
-            </w:tcMar>
-            <w:vAlign w:val="center"/>
-          </w:tcPr>
-          <w:p>
-            <w:pPr>
-              <w:spacing w:after="60"/>
-            </w:pPr>
-            <w:r>
-              <w:t xml:space="preserve">☐</w:t>
-            </w:r>
-          </w:p>
-        </w:tc>
-        <w:tc>
-          <w:tcPr>
-            <w:tcW w:type="dxa" w:w="720"/>
-            <w:tcMar>
-              <w:top w:type="dxa" w:w="40"/>
-              <w:left w:type="dxa" w:w="60"/>
-              <w:bottom w:type="dxa" w:w="40"/>
-              <w:right w:type="dxa" w:w="60"/>
-            </w:tcMar>
-            <w:vAlign w:val="center"/>
-          </w:tcPr>
-          <w:p>
-            <w:pPr>
-              <w:spacing w:after="60"/>
-            </w:pPr>
-            <w:r>
-              <w:t xml:space="preserve">☐</w:t>
-            </w:r>
-          </w:p>
-        </w:tc>
-        <w:tc>
-          <w:tcPr>
-            <w:tcW w:type="dxa" w:w="720"/>
-            <w:tcMar>
-              <w:top w:type="dxa" w:w="40"/>
-              <w:left w:type="dxa" w:w="60"/>
-              <w:bottom w:type="dxa" w:w="40"/>
-              <w:right w:type="dxa" w:w="60"/>
-            </w:tcMar>
-            <w:vAlign w:val="center"/>
-          </w:tcPr>
-          <w:p>
-            <w:pPr>
-              <w:spacing w:after="60"/>
-            </w:pPr>
-            <w:r>
-              <w:t xml:space="preserve">☐</w:t>
-            </w:r>
-          </w:p>
-        </w:tc>
-        <w:tc>
-          <w:tcPr>
-            <w:tcW w:type="dxa" w:w="720"/>
-            <w:tcMar>
-              <w:top w:type="dxa" w:w="40"/>
-              <w:left w:type="dxa" w:w="60"/>
-              <w:bottom w:type="dxa" w:w="40"/>
-              <w:right w:type="dxa" w:w="60"/>
-            </w:tcMar>
-            <w:vAlign w:val="center"/>
-          </w:tcPr>
-          <w:p>
-            <w:pPr>
-              <w:spacing w:after="60"/>
-            </w:pPr>
-            <w:r>
-              <w:t xml:space="preserve">☐</w:t>
-            </w:r>
-          </w:p>
-        </w:tc>
-        <w:tc>
-          <w:tcPr>
-            <w:tcW w:type="dxa" w:w="720"/>
-            <w:tcMar>
-              <w:top w:type="dxa" w:w="40"/>
-              <w:left w:type="dxa" w:w="60"/>
-              <w:bottom w:type="dxa" w:w="40"/>
-              <w:right w:type="dxa" w:w="60"/>
-            </w:tcMar>
-            <w:vAlign w:val="center"/>
-          </w:tcPr>
-          <w:p>
-            <w:pPr>
-              <w:spacing w:after="60"/>
-            </w:pPr>
-            <w:r>
-              <w:t xml:space="preserve">☐</w:t>
-            </w:r>
-          </w:p>
-        </w:tc>
-        <w:tc>
-          <w:tcPr>
-            <w:tcW w:type="dxa" w:w="720"/>
-            <w:tcMar>
-              <w:top w:type="dxa" w:w="40"/>
-              <w:left w:type="dxa" w:w="60"/>
-              <w:bottom w:type="dxa" w:w="40"/>
-              <w:right w:type="dxa" w:w="60"/>
-            </w:tcMar>
-            <w:vAlign w:val="center"/>
-          </w:tcPr>
-          <w:p>
-            <w:pPr>
-              <w:spacing w:after="60"/>
-            </w:pPr>
-            <w:r>
-              <w:t xml:space="preserve">☐</w:t>
-            </w:r>
-          </w:p>
-        </w:tc>
-        <w:tc>
-          <w:tcPr>
-            <w:tcW w:type="dxa" w:w="720"/>
-            <w:tcMar>
-              <w:top w:type="dxa" w:w="40"/>
-              <w:left w:type="dxa" w:w="60"/>
-              <w:bottom w:type="dxa" w:w="40"/>
-              <w:right w:type="dxa" w:w="60"/>
-            </w:tcMar>
-            <w:vAlign w:val="center"/>
-          </w:tcPr>
-          <w:p>
-            <w:pPr>
-              <w:spacing w:after="60"/>
-            </w:pPr>
-            <w:r>
-              <w:t xml:space="preserve">☐</w:t>
-            </w:r>
-          </w:p>
-        </w:tc>
-        <w:tc>
-          <w:tcPr>
-            <w:tcW w:type="dxa" w:w="720"/>
-            <w:tcMar>
-              <w:top w:type="dxa" w:w="40"/>
-              <w:left w:type="dxa" w:w="60"/>
-              <w:bottom w:type="dxa" w:w="40"/>
-              <w:right w:type="dxa" w:w="60"/>
-            </w:tcMar>
-            <w:vAlign w:val="center"/>
-          </w:tcPr>
-          <w:p>
-            <w:pPr>
-              <w:spacing w:after="60"/>
-            </w:pPr>
-            <w:r>
-              <w:t xml:space="preserve">☐</w:t>
-            </w:r>
-          </w:p>
-        </w:tc>
-        <w:tc>
-          <w:tcPr>
-            <w:tcW w:type="dxa" w:w="720"/>
-            <w:tcMar>
-              <w:top w:type="dxa" w:w="40"/>
-              <w:left w:type="dxa" w:w="60"/>
-              <w:bottom w:type="dxa" w:w="40"/>
-              <w:right w:type="dxa" w:w="60"/>
-            </w:tcMar>
-            <w:vAlign w:val="center"/>
-          </w:tcPr>
-          <w:p>
-            <w:pPr>
-              <w:spacing w:after="60"/>
-            </w:pPr>
-            <w:r>
-              <w:t xml:space="preserve">☐</w:t>
-            </w:r>
-          </w:p>
-        </w:tc>
-        <w:tc>
-          <w:tcPr>
-            <w:tcW w:type="dxa" w:w="720"/>
-            <w:tcMar>
-              <w:top w:type="dxa" w:w="40"/>
-              <w:left w:type="dxa" w:w="60"/>
-              <w:bottom w:type="dxa" w:w="40"/>
-              <w:right w:type="dxa" w:w="60"/>
-            </w:tcMar>
-            <w:vAlign w:val="center"/>
-          </w:tcPr>
-          <w:p>
-            <w:pPr>
-              <w:spacing w:after="60"/>
-            </w:pPr>
-            <w:r>
-              <w:t xml:space="preserve">☐</w:t>
-            </w:r>
-          </w:p>
-        </w:tc>
-        <w:tc>
-          <w:tcPr>
-            <w:tcW w:type="dxa" w:w="720"/>
-            <w:tcMar>
-              <w:top w:type="dxa" w:w="40"/>
-              <w:left w:type="dxa" w:w="60"/>
-              <w:bottom w:type="dxa" w:w="40"/>
-              <w:right w:type="dxa" w:w="60"/>
-            </w:tcMar>
-            <w:vAlign w:val="center"/>
-          </w:tcPr>
-          <w:p>
-            <w:pPr>
-              <w:spacing w:after="60"/>
-            </w:pPr>
-            <w:r>
-              <w:t xml:space="preserve">☐</w:t>
-            </w:r>
-          </w:p>
-        </w:tc>
-        <w:tc>
-          <w:tcPr>
-            <w:tcW w:type="dxa" w:w="720"/>
-            <w:tcMar>
-              <w:top w:type="dxa" w:w="40"/>
-              <w:left w:type="dxa" w:w="60"/>
-              <w:bottom w:type="dxa" w:w="40"/>
-              <w:right w:type="dxa" w:w="60"/>
-            </w:tcMar>
-            <w:vAlign w:val="center"/>
-          </w:tcPr>
-          <w:p>
-            <w:pPr>
-              <w:spacing w:after="60"/>
-            </w:pPr>
-            <w:r>
-              <w:t xml:space="preserve">☐</w:t>
-            </w:r>
-          </w:p>
-        </w:tc>
-        <w:tc>
-          <w:tcPr>
-            <w:tcW w:type="dxa" w:w="720"/>
-            <w:tcMar>
-              <w:top w:type="dxa" w:w="40"/>
-              <w:left w:type="dxa" w:w="60"/>
-              <w:bottom w:type="dxa" w:w="40"/>
-              <w:right w:type="dxa" w:w="60"/>
-            </w:tcMar>
-            <w:vAlign w:val="center"/>
-          </w:tcPr>
-          <w:p>
-            <w:pPr>
-              <w:spacing w:after="60"/>
-            </w:pPr>
-            <w:r>
-              <w:t xml:space="preserve">☐</w:t>
-            </w:r>
-          </w:p>
-        </w:tc>
-        <w:tc>
-          <w:tcPr>
-            <w:tcW w:type="dxa" w:w="720"/>
-            <w:tcMar>
-              <w:top w:type="dxa" w:w="40"/>
-              <w:left w:type="dxa" w:w="60"/>
-              <w:bottom w:type="dxa" w:w="40"/>
-              <w:right w:type="dxa" w:w="60"/>
-            </w:tcMar>
-            <w:vAlign w:val="center"/>
-          </w:tcPr>
-          <w:p>
-            <w:pPr>
-              <w:spacing w:after="60"/>
-            </w:pPr>
-            <w:r>
-              <w:t xml:space="preserve">☐</w:t>
-            </w:r>
-          </w:p>
-        </w:tc>
-        <w:tc>
-          <w:tcPr>
-            <w:tcW w:type="dxa" w:w="720"/>
-            <w:tcMar>
-              <w:top w:type="dxa" w:w="40"/>
-              <w:left w:type="dxa" w:w="60"/>
-              <w:bottom w:type="dxa" w:w="40"/>
-              <w:right w:type="dxa" w:w="60"/>
-            </w:tcMar>
-            <w:vAlign w:val="center"/>
-          </w:tcPr>
-          <w:p>
-            <w:pPr>
-              <w:spacing w:after="60"/>
-            </w:pPr>
-            <w:r>
-              <w:t xml:space="preserve">☐</w:t>
-            </w:r>
-          </w:p>
-        </w:tc>
-        <w:tc>
-          <w:tcPr>
-            <w:tcW w:type="dxa" w:w="720"/>
-            <w:tcMar>
-              <w:top w:type="dxa" w:w="40"/>
-              <w:left w:type="dxa" w:w="60"/>
-              <w:bottom w:type="dxa" w:w="40"/>
-              <w:right w:type="dxa" w:w="60"/>
-            </w:tcMar>
-            <w:vAlign w:val="center"/>
-          </w:tcPr>
-          <w:p>
-            <w:pPr>
-              <w:spacing w:after="60"/>
-            </w:pPr>
-            <w:r>
-              <w:t xml:space="preserve">☐</w:t>
-            </w:r>
-          </w:p>
-        </w:tc>
-        <w:tc>
-          <w:tcPr>
-            <w:tcW w:type="dxa" w:w="720"/>
+            <w:tcW w:type="dxa" w:w="684"/>
+            <w:tcMar>
+              <w:top w:type="dxa" w:w="40"/>
+              <w:left w:type="dxa" w:w="60"/>
+              <w:bottom w:type="dxa" w:w="40"/>
+              <w:right w:type="dxa" w:w="60"/>
+            </w:tcMar>
+            <w:vAlign w:val="center"/>
+          </w:tcPr>
+          <w:p>
+            <w:pPr>
+              <w:spacing w:after="60"/>
+            </w:pPr>
+            <w:r>
+              <w:t xml:space="preserve">☐</w:t>
+            </w:r>
+          </w:p>
+        </w:tc>
+        <w:tc>
+          <w:tcPr>
+            <w:tcW w:type="dxa" w:w="684"/>
+            <w:tcMar>
+              <w:top w:type="dxa" w:w="40"/>
+              <w:left w:type="dxa" w:w="60"/>
+              <w:bottom w:type="dxa" w:w="40"/>
+              <w:right w:type="dxa" w:w="60"/>
+            </w:tcMar>
+            <w:vAlign w:val="center"/>
+          </w:tcPr>
+          <w:p>
+            <w:pPr>
+              <w:spacing w:after="60"/>
+            </w:pPr>
+            <w:r>
+              <w:t xml:space="preserve">☐</w:t>
+            </w:r>
+          </w:p>
+        </w:tc>
+        <w:tc>
+          <w:tcPr>
+            <w:tcW w:type="dxa" w:w="684"/>
+            <w:tcMar>
+              <w:top w:type="dxa" w:w="40"/>
+              <w:left w:type="dxa" w:w="60"/>
+              <w:bottom w:type="dxa" w:w="40"/>
+              <w:right w:type="dxa" w:w="60"/>
+            </w:tcMar>
+            <w:vAlign w:val="center"/>
+          </w:tcPr>
+          <w:p>
+            <w:pPr>
+              <w:spacing w:after="60"/>
+            </w:pPr>
+            <w:r>
+              <w:t xml:space="preserve">☐</w:t>
+            </w:r>
+          </w:p>
+        </w:tc>
+        <w:tc>
+          <w:tcPr>
+            <w:tcW w:type="dxa" w:w="684"/>
+            <w:tcMar>
+              <w:top w:type="dxa" w:w="40"/>
+              <w:left w:type="dxa" w:w="60"/>
+              <w:bottom w:type="dxa" w:w="40"/>
+              <w:right w:type="dxa" w:w="60"/>
+            </w:tcMar>
+            <w:vAlign w:val="center"/>
+          </w:tcPr>
+          <w:p>
+            <w:pPr>
+              <w:spacing w:after="60"/>
+            </w:pPr>
+            <w:r>
+              <w:t xml:space="preserve">☐</w:t>
+            </w:r>
+          </w:p>
+        </w:tc>
+        <w:tc>
+          <w:tcPr>
+            <w:tcW w:type="dxa" w:w="684"/>
+            <w:tcMar>
+              <w:top w:type="dxa" w:w="40"/>
+              <w:left w:type="dxa" w:w="60"/>
+              <w:bottom w:type="dxa" w:w="40"/>
+              <w:right w:type="dxa" w:w="60"/>
+            </w:tcMar>
+            <w:vAlign w:val="center"/>
+          </w:tcPr>
+          <w:p>
+            <w:pPr>
+              <w:spacing w:after="60"/>
+            </w:pPr>
+            <w:r>
+              <w:t xml:space="preserve">☐</w:t>
+            </w:r>
+          </w:p>
+        </w:tc>
+        <w:tc>
+          <w:tcPr>
+            <w:tcW w:type="dxa" w:w="684"/>
+            <w:tcMar>
+              <w:top w:type="dxa" w:w="40"/>
+              <w:left w:type="dxa" w:w="60"/>
+              <w:bottom w:type="dxa" w:w="40"/>
+              <w:right w:type="dxa" w:w="60"/>
+            </w:tcMar>
+            <w:vAlign w:val="center"/>
+          </w:tcPr>
+          <w:p>
+            <w:pPr>
+              <w:spacing w:after="60"/>
+            </w:pPr>
+            <w:r>
+              <w:t xml:space="preserve">☐</w:t>
+            </w:r>
+          </w:p>
+        </w:tc>
+        <w:tc>
+          <w:tcPr>
+            <w:tcW w:type="dxa" w:w="684"/>
+            <w:tcMar>
+              <w:top w:type="dxa" w:w="40"/>
+              <w:left w:type="dxa" w:w="60"/>
+              <w:bottom w:type="dxa" w:w="40"/>
+              <w:right w:type="dxa" w:w="60"/>
+            </w:tcMar>
+            <w:vAlign w:val="center"/>
+          </w:tcPr>
+          <w:p>
+            <w:pPr>
+              <w:spacing w:after="60"/>
+            </w:pPr>
+            <w:r>
+              <w:t xml:space="preserve">☐</w:t>
+            </w:r>
+          </w:p>
+        </w:tc>
+        <w:tc>
+          <w:tcPr>
+            <w:tcW w:type="dxa" w:w="684"/>
+            <w:tcMar>
+              <w:top w:type="dxa" w:w="40"/>
+              <w:left w:type="dxa" w:w="60"/>
+              <w:bottom w:type="dxa" w:w="40"/>
+              <w:right w:type="dxa" w:w="60"/>
+            </w:tcMar>
+            <w:vAlign w:val="center"/>
+          </w:tcPr>
+          <w:p>
+            <w:pPr>
+              <w:spacing w:after="60"/>
+            </w:pPr>
+            <w:r>
+              <w:t xml:space="preserve">☐</w:t>
+            </w:r>
+          </w:p>
+        </w:tc>
+        <w:tc>
+          <w:tcPr>
+            <w:tcW w:type="dxa" w:w="684"/>
+            <w:tcMar>
+              <w:top w:type="dxa" w:w="40"/>
+              <w:left w:type="dxa" w:w="60"/>
+              <w:bottom w:type="dxa" w:w="40"/>
+              <w:right w:type="dxa" w:w="60"/>
+            </w:tcMar>
+            <w:vAlign w:val="center"/>
+          </w:tcPr>
+          <w:p>
+            <w:pPr>
+              <w:spacing w:after="60"/>
+            </w:pPr>
+            <w:r>
+              <w:t xml:space="preserve">☐</w:t>
+            </w:r>
+          </w:p>
+        </w:tc>
+        <w:tc>
+          <w:tcPr>
+            <w:tcW w:type="dxa" w:w="684"/>
+            <w:tcMar>
+              <w:top w:type="dxa" w:w="40"/>
+              <w:left w:type="dxa" w:w="60"/>
+              <w:bottom w:type="dxa" w:w="40"/>
+              <w:right w:type="dxa" w:w="60"/>
+            </w:tcMar>
+            <w:vAlign w:val="center"/>
+          </w:tcPr>
+          <w:p>
+            <w:pPr>
+              <w:spacing w:after="60"/>
+            </w:pPr>
+            <w:r>
+              <w:t xml:space="preserve">☐</w:t>
+            </w:r>
+          </w:p>
+        </w:tc>
+        <w:tc>
+          <w:tcPr>
+            <w:tcW w:type="dxa" w:w="684"/>
+            <w:tcMar>
+              <w:top w:type="dxa" w:w="40"/>
+              <w:left w:type="dxa" w:w="60"/>
+              <w:bottom w:type="dxa" w:w="40"/>
+              <w:right w:type="dxa" w:w="60"/>
+            </w:tcMar>
+            <w:vAlign w:val="center"/>
+          </w:tcPr>
+          <w:p>
+            <w:pPr>
+              <w:spacing w:after="60"/>
+            </w:pPr>
+            <w:r>
+              <w:t xml:space="preserve">☐</w:t>
+            </w:r>
+          </w:p>
+        </w:tc>
+        <w:tc>
+          <w:tcPr>
+            <w:tcW w:type="dxa" w:w="684"/>
+            <w:tcMar>
+              <w:top w:type="dxa" w:w="40"/>
+              <w:left w:type="dxa" w:w="60"/>
+              <w:bottom w:type="dxa" w:w="40"/>
+              <w:right w:type="dxa" w:w="60"/>
+            </w:tcMar>
+            <w:vAlign w:val="center"/>
+          </w:tcPr>
+          <w:p>
+            <w:pPr>
+              <w:spacing w:after="60"/>
+            </w:pPr>
+            <w:r>
+              <w:t xml:space="preserve">☐</w:t>
+            </w:r>
+          </w:p>
+        </w:tc>
+        <w:tc>
+          <w:tcPr>
+            <w:tcW w:type="dxa" w:w="684"/>
+            <w:tcMar>
+              <w:top w:type="dxa" w:w="40"/>
+              <w:left w:type="dxa" w:w="60"/>
+              <w:bottom w:type="dxa" w:w="40"/>
+              <w:right w:type="dxa" w:w="60"/>
+            </w:tcMar>
+            <w:vAlign w:val="center"/>
+          </w:tcPr>
+          <w:p>
+            <w:pPr>
+              <w:spacing w:after="60"/>
+            </w:pPr>
+            <w:r>
+              <w:t xml:space="preserve">☐</w:t>
+            </w:r>
+          </w:p>
+        </w:tc>
+        <w:tc>
+          <w:tcPr>
+            <w:tcW w:type="dxa" w:w="684"/>
+            <w:tcMar>
+              <w:top w:type="dxa" w:w="40"/>
+              <w:left w:type="dxa" w:w="60"/>
+              <w:bottom w:type="dxa" w:w="40"/>
+              <w:right w:type="dxa" w:w="60"/>
+            </w:tcMar>
+            <w:vAlign w:val="center"/>
+          </w:tcPr>
+          <w:p>
+            <w:pPr>
+              <w:spacing w:after="60"/>
+            </w:pPr>
+            <w:r>
+              <w:t xml:space="preserve">☐</w:t>
+            </w:r>
+          </w:p>
+        </w:tc>
+        <w:tc>
+          <w:tcPr>
+            <w:tcW w:type="dxa" w:w="684"/>
+            <w:tcMar>
+              <w:top w:type="dxa" w:w="40"/>
+              <w:left w:type="dxa" w:w="60"/>
+              <w:bottom w:type="dxa" w:w="40"/>
+              <w:right w:type="dxa" w:w="60"/>
+            </w:tcMar>
+            <w:vAlign w:val="center"/>
+          </w:tcPr>
+          <w:p>
+            <w:pPr>
+              <w:spacing w:after="60"/>
+            </w:pPr>
+            <w:r>
+              <w:t xml:space="preserve">☐</w:t>
+            </w:r>
+          </w:p>
+        </w:tc>
+        <w:tc>
+          <w:tcPr>
+            <w:tcW w:type="dxa" w:w="684"/>
+            <w:tcMar>
+              <w:top w:type="dxa" w:w="40"/>
+              <w:left w:type="dxa" w:w="60"/>
+              <w:bottom w:type="dxa" w:w="40"/>
+              <w:right w:type="dxa" w:w="60"/>
+            </w:tcMar>
+            <w:vAlign w:val="center"/>
+          </w:tcPr>
+          <w:p>
+            <w:pPr>
+              <w:spacing w:after="60"/>
+            </w:pPr>
+            <w:r>
+              <w:t xml:space="preserve">☐</w:t>
+            </w:r>
+          </w:p>
+        </w:tc>
+        <w:tc>
+          <w:tcPr>
+            <w:tcW w:type="dxa" w:w="684"/>
+            <w:tcMar>
+              <w:top w:type="dxa" w:w="40"/>
+              <w:left w:type="dxa" w:w="60"/>
+              <w:bottom w:type="dxa" w:w="40"/>
+              <w:right w:type="dxa" w:w="60"/>
+            </w:tcMar>
+            <w:vAlign w:val="center"/>
+          </w:tcPr>
+          <w:p>
+            <w:pPr>
+              <w:spacing w:after="60"/>
+            </w:pPr>
+            <w:r>
+              <w:t xml:space="preserve">☐</w:t>
+            </w:r>
+          </w:p>
+        </w:tc>
+        <w:tc>
+          <w:tcPr>
+            <w:tcW w:type="dxa" w:w="684"/>
+            <w:tcMar>
+              <w:top w:type="dxa" w:w="40"/>
+              <w:left w:type="dxa" w:w="60"/>
+              <w:bottom w:type="dxa" w:w="40"/>
+              <w:right w:type="dxa" w:w="60"/>
+            </w:tcMar>
+            <w:vAlign w:val="center"/>
+          </w:tcPr>
+          <w:p>
+            <w:pPr>
+              <w:spacing w:after="60"/>
+            </w:pPr>
+            <w:r>
+              <w:t xml:space="preserve">☐</w:t>
+            </w:r>
+          </w:p>
+        </w:tc>
+        <w:tc>
+          <w:tcPr>
+            <w:tcW w:type="dxa" w:w="684"/>
+            <w:tcMar>
+              <w:top w:type="dxa" w:w="40"/>
+              <w:left w:type="dxa" w:w="60"/>
+              <w:bottom w:type="dxa" w:w="40"/>
+              <w:right w:type="dxa" w:w="60"/>
+            </w:tcMar>
+            <w:vAlign w:val="center"/>
+          </w:tcPr>
+          <w:p>
+            <w:pPr>
+              <w:spacing w:after="60"/>
+            </w:pPr>
+            <w:r>
+              <w:t xml:space="preserve">☐</w:t>
+            </w:r>
+          </w:p>
+        </w:tc>
+        <w:tc>
+          <w:tcPr>
+            <w:tcW w:type="dxa" w:w="684"/>
             <w:tcMar>
               <w:top w:type="dxa" w:w="40"/>
               <w:left w:type="dxa" w:w="60"/>
@@ -7336,367 +7536,387 @@
         </w:tc>
         <w:tc>
           <w:tcPr>
-            <w:tcW w:type="dxa" w:w="720"/>
-            <w:tcMar>
-              <w:top w:type="dxa" w:w="40"/>
-              <w:left w:type="dxa" w:w="60"/>
-              <w:bottom w:type="dxa" w:w="40"/>
-              <w:right w:type="dxa" w:w="60"/>
-            </w:tcMar>
-            <w:vAlign w:val="center"/>
-          </w:tcPr>
-          <w:p>
-            <w:pPr>
-              <w:spacing w:after="60"/>
-            </w:pPr>
-            <w:r>
-              <w:t xml:space="preserve">☐</w:t>
-            </w:r>
-          </w:p>
-        </w:tc>
-        <w:tc>
-          <w:tcPr>
-            <w:tcW w:type="dxa" w:w="720"/>
-            <w:tcMar>
-              <w:top w:type="dxa" w:w="40"/>
-              <w:left w:type="dxa" w:w="60"/>
-              <w:bottom w:type="dxa" w:w="40"/>
-              <w:right w:type="dxa" w:w="60"/>
-            </w:tcMar>
-            <w:vAlign w:val="center"/>
-          </w:tcPr>
-          <w:p>
-            <w:pPr>
-              <w:spacing w:after="60"/>
-            </w:pPr>
-            <w:r>
-              <w:t xml:space="preserve">☐</w:t>
-            </w:r>
-          </w:p>
-        </w:tc>
-        <w:tc>
-          <w:tcPr>
-            <w:tcW w:type="dxa" w:w="720"/>
-            <w:tcMar>
-              <w:top w:type="dxa" w:w="40"/>
-              <w:left w:type="dxa" w:w="60"/>
-              <w:bottom w:type="dxa" w:w="40"/>
-              <w:right w:type="dxa" w:w="60"/>
-            </w:tcMar>
-            <w:vAlign w:val="center"/>
-          </w:tcPr>
-          <w:p>
-            <w:pPr>
-              <w:spacing w:after="60"/>
-            </w:pPr>
-            <w:r>
-              <w:t xml:space="preserve">☐</w:t>
-            </w:r>
-          </w:p>
-        </w:tc>
-        <w:tc>
-          <w:tcPr>
-            <w:tcW w:type="dxa" w:w="720"/>
-            <w:tcMar>
-              <w:top w:type="dxa" w:w="40"/>
-              <w:left w:type="dxa" w:w="60"/>
-              <w:bottom w:type="dxa" w:w="40"/>
-              <w:right w:type="dxa" w:w="60"/>
-            </w:tcMar>
-            <w:vAlign w:val="center"/>
-          </w:tcPr>
-          <w:p>
-            <w:pPr>
-              <w:spacing w:after="60"/>
-            </w:pPr>
-            <w:r>
-              <w:t xml:space="preserve">☐</w:t>
-            </w:r>
-          </w:p>
-        </w:tc>
-        <w:tc>
-          <w:tcPr>
-            <w:tcW w:type="dxa" w:w="720"/>
-            <w:tcMar>
-              <w:top w:type="dxa" w:w="40"/>
-              <w:left w:type="dxa" w:w="60"/>
-              <w:bottom w:type="dxa" w:w="40"/>
-              <w:right w:type="dxa" w:w="60"/>
-            </w:tcMar>
-            <w:vAlign w:val="center"/>
-          </w:tcPr>
-          <w:p>
-            <w:pPr>
-              <w:spacing w:after="60"/>
-            </w:pPr>
-            <w:r>
-              <w:t xml:space="preserve">☐</w:t>
-            </w:r>
-          </w:p>
-        </w:tc>
-        <w:tc>
-          <w:tcPr>
-            <w:tcW w:type="dxa" w:w="720"/>
-            <w:tcMar>
-              <w:top w:type="dxa" w:w="40"/>
-              <w:left w:type="dxa" w:w="60"/>
-              <w:bottom w:type="dxa" w:w="40"/>
-              <w:right w:type="dxa" w:w="60"/>
-            </w:tcMar>
-            <w:vAlign w:val="center"/>
-          </w:tcPr>
-          <w:p>
-            <w:pPr>
-              <w:spacing w:after="60"/>
-            </w:pPr>
-            <w:r>
-              <w:t xml:space="preserve">☐</w:t>
-            </w:r>
-          </w:p>
-        </w:tc>
-        <w:tc>
-          <w:tcPr>
-            <w:tcW w:type="dxa" w:w="720"/>
-            <w:tcMar>
-              <w:top w:type="dxa" w:w="40"/>
-              <w:left w:type="dxa" w:w="60"/>
-              <w:bottom w:type="dxa" w:w="40"/>
-              <w:right w:type="dxa" w:w="60"/>
-            </w:tcMar>
-            <w:vAlign w:val="center"/>
-          </w:tcPr>
-          <w:p>
-            <w:pPr>
-              <w:spacing w:after="60"/>
-            </w:pPr>
-            <w:r>
-              <w:t xml:space="preserve">☐</w:t>
-            </w:r>
-          </w:p>
-        </w:tc>
-        <w:tc>
-          <w:tcPr>
-            <w:tcW w:type="dxa" w:w="720"/>
-            <w:tcMar>
-              <w:top w:type="dxa" w:w="40"/>
-              <w:left w:type="dxa" w:w="60"/>
-              <w:bottom w:type="dxa" w:w="40"/>
-              <w:right w:type="dxa" w:w="60"/>
-            </w:tcMar>
-            <w:vAlign w:val="center"/>
-          </w:tcPr>
-          <w:p>
-            <w:pPr>
-              <w:spacing w:after="60"/>
-            </w:pPr>
-            <w:r>
-              <w:t xml:space="preserve">☐</w:t>
-            </w:r>
-          </w:p>
-        </w:tc>
-        <w:tc>
-          <w:tcPr>
-            <w:tcW w:type="dxa" w:w="720"/>
-            <w:tcMar>
-              <w:top w:type="dxa" w:w="40"/>
-              <w:left w:type="dxa" w:w="60"/>
-              <w:bottom w:type="dxa" w:w="40"/>
-              <w:right w:type="dxa" w:w="60"/>
-            </w:tcMar>
-            <w:vAlign w:val="center"/>
-          </w:tcPr>
-          <w:p>
-            <w:pPr>
-              <w:spacing w:after="60"/>
-            </w:pPr>
-            <w:r>
-              <w:t xml:space="preserve">☐</w:t>
-            </w:r>
-          </w:p>
-        </w:tc>
-        <w:tc>
-          <w:tcPr>
-            <w:tcW w:type="dxa" w:w="720"/>
-            <w:tcMar>
-              <w:top w:type="dxa" w:w="40"/>
-              <w:left w:type="dxa" w:w="60"/>
-              <w:bottom w:type="dxa" w:w="40"/>
-              <w:right w:type="dxa" w:w="60"/>
-            </w:tcMar>
-            <w:vAlign w:val="center"/>
-          </w:tcPr>
-          <w:p>
-            <w:pPr>
-              <w:spacing w:after="60"/>
-            </w:pPr>
-            <w:r>
-              <w:t xml:space="preserve">☐</w:t>
-            </w:r>
-          </w:p>
-        </w:tc>
-        <w:tc>
-          <w:tcPr>
-            <w:tcW w:type="dxa" w:w="720"/>
-            <w:tcMar>
-              <w:top w:type="dxa" w:w="40"/>
-              <w:left w:type="dxa" w:w="60"/>
-              <w:bottom w:type="dxa" w:w="40"/>
-              <w:right w:type="dxa" w:w="60"/>
-            </w:tcMar>
-            <w:vAlign w:val="center"/>
-          </w:tcPr>
-          <w:p>
-            <w:pPr>
-              <w:spacing w:after="60"/>
-            </w:pPr>
-            <w:r>
-              <w:t xml:space="preserve">☐</w:t>
-            </w:r>
-          </w:p>
-        </w:tc>
-        <w:tc>
-          <w:tcPr>
-            <w:tcW w:type="dxa" w:w="720"/>
-            <w:tcMar>
-              <w:top w:type="dxa" w:w="40"/>
-              <w:left w:type="dxa" w:w="60"/>
-              <w:bottom w:type="dxa" w:w="40"/>
-              <w:right w:type="dxa" w:w="60"/>
-            </w:tcMar>
-            <w:vAlign w:val="center"/>
-          </w:tcPr>
-          <w:p>
-            <w:pPr>
-              <w:spacing w:after="60"/>
-            </w:pPr>
-            <w:r>
-              <w:t xml:space="preserve">☐</w:t>
-            </w:r>
-          </w:p>
-        </w:tc>
-        <w:tc>
-          <w:tcPr>
-            <w:tcW w:type="dxa" w:w="720"/>
-            <w:tcMar>
-              <w:top w:type="dxa" w:w="40"/>
-              <w:left w:type="dxa" w:w="60"/>
-              <w:bottom w:type="dxa" w:w="40"/>
-              <w:right w:type="dxa" w:w="60"/>
-            </w:tcMar>
-            <w:vAlign w:val="center"/>
-          </w:tcPr>
-          <w:p>
-            <w:pPr>
-              <w:spacing w:after="60"/>
-            </w:pPr>
-            <w:r>
-              <w:t xml:space="preserve">☐</w:t>
-            </w:r>
-          </w:p>
-        </w:tc>
-        <w:tc>
-          <w:tcPr>
-            <w:tcW w:type="dxa" w:w="720"/>
-            <w:tcMar>
-              <w:top w:type="dxa" w:w="40"/>
-              <w:left w:type="dxa" w:w="60"/>
-              <w:bottom w:type="dxa" w:w="40"/>
-              <w:right w:type="dxa" w:w="60"/>
-            </w:tcMar>
-            <w:vAlign w:val="center"/>
-          </w:tcPr>
-          <w:p>
-            <w:pPr>
-              <w:spacing w:after="60"/>
-            </w:pPr>
-            <w:r>
-              <w:t xml:space="preserve">☐</w:t>
-            </w:r>
-          </w:p>
-        </w:tc>
-        <w:tc>
-          <w:tcPr>
-            <w:tcW w:type="dxa" w:w="720"/>
-            <w:tcMar>
-              <w:top w:type="dxa" w:w="40"/>
-              <w:left w:type="dxa" w:w="60"/>
-              <w:bottom w:type="dxa" w:w="40"/>
-              <w:right w:type="dxa" w:w="60"/>
-            </w:tcMar>
-            <w:vAlign w:val="center"/>
-          </w:tcPr>
-          <w:p>
-            <w:pPr>
-              <w:spacing w:after="60"/>
-            </w:pPr>
-            <w:r>
-              <w:t xml:space="preserve">☐</w:t>
-            </w:r>
-          </w:p>
-        </w:tc>
-        <w:tc>
-          <w:tcPr>
-            <w:tcW w:type="dxa" w:w="720"/>
-            <w:tcMar>
-              <w:top w:type="dxa" w:w="40"/>
-              <w:left w:type="dxa" w:w="60"/>
-              <w:bottom w:type="dxa" w:w="40"/>
-              <w:right w:type="dxa" w:w="60"/>
-            </w:tcMar>
-            <w:vAlign w:val="center"/>
-          </w:tcPr>
-          <w:p>
-            <w:pPr>
-              <w:spacing w:after="60"/>
-            </w:pPr>
-            <w:r>
-              <w:t xml:space="preserve">☐</w:t>
-            </w:r>
-          </w:p>
-        </w:tc>
-        <w:tc>
-          <w:tcPr>
-            <w:tcW w:type="dxa" w:w="720"/>
-            <w:tcMar>
-              <w:top w:type="dxa" w:w="40"/>
-              <w:left w:type="dxa" w:w="60"/>
-              <w:bottom w:type="dxa" w:w="40"/>
-              <w:right w:type="dxa" w:w="60"/>
-            </w:tcMar>
-            <w:vAlign w:val="center"/>
-          </w:tcPr>
-          <w:p>
-            <w:pPr>
-              <w:spacing w:after="60"/>
-            </w:pPr>
-            <w:r>
-              <w:t xml:space="preserve">☐</w:t>
-            </w:r>
-          </w:p>
-        </w:tc>
-        <w:tc>
-          <w:tcPr>
-            <w:tcW w:type="dxa" w:w="720"/>
-            <w:tcMar>
-              <w:top w:type="dxa" w:w="40"/>
-              <w:left w:type="dxa" w:w="60"/>
-              <w:bottom w:type="dxa" w:w="40"/>
-              <w:right w:type="dxa" w:w="60"/>
-            </w:tcMar>
-            <w:vAlign w:val="center"/>
-          </w:tcPr>
-          <w:p>
-            <w:pPr>
-              <w:spacing w:after="60"/>
-            </w:pPr>
-            <w:r>
-              <w:t xml:space="preserve">☐</w:t>
-            </w:r>
-          </w:p>
-        </w:tc>
-        <w:tc>
-          <w:tcPr>
-            <w:tcW w:type="dxa" w:w="720"/>
+            <w:tcW w:type="dxa" w:w="684"/>
+            <w:tcMar>
+              <w:top w:type="dxa" w:w="40"/>
+              <w:left w:type="dxa" w:w="60"/>
+              <w:bottom w:type="dxa" w:w="40"/>
+              <w:right w:type="dxa" w:w="60"/>
+            </w:tcMar>
+            <w:vAlign w:val="center"/>
+          </w:tcPr>
+          <w:p>
+            <w:pPr>
+              <w:spacing w:after="60"/>
+            </w:pPr>
+            <w:r>
+              <w:t xml:space="preserve">☐</w:t>
+            </w:r>
+          </w:p>
+        </w:tc>
+        <w:tc>
+          <w:tcPr>
+            <w:tcW w:type="dxa" w:w="684"/>
+            <w:tcMar>
+              <w:top w:type="dxa" w:w="40"/>
+              <w:left w:type="dxa" w:w="60"/>
+              <w:bottom w:type="dxa" w:w="40"/>
+              <w:right w:type="dxa" w:w="60"/>
+            </w:tcMar>
+            <w:vAlign w:val="center"/>
+          </w:tcPr>
+          <w:p>
+            <w:pPr>
+              <w:spacing w:after="60"/>
+            </w:pPr>
+            <w:r>
+              <w:t xml:space="preserve">☐</w:t>
+            </w:r>
+          </w:p>
+        </w:tc>
+        <w:tc>
+          <w:tcPr>
+            <w:tcW w:type="dxa" w:w="684"/>
+            <w:tcMar>
+              <w:top w:type="dxa" w:w="40"/>
+              <w:left w:type="dxa" w:w="60"/>
+              <w:bottom w:type="dxa" w:w="40"/>
+              <w:right w:type="dxa" w:w="60"/>
+            </w:tcMar>
+            <w:vAlign w:val="center"/>
+          </w:tcPr>
+          <w:p>
+            <w:pPr>
+              <w:spacing w:after="60"/>
+            </w:pPr>
+            <w:r>
+              <w:t xml:space="preserve">☐</w:t>
+            </w:r>
+          </w:p>
+        </w:tc>
+        <w:tc>
+          <w:tcPr>
+            <w:tcW w:type="dxa" w:w="684"/>
+            <w:tcMar>
+              <w:top w:type="dxa" w:w="40"/>
+              <w:left w:type="dxa" w:w="60"/>
+              <w:bottom w:type="dxa" w:w="40"/>
+              <w:right w:type="dxa" w:w="60"/>
+            </w:tcMar>
+            <w:vAlign w:val="center"/>
+          </w:tcPr>
+          <w:p>
+            <w:pPr>
+              <w:spacing w:after="60"/>
+            </w:pPr>
+            <w:r>
+              <w:t xml:space="preserve">☐</w:t>
+            </w:r>
+          </w:p>
+        </w:tc>
+        <w:tc>
+          <w:tcPr>
+            <w:tcW w:type="dxa" w:w="684"/>
+            <w:tcMar>
+              <w:top w:type="dxa" w:w="40"/>
+              <w:left w:type="dxa" w:w="60"/>
+              <w:bottom w:type="dxa" w:w="40"/>
+              <w:right w:type="dxa" w:w="60"/>
+            </w:tcMar>
+            <w:vAlign w:val="center"/>
+          </w:tcPr>
+          <w:p>
+            <w:pPr>
+              <w:spacing w:after="60"/>
+            </w:pPr>
+            <w:r>
+              <w:t xml:space="preserve">☐</w:t>
+            </w:r>
+          </w:p>
+        </w:tc>
+        <w:tc>
+          <w:tcPr>
+            <w:tcW w:type="dxa" w:w="684"/>
+            <w:tcMar>
+              <w:top w:type="dxa" w:w="40"/>
+              <w:left w:type="dxa" w:w="60"/>
+              <w:bottom w:type="dxa" w:w="40"/>
+              <w:right w:type="dxa" w:w="60"/>
+            </w:tcMar>
+            <w:vAlign w:val="center"/>
+          </w:tcPr>
+          <w:p>
+            <w:pPr>
+              <w:spacing w:after="60"/>
+            </w:pPr>
+            <w:r>
+              <w:t xml:space="preserve">☐</w:t>
+            </w:r>
+          </w:p>
+        </w:tc>
+        <w:tc>
+          <w:tcPr>
+            <w:tcW w:type="dxa" w:w="684"/>
+            <w:tcMar>
+              <w:top w:type="dxa" w:w="40"/>
+              <w:left w:type="dxa" w:w="60"/>
+              <w:bottom w:type="dxa" w:w="40"/>
+              <w:right w:type="dxa" w:w="60"/>
+            </w:tcMar>
+            <w:vAlign w:val="center"/>
+          </w:tcPr>
+          <w:p>
+            <w:pPr>
+              <w:spacing w:after="60"/>
+            </w:pPr>
+            <w:r>
+              <w:t xml:space="preserve">☐</w:t>
+            </w:r>
+          </w:p>
+        </w:tc>
+        <w:tc>
+          <w:tcPr>
+            <w:tcW w:type="dxa" w:w="684"/>
+            <w:tcMar>
+              <w:top w:type="dxa" w:w="40"/>
+              <w:left w:type="dxa" w:w="60"/>
+              <w:bottom w:type="dxa" w:w="40"/>
+              <w:right w:type="dxa" w:w="60"/>
+            </w:tcMar>
+            <w:vAlign w:val="center"/>
+          </w:tcPr>
+          <w:p>
+            <w:pPr>
+              <w:spacing w:after="60"/>
+            </w:pPr>
+            <w:r>
+              <w:t xml:space="preserve">☐</w:t>
+            </w:r>
+          </w:p>
+        </w:tc>
+        <w:tc>
+          <w:tcPr>
+            <w:tcW w:type="dxa" w:w="684"/>
+            <w:tcMar>
+              <w:top w:type="dxa" w:w="40"/>
+              <w:left w:type="dxa" w:w="60"/>
+              <w:bottom w:type="dxa" w:w="40"/>
+              <w:right w:type="dxa" w:w="60"/>
+            </w:tcMar>
+            <w:vAlign w:val="center"/>
+          </w:tcPr>
+          <w:p>
+            <w:pPr>
+              <w:spacing w:after="60"/>
+            </w:pPr>
+            <w:r>
+              <w:t xml:space="preserve">☐</w:t>
+            </w:r>
+          </w:p>
+        </w:tc>
+        <w:tc>
+          <w:tcPr>
+            <w:tcW w:type="dxa" w:w="684"/>
+            <w:tcMar>
+              <w:top w:type="dxa" w:w="40"/>
+              <w:left w:type="dxa" w:w="60"/>
+              <w:bottom w:type="dxa" w:w="40"/>
+              <w:right w:type="dxa" w:w="60"/>
+            </w:tcMar>
+            <w:vAlign w:val="center"/>
+          </w:tcPr>
+          <w:p>
+            <w:pPr>
+              <w:spacing w:after="60"/>
+            </w:pPr>
+            <w:r>
+              <w:t xml:space="preserve">☐</w:t>
+            </w:r>
+          </w:p>
+        </w:tc>
+        <w:tc>
+          <w:tcPr>
+            <w:tcW w:type="dxa" w:w="684"/>
+            <w:tcMar>
+              <w:top w:type="dxa" w:w="40"/>
+              <w:left w:type="dxa" w:w="60"/>
+              <w:bottom w:type="dxa" w:w="40"/>
+              <w:right w:type="dxa" w:w="60"/>
+            </w:tcMar>
+            <w:vAlign w:val="center"/>
+          </w:tcPr>
+          <w:p>
+            <w:pPr>
+              <w:spacing w:after="60"/>
+            </w:pPr>
+            <w:r>
+              <w:t xml:space="preserve">☐</w:t>
+            </w:r>
+          </w:p>
+        </w:tc>
+        <w:tc>
+          <w:tcPr>
+            <w:tcW w:type="dxa" w:w="684"/>
+            <w:tcMar>
+              <w:top w:type="dxa" w:w="40"/>
+              <w:left w:type="dxa" w:w="60"/>
+              <w:bottom w:type="dxa" w:w="40"/>
+              <w:right w:type="dxa" w:w="60"/>
+            </w:tcMar>
+            <w:vAlign w:val="center"/>
+          </w:tcPr>
+          <w:p>
+            <w:pPr>
+              <w:spacing w:after="60"/>
+            </w:pPr>
+            <w:r>
+              <w:t xml:space="preserve">☐</w:t>
+            </w:r>
+          </w:p>
+        </w:tc>
+        <w:tc>
+          <w:tcPr>
+            <w:tcW w:type="dxa" w:w="684"/>
+            <w:tcMar>
+              <w:top w:type="dxa" w:w="40"/>
+              <w:left w:type="dxa" w:w="60"/>
+              <w:bottom w:type="dxa" w:w="40"/>
+              <w:right w:type="dxa" w:w="60"/>
+            </w:tcMar>
+            <w:vAlign w:val="center"/>
+          </w:tcPr>
+          <w:p>
+            <w:pPr>
+              <w:spacing w:after="60"/>
+            </w:pPr>
+            <w:r>
+              <w:t xml:space="preserve">☐</w:t>
+            </w:r>
+          </w:p>
+        </w:tc>
+        <w:tc>
+          <w:tcPr>
+            <w:tcW w:type="dxa" w:w="684"/>
+            <w:tcMar>
+              <w:top w:type="dxa" w:w="40"/>
+              <w:left w:type="dxa" w:w="60"/>
+              <w:bottom w:type="dxa" w:w="40"/>
+              <w:right w:type="dxa" w:w="60"/>
+            </w:tcMar>
+            <w:vAlign w:val="center"/>
+          </w:tcPr>
+          <w:p>
+            <w:pPr>
+              <w:spacing w:after="60"/>
+            </w:pPr>
+            <w:r>
+              <w:t xml:space="preserve">☐</w:t>
+            </w:r>
+          </w:p>
+        </w:tc>
+        <w:tc>
+          <w:tcPr>
+            <w:tcW w:type="dxa" w:w="684"/>
+            <w:tcMar>
+              <w:top w:type="dxa" w:w="40"/>
+              <w:left w:type="dxa" w:w="60"/>
+              <w:bottom w:type="dxa" w:w="40"/>
+              <w:right w:type="dxa" w:w="60"/>
+            </w:tcMar>
+            <w:vAlign w:val="center"/>
+          </w:tcPr>
+          <w:p>
+            <w:pPr>
+              <w:spacing w:after="60"/>
+            </w:pPr>
+            <w:r>
+              <w:t xml:space="preserve">☐</w:t>
+            </w:r>
+          </w:p>
+        </w:tc>
+        <w:tc>
+          <w:tcPr>
+            <w:tcW w:type="dxa" w:w="684"/>
+            <w:tcMar>
+              <w:top w:type="dxa" w:w="40"/>
+              <w:left w:type="dxa" w:w="60"/>
+              <w:bottom w:type="dxa" w:w="40"/>
+              <w:right w:type="dxa" w:w="60"/>
+            </w:tcMar>
+            <w:vAlign w:val="center"/>
+          </w:tcPr>
+          <w:p>
+            <w:pPr>
+              <w:spacing w:after="60"/>
+            </w:pPr>
+            <w:r>
+              <w:t xml:space="preserve">☐</w:t>
+            </w:r>
+          </w:p>
+        </w:tc>
+        <w:tc>
+          <w:tcPr>
+            <w:tcW w:type="dxa" w:w="684"/>
+            <w:tcMar>
+              <w:top w:type="dxa" w:w="40"/>
+              <w:left w:type="dxa" w:w="60"/>
+              <w:bottom w:type="dxa" w:w="40"/>
+              <w:right w:type="dxa" w:w="60"/>
+            </w:tcMar>
+            <w:vAlign w:val="center"/>
+          </w:tcPr>
+          <w:p>
+            <w:pPr>
+              <w:spacing w:after="60"/>
+            </w:pPr>
+            <w:r>
+              <w:t xml:space="preserve">☐</w:t>
+            </w:r>
+          </w:p>
+        </w:tc>
+        <w:tc>
+          <w:tcPr>
+            <w:tcW w:type="dxa" w:w="684"/>
+            <w:tcMar>
+              <w:top w:type="dxa" w:w="40"/>
+              <w:left w:type="dxa" w:w="60"/>
+              <w:bottom w:type="dxa" w:w="40"/>
+              <w:right w:type="dxa" w:w="60"/>
+            </w:tcMar>
+            <w:vAlign w:val="center"/>
+          </w:tcPr>
+          <w:p>
+            <w:pPr>
+              <w:spacing w:after="60"/>
+            </w:pPr>
+            <w:r>
+              <w:t xml:space="preserve">☐</w:t>
+            </w:r>
+          </w:p>
+        </w:tc>
+        <w:tc>
+          <w:tcPr>
+            <w:tcW w:type="dxa" w:w="684"/>
+            <w:tcMar>
+              <w:top w:type="dxa" w:w="40"/>
+              <w:left w:type="dxa" w:w="60"/>
+              <w:bottom w:type="dxa" w:w="40"/>
+              <w:right w:type="dxa" w:w="60"/>
+            </w:tcMar>
+            <w:vAlign w:val="center"/>
+          </w:tcPr>
+          <w:p>
+            <w:pPr>
+              <w:spacing w:after="60"/>
+            </w:pPr>
+            <w:r>
+              <w:t xml:space="preserve">☐</w:t>
+            </w:r>
+          </w:p>
+        </w:tc>
+        <w:tc>
+          <w:tcPr>
+            <w:tcW w:type="dxa" w:w="684"/>
             <w:tcMar>
               <w:top w:type="dxa" w:w="40"/>
               <w:left w:type="dxa" w:w="60"/>
@@ -7742,367 +7962,387 @@
         </w:tc>
         <w:tc>
           <w:tcPr>
-            <w:tcW w:type="dxa" w:w="720"/>
-            <w:tcMar>
-              <w:top w:type="dxa" w:w="40"/>
-              <w:left w:type="dxa" w:w="60"/>
-              <w:bottom w:type="dxa" w:w="40"/>
-              <w:right w:type="dxa" w:w="60"/>
-            </w:tcMar>
-            <w:vAlign w:val="center"/>
-          </w:tcPr>
-          <w:p>
-            <w:pPr>
-              <w:spacing w:after="60"/>
-            </w:pPr>
-            <w:r>
-              <w:t xml:space="preserve">☐</w:t>
-            </w:r>
-          </w:p>
-        </w:tc>
-        <w:tc>
-          <w:tcPr>
-            <w:tcW w:type="dxa" w:w="720"/>
-            <w:tcMar>
-              <w:top w:type="dxa" w:w="40"/>
-              <w:left w:type="dxa" w:w="60"/>
-              <w:bottom w:type="dxa" w:w="40"/>
-              <w:right w:type="dxa" w:w="60"/>
-            </w:tcMar>
-            <w:vAlign w:val="center"/>
-          </w:tcPr>
-          <w:p>
-            <w:pPr>
-              <w:spacing w:after="60"/>
-            </w:pPr>
-            <w:r>
-              <w:t xml:space="preserve">☐</w:t>
-            </w:r>
-          </w:p>
-        </w:tc>
-        <w:tc>
-          <w:tcPr>
-            <w:tcW w:type="dxa" w:w="720"/>
-            <w:tcMar>
-              <w:top w:type="dxa" w:w="40"/>
-              <w:left w:type="dxa" w:w="60"/>
-              <w:bottom w:type="dxa" w:w="40"/>
-              <w:right w:type="dxa" w:w="60"/>
-            </w:tcMar>
-            <w:vAlign w:val="center"/>
-          </w:tcPr>
-          <w:p>
-            <w:pPr>
-              <w:spacing w:after="60"/>
-            </w:pPr>
-            <w:r>
-              <w:t xml:space="preserve">☐</w:t>
-            </w:r>
-          </w:p>
-        </w:tc>
-        <w:tc>
-          <w:tcPr>
-            <w:tcW w:type="dxa" w:w="720"/>
-            <w:tcMar>
-              <w:top w:type="dxa" w:w="40"/>
-              <w:left w:type="dxa" w:w="60"/>
-              <w:bottom w:type="dxa" w:w="40"/>
-              <w:right w:type="dxa" w:w="60"/>
-            </w:tcMar>
-            <w:vAlign w:val="center"/>
-          </w:tcPr>
-          <w:p>
-            <w:pPr>
-              <w:spacing w:after="60"/>
-            </w:pPr>
-            <w:r>
-              <w:t xml:space="preserve">☐</w:t>
-            </w:r>
-          </w:p>
-        </w:tc>
-        <w:tc>
-          <w:tcPr>
-            <w:tcW w:type="dxa" w:w="720"/>
-            <w:tcMar>
-              <w:top w:type="dxa" w:w="40"/>
-              <w:left w:type="dxa" w:w="60"/>
-              <w:bottom w:type="dxa" w:w="40"/>
-              <w:right w:type="dxa" w:w="60"/>
-            </w:tcMar>
-            <w:vAlign w:val="center"/>
-          </w:tcPr>
-          <w:p>
-            <w:pPr>
-              <w:spacing w:after="60"/>
-            </w:pPr>
-            <w:r>
-              <w:t xml:space="preserve">☐</w:t>
-            </w:r>
-          </w:p>
-        </w:tc>
-        <w:tc>
-          <w:tcPr>
-            <w:tcW w:type="dxa" w:w="720"/>
-            <w:tcMar>
-              <w:top w:type="dxa" w:w="40"/>
-              <w:left w:type="dxa" w:w="60"/>
-              <w:bottom w:type="dxa" w:w="40"/>
-              <w:right w:type="dxa" w:w="60"/>
-            </w:tcMar>
-            <w:vAlign w:val="center"/>
-          </w:tcPr>
-          <w:p>
-            <w:pPr>
-              <w:spacing w:after="60"/>
-            </w:pPr>
-            <w:r>
-              <w:t xml:space="preserve">☐</w:t>
-            </w:r>
-          </w:p>
-        </w:tc>
-        <w:tc>
-          <w:tcPr>
-            <w:tcW w:type="dxa" w:w="720"/>
-            <w:tcMar>
-              <w:top w:type="dxa" w:w="40"/>
-              <w:left w:type="dxa" w:w="60"/>
-              <w:bottom w:type="dxa" w:w="40"/>
-              <w:right w:type="dxa" w:w="60"/>
-            </w:tcMar>
-            <w:vAlign w:val="center"/>
-          </w:tcPr>
-          <w:p>
-            <w:pPr>
-              <w:spacing w:after="60"/>
-            </w:pPr>
-            <w:r>
-              <w:t xml:space="preserve">☐</w:t>
-            </w:r>
-          </w:p>
-        </w:tc>
-        <w:tc>
-          <w:tcPr>
-            <w:tcW w:type="dxa" w:w="720"/>
-            <w:tcMar>
-              <w:top w:type="dxa" w:w="40"/>
-              <w:left w:type="dxa" w:w="60"/>
-              <w:bottom w:type="dxa" w:w="40"/>
-              <w:right w:type="dxa" w:w="60"/>
-            </w:tcMar>
-            <w:vAlign w:val="center"/>
-          </w:tcPr>
-          <w:p>
-            <w:pPr>
-              <w:spacing w:after="60"/>
-            </w:pPr>
-            <w:r>
-              <w:t xml:space="preserve">☐</w:t>
-            </w:r>
-          </w:p>
-        </w:tc>
-        <w:tc>
-          <w:tcPr>
-            <w:tcW w:type="dxa" w:w="720"/>
-            <w:tcMar>
-              <w:top w:type="dxa" w:w="40"/>
-              <w:left w:type="dxa" w:w="60"/>
-              <w:bottom w:type="dxa" w:w="40"/>
-              <w:right w:type="dxa" w:w="60"/>
-            </w:tcMar>
-            <w:vAlign w:val="center"/>
-          </w:tcPr>
-          <w:p>
-            <w:pPr>
-              <w:spacing w:after="60"/>
-            </w:pPr>
-            <w:r>
-              <w:t xml:space="preserve">☐</w:t>
-            </w:r>
-          </w:p>
-        </w:tc>
-        <w:tc>
-          <w:tcPr>
-            <w:tcW w:type="dxa" w:w="720"/>
-            <w:tcMar>
-              <w:top w:type="dxa" w:w="40"/>
-              <w:left w:type="dxa" w:w="60"/>
-              <w:bottom w:type="dxa" w:w="40"/>
-              <w:right w:type="dxa" w:w="60"/>
-            </w:tcMar>
-            <w:vAlign w:val="center"/>
-          </w:tcPr>
-          <w:p>
-            <w:pPr>
-              <w:spacing w:after="60"/>
-            </w:pPr>
-            <w:r>
-              <w:t xml:space="preserve">☐</w:t>
-            </w:r>
-          </w:p>
-        </w:tc>
-        <w:tc>
-          <w:tcPr>
-            <w:tcW w:type="dxa" w:w="720"/>
-            <w:tcMar>
-              <w:top w:type="dxa" w:w="40"/>
-              <w:left w:type="dxa" w:w="60"/>
-              <w:bottom w:type="dxa" w:w="40"/>
-              <w:right w:type="dxa" w:w="60"/>
-            </w:tcMar>
-            <w:vAlign w:val="center"/>
-          </w:tcPr>
-          <w:p>
-            <w:pPr>
-              <w:spacing w:after="60"/>
-            </w:pPr>
-            <w:r>
-              <w:t xml:space="preserve">☐</w:t>
-            </w:r>
-          </w:p>
-        </w:tc>
-        <w:tc>
-          <w:tcPr>
-            <w:tcW w:type="dxa" w:w="720"/>
-            <w:tcMar>
-              <w:top w:type="dxa" w:w="40"/>
-              <w:left w:type="dxa" w:w="60"/>
-              <w:bottom w:type="dxa" w:w="40"/>
-              <w:right w:type="dxa" w:w="60"/>
-            </w:tcMar>
-            <w:vAlign w:val="center"/>
-          </w:tcPr>
-          <w:p>
-            <w:pPr>
-              <w:spacing w:after="60"/>
-            </w:pPr>
-            <w:r>
-              <w:t xml:space="preserve">☐</w:t>
-            </w:r>
-          </w:p>
-        </w:tc>
-        <w:tc>
-          <w:tcPr>
-            <w:tcW w:type="dxa" w:w="720"/>
-            <w:tcMar>
-              <w:top w:type="dxa" w:w="40"/>
-              <w:left w:type="dxa" w:w="60"/>
-              <w:bottom w:type="dxa" w:w="40"/>
-              <w:right w:type="dxa" w:w="60"/>
-            </w:tcMar>
-            <w:vAlign w:val="center"/>
-          </w:tcPr>
-          <w:p>
-            <w:pPr>
-              <w:spacing w:after="60"/>
-            </w:pPr>
-            <w:r>
-              <w:t xml:space="preserve">☐</w:t>
-            </w:r>
-          </w:p>
-        </w:tc>
-        <w:tc>
-          <w:tcPr>
-            <w:tcW w:type="dxa" w:w="720"/>
-            <w:tcMar>
-              <w:top w:type="dxa" w:w="40"/>
-              <w:left w:type="dxa" w:w="60"/>
-              <w:bottom w:type="dxa" w:w="40"/>
-              <w:right w:type="dxa" w:w="60"/>
-            </w:tcMar>
-            <w:vAlign w:val="center"/>
-          </w:tcPr>
-          <w:p>
-            <w:pPr>
-              <w:spacing w:after="60"/>
-            </w:pPr>
-            <w:r>
-              <w:t xml:space="preserve">☐</w:t>
-            </w:r>
-          </w:p>
-        </w:tc>
-        <w:tc>
-          <w:tcPr>
-            <w:tcW w:type="dxa" w:w="720"/>
-            <w:tcMar>
-              <w:top w:type="dxa" w:w="40"/>
-              <w:left w:type="dxa" w:w="60"/>
-              <w:bottom w:type="dxa" w:w="40"/>
-              <w:right w:type="dxa" w:w="60"/>
-            </w:tcMar>
-            <w:vAlign w:val="center"/>
-          </w:tcPr>
-          <w:p>
-            <w:pPr>
-              <w:spacing w:after="60"/>
-            </w:pPr>
-            <w:r>
-              <w:t xml:space="preserve">☐</w:t>
-            </w:r>
-          </w:p>
-        </w:tc>
-        <w:tc>
-          <w:tcPr>
-            <w:tcW w:type="dxa" w:w="720"/>
-            <w:tcMar>
-              <w:top w:type="dxa" w:w="40"/>
-              <w:left w:type="dxa" w:w="60"/>
-              <w:bottom w:type="dxa" w:w="40"/>
-              <w:right w:type="dxa" w:w="60"/>
-            </w:tcMar>
-            <w:vAlign w:val="center"/>
-          </w:tcPr>
-          <w:p>
-            <w:pPr>
-              <w:spacing w:after="60"/>
-            </w:pPr>
-            <w:r>
-              <w:t xml:space="preserve">☐</w:t>
-            </w:r>
-          </w:p>
-        </w:tc>
-        <w:tc>
-          <w:tcPr>
-            <w:tcW w:type="dxa" w:w="720"/>
-            <w:tcMar>
-              <w:top w:type="dxa" w:w="40"/>
-              <w:left w:type="dxa" w:w="60"/>
-              <w:bottom w:type="dxa" w:w="40"/>
-              <w:right w:type="dxa" w:w="60"/>
-            </w:tcMar>
-            <w:vAlign w:val="center"/>
-          </w:tcPr>
-          <w:p>
-            <w:pPr>
-              <w:spacing w:after="60"/>
-            </w:pPr>
-            <w:r>
-              <w:t xml:space="preserve">☐</w:t>
-            </w:r>
-          </w:p>
-        </w:tc>
-        <w:tc>
-          <w:tcPr>
-            <w:tcW w:type="dxa" w:w="720"/>
-            <w:tcMar>
-              <w:top w:type="dxa" w:w="40"/>
-              <w:left w:type="dxa" w:w="60"/>
-              <w:bottom w:type="dxa" w:w="40"/>
-              <w:right w:type="dxa" w:w="60"/>
-            </w:tcMar>
-            <w:vAlign w:val="center"/>
-          </w:tcPr>
-          <w:p>
-            <w:pPr>
-              <w:spacing w:after="60"/>
-            </w:pPr>
-            <w:r>
-              <w:t xml:space="preserve">☐</w:t>
-            </w:r>
-          </w:p>
-        </w:tc>
-        <w:tc>
-          <w:tcPr>
-            <w:tcW w:type="dxa" w:w="720"/>
+            <w:tcW w:type="dxa" w:w="684"/>
+            <w:tcMar>
+              <w:top w:type="dxa" w:w="40"/>
+              <w:left w:type="dxa" w:w="60"/>
+              <w:bottom w:type="dxa" w:w="40"/>
+              <w:right w:type="dxa" w:w="60"/>
+            </w:tcMar>
+            <w:vAlign w:val="center"/>
+          </w:tcPr>
+          <w:p>
+            <w:pPr>
+              <w:spacing w:after="60"/>
+            </w:pPr>
+            <w:r>
+              <w:t xml:space="preserve">☐</w:t>
+            </w:r>
+          </w:p>
+        </w:tc>
+        <w:tc>
+          <w:tcPr>
+            <w:tcW w:type="dxa" w:w="684"/>
+            <w:tcMar>
+              <w:top w:type="dxa" w:w="40"/>
+              <w:left w:type="dxa" w:w="60"/>
+              <w:bottom w:type="dxa" w:w="40"/>
+              <w:right w:type="dxa" w:w="60"/>
+            </w:tcMar>
+            <w:vAlign w:val="center"/>
+          </w:tcPr>
+          <w:p>
+            <w:pPr>
+              <w:spacing w:after="60"/>
+            </w:pPr>
+            <w:r>
+              <w:t xml:space="preserve">☐</w:t>
+            </w:r>
+          </w:p>
+        </w:tc>
+        <w:tc>
+          <w:tcPr>
+            <w:tcW w:type="dxa" w:w="684"/>
+            <w:tcMar>
+              <w:top w:type="dxa" w:w="40"/>
+              <w:left w:type="dxa" w:w="60"/>
+              <w:bottom w:type="dxa" w:w="40"/>
+              <w:right w:type="dxa" w:w="60"/>
+            </w:tcMar>
+            <w:vAlign w:val="center"/>
+          </w:tcPr>
+          <w:p>
+            <w:pPr>
+              <w:spacing w:after="60"/>
+            </w:pPr>
+            <w:r>
+              <w:t xml:space="preserve">☐</w:t>
+            </w:r>
+          </w:p>
+        </w:tc>
+        <w:tc>
+          <w:tcPr>
+            <w:tcW w:type="dxa" w:w="684"/>
+            <w:tcMar>
+              <w:top w:type="dxa" w:w="40"/>
+              <w:left w:type="dxa" w:w="60"/>
+              <w:bottom w:type="dxa" w:w="40"/>
+              <w:right w:type="dxa" w:w="60"/>
+            </w:tcMar>
+            <w:vAlign w:val="center"/>
+          </w:tcPr>
+          <w:p>
+            <w:pPr>
+              <w:spacing w:after="60"/>
+            </w:pPr>
+            <w:r>
+              <w:t xml:space="preserve">☐</w:t>
+            </w:r>
+          </w:p>
+        </w:tc>
+        <w:tc>
+          <w:tcPr>
+            <w:tcW w:type="dxa" w:w="684"/>
+            <w:tcMar>
+              <w:top w:type="dxa" w:w="40"/>
+              <w:left w:type="dxa" w:w="60"/>
+              <w:bottom w:type="dxa" w:w="40"/>
+              <w:right w:type="dxa" w:w="60"/>
+            </w:tcMar>
+            <w:vAlign w:val="center"/>
+          </w:tcPr>
+          <w:p>
+            <w:pPr>
+              <w:spacing w:after="60"/>
+            </w:pPr>
+            <w:r>
+              <w:t xml:space="preserve">☐</w:t>
+            </w:r>
+          </w:p>
+        </w:tc>
+        <w:tc>
+          <w:tcPr>
+            <w:tcW w:type="dxa" w:w="684"/>
+            <w:tcMar>
+              <w:top w:type="dxa" w:w="40"/>
+              <w:left w:type="dxa" w:w="60"/>
+              <w:bottom w:type="dxa" w:w="40"/>
+              <w:right w:type="dxa" w:w="60"/>
+            </w:tcMar>
+            <w:vAlign w:val="center"/>
+          </w:tcPr>
+          <w:p>
+            <w:pPr>
+              <w:spacing w:after="60"/>
+            </w:pPr>
+            <w:r>
+              <w:t xml:space="preserve">☐</w:t>
+            </w:r>
+          </w:p>
+        </w:tc>
+        <w:tc>
+          <w:tcPr>
+            <w:tcW w:type="dxa" w:w="684"/>
+            <w:tcMar>
+              <w:top w:type="dxa" w:w="40"/>
+              <w:left w:type="dxa" w:w="60"/>
+              <w:bottom w:type="dxa" w:w="40"/>
+              <w:right w:type="dxa" w:w="60"/>
+            </w:tcMar>
+            <w:vAlign w:val="center"/>
+          </w:tcPr>
+          <w:p>
+            <w:pPr>
+              <w:spacing w:after="60"/>
+            </w:pPr>
+            <w:r>
+              <w:t xml:space="preserve">☐</w:t>
+            </w:r>
+          </w:p>
+        </w:tc>
+        <w:tc>
+          <w:tcPr>
+            <w:tcW w:type="dxa" w:w="684"/>
+            <w:tcMar>
+              <w:top w:type="dxa" w:w="40"/>
+              <w:left w:type="dxa" w:w="60"/>
+              <w:bottom w:type="dxa" w:w="40"/>
+              <w:right w:type="dxa" w:w="60"/>
+            </w:tcMar>
+            <w:vAlign w:val="center"/>
+          </w:tcPr>
+          <w:p>
+            <w:pPr>
+              <w:spacing w:after="60"/>
+            </w:pPr>
+            <w:r>
+              <w:t xml:space="preserve">☐</w:t>
+            </w:r>
+          </w:p>
+        </w:tc>
+        <w:tc>
+          <w:tcPr>
+            <w:tcW w:type="dxa" w:w="684"/>
+            <w:tcMar>
+              <w:top w:type="dxa" w:w="40"/>
+              <w:left w:type="dxa" w:w="60"/>
+              <w:bottom w:type="dxa" w:w="40"/>
+              <w:right w:type="dxa" w:w="60"/>
+            </w:tcMar>
+            <w:vAlign w:val="center"/>
+          </w:tcPr>
+          <w:p>
+            <w:pPr>
+              <w:spacing w:after="60"/>
+            </w:pPr>
+            <w:r>
+              <w:t xml:space="preserve">☐</w:t>
+            </w:r>
+          </w:p>
+        </w:tc>
+        <w:tc>
+          <w:tcPr>
+            <w:tcW w:type="dxa" w:w="684"/>
+            <w:tcMar>
+              <w:top w:type="dxa" w:w="40"/>
+              <w:left w:type="dxa" w:w="60"/>
+              <w:bottom w:type="dxa" w:w="40"/>
+              <w:right w:type="dxa" w:w="60"/>
+            </w:tcMar>
+            <w:vAlign w:val="center"/>
+          </w:tcPr>
+          <w:p>
+            <w:pPr>
+              <w:spacing w:after="60"/>
+            </w:pPr>
+            <w:r>
+              <w:t xml:space="preserve">☐</w:t>
+            </w:r>
+          </w:p>
+        </w:tc>
+        <w:tc>
+          <w:tcPr>
+            <w:tcW w:type="dxa" w:w="684"/>
+            <w:tcMar>
+              <w:top w:type="dxa" w:w="40"/>
+              <w:left w:type="dxa" w:w="60"/>
+              <w:bottom w:type="dxa" w:w="40"/>
+              <w:right w:type="dxa" w:w="60"/>
+            </w:tcMar>
+            <w:vAlign w:val="center"/>
+          </w:tcPr>
+          <w:p>
+            <w:pPr>
+              <w:spacing w:after="60"/>
+            </w:pPr>
+            <w:r>
+              <w:t xml:space="preserve">☐</w:t>
+            </w:r>
+          </w:p>
+        </w:tc>
+        <w:tc>
+          <w:tcPr>
+            <w:tcW w:type="dxa" w:w="684"/>
+            <w:tcMar>
+              <w:top w:type="dxa" w:w="40"/>
+              <w:left w:type="dxa" w:w="60"/>
+              <w:bottom w:type="dxa" w:w="40"/>
+              <w:right w:type="dxa" w:w="60"/>
+            </w:tcMar>
+            <w:vAlign w:val="center"/>
+          </w:tcPr>
+          <w:p>
+            <w:pPr>
+              <w:spacing w:after="60"/>
+            </w:pPr>
+            <w:r>
+              <w:t xml:space="preserve">☐</w:t>
+            </w:r>
+          </w:p>
+        </w:tc>
+        <w:tc>
+          <w:tcPr>
+            <w:tcW w:type="dxa" w:w="684"/>
+            <w:tcMar>
+              <w:top w:type="dxa" w:w="40"/>
+              <w:left w:type="dxa" w:w="60"/>
+              <w:bottom w:type="dxa" w:w="40"/>
+              <w:right w:type="dxa" w:w="60"/>
+            </w:tcMar>
+            <w:vAlign w:val="center"/>
+          </w:tcPr>
+          <w:p>
+            <w:pPr>
+              <w:spacing w:after="60"/>
+            </w:pPr>
+            <w:r>
+              <w:t xml:space="preserve">☐</w:t>
+            </w:r>
+          </w:p>
+        </w:tc>
+        <w:tc>
+          <w:tcPr>
+            <w:tcW w:type="dxa" w:w="684"/>
+            <w:tcMar>
+              <w:top w:type="dxa" w:w="40"/>
+              <w:left w:type="dxa" w:w="60"/>
+              <w:bottom w:type="dxa" w:w="40"/>
+              <w:right w:type="dxa" w:w="60"/>
+            </w:tcMar>
+            <w:vAlign w:val="center"/>
+          </w:tcPr>
+          <w:p>
+            <w:pPr>
+              <w:spacing w:after="60"/>
+            </w:pPr>
+            <w:r>
+              <w:t xml:space="preserve">☐</w:t>
+            </w:r>
+          </w:p>
+        </w:tc>
+        <w:tc>
+          <w:tcPr>
+            <w:tcW w:type="dxa" w:w="684"/>
+            <w:tcMar>
+              <w:top w:type="dxa" w:w="40"/>
+              <w:left w:type="dxa" w:w="60"/>
+              <w:bottom w:type="dxa" w:w="40"/>
+              <w:right w:type="dxa" w:w="60"/>
+            </w:tcMar>
+            <w:vAlign w:val="center"/>
+          </w:tcPr>
+          <w:p>
+            <w:pPr>
+              <w:spacing w:after="60"/>
+            </w:pPr>
+            <w:r>
+              <w:t xml:space="preserve">☐</w:t>
+            </w:r>
+          </w:p>
+        </w:tc>
+        <w:tc>
+          <w:tcPr>
+            <w:tcW w:type="dxa" w:w="684"/>
+            <w:tcMar>
+              <w:top w:type="dxa" w:w="40"/>
+              <w:left w:type="dxa" w:w="60"/>
+              <w:bottom w:type="dxa" w:w="40"/>
+              <w:right w:type="dxa" w:w="60"/>
+            </w:tcMar>
+            <w:vAlign w:val="center"/>
+          </w:tcPr>
+          <w:p>
+            <w:pPr>
+              <w:spacing w:after="60"/>
+            </w:pPr>
+            <w:r>
+              <w:t xml:space="preserve">☐</w:t>
+            </w:r>
+          </w:p>
+        </w:tc>
+        <w:tc>
+          <w:tcPr>
+            <w:tcW w:type="dxa" w:w="684"/>
+            <w:tcMar>
+              <w:top w:type="dxa" w:w="40"/>
+              <w:left w:type="dxa" w:w="60"/>
+              <w:bottom w:type="dxa" w:w="40"/>
+              <w:right w:type="dxa" w:w="60"/>
+            </w:tcMar>
+            <w:vAlign w:val="center"/>
+          </w:tcPr>
+          <w:p>
+            <w:pPr>
+              <w:spacing w:after="60"/>
+            </w:pPr>
+            <w:r>
+              <w:t xml:space="preserve">☐</w:t>
+            </w:r>
+          </w:p>
+        </w:tc>
+        <w:tc>
+          <w:tcPr>
+            <w:tcW w:type="dxa" w:w="684"/>
+            <w:tcMar>
+              <w:top w:type="dxa" w:w="40"/>
+              <w:left w:type="dxa" w:w="60"/>
+              <w:bottom w:type="dxa" w:w="40"/>
+              <w:right w:type="dxa" w:w="60"/>
+            </w:tcMar>
+            <w:vAlign w:val="center"/>
+          </w:tcPr>
+          <w:p>
+            <w:pPr>
+              <w:spacing w:after="60"/>
+            </w:pPr>
+            <w:r>
+              <w:t xml:space="preserve">☐</w:t>
+            </w:r>
+          </w:p>
+        </w:tc>
+        <w:tc>
+          <w:tcPr>
+            <w:tcW w:type="dxa" w:w="684"/>
+            <w:tcMar>
+              <w:top w:type="dxa" w:w="40"/>
+              <w:left w:type="dxa" w:w="60"/>
+              <w:bottom w:type="dxa" w:w="40"/>
+              <w:right w:type="dxa" w:w="60"/>
+            </w:tcMar>
+            <w:vAlign w:val="center"/>
+          </w:tcPr>
+          <w:p>
+            <w:pPr>
+              <w:spacing w:after="60"/>
+            </w:pPr>
+            <w:r>
+              <w:t xml:space="preserve">☐</w:t>
+            </w:r>
+          </w:p>
+        </w:tc>
+        <w:tc>
+          <w:tcPr>
+            <w:tcW w:type="dxa" w:w="684"/>
             <w:tcMar>
               <w:top w:type="dxa" w:w="40"/>
               <w:left w:type="dxa" w:w="60"/>
@@ -8148,367 +8388,387 @@
         </w:tc>
         <w:tc>
           <w:tcPr>
-            <w:tcW w:type="dxa" w:w="720"/>
-            <w:tcMar>
-              <w:top w:type="dxa" w:w="40"/>
-              <w:left w:type="dxa" w:w="60"/>
-              <w:bottom w:type="dxa" w:w="40"/>
-              <w:right w:type="dxa" w:w="60"/>
-            </w:tcMar>
-            <w:vAlign w:val="center"/>
-          </w:tcPr>
-          <w:p>
-            <w:pPr>
-              <w:spacing w:after="60"/>
-            </w:pPr>
-            <w:r>
-              <w:t xml:space="preserve">☐</w:t>
-            </w:r>
-          </w:p>
-        </w:tc>
-        <w:tc>
-          <w:tcPr>
-            <w:tcW w:type="dxa" w:w="720"/>
-            <w:tcMar>
-              <w:top w:type="dxa" w:w="40"/>
-              <w:left w:type="dxa" w:w="60"/>
-              <w:bottom w:type="dxa" w:w="40"/>
-              <w:right w:type="dxa" w:w="60"/>
-            </w:tcMar>
-            <w:vAlign w:val="center"/>
-          </w:tcPr>
-          <w:p>
-            <w:pPr>
-              <w:spacing w:after="60"/>
-            </w:pPr>
-            <w:r>
-              <w:t xml:space="preserve">☐</w:t>
-            </w:r>
-          </w:p>
-        </w:tc>
-        <w:tc>
-          <w:tcPr>
-            <w:tcW w:type="dxa" w:w="720"/>
-            <w:tcMar>
-              <w:top w:type="dxa" w:w="40"/>
-              <w:left w:type="dxa" w:w="60"/>
-              <w:bottom w:type="dxa" w:w="40"/>
-              <w:right w:type="dxa" w:w="60"/>
-            </w:tcMar>
-            <w:vAlign w:val="center"/>
-          </w:tcPr>
-          <w:p>
-            <w:pPr>
-              <w:spacing w:after="60"/>
-            </w:pPr>
-            <w:r>
-              <w:t xml:space="preserve">☐</w:t>
-            </w:r>
-          </w:p>
-        </w:tc>
-        <w:tc>
-          <w:tcPr>
-            <w:tcW w:type="dxa" w:w="720"/>
-            <w:tcMar>
-              <w:top w:type="dxa" w:w="40"/>
-              <w:left w:type="dxa" w:w="60"/>
-              <w:bottom w:type="dxa" w:w="40"/>
-              <w:right w:type="dxa" w:w="60"/>
-            </w:tcMar>
-            <w:vAlign w:val="center"/>
-          </w:tcPr>
-          <w:p>
-            <w:pPr>
-              <w:spacing w:after="60"/>
-            </w:pPr>
-            <w:r>
-              <w:t xml:space="preserve">☐</w:t>
-            </w:r>
-          </w:p>
-        </w:tc>
-        <w:tc>
-          <w:tcPr>
-            <w:tcW w:type="dxa" w:w="720"/>
-            <w:tcMar>
-              <w:top w:type="dxa" w:w="40"/>
-              <w:left w:type="dxa" w:w="60"/>
-              <w:bottom w:type="dxa" w:w="40"/>
-              <w:right w:type="dxa" w:w="60"/>
-            </w:tcMar>
-            <w:vAlign w:val="center"/>
-          </w:tcPr>
-          <w:p>
-            <w:pPr>
-              <w:spacing w:after="60"/>
-            </w:pPr>
-            <w:r>
-              <w:t xml:space="preserve">☐</w:t>
-            </w:r>
-          </w:p>
-        </w:tc>
-        <w:tc>
-          <w:tcPr>
-            <w:tcW w:type="dxa" w:w="720"/>
-            <w:tcMar>
-              <w:top w:type="dxa" w:w="40"/>
-              <w:left w:type="dxa" w:w="60"/>
-              <w:bottom w:type="dxa" w:w="40"/>
-              <w:right w:type="dxa" w:w="60"/>
-            </w:tcMar>
-            <w:vAlign w:val="center"/>
-          </w:tcPr>
-          <w:p>
-            <w:pPr>
-              <w:spacing w:after="60"/>
-            </w:pPr>
-            <w:r>
-              <w:t xml:space="preserve">☐</w:t>
-            </w:r>
-          </w:p>
-        </w:tc>
-        <w:tc>
-          <w:tcPr>
-            <w:tcW w:type="dxa" w:w="720"/>
-            <w:tcMar>
-              <w:top w:type="dxa" w:w="40"/>
-              <w:left w:type="dxa" w:w="60"/>
-              <w:bottom w:type="dxa" w:w="40"/>
-              <w:right w:type="dxa" w:w="60"/>
-            </w:tcMar>
-            <w:vAlign w:val="center"/>
-          </w:tcPr>
-          <w:p>
-            <w:pPr>
-              <w:spacing w:after="60"/>
-            </w:pPr>
-            <w:r>
-              <w:t xml:space="preserve">☐</w:t>
-            </w:r>
-          </w:p>
-        </w:tc>
-        <w:tc>
-          <w:tcPr>
-            <w:tcW w:type="dxa" w:w="720"/>
-            <w:tcMar>
-              <w:top w:type="dxa" w:w="40"/>
-              <w:left w:type="dxa" w:w="60"/>
-              <w:bottom w:type="dxa" w:w="40"/>
-              <w:right w:type="dxa" w:w="60"/>
-            </w:tcMar>
-            <w:vAlign w:val="center"/>
-          </w:tcPr>
-          <w:p>
-            <w:pPr>
-              <w:spacing w:after="60"/>
-            </w:pPr>
-            <w:r>
-              <w:t xml:space="preserve">☐</w:t>
-            </w:r>
-          </w:p>
-        </w:tc>
-        <w:tc>
-          <w:tcPr>
-            <w:tcW w:type="dxa" w:w="720"/>
-            <w:tcMar>
-              <w:top w:type="dxa" w:w="40"/>
-              <w:left w:type="dxa" w:w="60"/>
-              <w:bottom w:type="dxa" w:w="40"/>
-              <w:right w:type="dxa" w:w="60"/>
-            </w:tcMar>
-            <w:vAlign w:val="center"/>
-          </w:tcPr>
-          <w:p>
-            <w:pPr>
-              <w:spacing w:after="60"/>
-            </w:pPr>
-            <w:r>
-              <w:t xml:space="preserve">☐</w:t>
-            </w:r>
-          </w:p>
-        </w:tc>
-        <w:tc>
-          <w:tcPr>
-            <w:tcW w:type="dxa" w:w="720"/>
-            <w:tcMar>
-              <w:top w:type="dxa" w:w="40"/>
-              <w:left w:type="dxa" w:w="60"/>
-              <w:bottom w:type="dxa" w:w="40"/>
-              <w:right w:type="dxa" w:w="60"/>
-            </w:tcMar>
-            <w:vAlign w:val="center"/>
-          </w:tcPr>
-          <w:p>
-            <w:pPr>
-              <w:spacing w:after="60"/>
-            </w:pPr>
-            <w:r>
-              <w:t xml:space="preserve">☐</w:t>
-            </w:r>
-          </w:p>
-        </w:tc>
-        <w:tc>
-          <w:tcPr>
-            <w:tcW w:type="dxa" w:w="720"/>
-            <w:tcMar>
-              <w:top w:type="dxa" w:w="40"/>
-              <w:left w:type="dxa" w:w="60"/>
-              <w:bottom w:type="dxa" w:w="40"/>
-              <w:right w:type="dxa" w:w="60"/>
-            </w:tcMar>
-            <w:vAlign w:val="center"/>
-          </w:tcPr>
-          <w:p>
-            <w:pPr>
-              <w:spacing w:after="60"/>
-            </w:pPr>
-            <w:r>
-              <w:t xml:space="preserve">☐</w:t>
-            </w:r>
-          </w:p>
-        </w:tc>
-        <w:tc>
-          <w:tcPr>
-            <w:tcW w:type="dxa" w:w="720"/>
-            <w:tcMar>
-              <w:top w:type="dxa" w:w="40"/>
-              <w:left w:type="dxa" w:w="60"/>
-              <w:bottom w:type="dxa" w:w="40"/>
-              <w:right w:type="dxa" w:w="60"/>
-            </w:tcMar>
-            <w:vAlign w:val="center"/>
-          </w:tcPr>
-          <w:p>
-            <w:pPr>
-              <w:spacing w:after="60"/>
-            </w:pPr>
-            <w:r>
-              <w:t xml:space="preserve">☐</w:t>
-            </w:r>
-          </w:p>
-        </w:tc>
-        <w:tc>
-          <w:tcPr>
-            <w:tcW w:type="dxa" w:w="720"/>
-            <w:tcMar>
-              <w:top w:type="dxa" w:w="40"/>
-              <w:left w:type="dxa" w:w="60"/>
-              <w:bottom w:type="dxa" w:w="40"/>
-              <w:right w:type="dxa" w:w="60"/>
-            </w:tcMar>
-            <w:vAlign w:val="center"/>
-          </w:tcPr>
-          <w:p>
-            <w:pPr>
-              <w:spacing w:after="60"/>
-            </w:pPr>
-            <w:r>
-              <w:t xml:space="preserve">☐</w:t>
-            </w:r>
-          </w:p>
-        </w:tc>
-        <w:tc>
-          <w:tcPr>
-            <w:tcW w:type="dxa" w:w="720"/>
-            <w:tcMar>
-              <w:top w:type="dxa" w:w="40"/>
-              <w:left w:type="dxa" w:w="60"/>
-              <w:bottom w:type="dxa" w:w="40"/>
-              <w:right w:type="dxa" w:w="60"/>
-            </w:tcMar>
-            <w:vAlign w:val="center"/>
-          </w:tcPr>
-          <w:p>
-            <w:pPr>
-              <w:spacing w:after="60"/>
-            </w:pPr>
-            <w:r>
-              <w:t xml:space="preserve">☐</w:t>
-            </w:r>
-          </w:p>
-        </w:tc>
-        <w:tc>
-          <w:tcPr>
-            <w:tcW w:type="dxa" w:w="720"/>
-            <w:tcMar>
-              <w:top w:type="dxa" w:w="40"/>
-              <w:left w:type="dxa" w:w="60"/>
-              <w:bottom w:type="dxa" w:w="40"/>
-              <w:right w:type="dxa" w:w="60"/>
-            </w:tcMar>
-            <w:vAlign w:val="center"/>
-          </w:tcPr>
-          <w:p>
-            <w:pPr>
-              <w:spacing w:after="60"/>
-            </w:pPr>
-            <w:r>
-              <w:t xml:space="preserve">☐</w:t>
-            </w:r>
-          </w:p>
-        </w:tc>
-        <w:tc>
-          <w:tcPr>
-            <w:tcW w:type="dxa" w:w="720"/>
-            <w:tcMar>
-              <w:top w:type="dxa" w:w="40"/>
-              <w:left w:type="dxa" w:w="60"/>
-              <w:bottom w:type="dxa" w:w="40"/>
-              <w:right w:type="dxa" w:w="60"/>
-            </w:tcMar>
-            <w:vAlign w:val="center"/>
-          </w:tcPr>
-          <w:p>
-            <w:pPr>
-              <w:spacing w:after="60"/>
-            </w:pPr>
-            <w:r>
-              <w:t xml:space="preserve">☐</w:t>
-            </w:r>
-          </w:p>
-        </w:tc>
-        <w:tc>
-          <w:tcPr>
-            <w:tcW w:type="dxa" w:w="720"/>
-            <w:tcMar>
-              <w:top w:type="dxa" w:w="40"/>
-              <w:left w:type="dxa" w:w="60"/>
-              <w:bottom w:type="dxa" w:w="40"/>
-              <w:right w:type="dxa" w:w="60"/>
-            </w:tcMar>
-            <w:vAlign w:val="center"/>
-          </w:tcPr>
-          <w:p>
-            <w:pPr>
-              <w:spacing w:after="60"/>
-            </w:pPr>
-            <w:r>
-              <w:t xml:space="preserve">☐</w:t>
-            </w:r>
-          </w:p>
-        </w:tc>
-        <w:tc>
-          <w:tcPr>
-            <w:tcW w:type="dxa" w:w="720"/>
-            <w:tcMar>
-              <w:top w:type="dxa" w:w="40"/>
-              <w:left w:type="dxa" w:w="60"/>
-              <w:bottom w:type="dxa" w:w="40"/>
-              <w:right w:type="dxa" w:w="60"/>
-            </w:tcMar>
-            <w:vAlign w:val="center"/>
-          </w:tcPr>
-          <w:p>
-            <w:pPr>
-              <w:spacing w:after="60"/>
-            </w:pPr>
-            <w:r>
-              <w:t xml:space="preserve">☐</w:t>
-            </w:r>
-          </w:p>
-        </w:tc>
-        <w:tc>
-          <w:tcPr>
-            <w:tcW w:type="dxa" w:w="720"/>
+            <w:tcW w:type="dxa" w:w="684"/>
+            <w:tcMar>
+              <w:top w:type="dxa" w:w="40"/>
+              <w:left w:type="dxa" w:w="60"/>
+              <w:bottom w:type="dxa" w:w="40"/>
+              <w:right w:type="dxa" w:w="60"/>
+            </w:tcMar>
+            <w:vAlign w:val="center"/>
+          </w:tcPr>
+          <w:p>
+            <w:pPr>
+              <w:spacing w:after="60"/>
+            </w:pPr>
+            <w:r>
+              <w:t xml:space="preserve">☐</w:t>
+            </w:r>
+          </w:p>
+        </w:tc>
+        <w:tc>
+          <w:tcPr>
+            <w:tcW w:type="dxa" w:w="684"/>
+            <w:tcMar>
+              <w:top w:type="dxa" w:w="40"/>
+              <w:left w:type="dxa" w:w="60"/>
+              <w:bottom w:type="dxa" w:w="40"/>
+              <w:right w:type="dxa" w:w="60"/>
+            </w:tcMar>
+            <w:vAlign w:val="center"/>
+          </w:tcPr>
+          <w:p>
+            <w:pPr>
+              <w:spacing w:after="60"/>
+            </w:pPr>
+            <w:r>
+              <w:t xml:space="preserve">☐</w:t>
+            </w:r>
+          </w:p>
+        </w:tc>
+        <w:tc>
+          <w:tcPr>
+            <w:tcW w:type="dxa" w:w="684"/>
+            <w:tcMar>
+              <w:top w:type="dxa" w:w="40"/>
+              <w:left w:type="dxa" w:w="60"/>
+              <w:bottom w:type="dxa" w:w="40"/>
+              <w:right w:type="dxa" w:w="60"/>
+            </w:tcMar>
+            <w:vAlign w:val="center"/>
+          </w:tcPr>
+          <w:p>
+            <w:pPr>
+              <w:spacing w:after="60"/>
+            </w:pPr>
+            <w:r>
+              <w:t xml:space="preserve">☐</w:t>
+            </w:r>
+          </w:p>
+        </w:tc>
+        <w:tc>
+          <w:tcPr>
+            <w:tcW w:type="dxa" w:w="684"/>
+            <w:tcMar>
+              <w:top w:type="dxa" w:w="40"/>
+              <w:left w:type="dxa" w:w="60"/>
+              <w:bottom w:type="dxa" w:w="40"/>
+              <w:right w:type="dxa" w:w="60"/>
+            </w:tcMar>
+            <w:vAlign w:val="center"/>
+          </w:tcPr>
+          <w:p>
+            <w:pPr>
+              <w:spacing w:after="60"/>
+            </w:pPr>
+            <w:r>
+              <w:t xml:space="preserve">☐</w:t>
+            </w:r>
+          </w:p>
+        </w:tc>
+        <w:tc>
+          <w:tcPr>
+            <w:tcW w:type="dxa" w:w="684"/>
+            <w:tcMar>
+              <w:top w:type="dxa" w:w="40"/>
+              <w:left w:type="dxa" w:w="60"/>
+              <w:bottom w:type="dxa" w:w="40"/>
+              <w:right w:type="dxa" w:w="60"/>
+            </w:tcMar>
+            <w:vAlign w:val="center"/>
+          </w:tcPr>
+          <w:p>
+            <w:pPr>
+              <w:spacing w:after="60"/>
+            </w:pPr>
+            <w:r>
+              <w:t xml:space="preserve">☐</w:t>
+            </w:r>
+          </w:p>
+        </w:tc>
+        <w:tc>
+          <w:tcPr>
+            <w:tcW w:type="dxa" w:w="684"/>
+            <w:tcMar>
+              <w:top w:type="dxa" w:w="40"/>
+              <w:left w:type="dxa" w:w="60"/>
+              <w:bottom w:type="dxa" w:w="40"/>
+              <w:right w:type="dxa" w:w="60"/>
+            </w:tcMar>
+            <w:vAlign w:val="center"/>
+          </w:tcPr>
+          <w:p>
+            <w:pPr>
+              <w:spacing w:after="60"/>
+            </w:pPr>
+            <w:r>
+              <w:t xml:space="preserve">☐</w:t>
+            </w:r>
+          </w:p>
+        </w:tc>
+        <w:tc>
+          <w:tcPr>
+            <w:tcW w:type="dxa" w:w="684"/>
+            <w:tcMar>
+              <w:top w:type="dxa" w:w="40"/>
+              <w:left w:type="dxa" w:w="60"/>
+              <w:bottom w:type="dxa" w:w="40"/>
+              <w:right w:type="dxa" w:w="60"/>
+            </w:tcMar>
+            <w:vAlign w:val="center"/>
+          </w:tcPr>
+          <w:p>
+            <w:pPr>
+              <w:spacing w:after="60"/>
+            </w:pPr>
+            <w:r>
+              <w:t xml:space="preserve">☐</w:t>
+            </w:r>
+          </w:p>
+        </w:tc>
+        <w:tc>
+          <w:tcPr>
+            <w:tcW w:type="dxa" w:w="684"/>
+            <w:tcMar>
+              <w:top w:type="dxa" w:w="40"/>
+              <w:left w:type="dxa" w:w="60"/>
+              <w:bottom w:type="dxa" w:w="40"/>
+              <w:right w:type="dxa" w:w="60"/>
+            </w:tcMar>
+            <w:vAlign w:val="center"/>
+          </w:tcPr>
+          <w:p>
+            <w:pPr>
+              <w:spacing w:after="60"/>
+            </w:pPr>
+            <w:r>
+              <w:t xml:space="preserve">☐</w:t>
+            </w:r>
+          </w:p>
+        </w:tc>
+        <w:tc>
+          <w:tcPr>
+            <w:tcW w:type="dxa" w:w="684"/>
+            <w:tcMar>
+              <w:top w:type="dxa" w:w="40"/>
+              <w:left w:type="dxa" w:w="60"/>
+              <w:bottom w:type="dxa" w:w="40"/>
+              <w:right w:type="dxa" w:w="60"/>
+            </w:tcMar>
+            <w:vAlign w:val="center"/>
+          </w:tcPr>
+          <w:p>
+            <w:pPr>
+              <w:spacing w:after="60"/>
+            </w:pPr>
+            <w:r>
+              <w:t xml:space="preserve">☐</w:t>
+            </w:r>
+          </w:p>
+        </w:tc>
+        <w:tc>
+          <w:tcPr>
+            <w:tcW w:type="dxa" w:w="684"/>
+            <w:tcMar>
+              <w:top w:type="dxa" w:w="40"/>
+              <w:left w:type="dxa" w:w="60"/>
+              <w:bottom w:type="dxa" w:w="40"/>
+              <w:right w:type="dxa" w:w="60"/>
+            </w:tcMar>
+            <w:vAlign w:val="center"/>
+          </w:tcPr>
+          <w:p>
+            <w:pPr>
+              <w:spacing w:after="60"/>
+            </w:pPr>
+            <w:r>
+              <w:t xml:space="preserve">☐</w:t>
+            </w:r>
+          </w:p>
+        </w:tc>
+        <w:tc>
+          <w:tcPr>
+            <w:tcW w:type="dxa" w:w="684"/>
+            <w:tcMar>
+              <w:top w:type="dxa" w:w="40"/>
+              <w:left w:type="dxa" w:w="60"/>
+              <w:bottom w:type="dxa" w:w="40"/>
+              <w:right w:type="dxa" w:w="60"/>
+            </w:tcMar>
+            <w:vAlign w:val="center"/>
+          </w:tcPr>
+          <w:p>
+            <w:pPr>
+              <w:spacing w:after="60"/>
+            </w:pPr>
+            <w:r>
+              <w:t xml:space="preserve">☐</w:t>
+            </w:r>
+          </w:p>
+        </w:tc>
+        <w:tc>
+          <w:tcPr>
+            <w:tcW w:type="dxa" w:w="684"/>
+            <w:tcMar>
+              <w:top w:type="dxa" w:w="40"/>
+              <w:left w:type="dxa" w:w="60"/>
+              <w:bottom w:type="dxa" w:w="40"/>
+              <w:right w:type="dxa" w:w="60"/>
+            </w:tcMar>
+            <w:vAlign w:val="center"/>
+          </w:tcPr>
+          <w:p>
+            <w:pPr>
+              <w:spacing w:after="60"/>
+            </w:pPr>
+            <w:r>
+              <w:t xml:space="preserve">☐</w:t>
+            </w:r>
+          </w:p>
+        </w:tc>
+        <w:tc>
+          <w:tcPr>
+            <w:tcW w:type="dxa" w:w="684"/>
+            <w:tcMar>
+              <w:top w:type="dxa" w:w="40"/>
+              <w:left w:type="dxa" w:w="60"/>
+              <w:bottom w:type="dxa" w:w="40"/>
+              <w:right w:type="dxa" w:w="60"/>
+            </w:tcMar>
+            <w:vAlign w:val="center"/>
+          </w:tcPr>
+          <w:p>
+            <w:pPr>
+              <w:spacing w:after="60"/>
+            </w:pPr>
+            <w:r>
+              <w:t xml:space="preserve">☐</w:t>
+            </w:r>
+          </w:p>
+        </w:tc>
+        <w:tc>
+          <w:tcPr>
+            <w:tcW w:type="dxa" w:w="684"/>
+            <w:tcMar>
+              <w:top w:type="dxa" w:w="40"/>
+              <w:left w:type="dxa" w:w="60"/>
+              <w:bottom w:type="dxa" w:w="40"/>
+              <w:right w:type="dxa" w:w="60"/>
+            </w:tcMar>
+            <w:vAlign w:val="center"/>
+          </w:tcPr>
+          <w:p>
+            <w:pPr>
+              <w:spacing w:after="60"/>
+            </w:pPr>
+            <w:r>
+              <w:t xml:space="preserve">☐</w:t>
+            </w:r>
+          </w:p>
+        </w:tc>
+        <w:tc>
+          <w:tcPr>
+            <w:tcW w:type="dxa" w:w="684"/>
+            <w:tcMar>
+              <w:top w:type="dxa" w:w="40"/>
+              <w:left w:type="dxa" w:w="60"/>
+              <w:bottom w:type="dxa" w:w="40"/>
+              <w:right w:type="dxa" w:w="60"/>
+            </w:tcMar>
+            <w:vAlign w:val="center"/>
+          </w:tcPr>
+          <w:p>
+            <w:pPr>
+              <w:spacing w:after="60"/>
+            </w:pPr>
+            <w:r>
+              <w:t xml:space="preserve">☐</w:t>
+            </w:r>
+          </w:p>
+        </w:tc>
+        <w:tc>
+          <w:tcPr>
+            <w:tcW w:type="dxa" w:w="684"/>
+            <w:tcMar>
+              <w:top w:type="dxa" w:w="40"/>
+              <w:left w:type="dxa" w:w="60"/>
+              <w:bottom w:type="dxa" w:w="40"/>
+              <w:right w:type="dxa" w:w="60"/>
+            </w:tcMar>
+            <w:vAlign w:val="center"/>
+          </w:tcPr>
+          <w:p>
+            <w:pPr>
+              <w:spacing w:after="60"/>
+            </w:pPr>
+            <w:r>
+              <w:t xml:space="preserve">☐</w:t>
+            </w:r>
+          </w:p>
+        </w:tc>
+        <w:tc>
+          <w:tcPr>
+            <w:tcW w:type="dxa" w:w="684"/>
+            <w:tcMar>
+              <w:top w:type="dxa" w:w="40"/>
+              <w:left w:type="dxa" w:w="60"/>
+              <w:bottom w:type="dxa" w:w="40"/>
+              <w:right w:type="dxa" w:w="60"/>
+            </w:tcMar>
+            <w:vAlign w:val="center"/>
+          </w:tcPr>
+          <w:p>
+            <w:pPr>
+              <w:spacing w:after="60"/>
+            </w:pPr>
+            <w:r>
+              <w:t xml:space="preserve">☐</w:t>
+            </w:r>
+          </w:p>
+        </w:tc>
+        <w:tc>
+          <w:tcPr>
+            <w:tcW w:type="dxa" w:w="684"/>
+            <w:tcMar>
+              <w:top w:type="dxa" w:w="40"/>
+              <w:left w:type="dxa" w:w="60"/>
+              <w:bottom w:type="dxa" w:w="40"/>
+              <w:right w:type="dxa" w:w="60"/>
+            </w:tcMar>
+            <w:vAlign w:val="center"/>
+          </w:tcPr>
+          <w:p>
+            <w:pPr>
+              <w:spacing w:after="60"/>
+            </w:pPr>
+            <w:r>
+              <w:t xml:space="preserve">☐</w:t>
+            </w:r>
+          </w:p>
+        </w:tc>
+        <w:tc>
+          <w:tcPr>
+            <w:tcW w:type="dxa" w:w="684"/>
+            <w:tcMar>
+              <w:top w:type="dxa" w:w="40"/>
+              <w:left w:type="dxa" w:w="60"/>
+              <w:bottom w:type="dxa" w:w="40"/>
+              <w:right w:type="dxa" w:w="60"/>
+            </w:tcMar>
+            <w:vAlign w:val="center"/>
+          </w:tcPr>
+          <w:p>
+            <w:pPr>
+              <w:spacing w:after="60"/>
+            </w:pPr>
+            <w:r>
+              <w:t xml:space="preserve">☐</w:t>
+            </w:r>
+          </w:p>
+        </w:tc>
+        <w:tc>
+          <w:tcPr>
+            <w:tcW w:type="dxa" w:w="684"/>
             <w:tcMar>
               <w:top w:type="dxa" w:w="40"/>
               <w:left w:type="dxa" w:w="60"/>
@@ -8542,7 +8802,7 @@
           <w:sz w:val="20"/>
           <w:szCs w:val="20"/>
         </w:rPr>
-        <w:t xml:space="preserve">If "Other" (tool 19) ticked for any animal, specify which tool(s):  </w:t>
+        <w:t xml:space="preserve">If "Other" (tool 20) ticked for any animal, specify which tool(s):  </w:t>
       </w:r>
     </w:p>
     <w:p>

--- a/docs/MCA_Hunt_Paper_Questionnaire.docx
+++ b/docs/MCA_Hunt_Paper_Questionnaire.docx
@@ -247,6 +247,36 @@
           <w:szCs w:val="18"/>
         </w:rPr>
         <w:t xml:space="preserve">If "Fishes" only, SKIP Modules B–I and go straight to Module J (Fishing). If "Hunts", skip Module J.</w:t>
+      </w:r>
+    </w:p>
+    <w:p>
+      <w:pPr>
+        <w:spacing w:after="60"/>
+      </w:pPr>
+      <w:r>
+        <w:rPr>
+          <w:b/>
+          <w:bCs/>
+        </w:rPr>
+        <w:t xml:space="preserve">Why do you hunt? (tick any that apply)  </w:t>
+      </w:r>
+      <w:r>
+        <w:t xml:space="preserve">☐ Food (to eat / feed family)    </w:t>
+      </w:r>
+      <w:r>
+        <w:t xml:space="preserve">☐ Income / to sell    </w:t>
+      </w:r>
+      <w:r>
+        <w:t xml:space="preserve">☐ Custom / ceremony (bilas)    </w:t>
+      </w:r>
+      <w:r>
+        <w:t xml:space="preserve">☐ To see and look after my land    </w:t>
+      </w:r>
+      <w:r>
+        <w:t xml:space="preserve">☐ Entertainment / enjoyment    </w:t>
+      </w:r>
+      <w:r>
+        <w:t xml:space="preserve">☐ Other    </w:t>
       </w:r>
     </w:p>
     <w:p>
@@ -8913,6 +8943,44 @@
           <w:szCs w:val="20"/>
         </w:rPr>
         <w:t xml:space="preserve">Notes — how have the tools changed over time?:  </w:t>
+      </w:r>
+    </w:p>
+    <w:p>
+      <w:pPr>
+        <w:spacing w:after="60"/>
+      </w:pPr>
+      <w:r>
+        <w:rPr>
+          <w:b/>
+          <w:bCs/>
+        </w:rPr>
+        <w:t xml:space="preserve">Any tools NOT allowed here (tambu / banned / discouraged)?  </w:t>
+      </w:r>
+      <w:r>
+        <w:t xml:space="preserve">☐ Yes   </w:t>
+      </w:r>
+      <w:r>
+        <w:t xml:space="preserve">☐ No   </w:t>
+      </w:r>
+      <w:r>
+        <w:t xml:space="preserve">☐ Not sure   </w:t>
+      </w:r>
+    </w:p>
+    <w:p>
+      <w:pPr>
+        <w:pBdr>
+          <w:bottom w:val="single" w:color="BBBBBB" w:sz="4"/>
+        </w:pBdr>
+        <w:spacing w:after="160"/>
+      </w:pPr>
+      <w:r>
+        <w:rPr>
+          <w:b/>
+          <w:bCs/>
+          <w:sz w:val="20"/>
+          <w:szCs w:val="20"/>
+        </w:rPr>
+        <w:t xml:space="preserve">If yes, which tools and why? (verbatim):  </w:t>
       </w:r>
     </w:p>
     <w:p>
